--- a/public/docs/fase1/eleccion_equipo_scrum_ajuptel.docx
+++ b/public/docs/fase1/eleccion_equipo_scrum_ajuptel.docx
@@ -1113,7 +1113,23 @@
           <w:sz w:val="24"/>
           <w:szCs w:val="24"/>
         </w:rPr>
-        <w:t>Esta evaluación de equipo de trabajo, tiene como propósito, llevar a cabo la elección de los roles del equipo de SCUM, con el propósito, de aprovechar eficazmente las potencialidades del equipo, y mejorar el desempeño de la gestión del proyecto. La misma se llevó a cabo por medio de un formato de evaluación con varios criterios a tomar en cuenta según el rol que el integrante deber asumir en el equipo.</w:t>
+        <w:t>Esta evaluación de equipo de trabajo, tiene como propósito, llevar a cabo la elección de los roles del equipo de SC</w:t>
+      </w:r>
+      <w:r>
+        <w:rPr>
+          <w:rFonts w:cs="Arial" w:ascii="Arial" w:hAnsi="Arial"/>
+          <w:sz w:val="24"/>
+          <w:szCs w:val="24"/>
+        </w:rPr>
+        <w:t>R</w:t>
+      </w:r>
+      <w:r>
+        <w:rPr>
+          <w:rFonts w:cs="Arial" w:ascii="Arial" w:hAnsi="Arial"/>
+          <w:sz w:val="24"/>
+          <w:szCs w:val="24"/>
+        </w:rPr>
+        <w:t>UM, con el propósito, de aprovechar eficazmente las potencialidades del equipo, y mejorar el desempeño de la gestión del proyecto. La misma se llevó a cabo por medio de un formato de evaluación con varios criterios a tomar en cuenta según el rol que el integrante deber asumir en el equipo.</w:t>
       </w:r>
     </w:p>
     <w:p>
@@ -3318,38 +3334,6 @@
         </w:rPr>
       </w:r>
     </w:p>
-    <w:p>
-      <w:pPr>
-        <w:pStyle w:val="Normal"/>
-        <w:spacing w:lineRule="auto" w:line="276"/>
-        <w:rPr>
-          <w:rFonts w:ascii="Arial" w:hAnsi="Arial" w:cs="Arial"/>
-          <w:lang w:val="es-ES"/>
-        </w:rPr>
-      </w:pPr>
-      <w:r>
-        <w:rPr>
-          <w:rFonts w:cs="Arial" w:ascii="Arial" w:hAnsi="Arial"/>
-          <w:lang w:val="es-ES"/>
-        </w:rPr>
-      </w:r>
-    </w:p>
-    <w:p>
-      <w:pPr>
-        <w:pStyle w:val="Normal"/>
-        <w:spacing w:lineRule="auto" w:line="276"/>
-        <w:rPr>
-          <w:rFonts w:ascii="Arial" w:hAnsi="Arial" w:cs="Arial"/>
-          <w:lang w:val="es-ES"/>
-        </w:rPr>
-      </w:pPr>
-      <w:r>
-        <w:rPr>
-          <w:rFonts w:cs="Arial" w:ascii="Arial" w:hAnsi="Arial"/>
-          <w:lang w:val="es-ES"/>
-        </w:rPr>
-      </w:r>
-    </w:p>
     <w:tbl>
       <w:tblPr>
         <w:tblW w:w="9356" w:type="dxa"/>
@@ -3559,7 +3543,7 @@
                 <w:szCs w:val="24"/>
                 <w:lang w:val="es-MX" w:eastAsia="es-MX"/>
               </w:rPr>
-              <w:t>Nat</w:t>
+              <w:t>Nattier</w:t>
             </w:r>
             <w:r>
               <w:rPr>
@@ -3571,7 +3555,7 @@
                 <w:szCs w:val="24"/>
                 <w:lang w:val="es-MX" w:eastAsia="es-MX"/>
               </w:rPr>
-              <w:t>tier Caraballo</w:t>
+              <w:t xml:space="preserve"> Caraballo</w:t>
             </w:r>
           </w:p>
         </w:tc>
@@ -4075,7 +4059,7 @@
                 <w:szCs w:val="24"/>
                 <w:lang w:val="es-MX" w:eastAsia="es-MX"/>
               </w:rPr>
-              <w:t>19</w:t>
+              <w:t>17</w:t>
             </w:r>
           </w:p>
         </w:tc>
@@ -5159,18 +5143,7 @@
                 <w:szCs w:val="24"/>
                 <w:lang w:val="es-MX" w:eastAsia="es-MX"/>
               </w:rPr>
-              <w:t>9</w:t>
-            </w:r>
-            <w:r>
-              <w:rPr>
-                <w:rFonts w:eastAsia="Times New Roman" w:cs="Arial" w:ascii="Arial" w:hAnsi="Arial"/>
-                <w:b/>
-                <w:bCs/>
-                <w:sz w:val="24"/>
-                <w:szCs w:val="24"/>
-                <w:lang w:val="es-MX" w:eastAsia="es-MX"/>
-              </w:rPr>
-              <w:t>2</w:t>
+              <w:t>90</w:t>
             </w:r>
           </w:p>
         </w:tc>
@@ -5423,7 +5396,7 @@
                 <w:color w:val="000000"/>
                 <w:lang w:val="es-MX" w:eastAsia="es-MX"/>
               </w:rPr>
-              <w:t xml:space="preserve">CRITERIOS DE EVALUACIÓN POR PARTE DE LOS INTERESADOS EN EL PROYECTO </w:t>
+              <w:t xml:space="preserve">CRITERIOS DE EVALUACIÓN POR PARTE DE LOS INTERESADOS EN  EL PROYECTO </w:t>
             </w:r>
           </w:p>
           <w:p>
@@ -13525,17 +13498,7 @@
                 <w:szCs w:val="24"/>
                 <w:lang w:val="es-MX" w:eastAsia="es-MX"/>
               </w:rPr>
-              <w:t>1</w:t>
-            </w:r>
-            <w:r>
-              <w:rPr>
-                <w:rFonts w:eastAsia="Times New Roman" w:cs="Arial" w:ascii="Arial" w:hAnsi="Arial"/>
-                <w:color w:val="000000"/>
-                <w:sz w:val="24"/>
-                <w:szCs w:val="24"/>
-                <w:lang w:val="es-MX" w:eastAsia="es-MX"/>
-              </w:rPr>
-              <w:t>9</w:t>
+              <w:t>18</w:t>
             </w:r>
           </w:p>
         </w:tc>
@@ -14617,18 +14580,7 @@
                 <w:szCs w:val="24"/>
                 <w:lang w:val="es-MX" w:eastAsia="es-MX"/>
               </w:rPr>
-              <w:t>9</w:t>
-            </w:r>
-            <w:r>
-              <w:rPr>
-                <w:rFonts w:eastAsia="Times New Roman" w:cs="Arial" w:ascii="Arial" w:hAnsi="Arial"/>
-                <w:b/>
-                <w:bCs/>
-                <w:sz w:val="24"/>
-                <w:szCs w:val="24"/>
-                <w:lang w:val="es-MX" w:eastAsia="es-MX"/>
-              </w:rPr>
-              <w:t>5</w:t>
+              <w:t>94</w:t>
             </w:r>
           </w:p>
         </w:tc>
@@ -15036,6 +14988,7 @@
     <w:p>
       <w:pPr>
         <w:pStyle w:val="Normal"/>
+        <w:spacing w:before="0" w:after="160"/>
         <w:rPr>
           <w:rFonts w:ascii="Arial" w:hAnsi="Arial" w:cs="Arial"/>
           <w:b/>
@@ -15043,27 +14996,20 @@
           <w:sz w:val="24"/>
           <w:szCs w:val="24"/>
         </w:rPr>
-      </w:pPr>
-      <w:r>
-        <w:rPr>
-          <w:rFonts w:cs="Arial" w:ascii="Arial" w:hAnsi="Arial"/>
-          <w:b/>
-          <w:bCs/>
-          <w:sz w:val="24"/>
-          <w:szCs w:val="24"/>
-        </w:rPr>
-      </w:r>
-    </w:p>
-    <w:p>
-      <w:pPr>
-        <w:pStyle w:val="Normal"/>
-        <w:rPr>
-          <w:rFonts w:ascii="Arial" w:hAnsi="Arial" w:cs="Arial"/>
-          <w:b/>
-          <w:bCs/>
-          <w:sz w:val="24"/>
-          <w:szCs w:val="24"/>
-        </w:rPr>
+        <w:sectPr>
+          <w:headerReference w:type="default" r:id="rId6"/>
+          <w:headerReference w:type="first" r:id="rId7"/>
+          <w:footerReference w:type="even" r:id="rId8"/>
+          <w:footerReference w:type="default" r:id="rId9"/>
+          <w:footerReference w:type="first" r:id="rId10"/>
+          <w:type w:val="nextPage"/>
+          <w:pgSz w:w="12240" w:h="15840"/>
+          <w:pgMar w:left="1418" w:right="1418" w:gutter="0" w:header="720" w:top="1418" w:footer="720" w:bottom="1418"/>
+          <w:pgNumType w:fmt="decimal"/>
+          <w:formProt w:val="false"/>
+          <w:textDirection w:val="lrTb"/>
+          <w:docGrid w:type="default" w:linePitch="100" w:charSpace="0"/>
+        </w:sectPr>
       </w:pPr>
       <w:r>
         <w:rPr>
@@ -15097,82 +15043,11 @@
         </w:rPr>
       </w:r>
     </w:p>
-    <w:p>
-      <w:pPr>
-        <w:pStyle w:val="Normal"/>
-        <w:spacing w:before="0" w:after="160"/>
-        <w:rPr>
-          <w:rFonts w:ascii="Arial" w:hAnsi="Arial" w:cs="Arial"/>
-          <w:b/>
-          <w:bCs/>
-          <w:sz w:val="24"/>
-          <w:szCs w:val="24"/>
-        </w:rPr>
-      </w:pPr>
-      <w:r>
-        <w:rPr>
-          <w:rFonts w:cs="Arial" w:ascii="Arial" w:hAnsi="Arial"/>
-          <w:b/>
-          <w:bCs/>
-          <w:sz w:val="24"/>
-          <w:szCs w:val="24"/>
-        </w:rPr>
-      </w:r>
-    </w:p>
-    <w:p>
-      <w:pPr>
-        <w:pStyle w:val="Normal"/>
-        <w:spacing w:before="0" w:after="160"/>
-        <w:rPr/>
-      </w:pPr>
-      <w:r>
-        <w:fldChar w:fldCharType="begin"/>
-      </w:r>
-      <w:r>
-        <w:rPr>
-          <w:rFonts w:cs="Arial" w:ascii="Arial" w:hAnsi="Arial"/>
-          <w:b/>
-          <w:bCs/>
-          <w:sz w:val="24"/>
-          <w:szCs w:val="24"/>
-        </w:rPr>
-        <w:instrText xml:space="preserve">LINK Excel.Sheet.12 "C:\\Users\\natty\\Downloads\\AJUPTEL\\PLANTILLAS - FORMATOS PROYECTOS UNETI\\5_CRITERIOS_EVALUACION_EQUIPO_SCRUM_AJUPTEL_v1_0_22022026.xlsx" "CRITERIO SCRUM MASTER!F1C1:F13C16" \a \f 4 \h  \* MERGEFORMAT</w:instrText>
-      </w:r>
-      <w:r>
-        <w:rPr>
-          <w:rFonts w:cs="Arial" w:ascii="Arial" w:hAnsi="Arial"/>
-          <w:b/>
-          <w:bCs/>
-          <w:sz w:val="24"/>
-          <w:szCs w:val="24"/>
-        </w:rPr>
-      </w:r>
-      <w:r>
-        <w:rPr>
-          <w:rFonts w:cs="Arial" w:ascii="Arial" w:hAnsi="Arial"/>
-          <w:b/>
-          <w:bCs/>
-          <w:sz w:val="24"/>
-          <w:szCs w:val="24"/>
-        </w:rPr>
-        <w:fldChar w:fldCharType="separate"/>
-      </w:r>
-      <w:r/>
-      <w:r>
-        <w:rPr>
-          <w:rFonts w:cs="Arial" w:ascii="Arial" w:hAnsi="Arial"/>
-          <w:b/>
-          <w:bCs/>
-          <w:sz w:val="24"/>
-          <w:szCs w:val="24"/>
-        </w:rPr>
-      </w:r>
-    </w:p>
     <w:tbl>
       <w:tblPr>
-        <w:tblW w:w="14034" w:type="dxa"/>
+        <w:tblW w:w="14459" w:type="dxa"/>
         <w:jc w:val="start"/>
-        <w:tblInd w:w="-572" w:type="dxa"/>
+        <w:tblInd w:w="-714" w:type="dxa"/>
         <w:tblLayout w:type="fixed"/>
         <w:tblCellMar>
           <w:top w:w="0" w:type="dxa"/>
@@ -15183,32 +15058,31 @@
         <w:tblLook w:firstRow="1" w:noVBand="1" w:lastRow="0" w:firstColumn="1" w:lastColumn="0" w:noHBand="0" w:val="04a0"/>
       </w:tblPr>
       <w:tblGrid>
-        <w:gridCol w:w="593"/>
-        <w:gridCol w:w="2281"/>
-        <w:gridCol w:w="405"/>
-        <w:gridCol w:w="148"/>
-        <w:gridCol w:w="57"/>
-        <w:gridCol w:w="501"/>
-        <w:gridCol w:w="1691"/>
-        <w:gridCol w:w="653"/>
-        <w:gridCol w:w="567"/>
-        <w:gridCol w:w="470"/>
-        <w:gridCol w:w="1434"/>
+        <w:gridCol w:w="844"/>
+        <w:gridCol w:w="2449"/>
+        <w:gridCol w:w="242"/>
+        <w:gridCol w:w="850"/>
+        <w:gridCol w:w="708"/>
+        <w:gridCol w:w="1277"/>
+        <w:gridCol w:w="424"/>
+        <w:gridCol w:w="568"/>
+        <w:gridCol w:w="769"/>
+        <w:gridCol w:w="924"/>
+        <w:gridCol w:w="574"/>
         <w:gridCol w:w="431"/>
-        <w:gridCol w:w="473"/>
-        <w:gridCol w:w="1961"/>
-        <w:gridCol w:w="668"/>
-        <w:gridCol w:w="554"/>
-        <w:gridCol w:w="1147"/>
+        <w:gridCol w:w="2222"/>
+        <w:gridCol w:w="618"/>
+        <w:gridCol w:w="425"/>
+        <w:gridCol w:w="1134"/>
       </w:tblGrid>
       <w:tr>
         <w:trPr>
-          <w:trHeight w:val="388" w:hRule="atLeast"/>
+          <w:trHeight w:val="315" w:hRule="atLeast"/>
         </w:trPr>
         <w:tc>
           <w:tcPr>
-            <w:tcW w:w="14034" w:type="dxa"/>
-            <w:gridSpan w:val="17"/>
+            <w:tcW w:w="14459" w:type="dxa"/>
+            <w:gridSpan w:val="16"/>
             <w:tcBorders>
               <w:top w:val="single" w:sz="4" w:space="0" w:color="000000"/>
               <w:start w:val="single" w:sz="4" w:space="0" w:color="000000"/>
@@ -15244,34 +15118,6 @@
                 <w:lang w:val="es-MX" w:eastAsia="es-MX"/>
               </w:rPr>
               <w:t>CRITERIOS DE EVALUACIÓN POR PARTE DE LOS INTERESADOS EN  EL PROYECTO</w:t>
-            </w:r>
-          </w:p>
-          <w:p>
-            <w:pPr>
-              <w:pStyle w:val="Normal"/>
-              <w:spacing w:lineRule="auto" w:line="240" w:before="0" w:after="0"/>
-              <w:jc w:val="center"/>
-              <w:rPr>
-                <w:rFonts w:ascii="Arial" w:hAnsi="Arial" w:eastAsia="Times New Roman" w:cs="Arial"/>
-                <w:b/>
-                <w:bCs/>
-                <w:color w:val="000000"/>
-                <w:sz w:val="24"/>
-                <w:szCs w:val="24"/>
-                <w:lang w:val="es-MX" w:eastAsia="es-MX"/>
-              </w:rPr>
-            </w:pPr>
-            <w:r>
-              <w:rPr>
-                <w:rFonts w:eastAsia="Times New Roman" w:cs="Arial" w:ascii="Arial" w:hAnsi="Arial"/>
-                <w:b/>
-                <w:bCs/>
-                <w:color w:val="000000"/>
-                <w:sz w:val="24"/>
-                <w:szCs w:val="24"/>
-                <w:lang w:val="es-MX" w:eastAsia="es-MX"/>
-              </w:rPr>
-              <w:t>ROL: SCRUM MASTER</w:t>
             </w:r>
           </w:p>
         </w:tc>
@@ -15282,15 +15128,15 @@
         </w:trPr>
         <w:tc>
           <w:tcPr>
-            <w:tcW w:w="2874" w:type="dxa"/>
-            <w:gridSpan w:val="2"/>
+            <w:tcW w:w="3535" w:type="dxa"/>
+            <w:gridSpan w:val="3"/>
             <w:tcBorders>
               <w:top w:val="single" w:sz="4" w:space="0" w:color="000000"/>
               <w:start w:val="single" w:sz="4" w:space="0" w:color="000000"/>
               <w:bottom w:val="single" w:sz="4" w:space="0" w:color="000000"/>
               <w:end w:val="single" w:sz="4" w:space="0" w:color="000000"/>
             </w:tcBorders>
-            <w:shd w:color="auto" w:fill="auto" w:val="clear"/>
+            <w:shd w:color="000000" w:fill="D9D9D9" w:val="clear"/>
             <w:vAlign w:val="bottom"/>
           </w:tcPr>
           <w:p>
@@ -15301,17 +15147,13 @@
               <w:rPr>
                 <w:rFonts w:ascii="Arial" w:hAnsi="Arial" w:eastAsia="Times New Roman" w:cs="Arial"/>
                 <w:color w:val="000000"/>
-                <w:sz w:val="24"/>
-                <w:szCs w:val="24"/>
-                <w:lang w:val="es-MX" w:eastAsia="es-MX"/>
-              </w:rPr>
-            </w:pPr>
-            <w:r>
-              <w:rPr>
-                <w:rFonts w:eastAsia="Times New Roman" w:cs="Arial" w:ascii="Arial" w:hAnsi="Arial"/>
-                <w:color w:val="000000"/>
-                <w:sz w:val="24"/>
-                <w:szCs w:val="24"/>
+                <w:lang w:val="es-MX" w:eastAsia="es-MX"/>
+              </w:rPr>
+            </w:pPr>
+            <w:r>
+              <w:rPr>
+                <w:rFonts w:eastAsia="Times New Roman" w:cs="Arial" w:ascii="Arial" w:hAnsi="Arial"/>
+                <w:color w:val="000000"/>
                 <w:lang w:val="es-MX" w:eastAsia="es-MX"/>
               </w:rPr>
               <w:t> </w:t>
@@ -15320,15 +15162,15 @@
         </w:tc>
         <w:tc>
           <w:tcPr>
-            <w:tcW w:w="3455" w:type="dxa"/>
-            <w:gridSpan w:val="6"/>
+            <w:tcW w:w="3259" w:type="dxa"/>
+            <w:gridSpan w:val="4"/>
             <w:tcBorders>
               <w:top w:val="single" w:sz="4" w:space="0" w:color="000000"/>
               <w:bottom w:val="single" w:sz="4" w:space="0" w:color="000000"/>
               <w:end w:val="single" w:sz="4" w:space="0" w:color="000000"/>
             </w:tcBorders>
-            <w:shd w:color="auto" w:fill="8EAADB" w:themeFill="accent1" w:themeFillTint="99" w:val="clear"/>
-            <w:vAlign w:val="center"/>
+            <w:shd w:color="000000" w:fill="FFFF00" w:val="clear"/>
+            <w:vAlign w:val="bottom"/>
           </w:tcPr>
           <w:p>
             <w:pPr>
@@ -15340,8 +15182,6 @@
                 <w:b/>
                 <w:bCs/>
                 <w:color w:val="000000"/>
-                <w:sz w:val="24"/>
-                <w:szCs w:val="24"/>
                 <w:lang w:val="es-MX" w:eastAsia="es-MX"/>
               </w:rPr>
             </w:pPr>
@@ -15351,8 +15191,6 @@
                 <w:b/>
                 <w:bCs/>
                 <w:color w:val="000000"/>
-                <w:sz w:val="24"/>
-                <w:szCs w:val="24"/>
                 <w:lang w:val="es-MX" w:eastAsia="es-MX"/>
               </w:rPr>
               <w:t>COMUNICACIÓN</w:t>
@@ -15361,7 +15199,7 @@
         </w:tc>
         <w:tc>
           <w:tcPr>
-            <w:tcW w:w="2902" w:type="dxa"/>
+            <w:tcW w:w="2835" w:type="dxa"/>
             <w:gridSpan w:val="4"/>
             <w:tcBorders>
               <w:top w:val="single" w:sz="4" w:space="0" w:color="000000"/>
@@ -15381,8 +15219,6 @@
                 <w:b/>
                 <w:bCs/>
                 <w:color w:val="000000"/>
-                <w:sz w:val="24"/>
-                <w:szCs w:val="24"/>
                 <w:lang w:val="es-MX" w:eastAsia="es-MX"/>
               </w:rPr>
             </w:pPr>
@@ -15392,8 +15228,6 @@
                 <w:b/>
                 <w:bCs/>
                 <w:color w:val="000000"/>
-                <w:sz w:val="24"/>
-                <w:szCs w:val="24"/>
                 <w:lang w:val="es-MX" w:eastAsia="es-MX"/>
               </w:rPr>
               <w:t>HABILIDADES PARA RESOLVER PROBLEMAS</w:t>
@@ -15402,14 +15236,14 @@
         </w:tc>
         <w:tc>
           <w:tcPr>
-            <w:tcW w:w="4803" w:type="dxa"/>
+            <w:tcW w:w="4830" w:type="dxa"/>
             <w:gridSpan w:val="5"/>
             <w:tcBorders>
               <w:top w:val="single" w:sz="4" w:space="0" w:color="000000"/>
               <w:bottom w:val="single" w:sz="4" w:space="0" w:color="000000"/>
               <w:end w:val="single" w:sz="4" w:space="0" w:color="000000"/>
             </w:tcBorders>
-            <w:shd w:color="auto" w:fill="auto" w:val="clear"/>
+            <w:shd w:color="000000" w:fill="D9D9D9" w:val="clear"/>
             <w:vAlign w:val="bottom"/>
           </w:tcPr>
           <w:p>
@@ -15420,17 +15254,13 @@
               <w:rPr>
                 <w:rFonts w:ascii="Arial" w:hAnsi="Arial" w:eastAsia="Times New Roman" w:cs="Arial"/>
                 <w:color w:val="000000"/>
-                <w:sz w:val="24"/>
-                <w:szCs w:val="24"/>
-                <w:lang w:val="es-MX" w:eastAsia="es-MX"/>
-              </w:rPr>
-            </w:pPr>
-            <w:r>
-              <w:rPr>
-                <w:rFonts w:eastAsia="Times New Roman" w:cs="Arial" w:ascii="Arial" w:hAnsi="Arial"/>
-                <w:color w:val="000000"/>
-                <w:sz w:val="24"/>
-                <w:szCs w:val="24"/>
+                <w:lang w:val="es-MX" w:eastAsia="es-MX"/>
+              </w:rPr>
+            </w:pPr>
+            <w:r>
+              <w:rPr>
+                <w:rFonts w:eastAsia="Times New Roman" w:cs="Arial" w:ascii="Arial" w:hAnsi="Arial"/>
+                <w:color w:val="000000"/>
                 <w:lang w:val="es-MX" w:eastAsia="es-MX"/>
               </w:rPr>
               <w:t> </w:t>
@@ -15440,508 +15270,31 @@
       </w:tr>
       <w:tr>
         <w:trPr>
-          <w:trHeight w:val="2815" w:hRule="atLeast"/>
-          <w:cantSplit w:val="true"/>
+          <w:trHeight w:val="2760" w:hRule="atLeast"/>
         </w:trPr>
         <w:tc>
           <w:tcPr>
-            <w:tcW w:w="2874" w:type="dxa"/>
-            <w:gridSpan w:val="2"/>
+            <w:tcW w:w="3535" w:type="dxa"/>
+            <w:gridSpan w:val="3"/>
             <w:tcBorders>
               <w:top w:val="single" w:sz="4" w:space="0" w:color="000000"/>
               <w:start w:val="single" w:sz="4" w:space="0" w:color="000000"/>
               <w:bottom w:val="single" w:sz="4" w:space="0" w:color="000000"/>
               <w:end w:val="single" w:sz="4" w:space="0" w:color="000000"/>
             </w:tcBorders>
-            <w:shd w:color="auto" w:fill="000F2E" w:val="clear"/>
+            <w:shd w:color="000000" w:fill="002060" w:val="clear"/>
             <w:vAlign w:val="center"/>
           </w:tcPr>
           <w:p>
             <w:pPr>
               <w:pStyle w:val="Normal"/>
               <w:spacing w:lineRule="auto" w:line="240" w:before="0" w:after="0"/>
-              <w:jc w:val="center"/>
-              <w:rPr>
-                <w:rFonts w:ascii="Arial" w:hAnsi="Arial" w:eastAsia="Times New Roman" w:cs="Arial"/>
-                <w:color w:val="FFFFFF"/>
-                <w:sz w:val="24"/>
-                <w:szCs w:val="24"/>
-                <w:lang w:val="es-MX" w:eastAsia="es-MX"/>
-              </w:rPr>
-            </w:pPr>
-            <w:r>
-              <w:rPr>
-                <w:rFonts w:eastAsia="Times New Roman" w:cs="Arial" w:ascii="Arial" w:hAnsi="Arial"/>
-                <w:color w:val="FFFFFF"/>
-                <w:sz w:val="24"/>
-                <w:szCs w:val="24"/>
-                <w:lang w:val="es-MX" w:eastAsia="es-MX"/>
-              </w:rPr>
-              <w:t>CANDIDATOS</w:t>
-            </w:r>
-          </w:p>
-        </w:tc>
-        <w:tc>
-          <w:tcPr>
-            <w:tcW w:w="553" w:type="dxa"/>
-            <w:gridSpan w:val="2"/>
-            <w:tcBorders>
-              <w:bottom w:val="single" w:sz="4" w:space="0" w:color="000000"/>
-              <w:end w:val="single" w:sz="4" w:space="0" w:color="000000"/>
-            </w:tcBorders>
-            <w:shd w:color="auto" w:fill="000F2E" w:val="clear"/>
-            <w:textDirection w:val="btLr"/>
-            <w:vAlign w:val="center"/>
-          </w:tcPr>
-          <w:p>
-            <w:pPr>
-              <w:pStyle w:val="Normal"/>
-              <w:spacing w:lineRule="auto" w:line="240" w:before="0" w:after="0"/>
-              <w:ind w:start="113" w:end="113"/>
-              <w:jc w:val="center"/>
-              <w:rPr>
-                <w:rFonts w:ascii="Arial" w:hAnsi="Arial" w:eastAsia="Times New Roman" w:cs="Arial"/>
-                <w:color w:val="FFFFFF"/>
-                <w:sz w:val="24"/>
-                <w:szCs w:val="24"/>
-                <w:lang w:val="es-MX" w:eastAsia="es-MX"/>
-              </w:rPr>
-            </w:pPr>
-            <w:r>
-              <w:rPr>
-                <w:rFonts w:eastAsia="Times New Roman" w:cs="Arial" w:ascii="Arial" w:hAnsi="Arial"/>
-                <w:color w:val="FFFFFF"/>
-                <w:sz w:val="24"/>
-                <w:szCs w:val="24"/>
-                <w:lang w:val="es-MX" w:eastAsia="es-MX"/>
-              </w:rPr>
-              <w:t>EV1</w:t>
-            </w:r>
-          </w:p>
-        </w:tc>
-        <w:tc>
-          <w:tcPr>
-            <w:tcW w:w="558" w:type="dxa"/>
-            <w:gridSpan w:val="2"/>
-            <w:tcBorders>
-              <w:bottom w:val="single" w:sz="4" w:space="0" w:color="000000"/>
-              <w:end w:val="single" w:sz="4" w:space="0" w:color="000000"/>
-            </w:tcBorders>
-            <w:shd w:color="auto" w:fill="000F2E" w:val="clear"/>
-            <w:textDirection w:val="btLr"/>
-            <w:vAlign w:val="center"/>
-          </w:tcPr>
-          <w:p>
-            <w:pPr>
-              <w:pStyle w:val="Normal"/>
-              <w:spacing w:lineRule="auto" w:line="240" w:before="0" w:after="0"/>
-              <w:ind w:start="113" w:end="113"/>
-              <w:jc w:val="center"/>
-              <w:rPr>
-                <w:rFonts w:ascii="Arial" w:hAnsi="Arial" w:eastAsia="Times New Roman" w:cs="Arial"/>
-                <w:color w:val="FFFFFF"/>
-                <w:sz w:val="24"/>
-                <w:szCs w:val="24"/>
-                <w:lang w:val="es-MX" w:eastAsia="es-MX"/>
-              </w:rPr>
-            </w:pPr>
-            <w:r>
-              <w:rPr>
-                <w:rFonts w:eastAsia="Times New Roman" w:cs="Arial" w:ascii="Arial" w:hAnsi="Arial"/>
-                <w:color w:val="FFFFFF"/>
-                <w:sz w:val="24"/>
-                <w:szCs w:val="24"/>
-                <w:lang w:val="es-MX" w:eastAsia="es-MX"/>
-              </w:rPr>
-              <w:t>EV2</w:t>
-            </w:r>
-          </w:p>
-        </w:tc>
-        <w:tc>
-          <w:tcPr>
-            <w:tcW w:w="1691" w:type="dxa"/>
-            <w:tcBorders>
-              <w:bottom w:val="single" w:sz="4" w:space="0" w:color="000000"/>
-              <w:end w:val="single" w:sz="4" w:space="0" w:color="000000"/>
-            </w:tcBorders>
-            <w:shd w:color="auto" w:fill="000F2E" w:val="clear"/>
-            <w:textDirection w:val="btLr"/>
-            <w:vAlign w:val="center"/>
-          </w:tcPr>
-          <w:p>
-            <w:pPr>
-              <w:pStyle w:val="Normal"/>
-              <w:spacing w:lineRule="auto" w:line="240" w:before="0" w:after="0"/>
-              <w:ind w:start="113" w:end="113"/>
-              <w:jc w:val="center"/>
-              <w:rPr>
-                <w:rFonts w:ascii="Arial" w:hAnsi="Arial" w:eastAsia="Times New Roman" w:cs="Arial"/>
-                <w:color w:val="FFFFFF"/>
-                <w:sz w:val="24"/>
-                <w:szCs w:val="24"/>
-                <w:lang w:val="es-MX" w:eastAsia="es-MX"/>
-              </w:rPr>
-            </w:pPr>
-            <w:r>
-              <w:rPr>
-                <w:rFonts w:eastAsia="Times New Roman" w:cs="Arial" w:ascii="Arial" w:hAnsi="Arial"/>
-                <w:color w:val="FFFFFF"/>
-                <w:sz w:val="24"/>
-                <w:szCs w:val="24"/>
-                <w:lang w:val="es-MX" w:eastAsia="es-MX"/>
-              </w:rPr>
-              <w:t>EV3</w:t>
-            </w:r>
-          </w:p>
-        </w:tc>
-        <w:tc>
-          <w:tcPr>
-            <w:tcW w:w="653" w:type="dxa"/>
-            <w:tcBorders>
-              <w:bottom w:val="single" w:sz="4" w:space="0" w:color="000000"/>
-              <w:end w:val="single" w:sz="4" w:space="0" w:color="000000"/>
-            </w:tcBorders>
-            <w:shd w:color="auto" w:fill="000F2E" w:val="clear"/>
-            <w:textDirection w:val="btLr"/>
-            <w:vAlign w:val="center"/>
-          </w:tcPr>
-          <w:p>
-            <w:pPr>
-              <w:pStyle w:val="Normal"/>
-              <w:spacing w:lineRule="auto" w:line="240" w:before="0" w:after="0"/>
-              <w:jc w:val="center"/>
-              <w:rPr>
-                <w:rFonts w:ascii="Arial" w:hAnsi="Arial" w:eastAsia="Times New Roman" w:cs="Arial"/>
-                <w:color w:val="FFFFFF"/>
-                <w:sz w:val="24"/>
-                <w:szCs w:val="24"/>
-                <w:lang w:val="es-MX" w:eastAsia="es-MX"/>
-              </w:rPr>
-            </w:pPr>
-            <w:r>
-              <w:rPr>
-                <w:rFonts w:eastAsia="Times New Roman" w:cs="Arial" w:ascii="Arial" w:hAnsi="Arial"/>
-                <w:color w:val="FFFFFF"/>
-                <w:sz w:val="24"/>
-                <w:szCs w:val="24"/>
-                <w:lang w:val="es-MX" w:eastAsia="es-MX"/>
-              </w:rPr>
-              <w:t>RESULTADO</w:t>
-            </w:r>
-          </w:p>
-        </w:tc>
-        <w:tc>
-          <w:tcPr>
-            <w:tcW w:w="567" w:type="dxa"/>
-            <w:tcBorders>
-              <w:bottom w:val="single" w:sz="4" w:space="0" w:color="000000"/>
-              <w:end w:val="single" w:sz="4" w:space="0" w:color="000000"/>
-            </w:tcBorders>
-            <w:shd w:color="auto" w:fill="000F2E" w:val="clear"/>
-            <w:textDirection w:val="btLr"/>
-            <w:vAlign w:val="center"/>
-          </w:tcPr>
-          <w:p>
-            <w:pPr>
-              <w:pStyle w:val="Normal"/>
-              <w:spacing w:lineRule="auto" w:line="240" w:before="0" w:after="0"/>
-              <w:jc w:val="center"/>
-              <w:rPr>
-                <w:rFonts w:ascii="Arial" w:hAnsi="Arial" w:eastAsia="Times New Roman" w:cs="Arial"/>
-                <w:color w:val="FFFFFF"/>
-                <w:sz w:val="24"/>
-                <w:szCs w:val="24"/>
-                <w:lang w:val="es-MX" w:eastAsia="es-MX"/>
-              </w:rPr>
-            </w:pPr>
-            <w:r>
-              <w:rPr>
-                <w:rFonts w:eastAsia="Times New Roman" w:cs="Arial" w:ascii="Arial" w:hAnsi="Arial"/>
-                <w:color w:val="FFFFFF"/>
-                <w:sz w:val="24"/>
-                <w:szCs w:val="24"/>
-                <w:lang w:val="es-MX" w:eastAsia="es-MX"/>
-              </w:rPr>
-              <w:t>SABER ESCUCHAR</w:t>
-            </w:r>
-          </w:p>
-        </w:tc>
-        <w:tc>
-          <w:tcPr>
-            <w:tcW w:w="470" w:type="dxa"/>
-            <w:tcBorders>
-              <w:bottom w:val="single" w:sz="4" w:space="0" w:color="000000"/>
-              <w:end w:val="single" w:sz="4" w:space="0" w:color="000000"/>
-            </w:tcBorders>
-            <w:shd w:color="auto" w:fill="000F2E" w:val="clear"/>
-            <w:textDirection w:val="btLr"/>
-            <w:vAlign w:val="center"/>
-          </w:tcPr>
-          <w:p>
-            <w:pPr>
-              <w:pStyle w:val="Normal"/>
-              <w:spacing w:lineRule="auto" w:line="240" w:before="0" w:after="0"/>
-              <w:jc w:val="center"/>
-              <w:rPr>
-                <w:rFonts w:ascii="Arial" w:hAnsi="Arial" w:eastAsia="Times New Roman" w:cs="Arial"/>
-                <w:color w:val="FFFFFF"/>
-                <w:sz w:val="24"/>
-                <w:szCs w:val="24"/>
-                <w:lang w:val="es-MX" w:eastAsia="es-MX"/>
-              </w:rPr>
-            </w:pPr>
-            <w:r>
-              <w:rPr>
-                <w:rFonts w:eastAsia="Times New Roman" w:cs="Arial" w:ascii="Arial" w:hAnsi="Arial"/>
-                <w:color w:val="FFFFFF"/>
-                <w:sz w:val="24"/>
-                <w:szCs w:val="24"/>
-                <w:lang w:val="es-MX" w:eastAsia="es-MX"/>
-              </w:rPr>
-              <w:t>SER MEDIADOR</w:t>
-            </w:r>
-          </w:p>
-        </w:tc>
-        <w:tc>
-          <w:tcPr>
-            <w:tcW w:w="1434" w:type="dxa"/>
-            <w:tcBorders>
-              <w:bottom w:val="single" w:sz="4" w:space="0" w:color="000000"/>
-              <w:end w:val="single" w:sz="4" w:space="0" w:color="000000"/>
-            </w:tcBorders>
-            <w:shd w:color="auto" w:fill="000F2E" w:val="clear"/>
-            <w:textDirection w:val="btLr"/>
-            <w:vAlign w:val="center"/>
-          </w:tcPr>
-          <w:p>
-            <w:pPr>
-              <w:pStyle w:val="Normal"/>
-              <w:spacing w:lineRule="auto" w:line="240" w:before="0" w:after="0"/>
-              <w:jc w:val="center"/>
-              <w:rPr>
-                <w:rFonts w:ascii="Arial" w:hAnsi="Arial" w:eastAsia="Times New Roman" w:cs="Arial"/>
-                <w:color w:val="FFFFFF"/>
-                <w:sz w:val="24"/>
-                <w:szCs w:val="24"/>
-                <w:lang w:val="es-MX" w:eastAsia="es-MX"/>
-              </w:rPr>
-            </w:pPr>
-            <w:r>
-              <w:rPr>
-                <w:rFonts w:eastAsia="Times New Roman" w:cs="Arial" w:ascii="Arial" w:hAnsi="Arial"/>
-                <w:color w:val="FFFFFF"/>
-                <w:sz w:val="24"/>
-                <w:szCs w:val="24"/>
-                <w:lang w:val="es-MX" w:eastAsia="es-MX"/>
-              </w:rPr>
-              <w:t>SABER COMUNICAR</w:t>
-            </w:r>
-          </w:p>
-        </w:tc>
-        <w:tc>
-          <w:tcPr>
-            <w:tcW w:w="431" w:type="dxa"/>
-            <w:tcBorders>
-              <w:bottom w:val="single" w:sz="4" w:space="0" w:color="000000"/>
-              <w:end w:val="single" w:sz="4" w:space="0" w:color="000000"/>
-            </w:tcBorders>
-            <w:shd w:color="auto" w:fill="000F2E" w:val="clear"/>
-            <w:textDirection w:val="btLr"/>
-            <w:vAlign w:val="center"/>
-          </w:tcPr>
-          <w:p>
-            <w:pPr>
-              <w:pStyle w:val="Normal"/>
-              <w:spacing w:lineRule="auto" w:line="240" w:before="0" w:after="0"/>
-              <w:jc w:val="center"/>
-              <w:rPr>
-                <w:rFonts w:ascii="Arial" w:hAnsi="Arial" w:eastAsia="Times New Roman" w:cs="Arial"/>
-                <w:color w:val="FFFFFF"/>
-                <w:sz w:val="24"/>
-                <w:szCs w:val="24"/>
-                <w:lang w:val="es-MX" w:eastAsia="es-MX"/>
-              </w:rPr>
-            </w:pPr>
-            <w:r>
-              <w:rPr>
-                <w:rFonts w:eastAsia="Times New Roman" w:cs="Arial" w:ascii="Arial" w:hAnsi="Arial"/>
-                <w:color w:val="FFFFFF"/>
-                <w:sz w:val="24"/>
-                <w:szCs w:val="24"/>
-                <w:lang w:val="es-MX" w:eastAsia="es-MX"/>
-              </w:rPr>
-              <w:t>SABER DE METRICAS</w:t>
-            </w:r>
-          </w:p>
-        </w:tc>
-        <w:tc>
-          <w:tcPr>
-            <w:tcW w:w="473" w:type="dxa"/>
-            <w:tcBorders>
-              <w:bottom w:val="single" w:sz="4" w:space="0" w:color="000000"/>
-              <w:end w:val="single" w:sz="4" w:space="0" w:color="000000"/>
-            </w:tcBorders>
-            <w:shd w:color="auto" w:fill="000F2E" w:val="clear"/>
-            <w:textDirection w:val="btLr"/>
-            <w:vAlign w:val="center"/>
-          </w:tcPr>
-          <w:p>
-            <w:pPr>
-              <w:pStyle w:val="Normal"/>
-              <w:spacing w:lineRule="auto" w:line="240" w:before="0" w:after="0"/>
-              <w:jc w:val="center"/>
-              <w:rPr>
-                <w:rFonts w:ascii="Arial" w:hAnsi="Arial" w:eastAsia="Times New Roman" w:cs="Arial"/>
-                <w:color w:val="FFFFFF"/>
-                <w:sz w:val="24"/>
-                <w:szCs w:val="24"/>
-                <w:lang w:val="es-MX" w:eastAsia="es-MX"/>
-              </w:rPr>
-            </w:pPr>
-            <w:r>
-              <w:rPr>
-                <w:rFonts w:eastAsia="Times New Roman" w:cs="Arial" w:ascii="Arial" w:hAnsi="Arial"/>
-                <w:color w:val="FFFFFF"/>
-                <w:sz w:val="24"/>
-                <w:szCs w:val="24"/>
-                <w:lang w:val="es-MX" w:eastAsia="es-MX"/>
-              </w:rPr>
-              <w:t>DISPONIBILIDAD</w:t>
-            </w:r>
-          </w:p>
-        </w:tc>
-        <w:tc>
-          <w:tcPr>
-            <w:tcW w:w="1961" w:type="dxa"/>
-            <w:tcBorders>
-              <w:bottom w:val="single" w:sz="4" w:space="0" w:color="000000"/>
-              <w:end w:val="single" w:sz="4" w:space="0" w:color="000000"/>
-            </w:tcBorders>
-            <w:shd w:color="auto" w:fill="000F2E" w:val="clear"/>
-            <w:textDirection w:val="btLr"/>
-            <w:vAlign w:val="center"/>
-          </w:tcPr>
-          <w:p>
-            <w:pPr>
-              <w:pStyle w:val="Normal"/>
-              <w:spacing w:lineRule="auto" w:line="240" w:before="0" w:after="0"/>
-              <w:jc w:val="center"/>
-              <w:rPr>
-                <w:rFonts w:ascii="Arial" w:hAnsi="Arial" w:eastAsia="Times New Roman" w:cs="Arial"/>
-                <w:color w:val="FFFFFF"/>
-                <w:sz w:val="24"/>
-                <w:szCs w:val="24"/>
-                <w:lang w:val="es-MX" w:eastAsia="es-MX"/>
-              </w:rPr>
-            </w:pPr>
-            <w:r>
-              <w:rPr>
-                <w:rFonts w:eastAsia="Times New Roman" w:cs="Arial" w:ascii="Arial" w:hAnsi="Arial"/>
-                <w:color w:val="FFFFFF"/>
-                <w:sz w:val="24"/>
-                <w:szCs w:val="24"/>
-                <w:lang w:val="es-MX" w:eastAsia="es-MX"/>
-              </w:rPr>
-              <w:t>COMPROMISO</w:t>
-            </w:r>
-          </w:p>
-        </w:tc>
-        <w:tc>
-          <w:tcPr>
-            <w:tcW w:w="668" w:type="dxa"/>
-            <w:tcBorders>
-              <w:bottom w:val="single" w:sz="4" w:space="0" w:color="000000"/>
-              <w:end w:val="single" w:sz="4" w:space="0" w:color="000000"/>
-            </w:tcBorders>
-            <w:shd w:color="auto" w:fill="000F2E" w:val="clear"/>
-            <w:textDirection w:val="btLr"/>
-            <w:vAlign w:val="center"/>
-          </w:tcPr>
-          <w:p>
-            <w:pPr>
-              <w:pStyle w:val="Normal"/>
-              <w:spacing w:lineRule="auto" w:line="240" w:before="0" w:after="0"/>
-              <w:jc w:val="center"/>
-              <w:rPr>
-                <w:rFonts w:ascii="Arial" w:hAnsi="Arial" w:eastAsia="Times New Roman" w:cs="Arial"/>
-                <w:color w:val="FFFFFF"/>
-                <w:sz w:val="24"/>
-                <w:szCs w:val="24"/>
-                <w:lang w:val="es-MX" w:eastAsia="es-MX"/>
-              </w:rPr>
-            </w:pPr>
-            <w:r>
-              <w:rPr>
-                <w:rFonts w:eastAsia="Times New Roman" w:cs="Arial" w:ascii="Arial" w:hAnsi="Arial"/>
-                <w:color w:val="FFFFFF"/>
-                <w:sz w:val="24"/>
-                <w:szCs w:val="24"/>
-                <w:lang w:val="es-MX" w:eastAsia="es-MX"/>
-              </w:rPr>
-              <w:t>ESTILO DE LIDERAZGO SERVICIAL</w:t>
-            </w:r>
-          </w:p>
-        </w:tc>
-        <w:tc>
-          <w:tcPr>
-            <w:tcW w:w="554" w:type="dxa"/>
-            <w:tcBorders>
-              <w:bottom w:val="single" w:sz="4" w:space="0" w:color="000000"/>
-              <w:end w:val="single" w:sz="4" w:space="0" w:color="000000"/>
-            </w:tcBorders>
-            <w:shd w:color="auto" w:fill="000F2E" w:val="clear"/>
-            <w:textDirection w:val="btLr"/>
-            <w:vAlign w:val="center"/>
-          </w:tcPr>
-          <w:p>
-            <w:pPr>
-              <w:pStyle w:val="Normal"/>
-              <w:spacing w:lineRule="auto" w:line="240" w:before="0" w:after="0"/>
-              <w:jc w:val="center"/>
-              <w:rPr>
-                <w:rFonts w:ascii="Arial" w:hAnsi="Arial" w:eastAsia="Times New Roman" w:cs="Arial"/>
-                <w:color w:val="FFFFFF"/>
-                <w:sz w:val="24"/>
-                <w:szCs w:val="24"/>
-                <w:lang w:val="es-MX" w:eastAsia="es-MX"/>
-              </w:rPr>
-            </w:pPr>
-            <w:r>
-              <w:rPr>
-                <w:rFonts w:eastAsia="Times New Roman" w:cs="Arial" w:ascii="Arial" w:hAnsi="Arial"/>
-                <w:color w:val="FFFFFF"/>
-                <w:sz w:val="24"/>
-                <w:szCs w:val="24"/>
-                <w:lang w:val="es-MX" w:eastAsia="es-MX"/>
-              </w:rPr>
-              <w:t>AUTOGESTIONADO</w:t>
-            </w:r>
-          </w:p>
-        </w:tc>
-        <w:tc>
-          <w:tcPr>
-            <w:tcW w:w="1147" w:type="dxa"/>
-            <w:tcBorders>
-              <w:bottom w:val="single" w:sz="4" w:space="0" w:color="000000"/>
-              <w:end w:val="single" w:sz="4" w:space="0" w:color="000000"/>
-            </w:tcBorders>
-            <w:shd w:color="000000" w:fill="FFC000" w:val="clear"/>
-            <w:textDirection w:val="btLr"/>
-            <w:vAlign w:val="center"/>
-          </w:tcPr>
-          <w:p>
-            <w:pPr>
-              <w:pStyle w:val="Normal"/>
-              <w:spacing w:lineRule="auto" w:line="240" w:before="0" w:after="0"/>
-              <w:ind w:start="113" w:end="113"/>
               <w:jc w:val="center"/>
               <w:rPr>
                 <w:rFonts w:ascii="Arial" w:hAnsi="Arial" w:eastAsia="Times New Roman" w:cs="Arial"/>
                 <w:b/>
                 <w:bCs/>
                 <w:color w:val="FFFFFF"/>
-                <w:sz w:val="24"/>
-                <w:szCs w:val="24"/>
                 <w:lang w:val="es-MX" w:eastAsia="es-MX"/>
               </w:rPr>
             </w:pPr>
@@ -15951,8 +15304,470 @@
                 <w:b/>
                 <w:bCs/>
                 <w:color w:val="FFFFFF"/>
-                <w:sz w:val="24"/>
-                <w:szCs w:val="24"/>
+                <w:lang w:val="es-MX" w:eastAsia="es-MX"/>
+              </w:rPr>
+              <w:t>CANDIDATOS</w:t>
+            </w:r>
+          </w:p>
+        </w:tc>
+        <w:tc>
+          <w:tcPr>
+            <w:tcW w:w="850" w:type="dxa"/>
+            <w:tcBorders>
+              <w:bottom w:val="single" w:sz="4" w:space="0" w:color="000000"/>
+              <w:end w:val="single" w:sz="4" w:space="0" w:color="000000"/>
+            </w:tcBorders>
+            <w:shd w:color="000000" w:fill="002060" w:val="clear"/>
+            <w:vAlign w:val="center"/>
+          </w:tcPr>
+          <w:p>
+            <w:pPr>
+              <w:pStyle w:val="Normal"/>
+              <w:spacing w:lineRule="auto" w:line="240" w:before="0" w:after="0"/>
+              <w:jc w:val="center"/>
+              <w:rPr>
+                <w:rFonts w:ascii="Arial" w:hAnsi="Arial" w:eastAsia="Times New Roman" w:cs="Arial"/>
+                <w:b/>
+                <w:bCs/>
+                <w:color w:val="FFFFFF"/>
+                <w:lang w:val="es-MX" w:eastAsia="es-MX"/>
+              </w:rPr>
+            </w:pPr>
+            <w:r>
+              <w:rPr>
+                <w:rFonts w:eastAsia="Times New Roman" w:cs="Arial" w:ascii="Arial" w:hAnsi="Arial"/>
+                <w:b/>
+                <w:bCs/>
+                <w:color w:val="FFFFFF"/>
+                <w:lang w:val="es-MX" w:eastAsia="es-MX"/>
+              </w:rPr>
+              <w:t>EV1</w:t>
+            </w:r>
+          </w:p>
+        </w:tc>
+        <w:tc>
+          <w:tcPr>
+            <w:tcW w:w="708" w:type="dxa"/>
+            <w:tcBorders>
+              <w:bottom w:val="single" w:sz="4" w:space="0" w:color="000000"/>
+              <w:end w:val="single" w:sz="4" w:space="0" w:color="000000"/>
+            </w:tcBorders>
+            <w:shd w:color="000000" w:fill="002060" w:val="clear"/>
+            <w:vAlign w:val="center"/>
+          </w:tcPr>
+          <w:p>
+            <w:pPr>
+              <w:pStyle w:val="Normal"/>
+              <w:spacing w:lineRule="auto" w:line="240" w:before="0" w:after="0"/>
+              <w:jc w:val="center"/>
+              <w:rPr>
+                <w:rFonts w:ascii="Arial" w:hAnsi="Arial" w:eastAsia="Times New Roman" w:cs="Arial"/>
+                <w:b/>
+                <w:bCs/>
+                <w:color w:val="FFFFFF"/>
+                <w:lang w:val="es-MX" w:eastAsia="es-MX"/>
+              </w:rPr>
+            </w:pPr>
+            <w:r>
+              <w:rPr>
+                <w:rFonts w:eastAsia="Times New Roman" w:cs="Arial" w:ascii="Arial" w:hAnsi="Arial"/>
+                <w:b/>
+                <w:bCs/>
+                <w:color w:val="FFFFFF"/>
+                <w:lang w:val="es-MX" w:eastAsia="es-MX"/>
+              </w:rPr>
+              <w:t>EV2</w:t>
+            </w:r>
+          </w:p>
+        </w:tc>
+        <w:tc>
+          <w:tcPr>
+            <w:tcW w:w="1277" w:type="dxa"/>
+            <w:tcBorders>
+              <w:bottom w:val="single" w:sz="4" w:space="0" w:color="000000"/>
+              <w:end w:val="single" w:sz="4" w:space="0" w:color="000000"/>
+            </w:tcBorders>
+            <w:shd w:color="000000" w:fill="002060" w:val="clear"/>
+            <w:vAlign w:val="center"/>
+          </w:tcPr>
+          <w:p>
+            <w:pPr>
+              <w:pStyle w:val="Normal"/>
+              <w:spacing w:lineRule="auto" w:line="240" w:before="0" w:after="0"/>
+              <w:jc w:val="center"/>
+              <w:rPr>
+                <w:rFonts w:ascii="Arial" w:hAnsi="Arial" w:eastAsia="Times New Roman" w:cs="Arial"/>
+                <w:b/>
+                <w:bCs/>
+                <w:color w:val="FFFFFF"/>
+                <w:lang w:val="es-MX" w:eastAsia="es-MX"/>
+              </w:rPr>
+            </w:pPr>
+            <w:r>
+              <w:rPr>
+                <w:rFonts w:eastAsia="Times New Roman" w:cs="Arial" w:ascii="Arial" w:hAnsi="Arial"/>
+                <w:b/>
+                <w:bCs/>
+                <w:color w:val="FFFFFF"/>
+                <w:lang w:val="es-MX" w:eastAsia="es-MX"/>
+              </w:rPr>
+              <w:t>EV3</w:t>
+            </w:r>
+          </w:p>
+        </w:tc>
+        <w:tc>
+          <w:tcPr>
+            <w:tcW w:w="424" w:type="dxa"/>
+            <w:tcBorders>
+              <w:bottom w:val="single" w:sz="4" w:space="0" w:color="000000"/>
+              <w:end w:val="single" w:sz="4" w:space="0" w:color="000000"/>
+            </w:tcBorders>
+            <w:shd w:color="000000" w:fill="002060" w:val="clear"/>
+            <w:textDirection w:val="btLr"/>
+            <w:vAlign w:val="center"/>
+          </w:tcPr>
+          <w:p>
+            <w:pPr>
+              <w:pStyle w:val="Normal"/>
+              <w:spacing w:lineRule="auto" w:line="240" w:before="0" w:after="0"/>
+              <w:jc w:val="center"/>
+              <w:rPr>
+                <w:rFonts w:ascii="Arial" w:hAnsi="Arial" w:eastAsia="Times New Roman" w:cs="Arial"/>
+                <w:b/>
+                <w:bCs/>
+                <w:color w:val="FFFFFF"/>
+                <w:lang w:val="es-MX" w:eastAsia="es-MX"/>
+              </w:rPr>
+            </w:pPr>
+            <w:r>
+              <w:rPr>
+                <w:rFonts w:eastAsia="Times New Roman" w:cs="Arial" w:ascii="Arial" w:hAnsi="Arial"/>
+                <w:b/>
+                <w:bCs/>
+                <w:color w:val="FFFFFF"/>
+                <w:lang w:val="es-MX" w:eastAsia="es-MX"/>
+              </w:rPr>
+              <w:t>RESULTADO</w:t>
+            </w:r>
+          </w:p>
+        </w:tc>
+        <w:tc>
+          <w:tcPr>
+            <w:tcW w:w="568" w:type="dxa"/>
+            <w:tcBorders>
+              <w:bottom w:val="single" w:sz="4" w:space="0" w:color="000000"/>
+              <w:end w:val="single" w:sz="4" w:space="0" w:color="000000"/>
+            </w:tcBorders>
+            <w:shd w:color="000000" w:fill="002060" w:val="clear"/>
+            <w:textDirection w:val="btLr"/>
+            <w:vAlign w:val="center"/>
+          </w:tcPr>
+          <w:p>
+            <w:pPr>
+              <w:pStyle w:val="Normal"/>
+              <w:spacing w:lineRule="auto" w:line="240" w:before="0" w:after="0"/>
+              <w:jc w:val="center"/>
+              <w:rPr>
+                <w:rFonts w:ascii="Arial" w:hAnsi="Arial" w:eastAsia="Times New Roman" w:cs="Arial"/>
+                <w:b/>
+                <w:bCs/>
+                <w:color w:val="FFFFFF"/>
+                <w:lang w:val="es-MX" w:eastAsia="es-MX"/>
+              </w:rPr>
+            </w:pPr>
+            <w:r>
+              <w:rPr>
+                <w:rFonts w:eastAsia="Times New Roman" w:cs="Arial" w:ascii="Arial" w:hAnsi="Arial"/>
+                <w:b/>
+                <w:bCs/>
+                <w:color w:val="FFFFFF"/>
+                <w:lang w:val="es-MX" w:eastAsia="es-MX"/>
+              </w:rPr>
+              <w:t>SABER ESCUCHAR</w:t>
+            </w:r>
+          </w:p>
+        </w:tc>
+        <w:tc>
+          <w:tcPr>
+            <w:tcW w:w="769" w:type="dxa"/>
+            <w:tcBorders>
+              <w:bottom w:val="single" w:sz="4" w:space="0" w:color="000000"/>
+              <w:end w:val="single" w:sz="4" w:space="0" w:color="000000"/>
+            </w:tcBorders>
+            <w:shd w:color="000000" w:fill="002060" w:val="clear"/>
+            <w:textDirection w:val="btLr"/>
+            <w:vAlign w:val="center"/>
+          </w:tcPr>
+          <w:p>
+            <w:pPr>
+              <w:pStyle w:val="Normal"/>
+              <w:spacing w:lineRule="auto" w:line="240" w:before="0" w:after="0"/>
+              <w:jc w:val="center"/>
+              <w:rPr>
+                <w:rFonts w:ascii="Arial" w:hAnsi="Arial" w:eastAsia="Times New Roman" w:cs="Arial"/>
+                <w:b/>
+                <w:bCs/>
+                <w:color w:val="FFFFFF"/>
+                <w:lang w:val="es-MX" w:eastAsia="es-MX"/>
+              </w:rPr>
+            </w:pPr>
+            <w:r>
+              <w:rPr>
+                <w:rFonts w:eastAsia="Times New Roman" w:cs="Arial" w:ascii="Arial" w:hAnsi="Arial"/>
+                <w:b/>
+                <w:bCs/>
+                <w:color w:val="FFFFFF"/>
+                <w:lang w:val="es-MX" w:eastAsia="es-MX"/>
+              </w:rPr>
+              <w:t>SER MEDIADOR</w:t>
+            </w:r>
+          </w:p>
+        </w:tc>
+        <w:tc>
+          <w:tcPr>
+            <w:tcW w:w="924" w:type="dxa"/>
+            <w:tcBorders>
+              <w:bottom w:val="single" w:sz="4" w:space="0" w:color="000000"/>
+              <w:end w:val="single" w:sz="4" w:space="0" w:color="000000"/>
+            </w:tcBorders>
+            <w:shd w:color="000000" w:fill="002060" w:val="clear"/>
+            <w:textDirection w:val="btLr"/>
+            <w:vAlign w:val="center"/>
+          </w:tcPr>
+          <w:p>
+            <w:pPr>
+              <w:pStyle w:val="Normal"/>
+              <w:spacing w:lineRule="auto" w:line="240" w:before="0" w:after="0"/>
+              <w:jc w:val="center"/>
+              <w:rPr>
+                <w:rFonts w:ascii="Arial" w:hAnsi="Arial" w:eastAsia="Times New Roman" w:cs="Arial"/>
+                <w:b/>
+                <w:bCs/>
+                <w:color w:val="FFFFFF"/>
+                <w:lang w:val="es-MX" w:eastAsia="es-MX"/>
+              </w:rPr>
+            </w:pPr>
+            <w:r>
+              <w:rPr>
+                <w:rFonts w:eastAsia="Times New Roman" w:cs="Arial" w:ascii="Arial" w:hAnsi="Arial"/>
+                <w:b/>
+                <w:bCs/>
+                <w:color w:val="FFFFFF"/>
+                <w:lang w:val="es-MX" w:eastAsia="es-MX"/>
+              </w:rPr>
+              <w:t>SABER COMUNICAR</w:t>
+            </w:r>
+          </w:p>
+        </w:tc>
+        <w:tc>
+          <w:tcPr>
+            <w:tcW w:w="574" w:type="dxa"/>
+            <w:tcBorders>
+              <w:bottom w:val="single" w:sz="4" w:space="0" w:color="000000"/>
+              <w:end w:val="single" w:sz="4" w:space="0" w:color="000000"/>
+            </w:tcBorders>
+            <w:shd w:color="000000" w:fill="002060" w:val="clear"/>
+            <w:textDirection w:val="btLr"/>
+            <w:vAlign w:val="center"/>
+          </w:tcPr>
+          <w:p>
+            <w:pPr>
+              <w:pStyle w:val="Normal"/>
+              <w:spacing w:lineRule="auto" w:line="240" w:before="0" w:after="0"/>
+              <w:jc w:val="center"/>
+              <w:rPr>
+                <w:rFonts w:ascii="Arial" w:hAnsi="Arial" w:eastAsia="Times New Roman" w:cs="Arial"/>
+                <w:b/>
+                <w:bCs/>
+                <w:color w:val="FFFFFF"/>
+                <w:lang w:val="es-MX" w:eastAsia="es-MX"/>
+              </w:rPr>
+            </w:pPr>
+            <w:r>
+              <w:rPr>
+                <w:rFonts w:eastAsia="Times New Roman" w:cs="Arial" w:ascii="Arial" w:hAnsi="Arial"/>
+                <w:b/>
+                <w:bCs/>
+                <w:color w:val="FFFFFF"/>
+                <w:lang w:val="es-MX" w:eastAsia="es-MX"/>
+              </w:rPr>
+              <w:t>SABER DE METRICAS</w:t>
+            </w:r>
+          </w:p>
+        </w:tc>
+        <w:tc>
+          <w:tcPr>
+            <w:tcW w:w="431" w:type="dxa"/>
+            <w:tcBorders>
+              <w:bottom w:val="single" w:sz="4" w:space="0" w:color="000000"/>
+              <w:end w:val="single" w:sz="4" w:space="0" w:color="000000"/>
+            </w:tcBorders>
+            <w:shd w:color="000000" w:fill="002060" w:val="clear"/>
+            <w:textDirection w:val="btLr"/>
+            <w:vAlign w:val="center"/>
+          </w:tcPr>
+          <w:p>
+            <w:pPr>
+              <w:pStyle w:val="Normal"/>
+              <w:spacing w:lineRule="auto" w:line="240" w:before="0" w:after="0"/>
+              <w:jc w:val="center"/>
+              <w:rPr>
+                <w:rFonts w:ascii="Arial" w:hAnsi="Arial" w:eastAsia="Times New Roman" w:cs="Arial"/>
+                <w:b/>
+                <w:bCs/>
+                <w:color w:val="FFFFFF"/>
+                <w:lang w:val="es-MX" w:eastAsia="es-MX"/>
+              </w:rPr>
+            </w:pPr>
+            <w:r>
+              <w:rPr>
+                <w:rFonts w:eastAsia="Times New Roman" w:cs="Arial" w:ascii="Arial" w:hAnsi="Arial"/>
+                <w:b/>
+                <w:bCs/>
+                <w:color w:val="FFFFFF"/>
+                <w:lang w:val="es-MX" w:eastAsia="es-MX"/>
+              </w:rPr>
+              <w:t>DISPONIBILIDAD</w:t>
+            </w:r>
+          </w:p>
+        </w:tc>
+        <w:tc>
+          <w:tcPr>
+            <w:tcW w:w="2222" w:type="dxa"/>
+            <w:tcBorders>
+              <w:bottom w:val="single" w:sz="4" w:space="0" w:color="000000"/>
+              <w:end w:val="single" w:sz="4" w:space="0" w:color="000000"/>
+            </w:tcBorders>
+            <w:shd w:color="000000" w:fill="002060" w:val="clear"/>
+            <w:textDirection w:val="btLr"/>
+            <w:vAlign w:val="center"/>
+          </w:tcPr>
+          <w:p>
+            <w:pPr>
+              <w:pStyle w:val="Normal"/>
+              <w:spacing w:lineRule="auto" w:line="240" w:before="0" w:after="0"/>
+              <w:jc w:val="center"/>
+              <w:rPr>
+                <w:rFonts w:ascii="Arial" w:hAnsi="Arial" w:eastAsia="Times New Roman" w:cs="Arial"/>
+                <w:b/>
+                <w:bCs/>
+                <w:color w:val="FFFFFF"/>
+                <w:lang w:val="es-MX" w:eastAsia="es-MX"/>
+              </w:rPr>
+            </w:pPr>
+            <w:r>
+              <w:rPr>
+                <w:rFonts w:eastAsia="Times New Roman" w:cs="Arial" w:ascii="Arial" w:hAnsi="Arial"/>
+                <w:b/>
+                <w:bCs/>
+                <w:color w:val="FFFFFF"/>
+                <w:lang w:val="es-MX" w:eastAsia="es-MX"/>
+              </w:rPr>
+              <w:t>COMPROMISO</w:t>
+            </w:r>
+          </w:p>
+        </w:tc>
+        <w:tc>
+          <w:tcPr>
+            <w:tcW w:w="618" w:type="dxa"/>
+            <w:tcBorders>
+              <w:bottom w:val="single" w:sz="4" w:space="0" w:color="000000"/>
+              <w:end w:val="single" w:sz="4" w:space="0" w:color="000000"/>
+            </w:tcBorders>
+            <w:shd w:color="000000" w:fill="002060" w:val="clear"/>
+            <w:textDirection w:val="btLr"/>
+            <w:vAlign w:val="center"/>
+          </w:tcPr>
+          <w:p>
+            <w:pPr>
+              <w:pStyle w:val="Normal"/>
+              <w:spacing w:lineRule="auto" w:line="240" w:before="0" w:after="0"/>
+              <w:jc w:val="center"/>
+              <w:rPr>
+                <w:rFonts w:ascii="Arial" w:hAnsi="Arial" w:eastAsia="Times New Roman" w:cs="Arial"/>
+                <w:b/>
+                <w:bCs/>
+                <w:color w:val="FFFFFF"/>
+                <w:lang w:val="es-MX" w:eastAsia="es-MX"/>
+              </w:rPr>
+            </w:pPr>
+            <w:r>
+              <w:rPr>
+                <w:rFonts w:eastAsia="Times New Roman" w:cs="Arial" w:ascii="Arial" w:hAnsi="Arial"/>
+                <w:b/>
+                <w:bCs/>
+                <w:color w:val="FFFFFF"/>
+                <w:lang w:val="es-MX" w:eastAsia="es-MX"/>
+              </w:rPr>
+              <w:t>ESTILO DE LIDERAZGO SERVICIAL</w:t>
+            </w:r>
+          </w:p>
+        </w:tc>
+        <w:tc>
+          <w:tcPr>
+            <w:tcW w:w="425" w:type="dxa"/>
+            <w:tcBorders>
+              <w:bottom w:val="single" w:sz="4" w:space="0" w:color="000000"/>
+              <w:end w:val="single" w:sz="4" w:space="0" w:color="000000"/>
+            </w:tcBorders>
+            <w:shd w:color="000000" w:fill="002060" w:val="clear"/>
+            <w:textDirection w:val="btLr"/>
+            <w:vAlign w:val="center"/>
+          </w:tcPr>
+          <w:p>
+            <w:pPr>
+              <w:pStyle w:val="Normal"/>
+              <w:spacing w:lineRule="auto" w:line="240" w:before="0" w:after="0"/>
+              <w:jc w:val="center"/>
+              <w:rPr>
+                <w:rFonts w:ascii="Arial" w:hAnsi="Arial" w:eastAsia="Times New Roman" w:cs="Arial"/>
+                <w:b/>
+                <w:bCs/>
+                <w:color w:val="FFFFFF"/>
+                <w:lang w:val="es-MX" w:eastAsia="es-MX"/>
+              </w:rPr>
+            </w:pPr>
+            <w:r>
+              <w:rPr>
+                <w:rFonts w:eastAsia="Times New Roman" w:cs="Arial" w:ascii="Arial" w:hAnsi="Arial"/>
+                <w:b/>
+                <w:bCs/>
+                <w:color w:val="FFFFFF"/>
+                <w:lang w:val="es-MX" w:eastAsia="es-MX"/>
+              </w:rPr>
+              <w:t>AUTOGESTIONADO</w:t>
+            </w:r>
+          </w:p>
+        </w:tc>
+        <w:tc>
+          <w:tcPr>
+            <w:tcW w:w="1134" w:type="dxa"/>
+            <w:tcBorders>
+              <w:bottom w:val="single" w:sz="4" w:space="0" w:color="000000"/>
+              <w:end w:val="single" w:sz="4" w:space="0" w:color="000000"/>
+            </w:tcBorders>
+            <w:shd w:color="000000" w:fill="FFC000" w:val="clear"/>
+            <w:vAlign w:val="center"/>
+          </w:tcPr>
+          <w:p>
+            <w:pPr>
+              <w:pStyle w:val="Normal"/>
+              <w:spacing w:lineRule="auto" w:line="240" w:before="0" w:after="0"/>
+              <w:jc w:val="center"/>
+              <w:rPr>
+                <w:rFonts w:ascii="Arial" w:hAnsi="Arial" w:eastAsia="Times New Roman" w:cs="Arial"/>
+                <w:b/>
+                <w:bCs/>
+                <w:color w:val="FFFFFF"/>
+                <w:lang w:val="es-MX" w:eastAsia="es-MX"/>
+              </w:rPr>
+            </w:pPr>
+            <w:r>
+              <w:rPr>
+                <w:rFonts w:eastAsia="Times New Roman" w:cs="Arial" w:ascii="Arial" w:hAnsi="Arial"/>
+                <w:b/>
+                <w:bCs/>
+                <w:color w:val="FFFFFF"/>
                 <w:lang w:val="es-MX" w:eastAsia="es-MX"/>
               </w:rPr>
               <w:t>TOTAL</w:t>
@@ -15966,8 +15781,8 @@
         </w:trPr>
         <w:tc>
           <w:tcPr>
-            <w:tcW w:w="2874" w:type="dxa"/>
-            <w:gridSpan w:val="2"/>
+            <w:tcW w:w="3535" w:type="dxa"/>
+            <w:gridSpan w:val="3"/>
             <w:tcBorders>
               <w:top w:val="single" w:sz="4" w:space="0" w:color="000000"/>
               <w:start w:val="single" w:sz="4" w:space="0" w:color="000000"/>
@@ -15985,27 +15800,22 @@
               <w:rPr>
                 <w:rFonts w:ascii="Arial" w:hAnsi="Arial" w:eastAsia="Times New Roman" w:cs="Arial"/>
                 <w:color w:val="000000"/>
-                <w:sz w:val="24"/>
-                <w:szCs w:val="24"/>
-                <w:lang w:val="es-MX" w:eastAsia="es-MX"/>
-              </w:rPr>
-            </w:pPr>
-            <w:r>
-              <w:rPr>
-                <w:rFonts w:eastAsia="Times New Roman" w:cs="Arial" w:ascii="Arial" w:hAnsi="Arial"/>
-                <w:color w:val="000000"/>
-                <w:sz w:val="24"/>
-                <w:szCs w:val="24"/>
-                <w:lang w:val="es-MX" w:eastAsia="es-MX"/>
-              </w:rPr>
-              <w:t xml:space="preserve">Luis Francisco Mujica </w:t>
-            </w:r>
-          </w:p>
-        </w:tc>
-        <w:tc>
-          <w:tcPr>
-            <w:tcW w:w="553" w:type="dxa"/>
-            <w:gridSpan w:val="2"/>
+                <w:lang w:val="es-MX" w:eastAsia="es-MX"/>
+              </w:rPr>
+            </w:pPr>
+            <w:r>
+              <w:rPr>
+                <w:rFonts w:eastAsia="Times New Roman" w:cs="Arial" w:ascii="Arial" w:hAnsi="Arial"/>
+                <w:color w:val="000000"/>
+                <w:lang w:val="es-MX" w:eastAsia="es-MX"/>
+              </w:rPr>
+              <w:t xml:space="preserve">LUIS FRANCISCO MUJICA </w:t>
+            </w:r>
+          </w:p>
+        </w:tc>
+        <w:tc>
+          <w:tcPr>
+            <w:tcW w:w="850" w:type="dxa"/>
             <w:tcBorders>
               <w:bottom w:val="single" w:sz="4" w:space="0" w:color="000000"/>
               <w:end w:val="single" w:sz="4" w:space="0" w:color="000000"/>
@@ -16021,17 +15831,13 @@
               <w:rPr>
                 <w:rFonts w:ascii="Arial" w:hAnsi="Arial" w:eastAsia="Times New Roman" w:cs="Arial"/>
                 <w:color w:val="000000"/>
-                <w:sz w:val="24"/>
-                <w:szCs w:val="24"/>
-                <w:lang w:val="es-MX" w:eastAsia="es-MX"/>
-              </w:rPr>
-            </w:pPr>
-            <w:r>
-              <w:rPr>
-                <w:rFonts w:eastAsia="Times New Roman" w:cs="Arial" w:ascii="Arial" w:hAnsi="Arial"/>
-                <w:color w:val="000000"/>
-                <w:sz w:val="24"/>
-                <w:szCs w:val="24"/>
+                <w:lang w:val="es-MX" w:eastAsia="es-MX"/>
+              </w:rPr>
+            </w:pPr>
+            <w:r>
+              <w:rPr>
+                <w:rFonts w:eastAsia="Times New Roman" w:cs="Arial" w:ascii="Arial" w:hAnsi="Arial"/>
+                <w:color w:val="000000"/>
                 <w:lang w:val="es-MX" w:eastAsia="es-MX"/>
               </w:rPr>
               <w:t>3</w:t>
@@ -16040,8 +15846,7 @@
         </w:tc>
         <w:tc>
           <w:tcPr>
-            <w:tcW w:w="558" w:type="dxa"/>
-            <w:gridSpan w:val="2"/>
+            <w:tcW w:w="708" w:type="dxa"/>
             <w:tcBorders>
               <w:bottom w:val="single" w:sz="4" w:space="0" w:color="000000"/>
               <w:end w:val="single" w:sz="4" w:space="0" w:color="000000"/>
@@ -16057,17 +15862,13 @@
               <w:rPr>
                 <w:rFonts w:ascii="Arial" w:hAnsi="Arial" w:eastAsia="Times New Roman" w:cs="Arial"/>
                 <w:color w:val="000000"/>
-                <w:sz w:val="24"/>
-                <w:szCs w:val="24"/>
-                <w:lang w:val="es-MX" w:eastAsia="es-MX"/>
-              </w:rPr>
-            </w:pPr>
-            <w:r>
-              <w:rPr>
-                <w:rFonts w:eastAsia="Times New Roman" w:cs="Arial" w:ascii="Arial" w:hAnsi="Arial"/>
-                <w:color w:val="000000"/>
-                <w:sz w:val="24"/>
-                <w:szCs w:val="24"/>
+                <w:lang w:val="es-MX" w:eastAsia="es-MX"/>
+              </w:rPr>
+            </w:pPr>
+            <w:r>
+              <w:rPr>
+                <w:rFonts w:eastAsia="Times New Roman" w:cs="Arial" w:ascii="Arial" w:hAnsi="Arial"/>
+                <w:color w:val="000000"/>
                 <w:lang w:val="es-MX" w:eastAsia="es-MX"/>
               </w:rPr>
               <w:t>3</w:t>
@@ -16076,7 +15877,7 @@
         </w:tc>
         <w:tc>
           <w:tcPr>
-            <w:tcW w:w="1691" w:type="dxa"/>
+            <w:tcW w:w="1277" w:type="dxa"/>
             <w:tcBorders>
               <w:bottom w:val="single" w:sz="4" w:space="0" w:color="000000"/>
               <w:end w:val="single" w:sz="4" w:space="0" w:color="000000"/>
@@ -16092,17 +15893,13 @@
               <w:rPr>
                 <w:rFonts w:ascii="Arial" w:hAnsi="Arial" w:eastAsia="Times New Roman" w:cs="Arial"/>
                 <w:color w:val="000000"/>
-                <w:sz w:val="24"/>
-                <w:szCs w:val="24"/>
-                <w:lang w:val="es-MX" w:eastAsia="es-MX"/>
-              </w:rPr>
-            </w:pPr>
-            <w:r>
-              <w:rPr>
-                <w:rFonts w:eastAsia="Times New Roman" w:cs="Arial" w:ascii="Arial" w:hAnsi="Arial"/>
-                <w:color w:val="000000"/>
-                <w:sz w:val="24"/>
-                <w:szCs w:val="24"/>
+                <w:lang w:val="es-MX" w:eastAsia="es-MX"/>
+              </w:rPr>
+            </w:pPr>
+            <w:r>
+              <w:rPr>
+                <w:rFonts w:eastAsia="Times New Roman" w:cs="Arial" w:ascii="Arial" w:hAnsi="Arial"/>
+                <w:color w:val="000000"/>
                 <w:lang w:val="es-MX" w:eastAsia="es-MX"/>
               </w:rPr>
               <w:t>2</w:t>
@@ -16111,7 +15908,7 @@
         </w:tc>
         <w:tc>
           <w:tcPr>
-            <w:tcW w:w="653" w:type="dxa"/>
+            <w:tcW w:w="424" w:type="dxa"/>
             <w:tcBorders>
               <w:bottom w:val="single" w:sz="4" w:space="0" w:color="000000"/>
               <w:end w:val="single" w:sz="4" w:space="0" w:color="000000"/>
@@ -16129,8 +15926,6 @@
                 <w:b/>
                 <w:bCs/>
                 <w:color w:val="000000"/>
-                <w:sz w:val="24"/>
-                <w:szCs w:val="24"/>
                 <w:lang w:val="es-MX" w:eastAsia="es-MX"/>
               </w:rPr>
             </w:pPr>
@@ -16140,8 +15935,6 @@
                 <w:b/>
                 <w:bCs/>
                 <w:color w:val="000000"/>
-                <w:sz w:val="24"/>
-                <w:szCs w:val="24"/>
                 <w:lang w:val="es-MX" w:eastAsia="es-MX"/>
               </w:rPr>
               <w:t>8</w:t>
@@ -16150,7 +15943,7 @@
         </w:tc>
         <w:tc>
           <w:tcPr>
-            <w:tcW w:w="567" w:type="dxa"/>
+            <w:tcW w:w="568" w:type="dxa"/>
             <w:tcBorders>
               <w:bottom w:val="single" w:sz="4" w:space="0" w:color="000000"/>
               <w:end w:val="single" w:sz="4" w:space="0" w:color="000000"/>
@@ -16166,17 +15959,13 @@
               <w:rPr>
                 <w:rFonts w:ascii="Arial" w:hAnsi="Arial" w:eastAsia="Times New Roman" w:cs="Arial"/>
                 <w:color w:val="000000"/>
-                <w:sz w:val="24"/>
-                <w:szCs w:val="24"/>
-                <w:lang w:val="es-MX" w:eastAsia="es-MX"/>
-              </w:rPr>
-            </w:pPr>
-            <w:r>
-              <w:rPr>
-                <w:rFonts w:eastAsia="Times New Roman" w:cs="Arial" w:ascii="Arial" w:hAnsi="Arial"/>
-                <w:color w:val="000000"/>
-                <w:sz w:val="24"/>
-                <w:szCs w:val="24"/>
+                <w:lang w:val="es-MX" w:eastAsia="es-MX"/>
+              </w:rPr>
+            </w:pPr>
+            <w:r>
+              <w:rPr>
+                <w:rFonts w:eastAsia="Times New Roman" w:cs="Arial" w:ascii="Arial" w:hAnsi="Arial"/>
+                <w:color w:val="000000"/>
                 <w:lang w:val="es-MX" w:eastAsia="es-MX"/>
               </w:rPr>
               <w:t>3</w:t>
@@ -16185,7 +15974,7 @@
         </w:tc>
         <w:tc>
           <w:tcPr>
-            <w:tcW w:w="470" w:type="dxa"/>
+            <w:tcW w:w="769" w:type="dxa"/>
             <w:tcBorders>
               <w:bottom w:val="single" w:sz="4" w:space="0" w:color="000000"/>
               <w:end w:val="single" w:sz="4" w:space="0" w:color="000000"/>
@@ -16201,17 +15990,13 @@
               <w:rPr>
                 <w:rFonts w:ascii="Arial" w:hAnsi="Arial" w:eastAsia="Times New Roman" w:cs="Arial"/>
                 <w:color w:val="000000"/>
-                <w:sz w:val="24"/>
-                <w:szCs w:val="24"/>
-                <w:lang w:val="es-MX" w:eastAsia="es-MX"/>
-              </w:rPr>
-            </w:pPr>
-            <w:r>
-              <w:rPr>
-                <w:rFonts w:eastAsia="Times New Roman" w:cs="Arial" w:ascii="Arial" w:hAnsi="Arial"/>
-                <w:color w:val="000000"/>
-                <w:sz w:val="24"/>
-                <w:szCs w:val="24"/>
+                <w:lang w:val="es-MX" w:eastAsia="es-MX"/>
+              </w:rPr>
+            </w:pPr>
+            <w:r>
+              <w:rPr>
+                <w:rFonts w:eastAsia="Times New Roman" w:cs="Arial" w:ascii="Arial" w:hAnsi="Arial"/>
+                <w:color w:val="000000"/>
                 <w:lang w:val="es-MX" w:eastAsia="es-MX"/>
               </w:rPr>
               <w:t>2</w:t>
@@ -16220,7 +16005,7 @@
         </w:tc>
         <w:tc>
           <w:tcPr>
-            <w:tcW w:w="1434" w:type="dxa"/>
+            <w:tcW w:w="924" w:type="dxa"/>
             <w:tcBorders>
               <w:bottom w:val="single" w:sz="4" w:space="0" w:color="000000"/>
               <w:end w:val="single" w:sz="4" w:space="0" w:color="000000"/>
@@ -16236,17 +16021,13 @@
               <w:rPr>
                 <w:rFonts w:ascii="Arial" w:hAnsi="Arial" w:eastAsia="Times New Roman" w:cs="Arial"/>
                 <w:color w:val="000000"/>
-                <w:sz w:val="24"/>
-                <w:szCs w:val="24"/>
-                <w:lang w:val="es-MX" w:eastAsia="es-MX"/>
-              </w:rPr>
-            </w:pPr>
-            <w:r>
-              <w:rPr>
-                <w:rFonts w:eastAsia="Times New Roman" w:cs="Arial" w:ascii="Arial" w:hAnsi="Arial"/>
-                <w:color w:val="000000"/>
-                <w:sz w:val="24"/>
-                <w:szCs w:val="24"/>
+                <w:lang w:val="es-MX" w:eastAsia="es-MX"/>
+              </w:rPr>
+            </w:pPr>
+            <w:r>
+              <w:rPr>
+                <w:rFonts w:eastAsia="Times New Roman" w:cs="Arial" w:ascii="Arial" w:hAnsi="Arial"/>
+                <w:color w:val="000000"/>
                 <w:lang w:val="es-MX" w:eastAsia="es-MX"/>
               </w:rPr>
               <w:t>2</w:t>
@@ -16255,6 +16036,37 @@
         </w:tc>
         <w:tc>
           <w:tcPr>
+            <w:tcW w:w="574" w:type="dxa"/>
+            <w:tcBorders>
+              <w:bottom w:val="single" w:sz="4" w:space="0" w:color="000000"/>
+              <w:end w:val="single" w:sz="4" w:space="0" w:color="000000"/>
+            </w:tcBorders>
+            <w:shd w:color="auto" w:fill="auto" w:val="clear"/>
+            <w:vAlign w:val="bottom"/>
+          </w:tcPr>
+          <w:p>
+            <w:pPr>
+              <w:pStyle w:val="Normal"/>
+              <w:spacing w:lineRule="auto" w:line="240" w:before="0" w:after="0"/>
+              <w:jc w:val="center"/>
+              <w:rPr>
+                <w:rFonts w:ascii="Arial" w:hAnsi="Arial" w:eastAsia="Times New Roman" w:cs="Arial"/>
+                <w:color w:val="000000"/>
+                <w:lang w:val="es-MX" w:eastAsia="es-MX"/>
+              </w:rPr>
+            </w:pPr>
+            <w:r>
+              <w:rPr>
+                <w:rFonts w:eastAsia="Times New Roman" w:cs="Arial" w:ascii="Arial" w:hAnsi="Arial"/>
+                <w:color w:val="000000"/>
+                <w:lang w:val="es-MX" w:eastAsia="es-MX"/>
+              </w:rPr>
+              <w:t>3</w:t>
+            </w:r>
+          </w:p>
+        </w:tc>
+        <w:tc>
+          <w:tcPr>
             <w:tcW w:w="431" w:type="dxa"/>
             <w:tcBorders>
               <w:bottom w:val="single" w:sz="4" w:space="0" w:color="000000"/>
@@ -16271,17 +16083,13 @@
               <w:rPr>
                 <w:rFonts w:ascii="Arial" w:hAnsi="Arial" w:eastAsia="Times New Roman" w:cs="Arial"/>
                 <w:color w:val="000000"/>
-                <w:sz w:val="24"/>
-                <w:szCs w:val="24"/>
-                <w:lang w:val="es-MX" w:eastAsia="es-MX"/>
-              </w:rPr>
-            </w:pPr>
-            <w:r>
-              <w:rPr>
-                <w:rFonts w:eastAsia="Times New Roman" w:cs="Arial" w:ascii="Arial" w:hAnsi="Arial"/>
-                <w:color w:val="000000"/>
-                <w:sz w:val="24"/>
-                <w:szCs w:val="24"/>
+                <w:lang w:val="es-MX" w:eastAsia="es-MX"/>
+              </w:rPr>
+            </w:pPr>
+            <w:r>
+              <w:rPr>
+                <w:rFonts w:eastAsia="Times New Roman" w:cs="Arial" w:ascii="Arial" w:hAnsi="Arial"/>
+                <w:color w:val="000000"/>
                 <w:lang w:val="es-MX" w:eastAsia="es-MX"/>
               </w:rPr>
               <w:t>3</w:t>
@@ -16290,7 +16098,7 @@
         </w:tc>
         <w:tc>
           <w:tcPr>
-            <w:tcW w:w="473" w:type="dxa"/>
+            <w:tcW w:w="2222" w:type="dxa"/>
             <w:tcBorders>
               <w:bottom w:val="single" w:sz="4" w:space="0" w:color="000000"/>
               <w:end w:val="single" w:sz="4" w:space="0" w:color="000000"/>
@@ -16306,17 +16114,13 @@
               <w:rPr>
                 <w:rFonts w:ascii="Arial" w:hAnsi="Arial" w:eastAsia="Times New Roman" w:cs="Arial"/>
                 <w:color w:val="000000"/>
-                <w:sz w:val="24"/>
-                <w:szCs w:val="24"/>
-                <w:lang w:val="es-MX" w:eastAsia="es-MX"/>
-              </w:rPr>
-            </w:pPr>
-            <w:r>
-              <w:rPr>
-                <w:rFonts w:eastAsia="Times New Roman" w:cs="Arial" w:ascii="Arial" w:hAnsi="Arial"/>
-                <w:color w:val="000000"/>
-                <w:sz w:val="24"/>
-                <w:szCs w:val="24"/>
+                <w:lang w:val="es-MX" w:eastAsia="es-MX"/>
+              </w:rPr>
+            </w:pPr>
+            <w:r>
+              <w:rPr>
+                <w:rFonts w:eastAsia="Times New Roman" w:cs="Arial" w:ascii="Arial" w:hAnsi="Arial"/>
+                <w:color w:val="000000"/>
                 <w:lang w:val="es-MX" w:eastAsia="es-MX"/>
               </w:rPr>
               <w:t>3</w:t>
@@ -16325,7 +16129,7 @@
         </w:tc>
         <w:tc>
           <w:tcPr>
-            <w:tcW w:w="1961" w:type="dxa"/>
+            <w:tcW w:w="618" w:type="dxa"/>
             <w:tcBorders>
               <w:bottom w:val="single" w:sz="4" w:space="0" w:color="000000"/>
               <w:end w:val="single" w:sz="4" w:space="0" w:color="000000"/>
@@ -16341,26 +16145,22 @@
               <w:rPr>
                 <w:rFonts w:ascii="Arial" w:hAnsi="Arial" w:eastAsia="Times New Roman" w:cs="Arial"/>
                 <w:color w:val="000000"/>
-                <w:sz w:val="24"/>
-                <w:szCs w:val="24"/>
-                <w:lang w:val="es-MX" w:eastAsia="es-MX"/>
-              </w:rPr>
-            </w:pPr>
-            <w:r>
-              <w:rPr>
-                <w:rFonts w:eastAsia="Times New Roman" w:cs="Arial" w:ascii="Arial" w:hAnsi="Arial"/>
-                <w:color w:val="000000"/>
-                <w:sz w:val="24"/>
-                <w:szCs w:val="24"/>
-                <w:lang w:val="es-MX" w:eastAsia="es-MX"/>
-              </w:rPr>
-              <w:t>3</w:t>
-            </w:r>
-          </w:p>
-        </w:tc>
-        <w:tc>
-          <w:tcPr>
-            <w:tcW w:w="668" w:type="dxa"/>
+                <w:lang w:val="es-MX" w:eastAsia="es-MX"/>
+              </w:rPr>
+            </w:pPr>
+            <w:r>
+              <w:rPr>
+                <w:rFonts w:eastAsia="Times New Roman" w:cs="Arial" w:ascii="Arial" w:hAnsi="Arial"/>
+                <w:color w:val="000000"/>
+                <w:lang w:val="es-MX" w:eastAsia="es-MX"/>
+              </w:rPr>
+              <w:t>2</w:t>
+            </w:r>
+          </w:p>
+        </w:tc>
+        <w:tc>
+          <w:tcPr>
+            <w:tcW w:w="425" w:type="dxa"/>
             <w:tcBorders>
               <w:bottom w:val="single" w:sz="4" w:space="0" w:color="000000"/>
               <w:end w:val="single" w:sz="4" w:space="0" w:color="000000"/>
@@ -16376,17 +16176,13 @@
               <w:rPr>
                 <w:rFonts w:ascii="Arial" w:hAnsi="Arial" w:eastAsia="Times New Roman" w:cs="Arial"/>
                 <w:color w:val="000000"/>
-                <w:sz w:val="24"/>
-                <w:szCs w:val="24"/>
-                <w:lang w:val="es-MX" w:eastAsia="es-MX"/>
-              </w:rPr>
-            </w:pPr>
-            <w:r>
-              <w:rPr>
-                <w:rFonts w:eastAsia="Times New Roman" w:cs="Arial" w:ascii="Arial" w:hAnsi="Arial"/>
-                <w:color w:val="000000"/>
-                <w:sz w:val="24"/>
-                <w:szCs w:val="24"/>
+                <w:lang w:val="es-MX" w:eastAsia="es-MX"/>
+              </w:rPr>
+            </w:pPr>
+            <w:r>
+              <w:rPr>
+                <w:rFonts w:eastAsia="Times New Roman" w:cs="Arial" w:ascii="Arial" w:hAnsi="Arial"/>
+                <w:color w:val="000000"/>
                 <w:lang w:val="es-MX" w:eastAsia="es-MX"/>
               </w:rPr>
               <w:t>2</w:t>
@@ -16395,42 +16191,7 @@
         </w:tc>
         <w:tc>
           <w:tcPr>
-            <w:tcW w:w="554" w:type="dxa"/>
-            <w:tcBorders>
-              <w:bottom w:val="single" w:sz="4" w:space="0" w:color="000000"/>
-              <w:end w:val="single" w:sz="4" w:space="0" w:color="000000"/>
-            </w:tcBorders>
-            <w:shd w:color="auto" w:fill="auto" w:val="clear"/>
-            <w:vAlign w:val="bottom"/>
-          </w:tcPr>
-          <w:p>
-            <w:pPr>
-              <w:pStyle w:val="Normal"/>
-              <w:spacing w:lineRule="auto" w:line="240" w:before="0" w:after="0"/>
-              <w:jc w:val="center"/>
-              <w:rPr>
-                <w:rFonts w:ascii="Arial" w:hAnsi="Arial" w:eastAsia="Times New Roman" w:cs="Arial"/>
-                <w:color w:val="000000"/>
-                <w:sz w:val="24"/>
-                <w:szCs w:val="24"/>
-                <w:lang w:val="es-MX" w:eastAsia="es-MX"/>
-              </w:rPr>
-            </w:pPr>
-            <w:r>
-              <w:rPr>
-                <w:rFonts w:eastAsia="Times New Roman" w:cs="Arial" w:ascii="Arial" w:hAnsi="Arial"/>
-                <w:color w:val="000000"/>
-                <w:sz w:val="24"/>
-                <w:szCs w:val="24"/>
-                <w:lang w:val="es-MX" w:eastAsia="es-MX"/>
-              </w:rPr>
-              <w:t>2</w:t>
-            </w:r>
-          </w:p>
-        </w:tc>
-        <w:tc>
-          <w:tcPr>
-            <w:tcW w:w="1147" w:type="dxa"/>
+            <w:tcW w:w="1134" w:type="dxa"/>
             <w:tcBorders>
               <w:bottom w:val="single" w:sz="4" w:space="0" w:color="000000"/>
               <w:end w:val="single" w:sz="4" w:space="0" w:color="000000"/>
@@ -16448,8 +16209,6 @@
                 <w:b/>
                 <w:bCs/>
                 <w:color w:val="000000"/>
-                <w:sz w:val="24"/>
-                <w:szCs w:val="24"/>
                 <w:lang w:val="es-MX" w:eastAsia="es-MX"/>
               </w:rPr>
             </w:pPr>
@@ -16459,8 +16218,6 @@
                 <w:b/>
                 <w:bCs/>
                 <w:color w:val="000000"/>
-                <w:sz w:val="24"/>
-                <w:szCs w:val="24"/>
                 <w:lang w:val="es-MX" w:eastAsia="es-MX"/>
               </w:rPr>
               <w:t>28</w:t>
@@ -16474,8 +16231,8 @@
         </w:trPr>
         <w:tc>
           <w:tcPr>
-            <w:tcW w:w="2874" w:type="dxa"/>
-            <w:gridSpan w:val="2"/>
+            <w:tcW w:w="3535" w:type="dxa"/>
+            <w:gridSpan w:val="3"/>
             <w:tcBorders>
               <w:top w:val="single" w:sz="4" w:space="0" w:color="000000"/>
               <w:start w:val="single" w:sz="4" w:space="0" w:color="000000"/>
@@ -16493,27 +16250,22 @@
               <w:rPr>
                 <w:rFonts w:ascii="Arial" w:hAnsi="Arial" w:eastAsia="Times New Roman" w:cs="Arial"/>
                 <w:color w:val="000000"/>
-                <w:sz w:val="24"/>
-                <w:szCs w:val="24"/>
-                <w:lang w:val="es-MX" w:eastAsia="es-MX"/>
-              </w:rPr>
-            </w:pPr>
-            <w:r>
-              <w:rPr>
-                <w:rFonts w:eastAsia="Times New Roman" w:cs="Arial" w:ascii="Arial" w:hAnsi="Arial"/>
-                <w:color w:val="000000"/>
-                <w:sz w:val="24"/>
-                <w:szCs w:val="24"/>
-                <w:lang w:val="es-MX" w:eastAsia="es-MX"/>
-              </w:rPr>
-              <w:t>Jorge Linares</w:t>
-            </w:r>
-          </w:p>
-        </w:tc>
-        <w:tc>
-          <w:tcPr>
-            <w:tcW w:w="553" w:type="dxa"/>
-            <w:gridSpan w:val="2"/>
+                <w:lang w:val="es-MX" w:eastAsia="es-MX"/>
+              </w:rPr>
+            </w:pPr>
+            <w:r>
+              <w:rPr>
+                <w:rFonts w:eastAsia="Times New Roman" w:cs="Arial" w:ascii="Arial" w:hAnsi="Arial"/>
+                <w:color w:val="000000"/>
+                <w:lang w:val="es-MX" w:eastAsia="es-MX"/>
+              </w:rPr>
+              <w:t>JORGE LINARES</w:t>
+            </w:r>
+          </w:p>
+        </w:tc>
+        <w:tc>
+          <w:tcPr>
+            <w:tcW w:w="850" w:type="dxa"/>
             <w:tcBorders>
               <w:bottom w:val="single" w:sz="4" w:space="0" w:color="000000"/>
               <w:end w:val="single" w:sz="4" w:space="0" w:color="000000"/>
@@ -16529,17 +16281,13 @@
               <w:rPr>
                 <w:rFonts w:ascii="Arial" w:hAnsi="Arial" w:eastAsia="Times New Roman" w:cs="Arial"/>
                 <w:color w:val="000000"/>
-                <w:sz w:val="24"/>
-                <w:szCs w:val="24"/>
-                <w:lang w:val="es-MX" w:eastAsia="es-MX"/>
-              </w:rPr>
-            </w:pPr>
-            <w:r>
-              <w:rPr>
-                <w:rFonts w:eastAsia="Times New Roman" w:cs="Arial" w:ascii="Arial" w:hAnsi="Arial"/>
-                <w:color w:val="000000"/>
-                <w:sz w:val="24"/>
-                <w:szCs w:val="24"/>
+                <w:lang w:val="es-MX" w:eastAsia="es-MX"/>
+              </w:rPr>
+            </w:pPr>
+            <w:r>
+              <w:rPr>
+                <w:rFonts w:eastAsia="Times New Roman" w:cs="Arial" w:ascii="Arial" w:hAnsi="Arial"/>
+                <w:color w:val="000000"/>
                 <w:lang w:val="es-MX" w:eastAsia="es-MX"/>
               </w:rPr>
               <w:t>2</w:t>
@@ -16548,8 +16296,7 @@
         </w:tc>
         <w:tc>
           <w:tcPr>
-            <w:tcW w:w="558" w:type="dxa"/>
-            <w:gridSpan w:val="2"/>
+            <w:tcW w:w="708" w:type="dxa"/>
             <w:tcBorders>
               <w:bottom w:val="single" w:sz="4" w:space="0" w:color="000000"/>
               <w:end w:val="single" w:sz="4" w:space="0" w:color="000000"/>
@@ -16565,17 +16312,13 @@
               <w:rPr>
                 <w:rFonts w:ascii="Arial" w:hAnsi="Arial" w:eastAsia="Times New Roman" w:cs="Arial"/>
                 <w:color w:val="000000"/>
-                <w:sz w:val="24"/>
-                <w:szCs w:val="24"/>
-                <w:lang w:val="es-MX" w:eastAsia="es-MX"/>
-              </w:rPr>
-            </w:pPr>
-            <w:r>
-              <w:rPr>
-                <w:rFonts w:eastAsia="Times New Roman" w:cs="Arial" w:ascii="Arial" w:hAnsi="Arial"/>
-                <w:color w:val="000000"/>
-                <w:sz w:val="24"/>
-                <w:szCs w:val="24"/>
+                <w:lang w:val="es-MX" w:eastAsia="es-MX"/>
+              </w:rPr>
+            </w:pPr>
+            <w:r>
+              <w:rPr>
+                <w:rFonts w:eastAsia="Times New Roman" w:cs="Arial" w:ascii="Arial" w:hAnsi="Arial"/>
+                <w:color w:val="000000"/>
                 <w:lang w:val="es-MX" w:eastAsia="es-MX"/>
               </w:rPr>
               <w:t>3</w:t>
@@ -16584,7 +16327,7 @@
         </w:tc>
         <w:tc>
           <w:tcPr>
-            <w:tcW w:w="1691" w:type="dxa"/>
+            <w:tcW w:w="1277" w:type="dxa"/>
             <w:tcBorders>
               <w:bottom w:val="single" w:sz="4" w:space="0" w:color="000000"/>
               <w:end w:val="single" w:sz="4" w:space="0" w:color="000000"/>
@@ -16600,17 +16343,13 @@
               <w:rPr>
                 <w:rFonts w:ascii="Arial" w:hAnsi="Arial" w:eastAsia="Times New Roman" w:cs="Arial"/>
                 <w:color w:val="000000"/>
-                <w:sz w:val="24"/>
-                <w:szCs w:val="24"/>
-                <w:lang w:val="es-MX" w:eastAsia="es-MX"/>
-              </w:rPr>
-            </w:pPr>
-            <w:r>
-              <w:rPr>
-                <w:rFonts w:eastAsia="Times New Roman" w:cs="Arial" w:ascii="Arial" w:hAnsi="Arial"/>
-                <w:color w:val="000000"/>
-                <w:sz w:val="24"/>
-                <w:szCs w:val="24"/>
+                <w:lang w:val="es-MX" w:eastAsia="es-MX"/>
+              </w:rPr>
+            </w:pPr>
+            <w:r>
+              <w:rPr>
+                <w:rFonts w:eastAsia="Times New Roman" w:cs="Arial" w:ascii="Arial" w:hAnsi="Arial"/>
+                <w:color w:val="000000"/>
                 <w:lang w:val="es-MX" w:eastAsia="es-MX"/>
               </w:rPr>
               <w:t>1</w:t>
@@ -16619,7 +16358,7 @@
         </w:tc>
         <w:tc>
           <w:tcPr>
-            <w:tcW w:w="653" w:type="dxa"/>
+            <w:tcW w:w="424" w:type="dxa"/>
             <w:tcBorders>
               <w:bottom w:val="single" w:sz="4" w:space="0" w:color="000000"/>
               <w:end w:val="single" w:sz="4" w:space="0" w:color="000000"/>
@@ -16637,8 +16376,6 @@
                 <w:b/>
                 <w:bCs/>
                 <w:color w:val="000000"/>
-                <w:sz w:val="24"/>
-                <w:szCs w:val="24"/>
                 <w:lang w:val="es-MX" w:eastAsia="es-MX"/>
               </w:rPr>
             </w:pPr>
@@ -16648,8 +16385,6 @@
                 <w:b/>
                 <w:bCs/>
                 <w:color w:val="000000"/>
-                <w:sz w:val="24"/>
-                <w:szCs w:val="24"/>
                 <w:lang w:val="es-MX" w:eastAsia="es-MX"/>
               </w:rPr>
               <w:t>6</w:t>
@@ -16658,7 +16393,7 @@
         </w:tc>
         <w:tc>
           <w:tcPr>
-            <w:tcW w:w="567" w:type="dxa"/>
+            <w:tcW w:w="568" w:type="dxa"/>
             <w:tcBorders>
               <w:bottom w:val="single" w:sz="4" w:space="0" w:color="000000"/>
               <w:end w:val="single" w:sz="4" w:space="0" w:color="000000"/>
@@ -16674,17 +16409,13 @@
               <w:rPr>
                 <w:rFonts w:ascii="Arial" w:hAnsi="Arial" w:eastAsia="Times New Roman" w:cs="Arial"/>
                 <w:color w:val="000000"/>
-                <w:sz w:val="24"/>
-                <w:szCs w:val="24"/>
-                <w:lang w:val="es-MX" w:eastAsia="es-MX"/>
-              </w:rPr>
-            </w:pPr>
-            <w:r>
-              <w:rPr>
-                <w:rFonts w:eastAsia="Times New Roman" w:cs="Arial" w:ascii="Arial" w:hAnsi="Arial"/>
-                <w:color w:val="000000"/>
-                <w:sz w:val="24"/>
-                <w:szCs w:val="24"/>
+                <w:lang w:val="es-MX" w:eastAsia="es-MX"/>
+              </w:rPr>
+            </w:pPr>
+            <w:r>
+              <w:rPr>
+                <w:rFonts w:eastAsia="Times New Roman" w:cs="Arial" w:ascii="Arial" w:hAnsi="Arial"/>
+                <w:color w:val="000000"/>
                 <w:lang w:val="es-MX" w:eastAsia="es-MX"/>
               </w:rPr>
               <w:t>3</w:t>
@@ -16693,7 +16424,7 @@
         </w:tc>
         <w:tc>
           <w:tcPr>
-            <w:tcW w:w="470" w:type="dxa"/>
+            <w:tcW w:w="769" w:type="dxa"/>
             <w:tcBorders>
               <w:bottom w:val="single" w:sz="4" w:space="0" w:color="000000"/>
               <w:end w:val="single" w:sz="4" w:space="0" w:color="000000"/>
@@ -16709,17 +16440,13 @@
               <w:rPr>
                 <w:rFonts w:ascii="Arial" w:hAnsi="Arial" w:eastAsia="Times New Roman" w:cs="Arial"/>
                 <w:color w:val="000000"/>
-                <w:sz w:val="24"/>
-                <w:szCs w:val="24"/>
-                <w:lang w:val="es-MX" w:eastAsia="es-MX"/>
-              </w:rPr>
-            </w:pPr>
-            <w:r>
-              <w:rPr>
-                <w:rFonts w:eastAsia="Times New Roman" w:cs="Arial" w:ascii="Arial" w:hAnsi="Arial"/>
-                <w:color w:val="000000"/>
-                <w:sz w:val="24"/>
-                <w:szCs w:val="24"/>
+                <w:lang w:val="es-MX" w:eastAsia="es-MX"/>
+              </w:rPr>
+            </w:pPr>
+            <w:r>
+              <w:rPr>
+                <w:rFonts w:eastAsia="Times New Roman" w:cs="Arial" w:ascii="Arial" w:hAnsi="Arial"/>
+                <w:color w:val="000000"/>
                 <w:lang w:val="es-MX" w:eastAsia="es-MX"/>
               </w:rPr>
               <w:t>2</w:t>
@@ -16728,7 +16455,7 @@
         </w:tc>
         <w:tc>
           <w:tcPr>
-            <w:tcW w:w="1434" w:type="dxa"/>
+            <w:tcW w:w="924" w:type="dxa"/>
             <w:tcBorders>
               <w:bottom w:val="single" w:sz="4" w:space="0" w:color="000000"/>
               <w:end w:val="single" w:sz="4" w:space="0" w:color="000000"/>
@@ -16744,17 +16471,13 @@
               <w:rPr>
                 <w:rFonts w:ascii="Arial" w:hAnsi="Arial" w:eastAsia="Times New Roman" w:cs="Arial"/>
                 <w:color w:val="000000"/>
-                <w:sz w:val="24"/>
-                <w:szCs w:val="24"/>
-                <w:lang w:val="es-MX" w:eastAsia="es-MX"/>
-              </w:rPr>
-            </w:pPr>
-            <w:r>
-              <w:rPr>
-                <w:rFonts w:eastAsia="Times New Roman" w:cs="Arial" w:ascii="Arial" w:hAnsi="Arial"/>
-                <w:color w:val="000000"/>
-                <w:sz w:val="24"/>
-                <w:szCs w:val="24"/>
+                <w:lang w:val="es-MX" w:eastAsia="es-MX"/>
+              </w:rPr>
+            </w:pPr>
+            <w:r>
+              <w:rPr>
+                <w:rFonts w:eastAsia="Times New Roman" w:cs="Arial" w:ascii="Arial" w:hAnsi="Arial"/>
+                <w:color w:val="000000"/>
                 <w:lang w:val="es-MX" w:eastAsia="es-MX"/>
               </w:rPr>
               <w:t>2</w:t>
@@ -16763,6 +16486,37 @@
         </w:tc>
         <w:tc>
           <w:tcPr>
+            <w:tcW w:w="574" w:type="dxa"/>
+            <w:tcBorders>
+              <w:bottom w:val="single" w:sz="4" w:space="0" w:color="000000"/>
+              <w:end w:val="single" w:sz="4" w:space="0" w:color="000000"/>
+            </w:tcBorders>
+            <w:shd w:color="auto" w:fill="auto" w:val="clear"/>
+            <w:vAlign w:val="bottom"/>
+          </w:tcPr>
+          <w:p>
+            <w:pPr>
+              <w:pStyle w:val="Normal"/>
+              <w:spacing w:lineRule="auto" w:line="240" w:before="0" w:after="0"/>
+              <w:jc w:val="center"/>
+              <w:rPr>
+                <w:rFonts w:ascii="Arial" w:hAnsi="Arial" w:eastAsia="Times New Roman" w:cs="Arial"/>
+                <w:color w:val="000000"/>
+                <w:lang w:val="es-MX" w:eastAsia="es-MX"/>
+              </w:rPr>
+            </w:pPr>
+            <w:r>
+              <w:rPr>
+                <w:rFonts w:eastAsia="Times New Roman" w:cs="Arial" w:ascii="Arial" w:hAnsi="Arial"/>
+                <w:color w:val="000000"/>
+                <w:lang w:val="es-MX" w:eastAsia="es-MX"/>
+              </w:rPr>
+              <w:t>2</w:t>
+            </w:r>
+          </w:p>
+        </w:tc>
+        <w:tc>
+          <w:tcPr>
             <w:tcW w:w="431" w:type="dxa"/>
             <w:tcBorders>
               <w:bottom w:val="single" w:sz="4" w:space="0" w:color="000000"/>
@@ -16779,17 +16533,75 @@
               <w:rPr>
                 <w:rFonts w:ascii="Arial" w:hAnsi="Arial" w:eastAsia="Times New Roman" w:cs="Arial"/>
                 <w:color w:val="000000"/>
-                <w:sz w:val="24"/>
-                <w:szCs w:val="24"/>
-                <w:lang w:val="es-MX" w:eastAsia="es-MX"/>
-              </w:rPr>
-            </w:pPr>
-            <w:r>
-              <w:rPr>
-                <w:rFonts w:eastAsia="Times New Roman" w:cs="Arial" w:ascii="Arial" w:hAnsi="Arial"/>
-                <w:color w:val="000000"/>
-                <w:sz w:val="24"/>
-                <w:szCs w:val="24"/>
+                <w:lang w:val="es-MX" w:eastAsia="es-MX"/>
+              </w:rPr>
+            </w:pPr>
+            <w:r>
+              <w:rPr>
+                <w:rFonts w:eastAsia="Times New Roman" w:cs="Arial" w:ascii="Arial" w:hAnsi="Arial"/>
+                <w:color w:val="000000"/>
+                <w:lang w:val="es-MX" w:eastAsia="es-MX"/>
+              </w:rPr>
+              <w:t>3</w:t>
+            </w:r>
+          </w:p>
+        </w:tc>
+        <w:tc>
+          <w:tcPr>
+            <w:tcW w:w="2222" w:type="dxa"/>
+            <w:tcBorders>
+              <w:bottom w:val="single" w:sz="4" w:space="0" w:color="000000"/>
+              <w:end w:val="single" w:sz="4" w:space="0" w:color="000000"/>
+            </w:tcBorders>
+            <w:shd w:color="auto" w:fill="auto" w:val="clear"/>
+            <w:vAlign w:val="bottom"/>
+          </w:tcPr>
+          <w:p>
+            <w:pPr>
+              <w:pStyle w:val="Normal"/>
+              <w:spacing w:lineRule="auto" w:line="240" w:before="0" w:after="0"/>
+              <w:jc w:val="center"/>
+              <w:rPr>
+                <w:rFonts w:ascii="Arial" w:hAnsi="Arial" w:eastAsia="Times New Roman" w:cs="Arial"/>
+                <w:color w:val="000000"/>
+                <w:lang w:val="es-MX" w:eastAsia="es-MX"/>
+              </w:rPr>
+            </w:pPr>
+            <w:r>
+              <w:rPr>
+                <w:rFonts w:eastAsia="Times New Roman" w:cs="Arial" w:ascii="Arial" w:hAnsi="Arial"/>
+                <w:color w:val="000000"/>
+                <w:lang w:val="es-MX" w:eastAsia="es-MX"/>
+              </w:rPr>
+              <w:t>3</w:t>
+            </w:r>
+          </w:p>
+        </w:tc>
+        <w:tc>
+          <w:tcPr>
+            <w:tcW w:w="618" w:type="dxa"/>
+            <w:tcBorders>
+              <w:bottom w:val="single" w:sz="4" w:space="0" w:color="000000"/>
+              <w:end w:val="single" w:sz="4" w:space="0" w:color="000000"/>
+            </w:tcBorders>
+            <w:shd w:color="auto" w:fill="auto" w:val="clear"/>
+            <w:vAlign w:val="bottom"/>
+          </w:tcPr>
+          <w:p>
+            <w:pPr>
+              <w:pStyle w:val="Normal"/>
+              <w:spacing w:lineRule="auto" w:line="240" w:before="0" w:after="0"/>
+              <w:jc w:val="center"/>
+              <w:rPr>
+                <w:rFonts w:ascii="Arial" w:hAnsi="Arial" w:eastAsia="Times New Roman" w:cs="Arial"/>
+                <w:color w:val="000000"/>
+                <w:lang w:val="es-MX" w:eastAsia="es-MX"/>
+              </w:rPr>
+            </w:pPr>
+            <w:r>
+              <w:rPr>
+                <w:rFonts w:eastAsia="Times New Roman" w:cs="Arial" w:ascii="Arial" w:hAnsi="Arial"/>
+                <w:color w:val="000000"/>
                 <w:lang w:val="es-MX" w:eastAsia="es-MX"/>
               </w:rPr>
               <w:t>2</w:t>
@@ -16798,7 +16610,7 @@
         </w:tc>
         <w:tc>
           <w:tcPr>
-            <w:tcW w:w="473" w:type="dxa"/>
+            <w:tcW w:w="425" w:type="dxa"/>
             <w:tcBorders>
               <w:bottom w:val="single" w:sz="4" w:space="0" w:color="000000"/>
               <w:end w:val="single" w:sz="4" w:space="0" w:color="000000"/>
@@ -16814,87 +16626,13 @@
               <w:rPr>
                 <w:rFonts w:ascii="Arial" w:hAnsi="Arial" w:eastAsia="Times New Roman" w:cs="Arial"/>
                 <w:color w:val="000000"/>
-                <w:sz w:val="24"/>
-                <w:szCs w:val="24"/>
-                <w:lang w:val="es-MX" w:eastAsia="es-MX"/>
-              </w:rPr>
-            </w:pPr>
-            <w:r>
-              <w:rPr>
-                <w:rFonts w:eastAsia="Times New Roman" w:cs="Arial" w:ascii="Arial" w:hAnsi="Arial"/>
-                <w:color w:val="000000"/>
-                <w:sz w:val="24"/>
-                <w:szCs w:val="24"/>
-                <w:lang w:val="es-MX" w:eastAsia="es-MX"/>
-              </w:rPr>
-              <w:t>3</w:t>
-            </w:r>
-          </w:p>
-        </w:tc>
-        <w:tc>
-          <w:tcPr>
-            <w:tcW w:w="1961" w:type="dxa"/>
-            <w:tcBorders>
-              <w:bottom w:val="single" w:sz="4" w:space="0" w:color="000000"/>
-              <w:end w:val="single" w:sz="4" w:space="0" w:color="000000"/>
-            </w:tcBorders>
-            <w:shd w:color="auto" w:fill="auto" w:val="clear"/>
-            <w:vAlign w:val="bottom"/>
-          </w:tcPr>
-          <w:p>
-            <w:pPr>
-              <w:pStyle w:val="Normal"/>
-              <w:spacing w:lineRule="auto" w:line="240" w:before="0" w:after="0"/>
-              <w:jc w:val="center"/>
-              <w:rPr>
-                <w:rFonts w:ascii="Arial" w:hAnsi="Arial" w:eastAsia="Times New Roman" w:cs="Arial"/>
-                <w:color w:val="000000"/>
-                <w:sz w:val="24"/>
-                <w:szCs w:val="24"/>
-                <w:lang w:val="es-MX" w:eastAsia="es-MX"/>
-              </w:rPr>
-            </w:pPr>
-            <w:r>
-              <w:rPr>
-                <w:rFonts w:eastAsia="Times New Roman" w:cs="Arial" w:ascii="Arial" w:hAnsi="Arial"/>
-                <w:color w:val="000000"/>
-                <w:sz w:val="24"/>
-                <w:szCs w:val="24"/>
-                <w:lang w:val="es-MX" w:eastAsia="es-MX"/>
-              </w:rPr>
-              <w:t>3</w:t>
-            </w:r>
-          </w:p>
-        </w:tc>
-        <w:tc>
-          <w:tcPr>
-            <w:tcW w:w="668" w:type="dxa"/>
-            <w:tcBorders>
-              <w:bottom w:val="single" w:sz="4" w:space="0" w:color="000000"/>
-              <w:end w:val="single" w:sz="4" w:space="0" w:color="000000"/>
-            </w:tcBorders>
-            <w:shd w:color="auto" w:fill="auto" w:val="clear"/>
-            <w:vAlign w:val="bottom"/>
-          </w:tcPr>
-          <w:p>
-            <w:pPr>
-              <w:pStyle w:val="Normal"/>
-              <w:spacing w:lineRule="auto" w:line="240" w:before="0" w:after="0"/>
-              <w:jc w:val="center"/>
-              <w:rPr>
-                <w:rFonts w:ascii="Arial" w:hAnsi="Arial" w:eastAsia="Times New Roman" w:cs="Arial"/>
-                <w:color w:val="000000"/>
-                <w:sz w:val="24"/>
-                <w:szCs w:val="24"/>
-                <w:lang w:val="es-MX" w:eastAsia="es-MX"/>
-              </w:rPr>
-            </w:pPr>
-            <w:r>
-              <w:rPr>
-                <w:rFonts w:eastAsia="Times New Roman" w:cs="Arial" w:ascii="Arial" w:hAnsi="Arial"/>
-                <w:color w:val="000000"/>
-                <w:sz w:val="24"/>
-                <w:szCs w:val="24"/>
+                <w:lang w:val="es-MX" w:eastAsia="es-MX"/>
+              </w:rPr>
+            </w:pPr>
+            <w:r>
+              <w:rPr>
+                <w:rFonts w:eastAsia="Times New Roman" w:cs="Arial" w:ascii="Arial" w:hAnsi="Arial"/>
+                <w:color w:val="000000"/>
                 <w:lang w:val="es-MX" w:eastAsia="es-MX"/>
               </w:rPr>
               <w:t>2</w:t>
@@ -16903,42 +16641,7 @@
         </w:tc>
         <w:tc>
           <w:tcPr>
-            <w:tcW w:w="554" w:type="dxa"/>
-            <w:tcBorders>
-              <w:bottom w:val="single" w:sz="4" w:space="0" w:color="000000"/>
-              <w:end w:val="single" w:sz="4" w:space="0" w:color="000000"/>
-            </w:tcBorders>
-            <w:shd w:color="auto" w:fill="auto" w:val="clear"/>
-            <w:vAlign w:val="bottom"/>
-          </w:tcPr>
-          <w:p>
-            <w:pPr>
-              <w:pStyle w:val="Normal"/>
-              <w:spacing w:lineRule="auto" w:line="240" w:before="0" w:after="0"/>
-              <w:jc w:val="center"/>
-              <w:rPr>
-                <w:rFonts w:ascii="Arial" w:hAnsi="Arial" w:eastAsia="Times New Roman" w:cs="Arial"/>
-                <w:color w:val="000000"/>
-                <w:sz w:val="24"/>
-                <w:szCs w:val="24"/>
-                <w:lang w:val="es-MX" w:eastAsia="es-MX"/>
-              </w:rPr>
-            </w:pPr>
-            <w:r>
-              <w:rPr>
-                <w:rFonts w:eastAsia="Times New Roman" w:cs="Arial" w:ascii="Arial" w:hAnsi="Arial"/>
-                <w:color w:val="000000"/>
-                <w:sz w:val="24"/>
-                <w:szCs w:val="24"/>
-                <w:lang w:val="es-MX" w:eastAsia="es-MX"/>
-              </w:rPr>
-              <w:t>2</w:t>
-            </w:r>
-          </w:p>
-        </w:tc>
-        <w:tc>
-          <w:tcPr>
-            <w:tcW w:w="1147" w:type="dxa"/>
+            <w:tcW w:w="1134" w:type="dxa"/>
             <w:tcBorders>
               <w:bottom w:val="single" w:sz="4" w:space="0" w:color="000000"/>
               <w:end w:val="single" w:sz="4" w:space="0" w:color="000000"/>
@@ -16956,8 +16659,6 @@
                 <w:b/>
                 <w:bCs/>
                 <w:color w:val="000000"/>
-                <w:sz w:val="24"/>
-                <w:szCs w:val="24"/>
                 <w:lang w:val="es-MX" w:eastAsia="es-MX"/>
               </w:rPr>
             </w:pPr>
@@ -16967,8 +16668,6 @@
                 <w:b/>
                 <w:bCs/>
                 <w:color w:val="000000"/>
-                <w:sz w:val="24"/>
-                <w:szCs w:val="24"/>
                 <w:lang w:val="es-MX" w:eastAsia="es-MX"/>
               </w:rPr>
               <w:t>25</w:t>
@@ -16982,8 +16681,8 @@
         </w:trPr>
         <w:tc>
           <w:tcPr>
-            <w:tcW w:w="2874" w:type="dxa"/>
-            <w:gridSpan w:val="2"/>
+            <w:tcW w:w="3535" w:type="dxa"/>
+            <w:gridSpan w:val="3"/>
             <w:tcBorders>
               <w:top w:val="single" w:sz="4" w:space="0" w:color="000000"/>
               <w:start w:val="single" w:sz="4" w:space="0" w:color="000000"/>
@@ -17003,8 +16702,6 @@
                 <w:b/>
                 <w:bCs/>
                 <w:color w:val="000000"/>
-                <w:sz w:val="24"/>
-                <w:szCs w:val="24"/>
                 <w:lang w:val="es-MX" w:eastAsia="es-MX"/>
               </w:rPr>
             </w:pPr>
@@ -17014,18 +16711,15 @@
                 <w:b/>
                 <w:bCs/>
                 <w:color w:val="000000"/>
-                <w:sz w:val="24"/>
-                <w:szCs w:val="24"/>
-                <w:lang w:val="es-MX" w:eastAsia="es-MX"/>
-              </w:rPr>
-              <w:t>Cindia López</w:t>
-            </w:r>
-          </w:p>
-        </w:tc>
-        <w:tc>
-          <w:tcPr>
-            <w:tcW w:w="553" w:type="dxa"/>
-            <w:gridSpan w:val="2"/>
+                <w:lang w:val="es-MX" w:eastAsia="es-MX"/>
+              </w:rPr>
+              <w:t>CINDIA LOPEZ</w:t>
+            </w:r>
+          </w:p>
+        </w:tc>
+        <w:tc>
+          <w:tcPr>
+            <w:tcW w:w="850" w:type="dxa"/>
             <w:tcBorders>
               <w:bottom w:val="single" w:sz="4" w:space="0" w:color="000000"/>
               <w:end w:val="single" w:sz="4" w:space="0" w:color="000000"/>
@@ -17041,17 +16735,13 @@
               <w:rPr>
                 <w:rFonts w:ascii="Arial" w:hAnsi="Arial" w:eastAsia="Times New Roman" w:cs="Arial"/>
                 <w:color w:val="000000"/>
-                <w:sz w:val="24"/>
-                <w:szCs w:val="24"/>
-                <w:lang w:val="es-MX" w:eastAsia="es-MX"/>
-              </w:rPr>
-            </w:pPr>
-            <w:r>
-              <w:rPr>
-                <w:rFonts w:eastAsia="Times New Roman" w:cs="Arial" w:ascii="Arial" w:hAnsi="Arial"/>
-                <w:color w:val="000000"/>
-                <w:sz w:val="24"/>
-                <w:szCs w:val="24"/>
+                <w:lang w:val="es-MX" w:eastAsia="es-MX"/>
+              </w:rPr>
+            </w:pPr>
+            <w:r>
+              <w:rPr>
+                <w:rFonts w:eastAsia="Times New Roman" w:cs="Arial" w:ascii="Arial" w:hAnsi="Arial"/>
+                <w:color w:val="000000"/>
                 <w:lang w:val="es-MX" w:eastAsia="es-MX"/>
               </w:rPr>
               <w:t>3</w:t>
@@ -17060,8 +16750,7 @@
         </w:tc>
         <w:tc>
           <w:tcPr>
-            <w:tcW w:w="558" w:type="dxa"/>
-            <w:gridSpan w:val="2"/>
+            <w:tcW w:w="708" w:type="dxa"/>
             <w:tcBorders>
               <w:bottom w:val="single" w:sz="4" w:space="0" w:color="000000"/>
               <w:end w:val="single" w:sz="4" w:space="0" w:color="000000"/>
@@ -17077,17 +16766,13 @@
               <w:rPr>
                 <w:rFonts w:ascii="Arial" w:hAnsi="Arial" w:eastAsia="Times New Roman" w:cs="Arial"/>
                 <w:color w:val="000000"/>
-                <w:sz w:val="24"/>
-                <w:szCs w:val="24"/>
-                <w:lang w:val="es-MX" w:eastAsia="es-MX"/>
-              </w:rPr>
-            </w:pPr>
-            <w:r>
-              <w:rPr>
-                <w:rFonts w:eastAsia="Times New Roman" w:cs="Arial" w:ascii="Arial" w:hAnsi="Arial"/>
-                <w:color w:val="000000"/>
-                <w:sz w:val="24"/>
-                <w:szCs w:val="24"/>
+                <w:lang w:val="es-MX" w:eastAsia="es-MX"/>
+              </w:rPr>
+            </w:pPr>
+            <w:r>
+              <w:rPr>
+                <w:rFonts w:eastAsia="Times New Roman" w:cs="Arial" w:ascii="Arial" w:hAnsi="Arial"/>
+                <w:color w:val="000000"/>
                 <w:lang w:val="es-MX" w:eastAsia="es-MX"/>
               </w:rPr>
               <w:t>3</w:t>
@@ -17096,7 +16781,7 @@
         </w:tc>
         <w:tc>
           <w:tcPr>
-            <w:tcW w:w="1691" w:type="dxa"/>
+            <w:tcW w:w="1277" w:type="dxa"/>
             <w:tcBorders>
               <w:bottom w:val="single" w:sz="4" w:space="0" w:color="000000"/>
               <w:end w:val="single" w:sz="4" w:space="0" w:color="000000"/>
@@ -17112,17 +16797,13 @@
               <w:rPr>
                 <w:rFonts w:ascii="Arial" w:hAnsi="Arial" w:eastAsia="Times New Roman" w:cs="Arial"/>
                 <w:color w:val="000000"/>
-                <w:sz w:val="24"/>
-                <w:szCs w:val="24"/>
-                <w:lang w:val="es-MX" w:eastAsia="es-MX"/>
-              </w:rPr>
-            </w:pPr>
-            <w:r>
-              <w:rPr>
-                <w:rFonts w:eastAsia="Times New Roman" w:cs="Arial" w:ascii="Arial" w:hAnsi="Arial"/>
-                <w:color w:val="000000"/>
-                <w:sz w:val="24"/>
-                <w:szCs w:val="24"/>
+                <w:lang w:val="es-MX" w:eastAsia="es-MX"/>
+              </w:rPr>
+            </w:pPr>
+            <w:r>
+              <w:rPr>
+                <w:rFonts w:eastAsia="Times New Roman" w:cs="Arial" w:ascii="Arial" w:hAnsi="Arial"/>
+                <w:color w:val="000000"/>
                 <w:lang w:val="es-MX" w:eastAsia="es-MX"/>
               </w:rPr>
               <w:t>3</w:t>
@@ -17131,7 +16812,7 @@
         </w:tc>
         <w:tc>
           <w:tcPr>
-            <w:tcW w:w="653" w:type="dxa"/>
+            <w:tcW w:w="424" w:type="dxa"/>
             <w:tcBorders>
               <w:bottom w:val="single" w:sz="4" w:space="0" w:color="000000"/>
               <w:end w:val="single" w:sz="4" w:space="0" w:color="000000"/>
@@ -17149,8 +16830,6 @@
                 <w:b/>
                 <w:bCs/>
                 <w:color w:val="000000"/>
-                <w:sz w:val="24"/>
-                <w:szCs w:val="24"/>
                 <w:lang w:val="es-MX" w:eastAsia="es-MX"/>
               </w:rPr>
             </w:pPr>
@@ -17160,8 +16839,6 @@
                 <w:b/>
                 <w:bCs/>
                 <w:color w:val="000000"/>
-                <w:sz w:val="24"/>
-                <w:szCs w:val="24"/>
                 <w:lang w:val="es-MX" w:eastAsia="es-MX"/>
               </w:rPr>
               <w:t>9</w:t>
@@ -17170,7 +16847,7 @@
         </w:tc>
         <w:tc>
           <w:tcPr>
-            <w:tcW w:w="567" w:type="dxa"/>
+            <w:tcW w:w="568" w:type="dxa"/>
             <w:tcBorders>
               <w:bottom w:val="single" w:sz="4" w:space="0" w:color="000000"/>
               <w:end w:val="single" w:sz="4" w:space="0" w:color="000000"/>
@@ -17186,17 +16863,13 @@
               <w:rPr>
                 <w:rFonts w:ascii="Arial" w:hAnsi="Arial" w:eastAsia="Times New Roman" w:cs="Arial"/>
                 <w:color w:val="000000"/>
-                <w:sz w:val="24"/>
-                <w:szCs w:val="24"/>
-                <w:lang w:val="es-MX" w:eastAsia="es-MX"/>
-              </w:rPr>
-            </w:pPr>
-            <w:r>
-              <w:rPr>
-                <w:rFonts w:eastAsia="Times New Roman" w:cs="Arial" w:ascii="Arial" w:hAnsi="Arial"/>
-                <w:color w:val="000000"/>
-                <w:sz w:val="24"/>
-                <w:szCs w:val="24"/>
+                <w:lang w:val="es-MX" w:eastAsia="es-MX"/>
+              </w:rPr>
+            </w:pPr>
+            <w:r>
+              <w:rPr>
+                <w:rFonts w:eastAsia="Times New Roman" w:cs="Arial" w:ascii="Arial" w:hAnsi="Arial"/>
+                <w:color w:val="000000"/>
                 <w:lang w:val="es-MX" w:eastAsia="es-MX"/>
               </w:rPr>
               <w:t>3</w:t>
@@ -17205,7 +16878,7 @@
         </w:tc>
         <w:tc>
           <w:tcPr>
-            <w:tcW w:w="470" w:type="dxa"/>
+            <w:tcW w:w="769" w:type="dxa"/>
             <w:tcBorders>
               <w:bottom w:val="single" w:sz="4" w:space="0" w:color="000000"/>
               <w:end w:val="single" w:sz="4" w:space="0" w:color="000000"/>
@@ -17221,17 +16894,13 @@
               <w:rPr>
                 <w:rFonts w:ascii="Arial" w:hAnsi="Arial" w:eastAsia="Times New Roman" w:cs="Arial"/>
                 <w:color w:val="000000"/>
-                <w:sz w:val="24"/>
-                <w:szCs w:val="24"/>
-                <w:lang w:val="es-MX" w:eastAsia="es-MX"/>
-              </w:rPr>
-            </w:pPr>
-            <w:r>
-              <w:rPr>
-                <w:rFonts w:eastAsia="Times New Roman" w:cs="Arial" w:ascii="Arial" w:hAnsi="Arial"/>
-                <w:color w:val="000000"/>
-                <w:sz w:val="24"/>
-                <w:szCs w:val="24"/>
+                <w:lang w:val="es-MX" w:eastAsia="es-MX"/>
+              </w:rPr>
+            </w:pPr>
+            <w:r>
+              <w:rPr>
+                <w:rFonts w:eastAsia="Times New Roman" w:cs="Arial" w:ascii="Arial" w:hAnsi="Arial"/>
+                <w:color w:val="000000"/>
                 <w:lang w:val="es-MX" w:eastAsia="es-MX"/>
               </w:rPr>
               <w:t>3</w:t>
@@ -17240,7 +16909,7 @@
         </w:tc>
         <w:tc>
           <w:tcPr>
-            <w:tcW w:w="1434" w:type="dxa"/>
+            <w:tcW w:w="924" w:type="dxa"/>
             <w:tcBorders>
               <w:bottom w:val="single" w:sz="4" w:space="0" w:color="000000"/>
               <w:end w:val="single" w:sz="4" w:space="0" w:color="000000"/>
@@ -17256,17 +16925,13 @@
               <w:rPr>
                 <w:rFonts w:ascii="Arial" w:hAnsi="Arial" w:eastAsia="Times New Roman" w:cs="Arial"/>
                 <w:color w:val="000000"/>
-                <w:sz w:val="24"/>
-                <w:szCs w:val="24"/>
-                <w:lang w:val="es-MX" w:eastAsia="es-MX"/>
-              </w:rPr>
-            </w:pPr>
-            <w:r>
-              <w:rPr>
-                <w:rFonts w:eastAsia="Times New Roman" w:cs="Arial" w:ascii="Arial" w:hAnsi="Arial"/>
-                <w:color w:val="000000"/>
-                <w:sz w:val="24"/>
-                <w:szCs w:val="24"/>
+                <w:lang w:val="es-MX" w:eastAsia="es-MX"/>
+              </w:rPr>
+            </w:pPr>
+            <w:r>
+              <w:rPr>
+                <w:rFonts w:eastAsia="Times New Roman" w:cs="Arial" w:ascii="Arial" w:hAnsi="Arial"/>
+                <w:color w:val="000000"/>
                 <w:lang w:val="es-MX" w:eastAsia="es-MX"/>
               </w:rPr>
               <w:t>3</w:t>
@@ -17275,7 +16940,7 @@
         </w:tc>
         <w:tc>
           <w:tcPr>
-            <w:tcW w:w="431" w:type="dxa"/>
+            <w:tcW w:w="574" w:type="dxa"/>
             <w:tcBorders>
               <w:bottom w:val="single" w:sz="4" w:space="0" w:color="000000"/>
               <w:end w:val="single" w:sz="4" w:space="0" w:color="000000"/>
@@ -17291,17 +16956,13 @@
               <w:rPr>
                 <w:rFonts w:ascii="Arial" w:hAnsi="Arial" w:eastAsia="Times New Roman" w:cs="Arial"/>
                 <w:color w:val="000000"/>
-                <w:sz w:val="24"/>
-                <w:szCs w:val="24"/>
-                <w:lang w:val="es-MX" w:eastAsia="es-MX"/>
-              </w:rPr>
-            </w:pPr>
-            <w:r>
-              <w:rPr>
-                <w:rFonts w:eastAsia="Times New Roman" w:cs="Arial" w:ascii="Arial" w:hAnsi="Arial"/>
-                <w:color w:val="000000"/>
-                <w:sz w:val="24"/>
-                <w:szCs w:val="24"/>
+                <w:lang w:val="es-MX" w:eastAsia="es-MX"/>
+              </w:rPr>
+            </w:pPr>
+            <w:r>
+              <w:rPr>
+                <w:rFonts w:eastAsia="Times New Roman" w:cs="Arial" w:ascii="Arial" w:hAnsi="Arial"/>
+                <w:color w:val="000000"/>
                 <w:lang w:val="es-MX" w:eastAsia="es-MX"/>
               </w:rPr>
               <w:t>3</w:t>
@@ -17310,7 +16971,7 @@
         </w:tc>
         <w:tc>
           <w:tcPr>
-            <w:tcW w:w="473" w:type="dxa"/>
+            <w:tcW w:w="431" w:type="dxa"/>
             <w:tcBorders>
               <w:bottom w:val="single" w:sz="4" w:space="0" w:color="000000"/>
               <w:end w:val="single" w:sz="4" w:space="0" w:color="000000"/>
@@ -17326,17 +16987,13 @@
               <w:rPr>
                 <w:rFonts w:ascii="Arial" w:hAnsi="Arial" w:eastAsia="Times New Roman" w:cs="Arial"/>
                 <w:color w:val="000000"/>
-                <w:sz w:val="24"/>
-                <w:szCs w:val="24"/>
-                <w:lang w:val="es-MX" w:eastAsia="es-MX"/>
-              </w:rPr>
-            </w:pPr>
-            <w:r>
-              <w:rPr>
-                <w:rFonts w:eastAsia="Times New Roman" w:cs="Arial" w:ascii="Arial" w:hAnsi="Arial"/>
-                <w:color w:val="000000"/>
-                <w:sz w:val="24"/>
-                <w:szCs w:val="24"/>
+                <w:lang w:val="es-MX" w:eastAsia="es-MX"/>
+              </w:rPr>
+            </w:pPr>
+            <w:r>
+              <w:rPr>
+                <w:rFonts w:eastAsia="Times New Roman" w:cs="Arial" w:ascii="Arial" w:hAnsi="Arial"/>
+                <w:color w:val="000000"/>
                 <w:lang w:val="es-MX" w:eastAsia="es-MX"/>
               </w:rPr>
               <w:t>3</w:t>
@@ -17345,7 +17002,7 @@
         </w:tc>
         <w:tc>
           <w:tcPr>
-            <w:tcW w:w="1961" w:type="dxa"/>
+            <w:tcW w:w="2222" w:type="dxa"/>
             <w:tcBorders>
               <w:bottom w:val="single" w:sz="4" w:space="0" w:color="000000"/>
               <w:end w:val="single" w:sz="4" w:space="0" w:color="000000"/>
@@ -17361,17 +17018,13 @@
               <w:rPr>
                 <w:rFonts w:ascii="Arial" w:hAnsi="Arial" w:eastAsia="Times New Roman" w:cs="Arial"/>
                 <w:color w:val="000000"/>
-                <w:sz w:val="24"/>
-                <w:szCs w:val="24"/>
-                <w:lang w:val="es-MX" w:eastAsia="es-MX"/>
-              </w:rPr>
-            </w:pPr>
-            <w:r>
-              <w:rPr>
-                <w:rFonts w:eastAsia="Times New Roman" w:cs="Arial" w:ascii="Arial" w:hAnsi="Arial"/>
-                <w:color w:val="000000"/>
-                <w:sz w:val="24"/>
-                <w:szCs w:val="24"/>
+                <w:lang w:val="es-MX" w:eastAsia="es-MX"/>
+              </w:rPr>
+            </w:pPr>
+            <w:r>
+              <w:rPr>
+                <w:rFonts w:eastAsia="Times New Roman" w:cs="Arial" w:ascii="Arial" w:hAnsi="Arial"/>
+                <w:color w:val="000000"/>
                 <w:lang w:val="es-MX" w:eastAsia="es-MX"/>
               </w:rPr>
               <w:t>3</w:t>
@@ -17380,7 +17033,7 @@
         </w:tc>
         <w:tc>
           <w:tcPr>
-            <w:tcW w:w="668" w:type="dxa"/>
+            <w:tcW w:w="618" w:type="dxa"/>
             <w:tcBorders>
               <w:bottom w:val="single" w:sz="4" w:space="0" w:color="000000"/>
               <w:end w:val="single" w:sz="4" w:space="0" w:color="000000"/>
@@ -17396,17 +17049,13 @@
               <w:rPr>
                 <w:rFonts w:ascii="Arial" w:hAnsi="Arial" w:eastAsia="Times New Roman" w:cs="Arial"/>
                 <w:color w:val="000000"/>
-                <w:sz w:val="24"/>
-                <w:szCs w:val="24"/>
-                <w:lang w:val="es-MX" w:eastAsia="es-MX"/>
-              </w:rPr>
-            </w:pPr>
-            <w:r>
-              <w:rPr>
-                <w:rFonts w:eastAsia="Times New Roman" w:cs="Arial" w:ascii="Arial" w:hAnsi="Arial"/>
-                <w:color w:val="000000"/>
-                <w:sz w:val="24"/>
-                <w:szCs w:val="24"/>
+                <w:lang w:val="es-MX" w:eastAsia="es-MX"/>
+              </w:rPr>
+            </w:pPr>
+            <w:r>
+              <w:rPr>
+                <w:rFonts w:eastAsia="Times New Roman" w:cs="Arial" w:ascii="Arial" w:hAnsi="Arial"/>
+                <w:color w:val="000000"/>
                 <w:lang w:val="es-MX" w:eastAsia="es-MX"/>
               </w:rPr>
               <w:t>3</w:t>
@@ -17415,7 +17064,7 @@
         </w:tc>
         <w:tc>
           <w:tcPr>
-            <w:tcW w:w="554" w:type="dxa"/>
+            <w:tcW w:w="425" w:type="dxa"/>
             <w:tcBorders>
               <w:bottom w:val="single" w:sz="4" w:space="0" w:color="000000"/>
               <w:end w:val="single" w:sz="4" w:space="0" w:color="000000"/>
@@ -17431,17 +17080,13 @@
               <w:rPr>
                 <w:rFonts w:ascii="Arial" w:hAnsi="Arial" w:eastAsia="Times New Roman" w:cs="Arial"/>
                 <w:color w:val="000000"/>
-                <w:sz w:val="24"/>
-                <w:szCs w:val="24"/>
-                <w:lang w:val="es-MX" w:eastAsia="es-MX"/>
-              </w:rPr>
-            </w:pPr>
-            <w:r>
-              <w:rPr>
-                <w:rFonts w:eastAsia="Times New Roman" w:cs="Arial" w:ascii="Arial" w:hAnsi="Arial"/>
-                <w:color w:val="000000"/>
-                <w:sz w:val="24"/>
-                <w:szCs w:val="24"/>
+                <w:lang w:val="es-MX" w:eastAsia="es-MX"/>
+              </w:rPr>
+            </w:pPr>
+            <w:r>
+              <w:rPr>
+                <w:rFonts w:eastAsia="Times New Roman" w:cs="Arial" w:ascii="Arial" w:hAnsi="Arial"/>
+                <w:color w:val="000000"/>
                 <w:lang w:val="es-MX" w:eastAsia="es-MX"/>
               </w:rPr>
               <w:t>3</w:t>
@@ -17450,7 +17095,7 @@
         </w:tc>
         <w:tc>
           <w:tcPr>
-            <w:tcW w:w="1147" w:type="dxa"/>
+            <w:tcW w:w="1134" w:type="dxa"/>
             <w:tcBorders>
               <w:bottom w:val="single" w:sz="4" w:space="0" w:color="000000"/>
               <w:end w:val="single" w:sz="4" w:space="0" w:color="000000"/>
@@ -17468,8 +17113,6 @@
                 <w:b/>
                 <w:bCs/>
                 <w:color w:val="000000"/>
-                <w:sz w:val="24"/>
-                <w:szCs w:val="24"/>
                 <w:lang w:val="es-MX" w:eastAsia="es-MX"/>
               </w:rPr>
             </w:pPr>
@@ -17479,8 +17122,6 @@
                 <w:b/>
                 <w:bCs/>
                 <w:color w:val="000000"/>
-                <w:sz w:val="24"/>
-                <w:szCs w:val="24"/>
                 <w:lang w:val="es-MX" w:eastAsia="es-MX"/>
               </w:rPr>
               <w:t>33</w:t>
@@ -17494,8 +17135,8 @@
         </w:trPr>
         <w:tc>
           <w:tcPr>
-            <w:tcW w:w="2874" w:type="dxa"/>
-            <w:gridSpan w:val="2"/>
+            <w:tcW w:w="3535" w:type="dxa"/>
+            <w:gridSpan w:val="3"/>
             <w:tcBorders>
               <w:top w:val="single" w:sz="4" w:space="0" w:color="000000"/>
               <w:start w:val="single" w:sz="4" w:space="0" w:color="000000"/>
@@ -17513,27 +17154,22 @@
               <w:rPr>
                 <w:rFonts w:ascii="Arial" w:hAnsi="Arial" w:eastAsia="Times New Roman" w:cs="Arial"/>
                 <w:color w:val="000000"/>
-                <w:sz w:val="24"/>
-                <w:szCs w:val="24"/>
-                <w:lang w:val="es-MX" w:eastAsia="es-MX"/>
-              </w:rPr>
-            </w:pPr>
-            <w:r>
-              <w:rPr>
-                <w:rFonts w:eastAsia="Times New Roman" w:cs="Arial" w:ascii="Arial" w:hAnsi="Arial"/>
-                <w:color w:val="000000"/>
-                <w:sz w:val="24"/>
-                <w:szCs w:val="24"/>
-                <w:lang w:val="es-MX" w:eastAsia="es-MX"/>
-              </w:rPr>
-              <w:t>Nattier Caraballo</w:t>
-            </w:r>
-          </w:p>
-        </w:tc>
-        <w:tc>
-          <w:tcPr>
-            <w:tcW w:w="553" w:type="dxa"/>
-            <w:gridSpan w:val="2"/>
+                <w:lang w:val="es-MX" w:eastAsia="es-MX"/>
+              </w:rPr>
+            </w:pPr>
+            <w:r>
+              <w:rPr>
+                <w:rFonts w:eastAsia="Times New Roman" w:cs="Arial" w:ascii="Arial" w:hAnsi="Arial"/>
+                <w:color w:val="000000"/>
+                <w:lang w:val="es-MX" w:eastAsia="es-MX"/>
+              </w:rPr>
+              <w:t>NATTIER CARABALLO</w:t>
+            </w:r>
+          </w:p>
+        </w:tc>
+        <w:tc>
+          <w:tcPr>
+            <w:tcW w:w="850" w:type="dxa"/>
             <w:tcBorders>
               <w:bottom w:val="single" w:sz="4" w:space="0" w:color="000000"/>
               <w:end w:val="single" w:sz="4" w:space="0" w:color="000000"/>
@@ -17549,17 +17185,13 @@
               <w:rPr>
                 <w:rFonts w:ascii="Arial" w:hAnsi="Arial" w:eastAsia="Times New Roman" w:cs="Arial"/>
                 <w:color w:val="000000"/>
-                <w:sz w:val="24"/>
-                <w:szCs w:val="24"/>
-                <w:lang w:val="es-MX" w:eastAsia="es-MX"/>
-              </w:rPr>
-            </w:pPr>
-            <w:r>
-              <w:rPr>
-                <w:rFonts w:eastAsia="Times New Roman" w:cs="Arial" w:ascii="Arial" w:hAnsi="Arial"/>
-                <w:color w:val="000000"/>
-                <w:sz w:val="24"/>
-                <w:szCs w:val="24"/>
+                <w:lang w:val="es-MX" w:eastAsia="es-MX"/>
+              </w:rPr>
+            </w:pPr>
+            <w:r>
+              <w:rPr>
+                <w:rFonts w:eastAsia="Times New Roman" w:cs="Arial" w:ascii="Arial" w:hAnsi="Arial"/>
+                <w:color w:val="000000"/>
                 <w:lang w:val="es-MX" w:eastAsia="es-MX"/>
               </w:rPr>
               <w:t>3</w:t>
@@ -17568,8 +17200,7 @@
         </w:tc>
         <w:tc>
           <w:tcPr>
-            <w:tcW w:w="558" w:type="dxa"/>
-            <w:gridSpan w:val="2"/>
+            <w:tcW w:w="708" w:type="dxa"/>
             <w:tcBorders>
               <w:bottom w:val="single" w:sz="4" w:space="0" w:color="000000"/>
               <w:end w:val="single" w:sz="4" w:space="0" w:color="000000"/>
@@ -17585,17 +17216,13 @@
               <w:rPr>
                 <w:rFonts w:ascii="Arial" w:hAnsi="Arial" w:eastAsia="Times New Roman" w:cs="Arial"/>
                 <w:color w:val="000000"/>
-                <w:sz w:val="24"/>
-                <w:szCs w:val="24"/>
-                <w:lang w:val="es-MX" w:eastAsia="es-MX"/>
-              </w:rPr>
-            </w:pPr>
-            <w:r>
-              <w:rPr>
-                <w:rFonts w:eastAsia="Times New Roman" w:cs="Arial" w:ascii="Arial" w:hAnsi="Arial"/>
-                <w:color w:val="000000"/>
-                <w:sz w:val="24"/>
-                <w:szCs w:val="24"/>
+                <w:lang w:val="es-MX" w:eastAsia="es-MX"/>
+              </w:rPr>
+            </w:pPr>
+            <w:r>
+              <w:rPr>
+                <w:rFonts w:eastAsia="Times New Roman" w:cs="Arial" w:ascii="Arial" w:hAnsi="Arial"/>
+                <w:color w:val="000000"/>
                 <w:lang w:val="es-MX" w:eastAsia="es-MX"/>
               </w:rPr>
               <w:t>3</w:t>
@@ -17604,7 +17231,7 @@
         </w:tc>
         <w:tc>
           <w:tcPr>
-            <w:tcW w:w="1691" w:type="dxa"/>
+            <w:tcW w:w="1277" w:type="dxa"/>
             <w:tcBorders>
               <w:bottom w:val="single" w:sz="4" w:space="0" w:color="000000"/>
               <w:end w:val="single" w:sz="4" w:space="0" w:color="000000"/>
@@ -17620,17 +17247,13 @@
               <w:rPr>
                 <w:rFonts w:ascii="Arial" w:hAnsi="Arial" w:eastAsia="Times New Roman" w:cs="Arial"/>
                 <w:color w:val="000000"/>
-                <w:sz w:val="24"/>
-                <w:szCs w:val="24"/>
-                <w:lang w:val="es-MX" w:eastAsia="es-MX"/>
-              </w:rPr>
-            </w:pPr>
-            <w:r>
-              <w:rPr>
-                <w:rFonts w:eastAsia="Times New Roman" w:cs="Arial" w:ascii="Arial" w:hAnsi="Arial"/>
-                <w:color w:val="000000"/>
-                <w:sz w:val="24"/>
-                <w:szCs w:val="24"/>
+                <w:lang w:val="es-MX" w:eastAsia="es-MX"/>
+              </w:rPr>
+            </w:pPr>
+            <w:r>
+              <w:rPr>
+                <w:rFonts w:eastAsia="Times New Roman" w:cs="Arial" w:ascii="Arial" w:hAnsi="Arial"/>
+                <w:color w:val="000000"/>
                 <w:lang w:val="es-MX" w:eastAsia="es-MX"/>
               </w:rPr>
               <w:t>2</w:t>
@@ -17639,7 +17262,7 @@
         </w:tc>
         <w:tc>
           <w:tcPr>
-            <w:tcW w:w="653" w:type="dxa"/>
+            <w:tcW w:w="424" w:type="dxa"/>
             <w:tcBorders>
               <w:bottom w:val="single" w:sz="4" w:space="0" w:color="000000"/>
               <w:end w:val="single" w:sz="4" w:space="0" w:color="000000"/>
@@ -17657,8 +17280,6 @@
                 <w:b/>
                 <w:bCs/>
                 <w:color w:val="000000"/>
-                <w:sz w:val="24"/>
-                <w:szCs w:val="24"/>
                 <w:lang w:val="es-MX" w:eastAsia="es-MX"/>
               </w:rPr>
             </w:pPr>
@@ -17668,8 +17289,6 @@
                 <w:b/>
                 <w:bCs/>
                 <w:color w:val="000000"/>
-                <w:sz w:val="24"/>
-                <w:szCs w:val="24"/>
                 <w:lang w:val="es-MX" w:eastAsia="es-MX"/>
               </w:rPr>
               <w:t>8</w:t>
@@ -17678,7 +17297,7 @@
         </w:tc>
         <w:tc>
           <w:tcPr>
-            <w:tcW w:w="567" w:type="dxa"/>
+            <w:tcW w:w="568" w:type="dxa"/>
             <w:tcBorders>
               <w:bottom w:val="single" w:sz="4" w:space="0" w:color="000000"/>
               <w:end w:val="single" w:sz="4" w:space="0" w:color="000000"/>
@@ -17694,17 +17313,13 @@
               <w:rPr>
                 <w:rFonts w:ascii="Arial" w:hAnsi="Arial" w:eastAsia="Times New Roman" w:cs="Arial"/>
                 <w:color w:val="000000"/>
-                <w:sz w:val="24"/>
-                <w:szCs w:val="24"/>
-                <w:lang w:val="es-MX" w:eastAsia="es-MX"/>
-              </w:rPr>
-            </w:pPr>
-            <w:r>
-              <w:rPr>
-                <w:rFonts w:eastAsia="Times New Roman" w:cs="Arial" w:ascii="Arial" w:hAnsi="Arial"/>
-                <w:color w:val="000000"/>
-                <w:sz w:val="24"/>
-                <w:szCs w:val="24"/>
+                <w:lang w:val="es-MX" w:eastAsia="es-MX"/>
+              </w:rPr>
+            </w:pPr>
+            <w:r>
+              <w:rPr>
+                <w:rFonts w:eastAsia="Times New Roman" w:cs="Arial" w:ascii="Arial" w:hAnsi="Arial"/>
+                <w:color w:val="000000"/>
                 <w:lang w:val="es-MX" w:eastAsia="es-MX"/>
               </w:rPr>
               <w:t>3</w:t>
@@ -17713,7 +17328,7 @@
         </w:tc>
         <w:tc>
           <w:tcPr>
-            <w:tcW w:w="470" w:type="dxa"/>
+            <w:tcW w:w="769" w:type="dxa"/>
             <w:tcBorders>
               <w:bottom w:val="single" w:sz="4" w:space="0" w:color="000000"/>
               <w:end w:val="single" w:sz="4" w:space="0" w:color="000000"/>
@@ -17729,17 +17344,13 @@
               <w:rPr>
                 <w:rFonts w:ascii="Arial" w:hAnsi="Arial" w:eastAsia="Times New Roman" w:cs="Arial"/>
                 <w:color w:val="000000"/>
-                <w:sz w:val="24"/>
-                <w:szCs w:val="24"/>
-                <w:lang w:val="es-MX" w:eastAsia="es-MX"/>
-              </w:rPr>
-            </w:pPr>
-            <w:r>
-              <w:rPr>
-                <w:rFonts w:eastAsia="Times New Roman" w:cs="Arial" w:ascii="Arial" w:hAnsi="Arial"/>
-                <w:color w:val="000000"/>
-                <w:sz w:val="24"/>
-                <w:szCs w:val="24"/>
+                <w:lang w:val="es-MX" w:eastAsia="es-MX"/>
+              </w:rPr>
+            </w:pPr>
+            <w:r>
+              <w:rPr>
+                <w:rFonts w:eastAsia="Times New Roman" w:cs="Arial" w:ascii="Arial" w:hAnsi="Arial"/>
+                <w:color w:val="000000"/>
                 <w:lang w:val="es-MX" w:eastAsia="es-MX"/>
               </w:rPr>
               <w:t>3</w:t>
@@ -17748,7 +17359,7 @@
         </w:tc>
         <w:tc>
           <w:tcPr>
-            <w:tcW w:w="1434" w:type="dxa"/>
+            <w:tcW w:w="924" w:type="dxa"/>
             <w:tcBorders>
               <w:bottom w:val="single" w:sz="4" w:space="0" w:color="000000"/>
               <w:end w:val="single" w:sz="4" w:space="0" w:color="000000"/>
@@ -17764,17 +17375,13 @@
               <w:rPr>
                 <w:rFonts w:ascii="Arial" w:hAnsi="Arial" w:eastAsia="Times New Roman" w:cs="Arial"/>
                 <w:color w:val="000000"/>
-                <w:sz w:val="24"/>
-                <w:szCs w:val="24"/>
-                <w:lang w:val="es-MX" w:eastAsia="es-MX"/>
-              </w:rPr>
-            </w:pPr>
-            <w:r>
-              <w:rPr>
-                <w:rFonts w:eastAsia="Times New Roman" w:cs="Arial" w:ascii="Arial" w:hAnsi="Arial"/>
-                <w:color w:val="000000"/>
-                <w:sz w:val="24"/>
-                <w:szCs w:val="24"/>
+                <w:lang w:val="es-MX" w:eastAsia="es-MX"/>
+              </w:rPr>
+            </w:pPr>
+            <w:r>
+              <w:rPr>
+                <w:rFonts w:eastAsia="Times New Roman" w:cs="Arial" w:ascii="Arial" w:hAnsi="Arial"/>
+                <w:color w:val="000000"/>
                 <w:lang w:val="es-MX" w:eastAsia="es-MX"/>
               </w:rPr>
               <w:t>3</w:t>
@@ -17783,6 +17390,37 @@
         </w:tc>
         <w:tc>
           <w:tcPr>
+            <w:tcW w:w="574" w:type="dxa"/>
+            <w:tcBorders>
+              <w:bottom w:val="single" w:sz="4" w:space="0" w:color="000000"/>
+              <w:end w:val="single" w:sz="4" w:space="0" w:color="000000"/>
+            </w:tcBorders>
+            <w:shd w:color="auto" w:fill="auto" w:val="clear"/>
+            <w:vAlign w:val="bottom"/>
+          </w:tcPr>
+          <w:p>
+            <w:pPr>
+              <w:pStyle w:val="Normal"/>
+              <w:spacing w:lineRule="auto" w:line="240" w:before="0" w:after="0"/>
+              <w:jc w:val="center"/>
+              <w:rPr>
+                <w:rFonts w:ascii="Arial" w:hAnsi="Arial" w:eastAsia="Times New Roman" w:cs="Arial"/>
+                <w:color w:val="000000"/>
+                <w:lang w:val="es-MX" w:eastAsia="es-MX"/>
+              </w:rPr>
+            </w:pPr>
+            <w:r>
+              <w:rPr>
+                <w:rFonts w:eastAsia="Times New Roman" w:cs="Arial" w:ascii="Arial" w:hAnsi="Arial"/>
+                <w:color w:val="000000"/>
+                <w:lang w:val="es-MX" w:eastAsia="es-MX"/>
+              </w:rPr>
+              <w:t>2</w:t>
+            </w:r>
+          </w:p>
+        </w:tc>
+        <w:tc>
+          <w:tcPr>
             <w:tcW w:w="431" w:type="dxa"/>
             <w:tcBorders>
               <w:bottom w:val="single" w:sz="4" w:space="0" w:color="000000"/>
@@ -17799,17 +17437,75 @@
               <w:rPr>
                 <w:rFonts w:ascii="Arial" w:hAnsi="Arial" w:eastAsia="Times New Roman" w:cs="Arial"/>
                 <w:color w:val="000000"/>
-                <w:sz w:val="24"/>
-                <w:szCs w:val="24"/>
-                <w:lang w:val="es-MX" w:eastAsia="es-MX"/>
-              </w:rPr>
-            </w:pPr>
-            <w:r>
-              <w:rPr>
-                <w:rFonts w:eastAsia="Times New Roman" w:cs="Arial" w:ascii="Arial" w:hAnsi="Arial"/>
-                <w:color w:val="000000"/>
-                <w:sz w:val="24"/>
-                <w:szCs w:val="24"/>
+                <w:lang w:val="es-MX" w:eastAsia="es-MX"/>
+              </w:rPr>
+            </w:pPr>
+            <w:r>
+              <w:rPr>
+                <w:rFonts w:eastAsia="Times New Roman" w:cs="Arial" w:ascii="Arial" w:hAnsi="Arial"/>
+                <w:color w:val="000000"/>
+                <w:lang w:val="es-MX" w:eastAsia="es-MX"/>
+              </w:rPr>
+              <w:t>3</w:t>
+            </w:r>
+          </w:p>
+        </w:tc>
+        <w:tc>
+          <w:tcPr>
+            <w:tcW w:w="2222" w:type="dxa"/>
+            <w:tcBorders>
+              <w:bottom w:val="single" w:sz="4" w:space="0" w:color="000000"/>
+              <w:end w:val="single" w:sz="4" w:space="0" w:color="000000"/>
+            </w:tcBorders>
+            <w:shd w:color="auto" w:fill="auto" w:val="clear"/>
+            <w:vAlign w:val="bottom"/>
+          </w:tcPr>
+          <w:p>
+            <w:pPr>
+              <w:pStyle w:val="Normal"/>
+              <w:spacing w:lineRule="auto" w:line="240" w:before="0" w:after="0"/>
+              <w:jc w:val="center"/>
+              <w:rPr>
+                <w:rFonts w:ascii="Arial" w:hAnsi="Arial" w:eastAsia="Times New Roman" w:cs="Arial"/>
+                <w:color w:val="000000"/>
+                <w:lang w:val="es-MX" w:eastAsia="es-MX"/>
+              </w:rPr>
+            </w:pPr>
+            <w:r>
+              <w:rPr>
+                <w:rFonts w:eastAsia="Times New Roman" w:cs="Arial" w:ascii="Arial" w:hAnsi="Arial"/>
+                <w:color w:val="000000"/>
+                <w:lang w:val="es-MX" w:eastAsia="es-MX"/>
+              </w:rPr>
+              <w:t>3</w:t>
+            </w:r>
+          </w:p>
+        </w:tc>
+        <w:tc>
+          <w:tcPr>
+            <w:tcW w:w="618" w:type="dxa"/>
+            <w:tcBorders>
+              <w:bottom w:val="single" w:sz="4" w:space="0" w:color="000000"/>
+              <w:end w:val="single" w:sz="4" w:space="0" w:color="000000"/>
+            </w:tcBorders>
+            <w:shd w:color="auto" w:fill="auto" w:val="clear"/>
+            <w:vAlign w:val="bottom"/>
+          </w:tcPr>
+          <w:p>
+            <w:pPr>
+              <w:pStyle w:val="Normal"/>
+              <w:spacing w:lineRule="auto" w:line="240" w:before="0" w:after="0"/>
+              <w:jc w:val="center"/>
+              <w:rPr>
+                <w:rFonts w:ascii="Arial" w:hAnsi="Arial" w:eastAsia="Times New Roman" w:cs="Arial"/>
+                <w:color w:val="000000"/>
+                <w:lang w:val="es-MX" w:eastAsia="es-MX"/>
+              </w:rPr>
+            </w:pPr>
+            <w:r>
+              <w:rPr>
+                <w:rFonts w:eastAsia="Times New Roman" w:cs="Arial" w:ascii="Arial" w:hAnsi="Arial"/>
+                <w:color w:val="000000"/>
                 <w:lang w:val="es-MX" w:eastAsia="es-MX"/>
               </w:rPr>
               <w:t>2</w:t>
@@ -17818,7 +17514,7 @@
         </w:tc>
         <w:tc>
           <w:tcPr>
-            <w:tcW w:w="473" w:type="dxa"/>
+            <w:tcW w:w="425" w:type="dxa"/>
             <w:tcBorders>
               <w:bottom w:val="single" w:sz="4" w:space="0" w:color="000000"/>
               <w:end w:val="single" w:sz="4" w:space="0" w:color="000000"/>
@@ -17834,17 +17530,13 @@
               <w:rPr>
                 <w:rFonts w:ascii="Arial" w:hAnsi="Arial" w:eastAsia="Times New Roman" w:cs="Arial"/>
                 <w:color w:val="000000"/>
-                <w:sz w:val="24"/>
-                <w:szCs w:val="24"/>
-                <w:lang w:val="es-MX" w:eastAsia="es-MX"/>
-              </w:rPr>
-            </w:pPr>
-            <w:r>
-              <w:rPr>
-                <w:rFonts w:eastAsia="Times New Roman" w:cs="Arial" w:ascii="Arial" w:hAnsi="Arial"/>
-                <w:color w:val="000000"/>
-                <w:sz w:val="24"/>
-                <w:szCs w:val="24"/>
+                <w:lang w:val="es-MX" w:eastAsia="es-MX"/>
+              </w:rPr>
+            </w:pPr>
+            <w:r>
+              <w:rPr>
+                <w:rFonts w:eastAsia="Times New Roman" w:cs="Arial" w:ascii="Arial" w:hAnsi="Arial"/>
+                <w:color w:val="000000"/>
                 <w:lang w:val="es-MX" w:eastAsia="es-MX"/>
               </w:rPr>
               <w:t>3</w:t>
@@ -17853,112 +17545,7 @@
         </w:tc>
         <w:tc>
           <w:tcPr>
-            <w:tcW w:w="1961" w:type="dxa"/>
-            <w:tcBorders>
-              <w:bottom w:val="single" w:sz="4" w:space="0" w:color="000000"/>
-              <w:end w:val="single" w:sz="4" w:space="0" w:color="000000"/>
-            </w:tcBorders>
-            <w:shd w:color="auto" w:fill="auto" w:val="clear"/>
-            <w:vAlign w:val="bottom"/>
-          </w:tcPr>
-          <w:p>
-            <w:pPr>
-              <w:pStyle w:val="Normal"/>
-              <w:spacing w:lineRule="auto" w:line="240" w:before="0" w:after="0"/>
-              <w:jc w:val="center"/>
-              <w:rPr>
-                <w:rFonts w:ascii="Arial" w:hAnsi="Arial" w:eastAsia="Times New Roman" w:cs="Arial"/>
-                <w:color w:val="000000"/>
-                <w:sz w:val="24"/>
-                <w:szCs w:val="24"/>
-                <w:lang w:val="es-MX" w:eastAsia="es-MX"/>
-              </w:rPr>
-            </w:pPr>
-            <w:r>
-              <w:rPr>
-                <w:rFonts w:eastAsia="Times New Roman" w:cs="Arial" w:ascii="Arial" w:hAnsi="Arial"/>
-                <w:color w:val="000000"/>
-                <w:sz w:val="24"/>
-                <w:szCs w:val="24"/>
-                <w:lang w:val="es-MX" w:eastAsia="es-MX"/>
-              </w:rPr>
-              <w:t>3</w:t>
-            </w:r>
-          </w:p>
-        </w:tc>
-        <w:tc>
-          <w:tcPr>
-            <w:tcW w:w="668" w:type="dxa"/>
-            <w:tcBorders>
-              <w:bottom w:val="single" w:sz="4" w:space="0" w:color="000000"/>
-              <w:end w:val="single" w:sz="4" w:space="0" w:color="000000"/>
-            </w:tcBorders>
-            <w:shd w:color="auto" w:fill="auto" w:val="clear"/>
-            <w:vAlign w:val="bottom"/>
-          </w:tcPr>
-          <w:p>
-            <w:pPr>
-              <w:pStyle w:val="Normal"/>
-              <w:spacing w:lineRule="auto" w:line="240" w:before="0" w:after="0"/>
-              <w:jc w:val="center"/>
-              <w:rPr>
-                <w:rFonts w:ascii="Arial" w:hAnsi="Arial" w:eastAsia="Times New Roman" w:cs="Arial"/>
-                <w:color w:val="000000"/>
-                <w:sz w:val="24"/>
-                <w:szCs w:val="24"/>
-                <w:lang w:val="es-MX" w:eastAsia="es-MX"/>
-              </w:rPr>
-            </w:pPr>
-            <w:r>
-              <w:rPr>
-                <w:rFonts w:eastAsia="Times New Roman" w:cs="Arial" w:ascii="Arial" w:hAnsi="Arial"/>
-                <w:color w:val="000000"/>
-                <w:sz w:val="24"/>
-                <w:szCs w:val="24"/>
-                <w:lang w:val="es-MX" w:eastAsia="es-MX"/>
-              </w:rPr>
-              <w:t>2</w:t>
-            </w:r>
-          </w:p>
-        </w:tc>
-        <w:tc>
-          <w:tcPr>
-            <w:tcW w:w="554" w:type="dxa"/>
-            <w:tcBorders>
-              <w:bottom w:val="single" w:sz="4" w:space="0" w:color="000000"/>
-              <w:end w:val="single" w:sz="4" w:space="0" w:color="000000"/>
-            </w:tcBorders>
-            <w:shd w:color="auto" w:fill="auto" w:val="clear"/>
-            <w:vAlign w:val="bottom"/>
-          </w:tcPr>
-          <w:p>
-            <w:pPr>
-              <w:pStyle w:val="Normal"/>
-              <w:spacing w:lineRule="auto" w:line="240" w:before="0" w:after="0"/>
-              <w:jc w:val="center"/>
-              <w:rPr>
-                <w:rFonts w:ascii="Arial" w:hAnsi="Arial" w:eastAsia="Times New Roman" w:cs="Arial"/>
-                <w:color w:val="000000"/>
-                <w:sz w:val="24"/>
-                <w:szCs w:val="24"/>
-                <w:lang w:val="es-MX" w:eastAsia="es-MX"/>
-              </w:rPr>
-            </w:pPr>
-            <w:r>
-              <w:rPr>
-                <w:rFonts w:eastAsia="Times New Roman" w:cs="Arial" w:ascii="Arial" w:hAnsi="Arial"/>
-                <w:color w:val="000000"/>
-                <w:sz w:val="24"/>
-                <w:szCs w:val="24"/>
-                <w:lang w:val="es-MX" w:eastAsia="es-MX"/>
-              </w:rPr>
-              <w:t>3</w:t>
-            </w:r>
-          </w:p>
-        </w:tc>
-        <w:tc>
-          <w:tcPr>
-            <w:tcW w:w="1147" w:type="dxa"/>
+            <w:tcW w:w="1134" w:type="dxa"/>
             <w:tcBorders>
               <w:bottom w:val="single" w:sz="4" w:space="0" w:color="000000"/>
               <w:end w:val="single" w:sz="4" w:space="0" w:color="000000"/>
@@ -17976,8 +17563,6 @@
                 <w:b/>
                 <w:bCs/>
                 <w:color w:val="000000"/>
-                <w:sz w:val="24"/>
-                <w:szCs w:val="24"/>
                 <w:lang w:val="es-MX" w:eastAsia="es-MX"/>
               </w:rPr>
             </w:pPr>
@@ -17987,8 +17572,6 @@
                 <w:b/>
                 <w:bCs/>
                 <w:color w:val="000000"/>
-                <w:sz w:val="24"/>
-                <w:szCs w:val="24"/>
                 <w:lang w:val="es-MX" w:eastAsia="es-MX"/>
               </w:rPr>
               <w:t>30</w:t>
@@ -18002,7 +17585,7 @@
         </w:trPr>
         <w:tc>
           <w:tcPr>
-            <w:tcW w:w="593" w:type="dxa"/>
+            <w:tcW w:w="844" w:type="dxa"/>
             <w:tcBorders/>
             <w:shd w:color="auto" w:fill="auto" w:val="clear"/>
             <w:vAlign w:val="bottom"/>
@@ -18017,8 +17600,6 @@
                 <w:b/>
                 <w:bCs/>
                 <w:color w:val="000000"/>
-                <w:sz w:val="24"/>
-                <w:szCs w:val="24"/>
                 <w:lang w:val="es-MX" w:eastAsia="es-MX"/>
               </w:rPr>
             </w:pPr>
@@ -18028,158 +17609,14 @@
                 <w:b/>
                 <w:bCs/>
                 <w:color w:val="000000"/>
-                <w:sz w:val="24"/>
-                <w:szCs w:val="24"/>
-                <w:lang w:val="es-MX" w:eastAsia="es-MX"/>
-              </w:rPr>
-            </w:r>
-          </w:p>
-        </w:tc>
-        <w:tc>
-          <w:tcPr>
-            <w:tcW w:w="2281" w:type="dxa"/>
-            <w:tcBorders/>
-            <w:shd w:color="auto" w:fill="auto" w:val="clear"/>
-            <w:vAlign w:val="bottom"/>
-          </w:tcPr>
-          <w:p>
-            <w:pPr>
-              <w:pStyle w:val="Normal"/>
-              <w:spacing w:lineRule="auto" w:line="240" w:before="0" w:after="0"/>
-              <w:rPr>
-                <w:rFonts w:ascii="Times New Roman" w:hAnsi="Times New Roman" w:eastAsia="Times New Roman" w:cs="Times New Roman"/>
-                <w:sz w:val="24"/>
-                <w:szCs w:val="24"/>
-                <w:lang w:val="es-MX" w:eastAsia="es-MX"/>
-              </w:rPr>
-            </w:pPr>
-            <w:r>
-              <w:rPr>
-                <w:rFonts w:eastAsia="Times New Roman" w:cs="Times New Roman" w:ascii="Times New Roman" w:hAnsi="Times New Roman"/>
-                <w:sz w:val="24"/>
-                <w:szCs w:val="24"/>
-                <w:lang w:val="es-MX" w:eastAsia="es-MX"/>
-              </w:rPr>
-            </w:r>
-          </w:p>
-        </w:tc>
-        <w:tc>
-          <w:tcPr>
-            <w:tcW w:w="405" w:type="dxa"/>
-            <w:tcBorders/>
-            <w:shd w:color="auto" w:fill="auto" w:val="clear"/>
-            <w:vAlign w:val="bottom"/>
-          </w:tcPr>
-          <w:p>
-            <w:pPr>
-              <w:pStyle w:val="Normal"/>
-              <w:spacing w:lineRule="auto" w:line="240" w:before="0" w:after="0"/>
-              <w:jc w:val="center"/>
-              <w:rPr>
-                <w:rFonts w:ascii="Times New Roman" w:hAnsi="Times New Roman" w:eastAsia="Times New Roman" w:cs="Times New Roman"/>
-                <w:sz w:val="24"/>
-                <w:szCs w:val="24"/>
-                <w:lang w:val="es-MX" w:eastAsia="es-MX"/>
-              </w:rPr>
-            </w:pPr>
-            <w:r>
-              <w:rPr>
-                <w:rFonts w:eastAsia="Times New Roman" w:cs="Times New Roman" w:ascii="Times New Roman" w:hAnsi="Times New Roman"/>
-                <w:sz w:val="24"/>
-                <w:szCs w:val="24"/>
-                <w:lang w:val="es-MX" w:eastAsia="es-MX"/>
-              </w:rPr>
-            </w:r>
-          </w:p>
-        </w:tc>
-        <w:tc>
-          <w:tcPr>
-            <w:tcW w:w="205" w:type="dxa"/>
-            <w:gridSpan w:val="2"/>
-            <w:tcBorders/>
-            <w:shd w:color="auto" w:fill="auto" w:val="clear"/>
-            <w:vAlign w:val="bottom"/>
-          </w:tcPr>
-          <w:p>
-            <w:pPr>
-              <w:pStyle w:val="Normal"/>
-              <w:spacing w:lineRule="auto" w:line="240" w:before="0" w:after="0"/>
-              <w:rPr>
-                <w:rFonts w:ascii="Times New Roman" w:hAnsi="Times New Roman" w:eastAsia="Times New Roman" w:cs="Times New Roman"/>
-                <w:sz w:val="24"/>
-                <w:szCs w:val="24"/>
-                <w:lang w:val="es-MX" w:eastAsia="es-MX"/>
-              </w:rPr>
-            </w:pPr>
-            <w:r>
-              <w:rPr>
-                <w:rFonts w:eastAsia="Times New Roman" w:cs="Times New Roman" w:ascii="Times New Roman" w:hAnsi="Times New Roman"/>
-                <w:sz w:val="24"/>
-                <w:szCs w:val="24"/>
-                <w:lang w:val="es-MX" w:eastAsia="es-MX"/>
-              </w:rPr>
-            </w:r>
-          </w:p>
-        </w:tc>
-        <w:tc>
-          <w:tcPr>
-            <w:tcW w:w="501" w:type="dxa"/>
-            <w:tcBorders/>
-            <w:shd w:color="auto" w:fill="auto" w:val="clear"/>
-            <w:vAlign w:val="bottom"/>
-          </w:tcPr>
-          <w:p>
-            <w:pPr>
-              <w:pStyle w:val="Normal"/>
-              <w:spacing w:lineRule="auto" w:line="240" w:before="0" w:after="0"/>
-              <w:rPr>
-                <w:rFonts w:ascii="Times New Roman" w:hAnsi="Times New Roman" w:eastAsia="Times New Roman" w:cs="Times New Roman"/>
-                <w:sz w:val="24"/>
-                <w:szCs w:val="24"/>
-                <w:lang w:val="es-MX" w:eastAsia="es-MX"/>
-              </w:rPr>
-            </w:pPr>
-            <w:r>
-              <w:rPr>
-                <w:rFonts w:eastAsia="Times New Roman" w:cs="Times New Roman" w:ascii="Times New Roman" w:hAnsi="Times New Roman"/>
-                <w:sz w:val="24"/>
-                <w:szCs w:val="24"/>
-                <w:lang w:val="es-MX" w:eastAsia="es-MX"/>
-              </w:rPr>
-            </w:r>
-          </w:p>
-        </w:tc>
-        <w:tc>
-          <w:tcPr>
-            <w:tcW w:w="1691" w:type="dxa"/>
-            <w:tcBorders/>
-            <w:shd w:color="auto" w:fill="auto" w:val="clear"/>
-            <w:vAlign w:val="bottom"/>
-          </w:tcPr>
-          <w:p>
-            <w:pPr>
-              <w:pStyle w:val="Normal"/>
-              <w:spacing w:lineRule="auto" w:line="240" w:before="0" w:after="0"/>
-              <w:rPr>
-                <w:rFonts w:ascii="Times New Roman" w:hAnsi="Times New Roman" w:eastAsia="Times New Roman" w:cs="Times New Roman"/>
-                <w:sz w:val="24"/>
-                <w:szCs w:val="24"/>
-                <w:lang w:val="es-MX" w:eastAsia="es-MX"/>
-              </w:rPr>
-            </w:pPr>
-            <w:r>
-              <w:rPr>
-                <w:rFonts w:eastAsia="Times New Roman" w:cs="Times New Roman" w:ascii="Times New Roman" w:hAnsi="Times New Roman"/>
-                <w:sz w:val="24"/>
-                <w:szCs w:val="24"/>
-                <w:lang w:val="es-MX" w:eastAsia="es-MX"/>
-              </w:rPr>
-            </w:r>
-          </w:p>
-        </w:tc>
-        <w:tc>
-          <w:tcPr>
-            <w:tcW w:w="653" w:type="dxa"/>
+                <w:lang w:val="es-MX" w:eastAsia="es-MX"/>
+              </w:rPr>
+            </w:r>
+          </w:p>
+        </w:tc>
+        <w:tc>
+          <w:tcPr>
+            <w:tcW w:w="2449" w:type="dxa"/>
             <w:tcBorders/>
             <w:shd w:color="auto" w:fill="auto" w:val="clear"/>
             <w:vAlign w:val="bottom"/>
@@ -18207,7 +17644,7 @@
         </w:tc>
         <w:tc>
           <w:tcPr>
-            <w:tcW w:w="567" w:type="dxa"/>
+            <w:tcW w:w="242" w:type="dxa"/>
             <w:tcBorders/>
             <w:shd w:color="auto" w:fill="auto" w:val="clear"/>
             <w:vAlign w:val="bottom"/>
@@ -18216,6 +17653,7 @@
             <w:pPr>
               <w:pStyle w:val="Normal"/>
               <w:spacing w:lineRule="auto" w:line="240" w:before="0" w:after="0"/>
+              <w:jc w:val="center"/>
               <w:rPr>
                 <w:rFonts w:ascii="Times New Roman" w:hAnsi="Times New Roman" w:eastAsia="Times New Roman" w:cs="Times New Roman"/>
                 <w:sz w:val="20"/>
@@ -18235,7 +17673,7 @@
         </w:tc>
         <w:tc>
           <w:tcPr>
-            <w:tcW w:w="470" w:type="dxa"/>
+            <w:tcW w:w="850" w:type="dxa"/>
             <w:tcBorders/>
             <w:shd w:color="auto" w:fill="auto" w:val="clear"/>
             <w:vAlign w:val="bottom"/>
@@ -18263,7 +17701,7 @@
         </w:tc>
         <w:tc>
           <w:tcPr>
-            <w:tcW w:w="1434" w:type="dxa"/>
+            <w:tcW w:w="708" w:type="dxa"/>
             <w:tcBorders/>
             <w:shd w:color="auto" w:fill="auto" w:val="clear"/>
             <w:vAlign w:val="bottom"/>
@@ -18291,7 +17729,7 @@
         </w:tc>
         <w:tc>
           <w:tcPr>
-            <w:tcW w:w="431" w:type="dxa"/>
+            <w:tcW w:w="1277" w:type="dxa"/>
             <w:tcBorders/>
             <w:shd w:color="auto" w:fill="auto" w:val="clear"/>
             <w:vAlign w:val="bottom"/>
@@ -18319,7 +17757,7 @@
         </w:tc>
         <w:tc>
           <w:tcPr>
-            <w:tcW w:w="473" w:type="dxa"/>
+            <w:tcW w:w="424" w:type="dxa"/>
             <w:tcBorders/>
             <w:shd w:color="auto" w:fill="auto" w:val="clear"/>
             <w:vAlign w:val="bottom"/>
@@ -18347,7 +17785,7 @@
         </w:tc>
         <w:tc>
           <w:tcPr>
-            <w:tcW w:w="1961" w:type="dxa"/>
+            <w:tcW w:w="568" w:type="dxa"/>
             <w:tcBorders/>
             <w:shd w:color="auto" w:fill="auto" w:val="clear"/>
             <w:vAlign w:val="bottom"/>
@@ -18375,7 +17813,7 @@
         </w:tc>
         <w:tc>
           <w:tcPr>
-            <w:tcW w:w="668" w:type="dxa"/>
+            <w:tcW w:w="769" w:type="dxa"/>
             <w:tcBorders/>
             <w:shd w:color="auto" w:fill="auto" w:val="clear"/>
             <w:vAlign w:val="bottom"/>
@@ -18403,7 +17841,7 @@
         </w:tc>
         <w:tc>
           <w:tcPr>
-            <w:tcW w:w="554" w:type="dxa"/>
+            <w:tcW w:w="924" w:type="dxa"/>
             <w:tcBorders/>
             <w:shd w:color="auto" w:fill="auto" w:val="clear"/>
             <w:vAlign w:val="bottom"/>
@@ -18431,7 +17869,7 @@
         </w:tc>
         <w:tc>
           <w:tcPr>
-            <w:tcW w:w="1147" w:type="dxa"/>
+            <w:tcW w:w="574" w:type="dxa"/>
             <w:tcBorders/>
             <w:shd w:color="auto" w:fill="auto" w:val="clear"/>
             <w:vAlign w:val="bottom"/>
@@ -18457,21 +17895,161 @@
             </w:r>
           </w:p>
         </w:tc>
+        <w:tc>
+          <w:tcPr>
+            <w:tcW w:w="431" w:type="dxa"/>
+            <w:tcBorders/>
+            <w:shd w:color="auto" w:fill="auto" w:val="clear"/>
+            <w:vAlign w:val="bottom"/>
+          </w:tcPr>
+          <w:p>
+            <w:pPr>
+              <w:pStyle w:val="Normal"/>
+              <w:spacing w:lineRule="auto" w:line="240" w:before="0" w:after="0"/>
+              <w:rPr>
+                <w:rFonts w:ascii="Times New Roman" w:hAnsi="Times New Roman" w:eastAsia="Times New Roman" w:cs="Times New Roman"/>
+                <w:sz w:val="20"/>
+                <w:szCs w:val="20"/>
+                <w:lang w:val="es-MX" w:eastAsia="es-MX"/>
+              </w:rPr>
+            </w:pPr>
+            <w:r>
+              <w:rPr>
+                <w:rFonts w:eastAsia="Times New Roman" w:cs="Times New Roman" w:ascii="Times New Roman" w:hAnsi="Times New Roman"/>
+                <w:sz w:val="20"/>
+                <w:szCs w:val="20"/>
+                <w:lang w:val="es-MX" w:eastAsia="es-MX"/>
+              </w:rPr>
+            </w:r>
+          </w:p>
+        </w:tc>
+        <w:tc>
+          <w:tcPr>
+            <w:tcW w:w="2222" w:type="dxa"/>
+            <w:tcBorders/>
+            <w:shd w:color="auto" w:fill="auto" w:val="clear"/>
+            <w:vAlign w:val="bottom"/>
+          </w:tcPr>
+          <w:p>
+            <w:pPr>
+              <w:pStyle w:val="Normal"/>
+              <w:spacing w:lineRule="auto" w:line="240" w:before="0" w:after="0"/>
+              <w:rPr>
+                <w:rFonts w:ascii="Times New Roman" w:hAnsi="Times New Roman" w:eastAsia="Times New Roman" w:cs="Times New Roman"/>
+                <w:sz w:val="20"/>
+                <w:szCs w:val="20"/>
+                <w:lang w:val="es-MX" w:eastAsia="es-MX"/>
+              </w:rPr>
+            </w:pPr>
+            <w:r>
+              <w:rPr>
+                <w:rFonts w:eastAsia="Times New Roman" w:cs="Times New Roman" w:ascii="Times New Roman" w:hAnsi="Times New Roman"/>
+                <w:sz w:val="20"/>
+                <w:szCs w:val="20"/>
+                <w:lang w:val="es-MX" w:eastAsia="es-MX"/>
+              </w:rPr>
+            </w:r>
+          </w:p>
+        </w:tc>
+        <w:tc>
+          <w:tcPr>
+            <w:tcW w:w="618" w:type="dxa"/>
+            <w:tcBorders/>
+            <w:shd w:color="auto" w:fill="auto" w:val="clear"/>
+            <w:vAlign w:val="bottom"/>
+          </w:tcPr>
+          <w:p>
+            <w:pPr>
+              <w:pStyle w:val="Normal"/>
+              <w:spacing w:lineRule="auto" w:line="240" w:before="0" w:after="0"/>
+              <w:rPr>
+                <w:rFonts w:ascii="Times New Roman" w:hAnsi="Times New Roman" w:eastAsia="Times New Roman" w:cs="Times New Roman"/>
+                <w:sz w:val="20"/>
+                <w:szCs w:val="20"/>
+                <w:lang w:val="es-MX" w:eastAsia="es-MX"/>
+              </w:rPr>
+            </w:pPr>
+            <w:r>
+              <w:rPr>
+                <w:rFonts w:eastAsia="Times New Roman" w:cs="Times New Roman" w:ascii="Times New Roman" w:hAnsi="Times New Roman"/>
+                <w:sz w:val="20"/>
+                <w:szCs w:val="20"/>
+                <w:lang w:val="es-MX" w:eastAsia="es-MX"/>
+              </w:rPr>
+            </w:r>
+          </w:p>
+        </w:tc>
+        <w:tc>
+          <w:tcPr>
+            <w:tcW w:w="425" w:type="dxa"/>
+            <w:tcBorders/>
+            <w:shd w:color="auto" w:fill="auto" w:val="clear"/>
+            <w:vAlign w:val="bottom"/>
+          </w:tcPr>
+          <w:p>
+            <w:pPr>
+              <w:pStyle w:val="Normal"/>
+              <w:spacing w:lineRule="auto" w:line="240" w:before="0" w:after="0"/>
+              <w:rPr>
+                <w:rFonts w:ascii="Times New Roman" w:hAnsi="Times New Roman" w:eastAsia="Times New Roman" w:cs="Times New Roman"/>
+                <w:sz w:val="20"/>
+                <w:szCs w:val="20"/>
+                <w:lang w:val="es-MX" w:eastAsia="es-MX"/>
+              </w:rPr>
+            </w:pPr>
+            <w:r>
+              <w:rPr>
+                <w:rFonts w:eastAsia="Times New Roman" w:cs="Times New Roman" w:ascii="Times New Roman" w:hAnsi="Times New Roman"/>
+                <w:sz w:val="20"/>
+                <w:szCs w:val="20"/>
+                <w:lang w:val="es-MX" w:eastAsia="es-MX"/>
+              </w:rPr>
+            </w:r>
+          </w:p>
+        </w:tc>
+        <w:tc>
+          <w:tcPr>
+            <w:tcW w:w="1134" w:type="dxa"/>
+            <w:tcBorders/>
+            <w:shd w:color="auto" w:fill="auto" w:val="clear"/>
+            <w:vAlign w:val="bottom"/>
+          </w:tcPr>
+          <w:p>
+            <w:pPr>
+              <w:pStyle w:val="Normal"/>
+              <w:spacing w:lineRule="auto" w:line="240" w:before="0" w:after="0"/>
+              <w:rPr>
+                <w:rFonts w:ascii="Times New Roman" w:hAnsi="Times New Roman" w:eastAsia="Times New Roman" w:cs="Times New Roman"/>
+                <w:sz w:val="20"/>
+                <w:szCs w:val="20"/>
+                <w:lang w:val="es-MX" w:eastAsia="es-MX"/>
+              </w:rPr>
+            </w:pPr>
+            <w:r>
+              <w:rPr>
+                <w:rFonts w:eastAsia="Times New Roman" w:cs="Times New Roman" w:ascii="Times New Roman" w:hAnsi="Times New Roman"/>
+                <w:sz w:val="20"/>
+                <w:szCs w:val="20"/>
+                <w:lang w:val="es-MX" w:eastAsia="es-MX"/>
+              </w:rPr>
+            </w:r>
+          </w:p>
+        </w:tc>
       </w:tr>
       <w:tr>
         <w:trPr>
-          <w:trHeight w:val="934" w:hRule="atLeast"/>
+          <w:trHeight w:val="630" w:hRule="atLeast"/>
         </w:trPr>
         <w:tc>
           <w:tcPr>
-            <w:tcW w:w="593" w:type="dxa"/>
+            <w:tcW w:w="844" w:type="dxa"/>
             <w:tcBorders>
               <w:top w:val="single" w:sz="4" w:space="0" w:color="000000"/>
               <w:start w:val="single" w:sz="4" w:space="0" w:color="000000"/>
               <w:bottom w:val="single" w:sz="4" w:space="0" w:color="000000"/>
               <w:end w:val="single" w:sz="4" w:space="0" w:color="000000"/>
             </w:tcBorders>
-            <w:shd w:color="auto" w:fill="000F2E" w:val="clear"/>
+            <w:shd w:color="000000" w:fill="002060" w:val="clear"/>
             <w:vAlign w:val="center"/>
           </w:tcPr>
           <w:p>
@@ -18483,9 +18061,7 @@
                 <w:rFonts w:ascii="Arial" w:hAnsi="Arial" w:eastAsia="Times New Roman" w:cs="Arial"/>
                 <w:b/>
                 <w:bCs/>
-                <w:color w:themeColor="background1" w:val="FFFFFF"/>
-                <w:sz w:val="24"/>
-                <w:szCs w:val="24"/>
+                <w:color w:val="FFFFFF"/>
                 <w:lang w:val="es-MX" w:eastAsia="es-MX"/>
               </w:rPr>
             </w:pPr>
@@ -18494,9 +18070,7 @@
                 <w:rFonts w:eastAsia="Times New Roman" w:cs="Arial" w:ascii="Arial" w:hAnsi="Arial"/>
                 <w:b/>
                 <w:bCs/>
-                <w:color w:themeColor="background1" w:val="FFFFFF"/>
-                <w:sz w:val="24"/>
-                <w:szCs w:val="24"/>
+                <w:color w:val="FFFFFF"/>
                 <w:lang w:val="es-MX" w:eastAsia="es-MX"/>
               </w:rPr>
               <w:t>EV</w:t>
@@ -18505,13 +18079,14 @@
         </w:tc>
         <w:tc>
           <w:tcPr>
-            <w:tcW w:w="2281" w:type="dxa"/>
+            <w:tcW w:w="2691" w:type="dxa"/>
+            <w:gridSpan w:val="2"/>
             <w:tcBorders>
               <w:top w:val="single" w:sz="4" w:space="0" w:color="000000"/>
               <w:bottom w:val="single" w:sz="4" w:space="0" w:color="000000"/>
               <w:end w:val="single" w:sz="4" w:space="0" w:color="000000"/>
             </w:tcBorders>
-            <w:shd w:color="auto" w:fill="000F2E" w:val="clear"/>
+            <w:shd w:color="000000" w:fill="002060" w:val="clear"/>
             <w:vAlign w:val="center"/>
           </w:tcPr>
           <w:p>
@@ -18523,9 +18098,7 @@
                 <w:rFonts w:ascii="Arial" w:hAnsi="Arial" w:eastAsia="Times New Roman" w:cs="Arial"/>
                 <w:b/>
                 <w:bCs/>
-                <w:color w:themeColor="background1" w:val="FFFFFF"/>
-                <w:sz w:val="24"/>
-                <w:szCs w:val="24"/>
+                <w:color w:val="FFFFFF"/>
                 <w:lang w:val="es-MX" w:eastAsia="es-MX"/>
               </w:rPr>
             </w:pPr>
@@ -18534,19 +18107,16 @@
                 <w:rFonts w:eastAsia="Times New Roman" w:cs="Arial" w:ascii="Arial" w:hAnsi="Arial"/>
                 <w:b/>
                 <w:bCs/>
-                <w:color w:themeColor="background1" w:val="FFFFFF"/>
-                <w:sz w:val="24"/>
-                <w:szCs w:val="24"/>
-                <w:lang w:val="es-MX" w:eastAsia="es-MX"/>
-              </w:rPr>
-              <w:t>Entrevista Virtual</w:t>
-            </w:r>
-          </w:p>
-        </w:tc>
-        <w:tc>
-          <w:tcPr>
-            <w:tcW w:w="553" w:type="dxa"/>
-            <w:gridSpan w:val="2"/>
+                <w:color w:val="FFFFFF"/>
+                <w:lang w:val="es-MX" w:eastAsia="es-MX"/>
+              </w:rPr>
+              <w:t>ENTREVISTA VIRTUAL</w:t>
+            </w:r>
+          </w:p>
+        </w:tc>
+        <w:tc>
+          <w:tcPr>
+            <w:tcW w:w="850" w:type="dxa"/>
             <w:tcBorders/>
             <w:shd w:color="auto" w:fill="auto" w:val="clear"/>
             <w:vAlign w:val="center"/>
@@ -18560,9 +18130,7 @@
                 <w:rFonts w:ascii="Arial" w:hAnsi="Arial" w:eastAsia="Times New Roman" w:cs="Arial"/>
                 <w:b/>
                 <w:bCs/>
-                <w:color w:themeColor="background1" w:val="FFFFFF"/>
-                <w:sz w:val="24"/>
-                <w:szCs w:val="24"/>
+                <w:color w:val="FFFFFF"/>
                 <w:lang w:val="es-MX" w:eastAsia="es-MX"/>
               </w:rPr>
             </w:pPr>
@@ -18571,24 +18139,22 @@
                 <w:rFonts w:eastAsia="Times New Roman" w:cs="Arial" w:ascii="Arial" w:hAnsi="Arial"/>
                 <w:b/>
                 <w:bCs/>
-                <w:color w:themeColor="background1" w:val="FFFFFF"/>
-                <w:sz w:val="24"/>
-                <w:szCs w:val="24"/>
-                <w:lang w:val="es-MX" w:eastAsia="es-MX"/>
-              </w:rPr>
-            </w:r>
-          </w:p>
-        </w:tc>
-        <w:tc>
-          <w:tcPr>
-            <w:tcW w:w="2249" w:type="dxa"/>
-            <w:gridSpan w:val="3"/>
+                <w:color w:val="FFFFFF"/>
+                <w:lang w:val="es-MX" w:eastAsia="es-MX"/>
+              </w:rPr>
+            </w:r>
+          </w:p>
+        </w:tc>
+        <w:tc>
+          <w:tcPr>
+            <w:tcW w:w="1985" w:type="dxa"/>
+            <w:gridSpan w:val="2"/>
             <w:tcBorders>
               <w:top w:val="single" w:sz="4" w:space="0" w:color="000000"/>
               <w:start w:val="single" w:sz="4" w:space="0" w:color="000000"/>
               <w:bottom w:val="single" w:sz="4" w:space="0" w:color="000000"/>
             </w:tcBorders>
-            <w:shd w:color="auto" w:fill="000F2E" w:val="clear"/>
+            <w:shd w:color="000000" w:fill="002060" w:val="clear"/>
             <w:vAlign w:val="center"/>
           </w:tcPr>
           <w:p>
@@ -18600,9 +18166,7 @@
                 <w:rFonts w:ascii="Arial" w:hAnsi="Arial" w:eastAsia="Times New Roman" w:cs="Arial"/>
                 <w:b/>
                 <w:bCs/>
-                <w:color w:themeColor="background1" w:val="FFFFFF"/>
-                <w:sz w:val="24"/>
-                <w:szCs w:val="24"/>
+                <w:color w:val="FFFFFF"/>
                 <w:lang w:val="es-MX" w:eastAsia="es-MX"/>
               </w:rPr>
             </w:pPr>
@@ -18611,9 +18175,7 @@
                 <w:rFonts w:eastAsia="Times New Roman" w:cs="Arial" w:ascii="Arial" w:hAnsi="Arial"/>
                 <w:b/>
                 <w:bCs/>
-                <w:color w:themeColor="background1" w:val="FFFFFF"/>
-                <w:sz w:val="24"/>
-                <w:szCs w:val="24"/>
+                <w:color w:val="FFFFFF"/>
                 <w:lang w:val="es-MX" w:eastAsia="es-MX"/>
               </w:rPr>
               <w:t>DISPONIBILIDAD</w:t>
@@ -18622,7 +18184,7 @@
         </w:tc>
         <w:tc>
           <w:tcPr>
-            <w:tcW w:w="653" w:type="dxa"/>
+            <w:tcW w:w="424" w:type="dxa"/>
             <w:tcBorders/>
             <w:shd w:color="auto" w:fill="auto" w:val="clear"/>
             <w:vAlign w:val="center"/>
@@ -18636,9 +18198,7 @@
                 <w:rFonts w:ascii="Arial" w:hAnsi="Arial" w:eastAsia="Times New Roman" w:cs="Arial"/>
                 <w:b/>
                 <w:bCs/>
-                <w:color w:themeColor="background1" w:val="FFFFFF"/>
-                <w:sz w:val="24"/>
-                <w:szCs w:val="24"/>
+                <w:color w:val="FFFFFF"/>
                 <w:lang w:val="es-MX" w:eastAsia="es-MX"/>
               </w:rPr>
             </w:pPr>
@@ -18647,17 +18207,15 @@
                 <w:rFonts w:eastAsia="Times New Roman" w:cs="Arial" w:ascii="Arial" w:hAnsi="Arial"/>
                 <w:b/>
                 <w:bCs/>
-                <w:color w:themeColor="background1" w:val="FFFFFF"/>
-                <w:sz w:val="24"/>
-                <w:szCs w:val="24"/>
-                <w:lang w:val="es-MX" w:eastAsia="es-MX"/>
-              </w:rPr>
-            </w:r>
-          </w:p>
-        </w:tc>
-        <w:tc>
-          <w:tcPr>
-            <w:tcW w:w="2471" w:type="dxa"/>
+                <w:color w:val="FFFFFF"/>
+                <w:lang w:val="es-MX" w:eastAsia="es-MX"/>
+              </w:rPr>
+            </w:r>
+          </w:p>
+        </w:tc>
+        <w:tc>
+          <w:tcPr>
+            <w:tcW w:w="2261" w:type="dxa"/>
             <w:gridSpan w:val="3"/>
             <w:tcBorders>
               <w:top w:val="single" w:sz="4" w:space="0" w:color="000000"/>
@@ -18665,7 +18223,7 @@
               <w:bottom w:val="single" w:sz="4" w:space="0" w:color="000000"/>
               <w:end w:val="single" w:sz="4" w:space="0" w:color="000000"/>
             </w:tcBorders>
-            <w:shd w:color="auto" w:fill="000F2E" w:val="clear"/>
+            <w:shd w:color="000000" w:fill="002060" w:val="clear"/>
             <w:vAlign w:val="center"/>
           </w:tcPr>
           <w:p>
@@ -18677,9 +18235,7 @@
                 <w:rFonts w:ascii="Arial" w:hAnsi="Arial" w:eastAsia="Times New Roman" w:cs="Arial"/>
                 <w:b/>
                 <w:bCs/>
-                <w:color w:themeColor="background1" w:val="FFFFFF"/>
-                <w:sz w:val="24"/>
-                <w:szCs w:val="24"/>
+                <w:color w:val="FFFFFF"/>
                 <w:lang w:val="es-MX" w:eastAsia="es-MX"/>
               </w:rPr>
             </w:pPr>
@@ -18688,9 +18244,7 @@
                 <w:rFonts w:eastAsia="Times New Roman" w:cs="Arial" w:ascii="Arial" w:hAnsi="Arial"/>
                 <w:b/>
                 <w:bCs/>
-                <w:color w:themeColor="background1" w:val="FFFFFF"/>
-                <w:sz w:val="24"/>
-                <w:szCs w:val="24"/>
+                <w:color w:val="FFFFFF"/>
                 <w:lang w:val="es-MX" w:eastAsia="es-MX"/>
               </w:rPr>
               <w:t>COMPROMISO</w:t>
@@ -18699,7 +18253,7 @@
         </w:tc>
         <w:tc>
           <w:tcPr>
-            <w:tcW w:w="431" w:type="dxa"/>
+            <w:tcW w:w="574" w:type="dxa"/>
             <w:tcBorders/>
             <w:shd w:color="auto" w:fill="auto" w:val="clear"/>
             <w:vAlign w:val="center"/>
@@ -18713,9 +18267,7 @@
                 <w:rFonts w:ascii="Arial" w:hAnsi="Arial" w:eastAsia="Times New Roman" w:cs="Arial"/>
                 <w:b/>
                 <w:bCs/>
-                <w:color w:themeColor="background1" w:val="FFFFFF"/>
-                <w:sz w:val="24"/>
-                <w:szCs w:val="24"/>
+                <w:color w:val="FFFFFF"/>
                 <w:lang w:val="es-MX" w:eastAsia="es-MX"/>
               </w:rPr>
             </w:pPr>
@@ -18724,24 +18276,22 @@
                 <w:rFonts w:eastAsia="Times New Roman" w:cs="Arial" w:ascii="Arial" w:hAnsi="Arial"/>
                 <w:b/>
                 <w:bCs/>
-                <w:color w:themeColor="background1" w:val="FFFFFF"/>
-                <w:sz w:val="24"/>
-                <w:szCs w:val="24"/>
-                <w:lang w:val="es-MX" w:eastAsia="es-MX"/>
-              </w:rPr>
-            </w:r>
-          </w:p>
-        </w:tc>
-        <w:tc>
-          <w:tcPr>
-            <w:tcW w:w="2434" w:type="dxa"/>
+                <w:color w:val="FFFFFF"/>
+                <w:lang w:val="es-MX" w:eastAsia="es-MX"/>
+              </w:rPr>
+            </w:r>
+          </w:p>
+        </w:tc>
+        <w:tc>
+          <w:tcPr>
+            <w:tcW w:w="2653" w:type="dxa"/>
             <w:gridSpan w:val="2"/>
             <w:tcBorders>
               <w:top w:val="single" w:sz="4" w:space="0" w:color="000000"/>
               <w:start w:val="single" w:sz="4" w:space="0" w:color="000000"/>
               <w:bottom w:val="single" w:sz="4" w:space="0" w:color="000000"/>
             </w:tcBorders>
-            <w:shd w:color="auto" w:fill="000F2E" w:val="clear"/>
+            <w:shd w:color="000000" w:fill="002060" w:val="clear"/>
             <w:vAlign w:val="center"/>
           </w:tcPr>
           <w:p>
@@ -18753,9 +18303,7 @@
                 <w:rFonts w:ascii="Arial" w:hAnsi="Arial" w:eastAsia="Times New Roman" w:cs="Arial"/>
                 <w:b/>
                 <w:bCs/>
-                <w:color w:themeColor="background1" w:val="FFFFFF"/>
-                <w:sz w:val="24"/>
-                <w:szCs w:val="24"/>
+                <w:color w:val="FFFFFF"/>
                 <w:lang w:val="es-MX" w:eastAsia="es-MX"/>
               </w:rPr>
             </w:pPr>
@@ -18764,9 +18312,7 @@
                 <w:rFonts w:eastAsia="Times New Roman" w:cs="Arial" w:ascii="Arial" w:hAnsi="Arial"/>
                 <w:b/>
                 <w:bCs/>
-                <w:color w:themeColor="background1" w:val="FFFFFF"/>
-                <w:sz w:val="24"/>
-                <w:szCs w:val="24"/>
+                <w:color w:val="FFFFFF"/>
                 <w:lang w:val="es-MX" w:eastAsia="es-MX"/>
               </w:rPr>
               <w:t>AUTOGESTIONADO</w:t>
@@ -18775,7 +18321,7 @@
         </w:tc>
         <w:tc>
           <w:tcPr>
-            <w:tcW w:w="668" w:type="dxa"/>
+            <w:tcW w:w="618" w:type="dxa"/>
             <w:tcBorders/>
             <w:shd w:color="auto" w:fill="auto" w:val="clear"/>
             <w:vAlign w:val="center"/>
@@ -18789,9 +18335,7 @@
                 <w:rFonts w:ascii="Arial" w:hAnsi="Arial" w:eastAsia="Times New Roman" w:cs="Arial"/>
                 <w:b/>
                 <w:bCs/>
-                <w:color w:themeColor="background1" w:val="FFFFFF"/>
-                <w:sz w:val="24"/>
-                <w:szCs w:val="24"/>
+                <w:color w:val="FFFFFF"/>
                 <w:lang w:val="es-MX" w:eastAsia="es-MX"/>
               </w:rPr>
             </w:pPr>
@@ -18800,24 +18344,22 @@
                 <w:rFonts w:eastAsia="Times New Roman" w:cs="Arial" w:ascii="Arial" w:hAnsi="Arial"/>
                 <w:b/>
                 <w:bCs/>
-                <w:color w:themeColor="background1" w:val="FFFFFF"/>
-                <w:sz w:val="24"/>
-                <w:szCs w:val="24"/>
-                <w:lang w:val="es-MX" w:eastAsia="es-MX"/>
-              </w:rPr>
-            </w:r>
-          </w:p>
-        </w:tc>
-        <w:tc>
-          <w:tcPr>
-            <w:tcW w:w="1701" w:type="dxa"/>
+                <w:color w:val="FFFFFF"/>
+                <w:lang w:val="es-MX" w:eastAsia="es-MX"/>
+              </w:rPr>
+            </w:r>
+          </w:p>
+        </w:tc>
+        <w:tc>
+          <w:tcPr>
+            <w:tcW w:w="1559" w:type="dxa"/>
             <w:gridSpan w:val="2"/>
             <w:tcBorders>
               <w:top w:val="single" w:sz="4" w:space="0" w:color="000000"/>
               <w:start w:val="single" w:sz="4" w:space="0" w:color="000000"/>
               <w:bottom w:val="single" w:sz="4" w:space="0" w:color="000000"/>
             </w:tcBorders>
-            <w:shd w:color="auto" w:fill="000F2E" w:val="clear"/>
+            <w:shd w:color="000000" w:fill="002060" w:val="clear"/>
             <w:vAlign w:val="center"/>
           </w:tcPr>
           <w:p>
@@ -18829,9 +18371,7 @@
                 <w:rFonts w:ascii="Arial" w:hAnsi="Arial" w:eastAsia="Times New Roman" w:cs="Arial"/>
                 <w:b/>
                 <w:bCs/>
-                <w:color w:themeColor="background1" w:val="FFFFFF"/>
-                <w:sz w:val="24"/>
-                <w:szCs w:val="24"/>
+                <w:color w:val="FFFFFF"/>
                 <w:lang w:val="es-MX" w:eastAsia="es-MX"/>
               </w:rPr>
             </w:pPr>
@@ -18840,9 +18380,7 @@
                 <w:rFonts w:eastAsia="Times New Roman" w:cs="Arial" w:ascii="Arial" w:hAnsi="Arial"/>
                 <w:b/>
                 <w:bCs/>
-                <w:color w:themeColor="background1" w:val="FFFFFF"/>
-                <w:sz w:val="24"/>
-                <w:szCs w:val="24"/>
+                <w:color w:val="FFFFFF"/>
                 <w:lang w:val="es-MX" w:eastAsia="es-MX"/>
               </w:rPr>
               <w:t>LIDERAZGO SERVICIAL</w:t>
@@ -18852,38 +18390,34 @@
       </w:tr>
       <w:tr>
         <w:trPr>
-          <w:trHeight w:val="299" w:hRule="atLeast"/>
+          <w:trHeight w:val="443" w:hRule="atLeast"/>
         </w:trPr>
         <w:tc>
           <w:tcPr>
-            <w:tcW w:w="593" w:type="dxa"/>
+            <w:tcW w:w="844" w:type="dxa"/>
             <w:tcBorders>
               <w:start w:val="single" w:sz="4" w:space="0" w:color="000000"/>
               <w:bottom w:val="single" w:sz="4" w:space="0" w:color="000000"/>
               <w:end w:val="single" w:sz="4" w:space="0" w:color="000000"/>
             </w:tcBorders>
             <w:shd w:color="auto" w:fill="auto" w:val="clear"/>
-            <w:vAlign w:val="bottom"/>
-          </w:tcPr>
-          <w:p>
-            <w:pPr>
-              <w:pStyle w:val="Normal"/>
-              <w:spacing w:lineRule="auto" w:line="240" w:before="0" w:after="0"/>
-              <w:jc w:val="center"/>
-              <w:rPr>
-                <w:rFonts w:ascii="Arial" w:hAnsi="Arial" w:eastAsia="Times New Roman" w:cs="Arial"/>
-                <w:color w:val="000000"/>
-                <w:sz w:val="24"/>
-                <w:szCs w:val="24"/>
-                <w:lang w:val="es-MX" w:eastAsia="es-MX"/>
-              </w:rPr>
-            </w:pPr>
-            <w:r>
-              <w:rPr>
-                <w:rFonts w:eastAsia="Times New Roman" w:cs="Arial" w:ascii="Arial" w:hAnsi="Arial"/>
-                <w:color w:val="000000"/>
-                <w:sz w:val="24"/>
-                <w:szCs w:val="24"/>
+            <w:vAlign w:val="center"/>
+          </w:tcPr>
+          <w:p>
+            <w:pPr>
+              <w:pStyle w:val="Normal"/>
+              <w:spacing w:lineRule="auto" w:line="240" w:before="0" w:after="0"/>
+              <w:jc w:val="center"/>
+              <w:rPr>
+                <w:rFonts w:ascii="Arial" w:hAnsi="Arial" w:eastAsia="Times New Roman" w:cs="Arial"/>
+                <w:color w:val="000000"/>
+                <w:lang w:val="es-MX" w:eastAsia="es-MX"/>
+              </w:rPr>
+            </w:pPr>
+            <w:r>
+              <w:rPr>
+                <w:rFonts w:eastAsia="Times New Roman" w:cs="Arial" w:ascii="Arial" w:hAnsi="Arial"/>
+                <w:color w:val="000000"/>
                 <w:lang w:val="es-MX" w:eastAsia="es-MX"/>
               </w:rPr>
               <w:t>EV1</w:t>
@@ -18892,74 +18426,247 @@
         </w:tc>
         <w:tc>
           <w:tcPr>
-            <w:tcW w:w="2281" w:type="dxa"/>
+            <w:tcW w:w="2691" w:type="dxa"/>
+            <w:gridSpan w:val="2"/>
             <w:tcBorders>
               <w:top w:val="single" w:sz="4" w:space="0" w:color="000000"/>
               <w:bottom w:val="single" w:sz="4" w:space="0" w:color="000000"/>
               <w:end w:val="single" w:sz="4" w:space="0" w:color="000000"/>
             </w:tcBorders>
             <w:shd w:color="auto" w:fill="auto" w:val="clear"/>
-            <w:vAlign w:val="bottom"/>
-          </w:tcPr>
-          <w:p>
-            <w:pPr>
-              <w:pStyle w:val="Normal"/>
-              <w:spacing w:lineRule="auto" w:line="240" w:before="0" w:after="0"/>
-              <w:rPr>
-                <w:rFonts w:ascii="Arial" w:hAnsi="Arial" w:eastAsia="Times New Roman" w:cs="Arial"/>
-                <w:color w:val="000000"/>
-                <w:sz w:val="24"/>
-                <w:szCs w:val="24"/>
-                <w:lang w:val="es-MX" w:eastAsia="es-MX"/>
-              </w:rPr>
-            </w:pPr>
-            <w:r>
-              <w:rPr>
-                <w:rFonts w:eastAsia="Times New Roman" w:cs="Arial" w:ascii="Arial" w:hAnsi="Arial"/>
-                <w:color w:val="000000"/>
-                <w:sz w:val="24"/>
-                <w:szCs w:val="24"/>
-                <w:lang w:val="es-MX" w:eastAsia="es-MX"/>
-              </w:rPr>
-              <w:t>Con el Patrocinador</w:t>
-            </w:r>
-          </w:p>
-        </w:tc>
-        <w:tc>
-          <w:tcPr>
-            <w:tcW w:w="553" w:type="dxa"/>
+            <w:vAlign w:val="center"/>
+          </w:tcPr>
+          <w:p>
+            <w:pPr>
+              <w:pStyle w:val="Normal"/>
+              <w:spacing w:lineRule="auto" w:line="240" w:before="0" w:after="0"/>
+              <w:rPr>
+                <w:rFonts w:ascii="Arial" w:hAnsi="Arial" w:eastAsia="Times New Roman" w:cs="Arial"/>
+                <w:color w:val="000000"/>
+                <w:lang w:val="es-MX" w:eastAsia="es-MX"/>
+              </w:rPr>
+            </w:pPr>
+            <w:r>
+              <w:rPr>
+                <w:rFonts w:eastAsia="Times New Roman" w:cs="Arial" w:ascii="Arial" w:hAnsi="Arial"/>
+                <w:color w:val="000000"/>
+                <w:lang w:val="es-MX" w:eastAsia="es-MX"/>
+              </w:rPr>
+              <w:t>Entrevista Virtual con el Patrocinador</w:t>
+            </w:r>
+          </w:p>
+        </w:tc>
+        <w:tc>
+          <w:tcPr>
+            <w:tcW w:w="850" w:type="dxa"/>
+            <w:tcBorders/>
+            <w:shd w:color="auto" w:fill="auto" w:val="clear"/>
+            <w:vAlign w:val="center"/>
+          </w:tcPr>
+          <w:p>
+            <w:pPr>
+              <w:pStyle w:val="Normal"/>
+              <w:spacing w:lineRule="auto" w:line="240" w:before="0" w:after="0"/>
+              <w:rPr>
+                <w:rFonts w:ascii="Arial" w:hAnsi="Arial" w:eastAsia="Times New Roman" w:cs="Arial"/>
+                <w:color w:val="000000"/>
+                <w:lang w:val="es-MX" w:eastAsia="es-MX"/>
+              </w:rPr>
+            </w:pPr>
+            <w:r>
+              <w:rPr>
+                <w:rFonts w:eastAsia="Times New Roman" w:cs="Arial" w:ascii="Arial" w:hAnsi="Arial"/>
+                <w:color w:val="000000"/>
+                <w:lang w:val="es-MX" w:eastAsia="es-MX"/>
+              </w:rPr>
+            </w:r>
+          </w:p>
+        </w:tc>
+        <w:tc>
+          <w:tcPr>
+            <w:tcW w:w="708" w:type="dxa"/>
+            <w:tcBorders>
+              <w:start w:val="single" w:sz="4" w:space="0" w:color="000000"/>
+              <w:bottom w:val="single" w:sz="4" w:space="0" w:color="000000"/>
+              <w:end w:val="single" w:sz="4" w:space="0" w:color="000000"/>
+            </w:tcBorders>
+            <w:shd w:color="auto" w:fill="auto" w:val="clear"/>
+            <w:vAlign w:val="center"/>
+          </w:tcPr>
+          <w:p>
+            <w:pPr>
+              <w:pStyle w:val="Normal"/>
+              <w:spacing w:lineRule="auto" w:line="240" w:before="0" w:after="0"/>
+              <w:jc w:val="center"/>
+              <w:rPr>
+                <w:rFonts w:ascii="Arial" w:hAnsi="Arial" w:eastAsia="Times New Roman" w:cs="Arial"/>
+                <w:color w:val="000000"/>
+                <w:lang w:val="es-MX" w:eastAsia="es-MX"/>
+              </w:rPr>
+            </w:pPr>
+            <w:r>
+              <w:rPr>
+                <w:rFonts w:eastAsia="Times New Roman" w:cs="Arial" w:ascii="Arial" w:hAnsi="Arial"/>
+                <w:color w:val="000000"/>
+                <w:lang w:val="es-MX" w:eastAsia="es-MX"/>
+              </w:rPr>
+              <w:t>1</w:t>
+            </w:r>
+          </w:p>
+        </w:tc>
+        <w:tc>
+          <w:tcPr>
+            <w:tcW w:w="1277" w:type="dxa"/>
+            <w:tcBorders>
+              <w:bottom w:val="single" w:sz="4" w:space="0" w:color="000000"/>
+              <w:end w:val="single" w:sz="4" w:space="0" w:color="000000"/>
+            </w:tcBorders>
+            <w:shd w:color="auto" w:fill="auto" w:val="clear"/>
+            <w:vAlign w:val="center"/>
+          </w:tcPr>
+          <w:p>
+            <w:pPr>
+              <w:pStyle w:val="Normal"/>
+              <w:spacing w:lineRule="auto" w:line="240" w:before="0" w:after="0"/>
+              <w:jc w:val="center"/>
+              <w:rPr>
+                <w:rFonts w:ascii="Arial" w:hAnsi="Arial" w:eastAsia="Times New Roman" w:cs="Arial"/>
+                <w:color w:val="000000"/>
+                <w:lang w:val="es-MX" w:eastAsia="es-MX"/>
+              </w:rPr>
+            </w:pPr>
+            <w:r>
+              <w:rPr>
+                <w:rFonts w:eastAsia="Times New Roman" w:cs="Arial" w:ascii="Arial" w:hAnsi="Arial"/>
+                <w:color w:val="000000"/>
+                <w:lang w:val="es-MX" w:eastAsia="es-MX"/>
+              </w:rPr>
+              <w:t>&lt; 50%</w:t>
+            </w:r>
+          </w:p>
+        </w:tc>
+        <w:tc>
+          <w:tcPr>
+            <w:tcW w:w="424" w:type="dxa"/>
+            <w:tcBorders/>
+            <w:shd w:color="auto" w:fill="auto" w:val="clear"/>
+            <w:vAlign w:val="center"/>
+          </w:tcPr>
+          <w:p>
+            <w:pPr>
+              <w:pStyle w:val="Normal"/>
+              <w:spacing w:lineRule="auto" w:line="240" w:before="0" w:after="0"/>
+              <w:jc w:val="center"/>
+              <w:rPr>
+                <w:rFonts w:ascii="Arial" w:hAnsi="Arial" w:eastAsia="Times New Roman" w:cs="Arial"/>
+                <w:color w:val="000000"/>
+                <w:lang w:val="es-MX" w:eastAsia="es-MX"/>
+              </w:rPr>
+            </w:pPr>
+            <w:r>
+              <w:rPr>
+                <w:rFonts w:eastAsia="Times New Roman" w:cs="Arial" w:ascii="Arial" w:hAnsi="Arial"/>
+                <w:color w:val="000000"/>
+                <w:lang w:val="es-MX" w:eastAsia="es-MX"/>
+              </w:rPr>
+            </w:r>
+          </w:p>
+        </w:tc>
+        <w:tc>
+          <w:tcPr>
+            <w:tcW w:w="568" w:type="dxa"/>
+            <w:tcBorders>
+              <w:start w:val="single" w:sz="4" w:space="0" w:color="000000"/>
+              <w:bottom w:val="single" w:sz="4" w:space="0" w:color="000000"/>
+              <w:end w:val="single" w:sz="4" w:space="0" w:color="000000"/>
+            </w:tcBorders>
+            <w:shd w:color="auto" w:fill="auto" w:val="clear"/>
+            <w:vAlign w:val="center"/>
+          </w:tcPr>
+          <w:p>
+            <w:pPr>
+              <w:pStyle w:val="Normal"/>
+              <w:spacing w:lineRule="auto" w:line="240" w:before="0" w:after="0"/>
+              <w:jc w:val="center"/>
+              <w:rPr>
+                <w:rFonts w:ascii="Arial" w:hAnsi="Arial" w:eastAsia="Times New Roman" w:cs="Arial"/>
+                <w:color w:val="000000"/>
+                <w:lang w:val="es-MX" w:eastAsia="es-MX"/>
+              </w:rPr>
+            </w:pPr>
+            <w:r>
+              <w:rPr>
+                <w:rFonts w:eastAsia="Times New Roman" w:cs="Arial" w:ascii="Arial" w:hAnsi="Arial"/>
+                <w:color w:val="000000"/>
+                <w:lang w:val="es-MX" w:eastAsia="es-MX"/>
+              </w:rPr>
+              <w:t>1</w:t>
+            </w:r>
+          </w:p>
+        </w:tc>
+        <w:tc>
+          <w:tcPr>
+            <w:tcW w:w="1693" w:type="dxa"/>
             <w:gridSpan w:val="2"/>
+            <w:tcBorders>
+              <w:top w:val="single" w:sz="4" w:space="0" w:color="000000"/>
+              <w:bottom w:val="single" w:sz="4" w:space="0" w:color="000000"/>
+              <w:end w:val="single" w:sz="4" w:space="0" w:color="000000"/>
+            </w:tcBorders>
+            <w:shd w:color="auto" w:fill="auto" w:val="clear"/>
+            <w:vAlign w:val="center"/>
+          </w:tcPr>
+          <w:p>
+            <w:pPr>
+              <w:pStyle w:val="Normal"/>
+              <w:spacing w:lineRule="auto" w:line="240" w:before="0" w:after="0"/>
+              <w:jc w:val="center"/>
+              <w:rPr>
+                <w:rFonts w:ascii="Arial" w:hAnsi="Arial" w:eastAsia="Times New Roman" w:cs="Arial"/>
+                <w:color w:val="000000"/>
+                <w:lang w:val="es-MX" w:eastAsia="es-MX"/>
+              </w:rPr>
+            </w:pPr>
+            <w:r>
+              <w:rPr>
+                <w:rFonts w:eastAsia="Times New Roman" w:cs="Arial" w:ascii="Arial" w:hAnsi="Arial"/>
+                <w:color w:val="000000"/>
+                <w:lang w:val="es-MX" w:eastAsia="es-MX"/>
+              </w:rPr>
+              <w:t>TIENE COMPROMISO</w:t>
+            </w:r>
+          </w:p>
+        </w:tc>
+        <w:tc>
+          <w:tcPr>
+            <w:tcW w:w="574" w:type="dxa"/>
             <w:tcBorders/>
             <w:shd w:color="auto" w:fill="auto" w:val="clear"/>
-            <w:vAlign w:val="bottom"/>
-          </w:tcPr>
-          <w:p>
-            <w:pPr>
-              <w:pStyle w:val="Normal"/>
-              <w:spacing w:lineRule="auto" w:line="240" w:before="0" w:after="0"/>
-              <w:rPr>
-                <w:rFonts w:ascii="Arial" w:hAnsi="Arial" w:eastAsia="Times New Roman" w:cs="Arial"/>
-                <w:color w:val="000000"/>
-                <w:sz w:val="24"/>
-                <w:szCs w:val="24"/>
-                <w:lang w:val="es-MX" w:eastAsia="es-MX"/>
-              </w:rPr>
-            </w:pPr>
-            <w:r>
-              <w:rPr>
-                <w:rFonts w:eastAsia="Times New Roman" w:cs="Arial" w:ascii="Arial" w:hAnsi="Arial"/>
-                <w:color w:val="000000"/>
-                <w:sz w:val="24"/>
-                <w:szCs w:val="24"/>
-                <w:lang w:val="es-MX" w:eastAsia="es-MX"/>
-              </w:rPr>
-            </w:r>
-          </w:p>
-        </w:tc>
-        <w:tc>
-          <w:tcPr>
-            <w:tcW w:w="558" w:type="dxa"/>
-            <w:gridSpan w:val="2"/>
+            <w:vAlign w:val="center"/>
+          </w:tcPr>
+          <w:p>
+            <w:pPr>
+              <w:pStyle w:val="Normal"/>
+              <w:spacing w:lineRule="auto" w:line="240" w:before="0" w:after="0"/>
+              <w:jc w:val="center"/>
+              <w:rPr>
+                <w:rFonts w:ascii="Arial" w:hAnsi="Arial" w:eastAsia="Times New Roman" w:cs="Arial"/>
+                <w:color w:val="000000"/>
+                <w:lang w:val="es-MX" w:eastAsia="es-MX"/>
+              </w:rPr>
+            </w:pPr>
+            <w:r>
+              <w:rPr>
+                <w:rFonts w:eastAsia="Times New Roman" w:cs="Arial" w:ascii="Arial" w:hAnsi="Arial"/>
+                <w:color w:val="000000"/>
+                <w:lang w:val="es-MX" w:eastAsia="es-MX"/>
+              </w:rPr>
+            </w:r>
+          </w:p>
+        </w:tc>
+        <w:tc>
+          <w:tcPr>
+            <w:tcW w:w="431" w:type="dxa"/>
             <w:tcBorders>
               <w:start w:val="single" w:sz="4" w:space="0" w:color="000000"/>
               <w:bottom w:val="single" w:sz="4" w:space="0" w:color="000000"/>
@@ -18976,17 +18683,13 @@
               <w:rPr>
                 <w:rFonts w:ascii="Arial" w:hAnsi="Arial" w:eastAsia="Times New Roman" w:cs="Arial"/>
                 <w:color w:val="000000"/>
-                <w:sz w:val="24"/>
-                <w:szCs w:val="24"/>
-                <w:lang w:val="es-MX" w:eastAsia="es-MX"/>
-              </w:rPr>
-            </w:pPr>
-            <w:r>
-              <w:rPr>
-                <w:rFonts w:eastAsia="Times New Roman" w:cs="Arial" w:ascii="Arial" w:hAnsi="Arial"/>
-                <w:color w:val="000000"/>
-                <w:sz w:val="24"/>
-                <w:szCs w:val="24"/>
+                <w:lang w:val="es-MX" w:eastAsia="es-MX"/>
+              </w:rPr>
+            </w:pPr>
+            <w:r>
+              <w:rPr>
+                <w:rFonts w:eastAsia="Times New Roman" w:cs="Arial" w:ascii="Arial" w:hAnsi="Arial"/>
+                <w:color w:val="000000"/>
                 <w:lang w:val="es-MX" w:eastAsia="es-MX"/>
               </w:rPr>
               <w:t>1</w:t>
@@ -18995,7 +18698,7 @@
         </w:tc>
         <w:tc>
           <w:tcPr>
-            <w:tcW w:w="1691" w:type="dxa"/>
+            <w:tcW w:w="2222" w:type="dxa"/>
             <w:tcBorders>
               <w:bottom w:val="single" w:sz="4" w:space="0" w:color="000000"/>
               <w:end w:val="single" w:sz="4" w:space="0" w:color="000000"/>
@@ -19011,26 +18714,22 @@
               <w:rPr>
                 <w:rFonts w:ascii="Arial" w:hAnsi="Arial" w:eastAsia="Times New Roman" w:cs="Arial"/>
                 <w:color w:val="000000"/>
-                <w:sz w:val="24"/>
-                <w:szCs w:val="24"/>
-                <w:lang w:val="es-MX" w:eastAsia="es-MX"/>
-              </w:rPr>
-            </w:pPr>
-            <w:r>
-              <w:rPr>
-                <w:rFonts w:eastAsia="Times New Roman" w:cs="Arial" w:ascii="Arial" w:hAnsi="Arial"/>
-                <w:color w:val="000000"/>
-                <w:sz w:val="24"/>
-                <w:szCs w:val="24"/>
-                <w:lang w:val="es-MX" w:eastAsia="es-MX"/>
-              </w:rPr>
-              <w:t>&lt; 50%</w:t>
-            </w:r>
-          </w:p>
-        </w:tc>
-        <w:tc>
-          <w:tcPr>
-            <w:tcW w:w="653" w:type="dxa"/>
+                <w:lang w:val="es-MX" w:eastAsia="es-MX"/>
+              </w:rPr>
+            </w:pPr>
+            <w:r>
+              <w:rPr>
+                <w:rFonts w:eastAsia="Times New Roman" w:cs="Arial" w:ascii="Arial" w:hAnsi="Arial"/>
+                <w:color w:val="000000"/>
+                <w:lang w:val="es-MX" w:eastAsia="es-MX"/>
+              </w:rPr>
+              <w:t>SI ES AUTOGESTIONADO</w:t>
+            </w:r>
+          </w:p>
+        </w:tc>
+        <w:tc>
+          <w:tcPr>
+            <w:tcW w:w="618" w:type="dxa"/>
             <w:tcBorders/>
             <w:shd w:color="auto" w:fill="auto" w:val="clear"/>
             <w:vAlign w:val="center"/>
@@ -19043,29 +18742,24 @@
               <w:rPr>
                 <w:rFonts w:ascii="Arial" w:hAnsi="Arial" w:eastAsia="Times New Roman" w:cs="Arial"/>
                 <w:color w:val="000000"/>
-                <w:sz w:val="24"/>
-                <w:szCs w:val="24"/>
-                <w:lang w:val="es-MX" w:eastAsia="es-MX"/>
-              </w:rPr>
-            </w:pPr>
-            <w:r>
-              <w:rPr>
-                <w:rFonts w:eastAsia="Times New Roman" w:cs="Arial" w:ascii="Arial" w:hAnsi="Arial"/>
-                <w:color w:val="000000"/>
-                <w:sz w:val="24"/>
-                <w:szCs w:val="24"/>
-                <w:lang w:val="es-MX" w:eastAsia="es-MX"/>
-              </w:rPr>
-            </w:r>
-          </w:p>
-        </w:tc>
-        <w:tc>
-          <w:tcPr>
-            <w:tcW w:w="567" w:type="dxa"/>
+                <w:lang w:val="es-MX" w:eastAsia="es-MX"/>
+              </w:rPr>
+            </w:pPr>
+            <w:r>
+              <w:rPr>
+                <w:rFonts w:eastAsia="Times New Roman" w:cs="Arial" w:ascii="Arial" w:hAnsi="Arial"/>
+                <w:color w:val="000000"/>
+                <w:lang w:val="es-MX" w:eastAsia="es-MX"/>
+              </w:rPr>
+            </w:r>
+          </w:p>
+        </w:tc>
+        <w:tc>
+          <w:tcPr>
+            <w:tcW w:w="425" w:type="dxa"/>
             <w:tcBorders>
               <w:start w:val="single" w:sz="4" w:space="0" w:color="000000"/>
               <w:bottom w:val="single" w:sz="4" w:space="0" w:color="000000"/>
-              <w:end w:val="single" w:sz="4" w:space="0" w:color="000000"/>
             </w:tcBorders>
             <w:shd w:color="auto" w:fill="auto" w:val="clear"/>
             <w:vAlign w:val="center"/>
@@ -19078,17 +18772,13 @@
               <w:rPr>
                 <w:rFonts w:ascii="Arial" w:hAnsi="Arial" w:eastAsia="Times New Roman" w:cs="Arial"/>
                 <w:color w:val="000000"/>
-                <w:sz w:val="24"/>
-                <w:szCs w:val="24"/>
-                <w:lang w:val="es-MX" w:eastAsia="es-MX"/>
-              </w:rPr>
-            </w:pPr>
-            <w:r>
-              <w:rPr>
-                <w:rFonts w:eastAsia="Times New Roman" w:cs="Arial" w:ascii="Arial" w:hAnsi="Arial"/>
-                <w:color w:val="000000"/>
-                <w:sz w:val="24"/>
-                <w:szCs w:val="24"/>
+                <w:lang w:val="es-MX" w:eastAsia="es-MX"/>
+              </w:rPr>
+            </w:pPr>
+            <w:r>
+              <w:rPr>
+                <w:rFonts w:eastAsia="Times New Roman" w:cs="Arial" w:ascii="Arial" w:hAnsi="Arial"/>
+                <w:color w:val="000000"/>
                 <w:lang w:val="es-MX" w:eastAsia="es-MX"/>
               </w:rPr>
               <w:t>1</w:t>
@@ -19097,10 +18787,9 @@
         </w:tc>
         <w:tc>
           <w:tcPr>
-            <w:tcW w:w="1904" w:type="dxa"/>
-            <w:gridSpan w:val="2"/>
-            <w:tcBorders>
-              <w:top w:val="single" w:sz="4" w:space="0" w:color="000000"/>
+            <w:tcW w:w="1134" w:type="dxa"/>
+            <w:tcBorders>
+              <w:start w:val="single" w:sz="4" w:space="0" w:color="000000"/>
               <w:bottom w:val="single" w:sz="4" w:space="0" w:color="000000"/>
               <w:end w:val="single" w:sz="4" w:space="0" w:color="000000"/>
             </w:tcBorders>
@@ -19115,262 +18804,50 @@
               <w:rPr>
                 <w:rFonts w:ascii="Arial" w:hAnsi="Arial" w:eastAsia="Times New Roman" w:cs="Arial"/>
                 <w:color w:val="000000"/>
-                <w:sz w:val="24"/>
-                <w:szCs w:val="24"/>
-                <w:lang w:val="es-MX" w:eastAsia="es-MX"/>
-              </w:rPr>
-            </w:pPr>
-            <w:r>
-              <w:rPr>
-                <w:rFonts w:eastAsia="Times New Roman" w:cs="Arial" w:ascii="Arial" w:hAnsi="Arial"/>
-                <w:color w:val="000000"/>
-                <w:sz w:val="24"/>
-                <w:szCs w:val="24"/>
-                <w:lang w:val="es-MX" w:eastAsia="es-MX"/>
-              </w:rPr>
-              <w:t>Tiene compromiso</w:t>
-            </w:r>
-          </w:p>
-        </w:tc>
-        <w:tc>
-          <w:tcPr>
-            <w:tcW w:w="431" w:type="dxa"/>
-            <w:tcBorders/>
-            <w:shd w:color="auto" w:fill="auto" w:val="clear"/>
-            <w:vAlign w:val="center"/>
-          </w:tcPr>
-          <w:p>
-            <w:pPr>
-              <w:pStyle w:val="Normal"/>
-              <w:spacing w:lineRule="auto" w:line="240" w:before="0" w:after="0"/>
-              <w:jc w:val="center"/>
-              <w:rPr>
-                <w:rFonts w:ascii="Arial" w:hAnsi="Arial" w:eastAsia="Times New Roman" w:cs="Arial"/>
-                <w:color w:val="000000"/>
-                <w:sz w:val="24"/>
-                <w:szCs w:val="24"/>
-                <w:lang w:val="es-MX" w:eastAsia="es-MX"/>
-              </w:rPr>
-            </w:pPr>
-            <w:r>
-              <w:rPr>
-                <w:rFonts w:eastAsia="Times New Roman" w:cs="Arial" w:ascii="Arial" w:hAnsi="Arial"/>
-                <w:color w:val="000000"/>
-                <w:sz w:val="24"/>
-                <w:szCs w:val="24"/>
-                <w:lang w:val="es-MX" w:eastAsia="es-MX"/>
-              </w:rPr>
-            </w:r>
-          </w:p>
-        </w:tc>
-        <w:tc>
-          <w:tcPr>
-            <w:tcW w:w="473" w:type="dxa"/>
-            <w:tcBorders>
-              <w:start w:val="single" w:sz="4" w:space="0" w:color="000000"/>
-              <w:bottom w:val="single" w:sz="4" w:space="0" w:color="000000"/>
-              <w:end w:val="single" w:sz="4" w:space="0" w:color="000000"/>
-            </w:tcBorders>
-            <w:shd w:color="auto" w:fill="auto" w:val="clear"/>
-            <w:vAlign w:val="center"/>
-          </w:tcPr>
-          <w:p>
-            <w:pPr>
-              <w:pStyle w:val="Normal"/>
-              <w:spacing w:lineRule="auto" w:line="240" w:before="0" w:after="0"/>
-              <w:jc w:val="center"/>
-              <w:rPr>
-                <w:rFonts w:ascii="Arial" w:hAnsi="Arial" w:eastAsia="Times New Roman" w:cs="Arial"/>
-                <w:color w:val="000000"/>
-                <w:sz w:val="24"/>
-                <w:szCs w:val="24"/>
-                <w:lang w:val="es-MX" w:eastAsia="es-MX"/>
-              </w:rPr>
-            </w:pPr>
-            <w:r>
-              <w:rPr>
-                <w:rFonts w:eastAsia="Times New Roman" w:cs="Arial" w:ascii="Arial" w:hAnsi="Arial"/>
-                <w:color w:val="000000"/>
-                <w:sz w:val="24"/>
-                <w:szCs w:val="24"/>
-                <w:lang w:val="es-MX" w:eastAsia="es-MX"/>
-              </w:rPr>
-              <w:t>1</w:t>
-            </w:r>
-          </w:p>
-        </w:tc>
-        <w:tc>
-          <w:tcPr>
-            <w:tcW w:w="1961" w:type="dxa"/>
-            <w:tcBorders>
-              <w:bottom w:val="single" w:sz="4" w:space="0" w:color="000000"/>
-              <w:end w:val="single" w:sz="4" w:space="0" w:color="000000"/>
-            </w:tcBorders>
-            <w:shd w:color="auto" w:fill="auto" w:val="clear"/>
-            <w:vAlign w:val="center"/>
-          </w:tcPr>
-          <w:p>
-            <w:pPr>
-              <w:pStyle w:val="Normal"/>
-              <w:spacing w:lineRule="auto" w:line="240" w:before="0" w:after="0"/>
-              <w:jc w:val="center"/>
-              <w:rPr>
-                <w:rFonts w:ascii="Arial" w:hAnsi="Arial" w:eastAsia="Times New Roman" w:cs="Arial"/>
-                <w:color w:val="000000"/>
-                <w:sz w:val="24"/>
-                <w:szCs w:val="24"/>
-                <w:lang w:val="es-MX" w:eastAsia="es-MX"/>
-              </w:rPr>
-            </w:pPr>
-            <w:r>
-              <w:rPr>
-                <w:rFonts w:eastAsia="Times New Roman" w:cs="Arial" w:ascii="Arial" w:hAnsi="Arial"/>
-                <w:color w:val="000000"/>
-                <w:sz w:val="24"/>
-                <w:szCs w:val="24"/>
-                <w:lang w:val="es-MX" w:eastAsia="es-MX"/>
-              </w:rPr>
-              <w:t>Si es autogestionado</w:t>
-            </w:r>
-          </w:p>
-        </w:tc>
-        <w:tc>
-          <w:tcPr>
-            <w:tcW w:w="668" w:type="dxa"/>
-            <w:tcBorders/>
-            <w:shd w:color="auto" w:fill="auto" w:val="clear"/>
-            <w:vAlign w:val="center"/>
-          </w:tcPr>
-          <w:p>
-            <w:pPr>
-              <w:pStyle w:val="Normal"/>
-              <w:spacing w:lineRule="auto" w:line="240" w:before="0" w:after="0"/>
-              <w:jc w:val="center"/>
-              <w:rPr>
-                <w:rFonts w:ascii="Arial" w:hAnsi="Arial" w:eastAsia="Times New Roman" w:cs="Arial"/>
-                <w:color w:val="000000"/>
-                <w:sz w:val="24"/>
-                <w:szCs w:val="24"/>
-                <w:lang w:val="es-MX" w:eastAsia="es-MX"/>
-              </w:rPr>
-            </w:pPr>
-            <w:r>
-              <w:rPr>
-                <w:rFonts w:eastAsia="Times New Roman" w:cs="Arial" w:ascii="Arial" w:hAnsi="Arial"/>
-                <w:color w:val="000000"/>
-                <w:sz w:val="24"/>
-                <w:szCs w:val="24"/>
-                <w:lang w:val="es-MX" w:eastAsia="es-MX"/>
-              </w:rPr>
-            </w:r>
-          </w:p>
-        </w:tc>
-        <w:tc>
-          <w:tcPr>
-            <w:tcW w:w="554" w:type="dxa"/>
-            <w:tcBorders>
-              <w:start w:val="single" w:sz="4" w:space="0" w:color="000000"/>
-              <w:bottom w:val="single" w:sz="4" w:space="0" w:color="000000"/>
-            </w:tcBorders>
-            <w:shd w:color="auto" w:fill="auto" w:val="clear"/>
-            <w:vAlign w:val="center"/>
-          </w:tcPr>
-          <w:p>
-            <w:pPr>
-              <w:pStyle w:val="Normal"/>
-              <w:spacing w:lineRule="auto" w:line="240" w:before="0" w:after="0"/>
-              <w:jc w:val="center"/>
-              <w:rPr>
-                <w:rFonts w:ascii="Arial" w:hAnsi="Arial" w:eastAsia="Times New Roman" w:cs="Arial"/>
-                <w:color w:val="000000"/>
-                <w:sz w:val="24"/>
-                <w:szCs w:val="24"/>
-                <w:lang w:val="es-MX" w:eastAsia="es-MX"/>
-              </w:rPr>
-            </w:pPr>
-            <w:r>
-              <w:rPr>
-                <w:rFonts w:eastAsia="Times New Roman" w:cs="Arial" w:ascii="Arial" w:hAnsi="Arial"/>
-                <w:color w:val="000000"/>
-                <w:sz w:val="24"/>
-                <w:szCs w:val="24"/>
-                <w:lang w:val="es-MX" w:eastAsia="es-MX"/>
-              </w:rPr>
-              <w:t>1</w:t>
-            </w:r>
-          </w:p>
-        </w:tc>
-        <w:tc>
-          <w:tcPr>
-            <w:tcW w:w="1147" w:type="dxa"/>
-            <w:tcBorders>
-              <w:start w:val="single" w:sz="4" w:space="0" w:color="000000"/>
-              <w:bottom w:val="single" w:sz="4" w:space="0" w:color="000000"/>
-              <w:end w:val="single" w:sz="4" w:space="0" w:color="000000"/>
-            </w:tcBorders>
-            <w:shd w:color="auto" w:fill="auto" w:val="clear"/>
-            <w:vAlign w:val="center"/>
-          </w:tcPr>
-          <w:p>
-            <w:pPr>
-              <w:pStyle w:val="Normal"/>
-              <w:spacing w:lineRule="auto" w:line="240" w:before="0" w:after="0"/>
-              <w:jc w:val="center"/>
-              <w:rPr>
-                <w:rFonts w:ascii="Arial" w:hAnsi="Arial" w:eastAsia="Times New Roman" w:cs="Arial"/>
-                <w:color w:val="000000"/>
-                <w:sz w:val="24"/>
-                <w:szCs w:val="24"/>
-                <w:lang w:val="es-MX" w:eastAsia="es-MX"/>
-              </w:rPr>
-            </w:pPr>
-            <w:r>
-              <w:rPr>
-                <w:rFonts w:eastAsia="Times New Roman" w:cs="Arial" w:ascii="Arial" w:hAnsi="Arial"/>
-                <w:color w:val="000000"/>
-                <w:sz w:val="24"/>
-                <w:szCs w:val="24"/>
-                <w:lang w:val="es-MX" w:eastAsia="es-MX"/>
-              </w:rPr>
-              <w:t>Tiene LS</w:t>
+                <w:lang w:val="es-MX" w:eastAsia="es-MX"/>
+              </w:rPr>
+            </w:pPr>
+            <w:r>
+              <w:rPr>
+                <w:rFonts w:eastAsia="Times New Roman" w:cs="Arial" w:ascii="Arial" w:hAnsi="Arial"/>
+                <w:color w:val="000000"/>
+                <w:lang w:val="es-MX" w:eastAsia="es-MX"/>
+              </w:rPr>
+              <w:t>TIENE LS</w:t>
             </w:r>
           </w:p>
         </w:tc>
       </w:tr>
       <w:tr>
         <w:trPr>
-          <w:trHeight w:val="585" w:hRule="atLeast"/>
+          <w:trHeight w:val="492" w:hRule="atLeast"/>
         </w:trPr>
         <w:tc>
           <w:tcPr>
-            <w:tcW w:w="593" w:type="dxa"/>
+            <w:tcW w:w="844" w:type="dxa"/>
             <w:tcBorders>
               <w:start w:val="single" w:sz="4" w:space="0" w:color="000000"/>
               <w:bottom w:val="single" w:sz="4" w:space="0" w:color="000000"/>
               <w:end w:val="single" w:sz="4" w:space="0" w:color="000000"/>
             </w:tcBorders>
             <w:shd w:color="auto" w:fill="auto" w:val="clear"/>
-            <w:vAlign w:val="bottom"/>
-          </w:tcPr>
-          <w:p>
-            <w:pPr>
-              <w:pStyle w:val="Normal"/>
-              <w:spacing w:lineRule="auto" w:line="240" w:before="0" w:after="0"/>
-              <w:jc w:val="center"/>
-              <w:rPr>
-                <w:rFonts w:ascii="Arial" w:hAnsi="Arial" w:eastAsia="Times New Roman" w:cs="Arial"/>
-                <w:color w:val="000000"/>
-                <w:sz w:val="24"/>
-                <w:szCs w:val="24"/>
-                <w:lang w:val="es-MX" w:eastAsia="es-MX"/>
-              </w:rPr>
-            </w:pPr>
-            <w:r>
-              <w:rPr>
-                <w:rFonts w:eastAsia="Times New Roman" w:cs="Arial" w:ascii="Arial" w:hAnsi="Arial"/>
-                <w:color w:val="000000"/>
-                <w:sz w:val="24"/>
-                <w:szCs w:val="24"/>
+            <w:vAlign w:val="center"/>
+          </w:tcPr>
+          <w:p>
+            <w:pPr>
+              <w:pStyle w:val="Normal"/>
+              <w:spacing w:lineRule="auto" w:line="240" w:before="0" w:after="0"/>
+              <w:jc w:val="center"/>
+              <w:rPr>
+                <w:rFonts w:ascii="Arial" w:hAnsi="Arial" w:eastAsia="Times New Roman" w:cs="Arial"/>
+                <w:color w:val="000000"/>
+                <w:lang w:val="es-MX" w:eastAsia="es-MX"/>
+              </w:rPr>
+            </w:pPr>
+            <w:r>
+              <w:rPr>
+                <w:rFonts w:eastAsia="Times New Roman" w:cs="Arial" w:ascii="Arial" w:hAnsi="Arial"/>
+                <w:color w:val="000000"/>
                 <w:lang w:val="es-MX" w:eastAsia="es-MX"/>
               </w:rPr>
               <w:t>EV2</w:t>
@@ -19379,74 +18856,247 @@
         </w:tc>
         <w:tc>
           <w:tcPr>
-            <w:tcW w:w="2281" w:type="dxa"/>
+            <w:tcW w:w="2691" w:type="dxa"/>
+            <w:gridSpan w:val="2"/>
             <w:tcBorders>
               <w:top w:val="single" w:sz="4" w:space="0" w:color="000000"/>
               <w:bottom w:val="single" w:sz="4" w:space="0" w:color="000000"/>
               <w:end w:val="single" w:sz="4" w:space="0" w:color="000000"/>
             </w:tcBorders>
             <w:shd w:color="auto" w:fill="auto" w:val="clear"/>
-            <w:vAlign w:val="bottom"/>
-          </w:tcPr>
-          <w:p>
-            <w:pPr>
-              <w:pStyle w:val="Normal"/>
-              <w:spacing w:lineRule="auto" w:line="240" w:before="0" w:after="0"/>
-              <w:rPr>
-                <w:rFonts w:ascii="Arial" w:hAnsi="Arial" w:eastAsia="Times New Roman" w:cs="Arial"/>
-                <w:color w:val="000000"/>
-                <w:sz w:val="24"/>
-                <w:szCs w:val="24"/>
-                <w:lang w:val="es-MX" w:eastAsia="es-MX"/>
-              </w:rPr>
-            </w:pPr>
-            <w:r>
-              <w:rPr>
-                <w:rFonts w:eastAsia="Times New Roman" w:cs="Arial" w:ascii="Arial" w:hAnsi="Arial"/>
-                <w:color w:val="000000"/>
-                <w:sz w:val="24"/>
-                <w:szCs w:val="24"/>
-                <w:lang w:val="es-MX" w:eastAsia="es-MX"/>
-              </w:rPr>
-              <w:t>Con el Gerente de Tecnología</w:t>
-            </w:r>
-          </w:p>
-        </w:tc>
-        <w:tc>
-          <w:tcPr>
-            <w:tcW w:w="553" w:type="dxa"/>
+            <w:vAlign w:val="center"/>
+          </w:tcPr>
+          <w:p>
+            <w:pPr>
+              <w:pStyle w:val="Normal"/>
+              <w:spacing w:lineRule="auto" w:line="240" w:before="0" w:after="0"/>
+              <w:rPr>
+                <w:rFonts w:ascii="Arial" w:hAnsi="Arial" w:eastAsia="Times New Roman" w:cs="Arial"/>
+                <w:color w:val="000000"/>
+                <w:lang w:val="es-MX" w:eastAsia="es-MX"/>
+              </w:rPr>
+            </w:pPr>
+            <w:r>
+              <w:rPr>
+                <w:rFonts w:eastAsia="Times New Roman" w:cs="Arial" w:ascii="Arial" w:hAnsi="Arial"/>
+                <w:color w:val="000000"/>
+                <w:lang w:val="es-MX" w:eastAsia="es-MX"/>
+              </w:rPr>
+              <w:t>Entrevista Virtual con el Gerente de Tecnología</w:t>
+            </w:r>
+          </w:p>
+        </w:tc>
+        <w:tc>
+          <w:tcPr>
+            <w:tcW w:w="850" w:type="dxa"/>
+            <w:tcBorders/>
+            <w:shd w:color="auto" w:fill="auto" w:val="clear"/>
+            <w:vAlign w:val="center"/>
+          </w:tcPr>
+          <w:p>
+            <w:pPr>
+              <w:pStyle w:val="Normal"/>
+              <w:spacing w:lineRule="auto" w:line="240" w:before="0" w:after="0"/>
+              <w:rPr>
+                <w:rFonts w:ascii="Arial" w:hAnsi="Arial" w:eastAsia="Times New Roman" w:cs="Arial"/>
+                <w:color w:val="000000"/>
+                <w:lang w:val="es-MX" w:eastAsia="es-MX"/>
+              </w:rPr>
+            </w:pPr>
+            <w:r>
+              <w:rPr>
+                <w:rFonts w:eastAsia="Times New Roman" w:cs="Arial" w:ascii="Arial" w:hAnsi="Arial"/>
+                <w:color w:val="000000"/>
+                <w:lang w:val="es-MX" w:eastAsia="es-MX"/>
+              </w:rPr>
+            </w:r>
+          </w:p>
+        </w:tc>
+        <w:tc>
+          <w:tcPr>
+            <w:tcW w:w="708" w:type="dxa"/>
+            <w:tcBorders>
+              <w:start w:val="single" w:sz="4" w:space="0" w:color="000000"/>
+              <w:bottom w:val="single" w:sz="4" w:space="0" w:color="000000"/>
+              <w:end w:val="single" w:sz="4" w:space="0" w:color="000000"/>
+            </w:tcBorders>
+            <w:shd w:color="auto" w:fill="auto" w:val="clear"/>
+            <w:vAlign w:val="center"/>
+          </w:tcPr>
+          <w:p>
+            <w:pPr>
+              <w:pStyle w:val="Normal"/>
+              <w:spacing w:lineRule="auto" w:line="240" w:before="0" w:after="0"/>
+              <w:jc w:val="center"/>
+              <w:rPr>
+                <w:rFonts w:ascii="Arial" w:hAnsi="Arial" w:eastAsia="Times New Roman" w:cs="Arial"/>
+                <w:color w:val="000000"/>
+                <w:lang w:val="es-MX" w:eastAsia="es-MX"/>
+              </w:rPr>
+            </w:pPr>
+            <w:r>
+              <w:rPr>
+                <w:rFonts w:eastAsia="Times New Roman" w:cs="Arial" w:ascii="Arial" w:hAnsi="Arial"/>
+                <w:color w:val="000000"/>
+                <w:lang w:val="es-MX" w:eastAsia="es-MX"/>
+              </w:rPr>
+              <w:t>2</w:t>
+            </w:r>
+          </w:p>
+        </w:tc>
+        <w:tc>
+          <w:tcPr>
+            <w:tcW w:w="1277" w:type="dxa"/>
+            <w:tcBorders>
+              <w:bottom w:val="single" w:sz="4" w:space="0" w:color="000000"/>
+              <w:end w:val="single" w:sz="4" w:space="0" w:color="000000"/>
+            </w:tcBorders>
+            <w:shd w:color="auto" w:fill="auto" w:val="clear"/>
+            <w:vAlign w:val="center"/>
+          </w:tcPr>
+          <w:p>
+            <w:pPr>
+              <w:pStyle w:val="Normal"/>
+              <w:spacing w:lineRule="auto" w:line="240" w:before="0" w:after="0"/>
+              <w:jc w:val="center"/>
+              <w:rPr>
+                <w:rFonts w:ascii="Arial" w:hAnsi="Arial" w:eastAsia="Times New Roman" w:cs="Arial"/>
+                <w:color w:val="000000"/>
+                <w:lang w:val="es-MX" w:eastAsia="es-MX"/>
+              </w:rPr>
+            </w:pPr>
+            <w:r>
+              <w:rPr>
+                <w:rFonts w:eastAsia="Times New Roman" w:cs="Arial" w:ascii="Arial" w:hAnsi="Arial"/>
+                <w:color w:val="000000"/>
+                <w:lang w:val="es-MX" w:eastAsia="es-MX"/>
+              </w:rPr>
+              <w:t>&gt;= 50% Y &lt;=70%</w:t>
+            </w:r>
+          </w:p>
+        </w:tc>
+        <w:tc>
+          <w:tcPr>
+            <w:tcW w:w="424" w:type="dxa"/>
+            <w:tcBorders/>
+            <w:shd w:color="auto" w:fill="auto" w:val="clear"/>
+            <w:vAlign w:val="center"/>
+          </w:tcPr>
+          <w:p>
+            <w:pPr>
+              <w:pStyle w:val="Normal"/>
+              <w:spacing w:lineRule="auto" w:line="240" w:before="0" w:after="0"/>
+              <w:jc w:val="center"/>
+              <w:rPr>
+                <w:rFonts w:ascii="Arial" w:hAnsi="Arial" w:eastAsia="Times New Roman" w:cs="Arial"/>
+                <w:color w:val="000000"/>
+                <w:lang w:val="es-MX" w:eastAsia="es-MX"/>
+              </w:rPr>
+            </w:pPr>
+            <w:r>
+              <w:rPr>
+                <w:rFonts w:eastAsia="Times New Roman" w:cs="Arial" w:ascii="Arial" w:hAnsi="Arial"/>
+                <w:color w:val="000000"/>
+                <w:lang w:val="es-MX" w:eastAsia="es-MX"/>
+              </w:rPr>
+            </w:r>
+          </w:p>
+        </w:tc>
+        <w:tc>
+          <w:tcPr>
+            <w:tcW w:w="568" w:type="dxa"/>
+            <w:tcBorders>
+              <w:start w:val="single" w:sz="4" w:space="0" w:color="000000"/>
+              <w:bottom w:val="single" w:sz="4" w:space="0" w:color="000000"/>
+              <w:end w:val="single" w:sz="4" w:space="0" w:color="000000"/>
+            </w:tcBorders>
+            <w:shd w:color="auto" w:fill="auto" w:val="clear"/>
+            <w:vAlign w:val="center"/>
+          </w:tcPr>
+          <w:p>
+            <w:pPr>
+              <w:pStyle w:val="Normal"/>
+              <w:spacing w:lineRule="auto" w:line="240" w:before="0" w:after="0"/>
+              <w:jc w:val="center"/>
+              <w:rPr>
+                <w:rFonts w:ascii="Arial" w:hAnsi="Arial" w:eastAsia="Times New Roman" w:cs="Arial"/>
+                <w:color w:val="000000"/>
+                <w:lang w:val="es-MX" w:eastAsia="es-MX"/>
+              </w:rPr>
+            </w:pPr>
+            <w:r>
+              <w:rPr>
+                <w:rFonts w:eastAsia="Times New Roman" w:cs="Arial" w:ascii="Arial" w:hAnsi="Arial"/>
+                <w:color w:val="000000"/>
+                <w:lang w:val="es-MX" w:eastAsia="es-MX"/>
+              </w:rPr>
+              <w:t>2</w:t>
+            </w:r>
+          </w:p>
+        </w:tc>
+        <w:tc>
+          <w:tcPr>
+            <w:tcW w:w="1693" w:type="dxa"/>
             <w:gridSpan w:val="2"/>
+            <w:tcBorders>
+              <w:top w:val="single" w:sz="4" w:space="0" w:color="000000"/>
+              <w:bottom w:val="single" w:sz="4" w:space="0" w:color="000000"/>
+              <w:end w:val="single" w:sz="4" w:space="0" w:color="000000"/>
+            </w:tcBorders>
+            <w:shd w:color="auto" w:fill="auto" w:val="clear"/>
+            <w:vAlign w:val="center"/>
+          </w:tcPr>
+          <w:p>
+            <w:pPr>
+              <w:pStyle w:val="Normal"/>
+              <w:spacing w:lineRule="auto" w:line="240" w:before="0" w:after="0"/>
+              <w:jc w:val="center"/>
+              <w:rPr>
+                <w:rFonts w:ascii="Arial" w:hAnsi="Arial" w:eastAsia="Times New Roman" w:cs="Arial"/>
+                <w:color w:val="000000"/>
+                <w:lang w:val="es-MX" w:eastAsia="es-MX"/>
+              </w:rPr>
+            </w:pPr>
+            <w:r>
+              <w:rPr>
+                <w:rFonts w:eastAsia="Times New Roman" w:cs="Arial" w:ascii="Arial" w:hAnsi="Arial"/>
+                <w:color w:val="000000"/>
+                <w:lang w:val="es-MX" w:eastAsia="es-MX"/>
+              </w:rPr>
+              <w:t>NO TIENE COMPROMISO</w:t>
+            </w:r>
+          </w:p>
+        </w:tc>
+        <w:tc>
+          <w:tcPr>
+            <w:tcW w:w="574" w:type="dxa"/>
             <w:tcBorders/>
             <w:shd w:color="auto" w:fill="auto" w:val="clear"/>
-            <w:vAlign w:val="bottom"/>
-          </w:tcPr>
-          <w:p>
-            <w:pPr>
-              <w:pStyle w:val="Normal"/>
-              <w:spacing w:lineRule="auto" w:line="240" w:before="0" w:after="0"/>
-              <w:rPr>
-                <w:rFonts w:ascii="Arial" w:hAnsi="Arial" w:eastAsia="Times New Roman" w:cs="Arial"/>
-                <w:color w:val="000000"/>
-                <w:sz w:val="24"/>
-                <w:szCs w:val="24"/>
-                <w:lang w:val="es-MX" w:eastAsia="es-MX"/>
-              </w:rPr>
-            </w:pPr>
-            <w:r>
-              <w:rPr>
-                <w:rFonts w:eastAsia="Times New Roman" w:cs="Arial" w:ascii="Arial" w:hAnsi="Arial"/>
-                <w:color w:val="000000"/>
-                <w:sz w:val="24"/>
-                <w:szCs w:val="24"/>
-                <w:lang w:val="es-MX" w:eastAsia="es-MX"/>
-              </w:rPr>
-            </w:r>
-          </w:p>
-        </w:tc>
-        <w:tc>
-          <w:tcPr>
-            <w:tcW w:w="558" w:type="dxa"/>
-            <w:gridSpan w:val="2"/>
+            <w:vAlign w:val="center"/>
+          </w:tcPr>
+          <w:p>
+            <w:pPr>
+              <w:pStyle w:val="Normal"/>
+              <w:spacing w:lineRule="auto" w:line="240" w:before="0" w:after="0"/>
+              <w:jc w:val="center"/>
+              <w:rPr>
+                <w:rFonts w:ascii="Arial" w:hAnsi="Arial" w:eastAsia="Times New Roman" w:cs="Arial"/>
+                <w:color w:val="000000"/>
+                <w:lang w:val="es-MX" w:eastAsia="es-MX"/>
+              </w:rPr>
+            </w:pPr>
+            <w:r>
+              <w:rPr>
+                <w:rFonts w:eastAsia="Times New Roman" w:cs="Arial" w:ascii="Arial" w:hAnsi="Arial"/>
+                <w:color w:val="000000"/>
+                <w:lang w:val="es-MX" w:eastAsia="es-MX"/>
+              </w:rPr>
+            </w:r>
+          </w:p>
+        </w:tc>
+        <w:tc>
+          <w:tcPr>
+            <w:tcW w:w="431" w:type="dxa"/>
             <w:tcBorders>
               <w:start w:val="single" w:sz="4" w:space="0" w:color="000000"/>
               <w:bottom w:val="single" w:sz="4" w:space="0" w:color="000000"/>
@@ -19463,17 +19113,13 @@
               <w:rPr>
                 <w:rFonts w:ascii="Arial" w:hAnsi="Arial" w:eastAsia="Times New Roman" w:cs="Arial"/>
                 <w:color w:val="000000"/>
-                <w:sz w:val="24"/>
-                <w:szCs w:val="24"/>
-                <w:lang w:val="es-MX" w:eastAsia="es-MX"/>
-              </w:rPr>
-            </w:pPr>
-            <w:r>
-              <w:rPr>
-                <w:rFonts w:eastAsia="Times New Roman" w:cs="Arial" w:ascii="Arial" w:hAnsi="Arial"/>
-                <w:color w:val="000000"/>
-                <w:sz w:val="24"/>
-                <w:szCs w:val="24"/>
+                <w:lang w:val="es-MX" w:eastAsia="es-MX"/>
+              </w:rPr>
+            </w:pPr>
+            <w:r>
+              <w:rPr>
+                <w:rFonts w:eastAsia="Times New Roman" w:cs="Arial" w:ascii="Arial" w:hAnsi="Arial"/>
+                <w:color w:val="000000"/>
                 <w:lang w:val="es-MX" w:eastAsia="es-MX"/>
               </w:rPr>
               <w:t>2</w:t>
@@ -19482,7 +19128,7 @@
         </w:tc>
         <w:tc>
           <w:tcPr>
-            <w:tcW w:w="1691" w:type="dxa"/>
+            <w:tcW w:w="2222" w:type="dxa"/>
             <w:tcBorders>
               <w:bottom w:val="single" w:sz="4" w:space="0" w:color="000000"/>
               <w:end w:val="single" w:sz="4" w:space="0" w:color="000000"/>
@@ -19498,26 +19144,22 @@
               <w:rPr>
                 <w:rFonts w:ascii="Arial" w:hAnsi="Arial" w:eastAsia="Times New Roman" w:cs="Arial"/>
                 <w:color w:val="000000"/>
-                <w:sz w:val="24"/>
-                <w:szCs w:val="24"/>
-                <w:lang w:val="es-MX" w:eastAsia="es-MX"/>
-              </w:rPr>
-            </w:pPr>
-            <w:r>
-              <w:rPr>
-                <w:rFonts w:eastAsia="Times New Roman" w:cs="Arial" w:ascii="Arial" w:hAnsi="Arial"/>
-                <w:color w:val="000000"/>
-                <w:sz w:val="24"/>
-                <w:szCs w:val="24"/>
-                <w:lang w:val="es-MX" w:eastAsia="es-MX"/>
-              </w:rPr>
-              <w:t>&gt;= 50% Y &lt;=70%</w:t>
-            </w:r>
-          </w:p>
-        </w:tc>
-        <w:tc>
-          <w:tcPr>
-            <w:tcW w:w="653" w:type="dxa"/>
+                <w:lang w:val="es-MX" w:eastAsia="es-MX"/>
+              </w:rPr>
+            </w:pPr>
+            <w:r>
+              <w:rPr>
+                <w:rFonts w:eastAsia="Times New Roman" w:cs="Arial" w:ascii="Arial" w:hAnsi="Arial"/>
+                <w:color w:val="000000"/>
+                <w:lang w:val="es-MX" w:eastAsia="es-MX"/>
+              </w:rPr>
+              <w:t>NO ES AUTOGESTIONADO</w:t>
+            </w:r>
+          </w:p>
+        </w:tc>
+        <w:tc>
+          <w:tcPr>
+            <w:tcW w:w="618" w:type="dxa"/>
             <w:tcBorders/>
             <w:shd w:color="auto" w:fill="auto" w:val="clear"/>
             <w:vAlign w:val="center"/>
@@ -19530,25 +19172,21 @@
               <w:rPr>
                 <w:rFonts w:ascii="Arial" w:hAnsi="Arial" w:eastAsia="Times New Roman" w:cs="Arial"/>
                 <w:color w:val="000000"/>
-                <w:sz w:val="24"/>
-                <w:szCs w:val="24"/>
-                <w:lang w:val="es-MX" w:eastAsia="es-MX"/>
-              </w:rPr>
-            </w:pPr>
-            <w:r>
-              <w:rPr>
-                <w:rFonts w:eastAsia="Times New Roman" w:cs="Arial" w:ascii="Arial" w:hAnsi="Arial"/>
-                <w:color w:val="000000"/>
-                <w:sz w:val="24"/>
-                <w:szCs w:val="24"/>
-                <w:lang w:val="es-MX" w:eastAsia="es-MX"/>
-              </w:rPr>
-            </w:r>
-          </w:p>
-        </w:tc>
-        <w:tc>
-          <w:tcPr>
-            <w:tcW w:w="567" w:type="dxa"/>
+                <w:lang w:val="es-MX" w:eastAsia="es-MX"/>
+              </w:rPr>
+            </w:pPr>
+            <w:r>
+              <w:rPr>
+                <w:rFonts w:eastAsia="Times New Roman" w:cs="Arial" w:ascii="Arial" w:hAnsi="Arial"/>
+                <w:color w:val="000000"/>
+                <w:lang w:val="es-MX" w:eastAsia="es-MX"/>
+              </w:rPr>
+            </w:r>
+          </w:p>
+        </w:tc>
+        <w:tc>
+          <w:tcPr>
+            <w:tcW w:w="425" w:type="dxa"/>
             <w:tcBorders>
               <w:start w:val="single" w:sz="4" w:space="0" w:color="000000"/>
               <w:bottom w:val="single" w:sz="4" w:space="0" w:color="000000"/>
@@ -19565,17 +19203,13 @@
               <w:rPr>
                 <w:rFonts w:ascii="Arial" w:hAnsi="Arial" w:eastAsia="Times New Roman" w:cs="Arial"/>
                 <w:color w:val="000000"/>
-                <w:sz w:val="24"/>
-                <w:szCs w:val="24"/>
-                <w:lang w:val="es-MX" w:eastAsia="es-MX"/>
-              </w:rPr>
-            </w:pPr>
-            <w:r>
-              <w:rPr>
-                <w:rFonts w:eastAsia="Times New Roman" w:cs="Arial" w:ascii="Arial" w:hAnsi="Arial"/>
-                <w:color w:val="000000"/>
-                <w:sz w:val="24"/>
-                <w:szCs w:val="24"/>
+                <w:lang w:val="es-MX" w:eastAsia="es-MX"/>
+              </w:rPr>
+            </w:pPr>
+            <w:r>
+              <w:rPr>
+                <w:rFonts w:eastAsia="Times New Roman" w:cs="Arial" w:ascii="Arial" w:hAnsi="Arial"/>
+                <w:color w:val="000000"/>
                 <w:lang w:val="es-MX" w:eastAsia="es-MX"/>
               </w:rPr>
               <w:t>2</w:t>
@@ -19584,10 +19218,8 @@
         </w:tc>
         <w:tc>
           <w:tcPr>
-            <w:tcW w:w="1904" w:type="dxa"/>
-            <w:gridSpan w:val="2"/>
-            <w:tcBorders>
-              <w:top w:val="single" w:sz="4" w:space="0" w:color="000000"/>
+            <w:tcW w:w="1134" w:type="dxa"/>
+            <w:tcBorders>
               <w:bottom w:val="single" w:sz="4" w:space="0" w:color="000000"/>
               <w:end w:val="single" w:sz="4" w:space="0" w:color="000000"/>
             </w:tcBorders>
@@ -19602,262 +19234,50 @@
               <w:rPr>
                 <w:rFonts w:ascii="Arial" w:hAnsi="Arial" w:eastAsia="Times New Roman" w:cs="Arial"/>
                 <w:color w:val="000000"/>
-                <w:sz w:val="24"/>
-                <w:szCs w:val="24"/>
-                <w:lang w:val="es-MX" w:eastAsia="es-MX"/>
-              </w:rPr>
-            </w:pPr>
-            <w:r>
-              <w:rPr>
-                <w:rFonts w:eastAsia="Times New Roman" w:cs="Arial" w:ascii="Arial" w:hAnsi="Arial"/>
-                <w:color w:val="000000"/>
-                <w:sz w:val="24"/>
-                <w:szCs w:val="24"/>
-                <w:lang w:val="es-MX" w:eastAsia="es-MX"/>
-              </w:rPr>
-              <w:t>No tiene compromiso</w:t>
-            </w:r>
-          </w:p>
-        </w:tc>
-        <w:tc>
-          <w:tcPr>
-            <w:tcW w:w="431" w:type="dxa"/>
-            <w:tcBorders/>
-            <w:shd w:color="auto" w:fill="auto" w:val="clear"/>
-            <w:vAlign w:val="center"/>
-          </w:tcPr>
-          <w:p>
-            <w:pPr>
-              <w:pStyle w:val="Normal"/>
-              <w:spacing w:lineRule="auto" w:line="240" w:before="0" w:after="0"/>
-              <w:jc w:val="center"/>
-              <w:rPr>
-                <w:rFonts w:ascii="Arial" w:hAnsi="Arial" w:eastAsia="Times New Roman" w:cs="Arial"/>
-                <w:color w:val="000000"/>
-                <w:sz w:val="24"/>
-                <w:szCs w:val="24"/>
-                <w:lang w:val="es-MX" w:eastAsia="es-MX"/>
-              </w:rPr>
-            </w:pPr>
-            <w:r>
-              <w:rPr>
-                <w:rFonts w:eastAsia="Times New Roman" w:cs="Arial" w:ascii="Arial" w:hAnsi="Arial"/>
-                <w:color w:val="000000"/>
-                <w:sz w:val="24"/>
-                <w:szCs w:val="24"/>
-                <w:lang w:val="es-MX" w:eastAsia="es-MX"/>
-              </w:rPr>
-            </w:r>
-          </w:p>
-        </w:tc>
-        <w:tc>
-          <w:tcPr>
-            <w:tcW w:w="473" w:type="dxa"/>
-            <w:tcBorders>
-              <w:start w:val="single" w:sz="4" w:space="0" w:color="000000"/>
-              <w:bottom w:val="single" w:sz="4" w:space="0" w:color="000000"/>
-              <w:end w:val="single" w:sz="4" w:space="0" w:color="000000"/>
-            </w:tcBorders>
-            <w:shd w:color="auto" w:fill="auto" w:val="clear"/>
-            <w:vAlign w:val="center"/>
-          </w:tcPr>
-          <w:p>
-            <w:pPr>
-              <w:pStyle w:val="Normal"/>
-              <w:spacing w:lineRule="auto" w:line="240" w:before="0" w:after="0"/>
-              <w:jc w:val="center"/>
-              <w:rPr>
-                <w:rFonts w:ascii="Arial" w:hAnsi="Arial" w:eastAsia="Times New Roman" w:cs="Arial"/>
-                <w:color w:val="000000"/>
-                <w:sz w:val="24"/>
-                <w:szCs w:val="24"/>
-                <w:lang w:val="es-MX" w:eastAsia="es-MX"/>
-              </w:rPr>
-            </w:pPr>
-            <w:r>
-              <w:rPr>
-                <w:rFonts w:eastAsia="Times New Roman" w:cs="Arial" w:ascii="Arial" w:hAnsi="Arial"/>
-                <w:color w:val="000000"/>
-                <w:sz w:val="24"/>
-                <w:szCs w:val="24"/>
-                <w:lang w:val="es-MX" w:eastAsia="es-MX"/>
-              </w:rPr>
-              <w:t>2</w:t>
-            </w:r>
-          </w:p>
-        </w:tc>
-        <w:tc>
-          <w:tcPr>
-            <w:tcW w:w="1961" w:type="dxa"/>
-            <w:tcBorders>
-              <w:bottom w:val="single" w:sz="4" w:space="0" w:color="000000"/>
-              <w:end w:val="single" w:sz="4" w:space="0" w:color="000000"/>
-            </w:tcBorders>
-            <w:shd w:color="auto" w:fill="auto" w:val="clear"/>
-            <w:vAlign w:val="center"/>
-          </w:tcPr>
-          <w:p>
-            <w:pPr>
-              <w:pStyle w:val="Normal"/>
-              <w:spacing w:lineRule="auto" w:line="240" w:before="0" w:after="0"/>
-              <w:jc w:val="center"/>
-              <w:rPr>
-                <w:rFonts w:ascii="Arial" w:hAnsi="Arial" w:eastAsia="Times New Roman" w:cs="Arial"/>
-                <w:color w:val="000000"/>
-                <w:sz w:val="24"/>
-                <w:szCs w:val="24"/>
-                <w:lang w:val="es-MX" w:eastAsia="es-MX"/>
-              </w:rPr>
-            </w:pPr>
-            <w:r>
-              <w:rPr>
-                <w:rFonts w:eastAsia="Times New Roman" w:cs="Arial" w:ascii="Arial" w:hAnsi="Arial"/>
-                <w:color w:val="000000"/>
-                <w:sz w:val="24"/>
-                <w:szCs w:val="24"/>
-                <w:lang w:val="es-MX" w:eastAsia="es-MX"/>
-              </w:rPr>
-              <w:t>No es autogestionado</w:t>
-            </w:r>
-          </w:p>
-        </w:tc>
-        <w:tc>
-          <w:tcPr>
-            <w:tcW w:w="668" w:type="dxa"/>
-            <w:tcBorders/>
-            <w:shd w:color="auto" w:fill="auto" w:val="clear"/>
-            <w:vAlign w:val="center"/>
-          </w:tcPr>
-          <w:p>
-            <w:pPr>
-              <w:pStyle w:val="Normal"/>
-              <w:spacing w:lineRule="auto" w:line="240" w:before="0" w:after="0"/>
-              <w:jc w:val="center"/>
-              <w:rPr>
-                <w:rFonts w:ascii="Arial" w:hAnsi="Arial" w:eastAsia="Times New Roman" w:cs="Arial"/>
-                <w:color w:val="000000"/>
-                <w:sz w:val="24"/>
-                <w:szCs w:val="24"/>
-                <w:lang w:val="es-MX" w:eastAsia="es-MX"/>
-              </w:rPr>
-            </w:pPr>
-            <w:r>
-              <w:rPr>
-                <w:rFonts w:eastAsia="Times New Roman" w:cs="Arial" w:ascii="Arial" w:hAnsi="Arial"/>
-                <w:color w:val="000000"/>
-                <w:sz w:val="24"/>
-                <w:szCs w:val="24"/>
-                <w:lang w:val="es-MX" w:eastAsia="es-MX"/>
-              </w:rPr>
-            </w:r>
-          </w:p>
-        </w:tc>
-        <w:tc>
-          <w:tcPr>
-            <w:tcW w:w="554" w:type="dxa"/>
-            <w:tcBorders>
-              <w:start w:val="single" w:sz="4" w:space="0" w:color="000000"/>
-              <w:bottom w:val="single" w:sz="4" w:space="0" w:color="000000"/>
-              <w:end w:val="single" w:sz="4" w:space="0" w:color="000000"/>
-            </w:tcBorders>
-            <w:shd w:color="auto" w:fill="auto" w:val="clear"/>
-            <w:vAlign w:val="center"/>
-          </w:tcPr>
-          <w:p>
-            <w:pPr>
-              <w:pStyle w:val="Normal"/>
-              <w:spacing w:lineRule="auto" w:line="240" w:before="0" w:after="0"/>
-              <w:jc w:val="center"/>
-              <w:rPr>
-                <w:rFonts w:ascii="Arial" w:hAnsi="Arial" w:eastAsia="Times New Roman" w:cs="Arial"/>
-                <w:color w:val="000000"/>
-                <w:sz w:val="24"/>
-                <w:szCs w:val="24"/>
-                <w:lang w:val="es-MX" w:eastAsia="es-MX"/>
-              </w:rPr>
-            </w:pPr>
-            <w:r>
-              <w:rPr>
-                <w:rFonts w:eastAsia="Times New Roman" w:cs="Arial" w:ascii="Arial" w:hAnsi="Arial"/>
-                <w:color w:val="000000"/>
-                <w:sz w:val="24"/>
-                <w:szCs w:val="24"/>
-                <w:lang w:val="es-MX" w:eastAsia="es-MX"/>
-              </w:rPr>
-              <w:t>2</w:t>
-            </w:r>
-          </w:p>
-        </w:tc>
-        <w:tc>
-          <w:tcPr>
-            <w:tcW w:w="1147" w:type="dxa"/>
-            <w:tcBorders>
-              <w:bottom w:val="single" w:sz="4" w:space="0" w:color="000000"/>
-              <w:end w:val="single" w:sz="4" w:space="0" w:color="000000"/>
-            </w:tcBorders>
-            <w:shd w:color="auto" w:fill="auto" w:val="clear"/>
-            <w:vAlign w:val="center"/>
-          </w:tcPr>
-          <w:p>
-            <w:pPr>
-              <w:pStyle w:val="Normal"/>
-              <w:spacing w:lineRule="auto" w:line="240" w:before="0" w:after="0"/>
-              <w:jc w:val="center"/>
-              <w:rPr>
-                <w:rFonts w:ascii="Arial" w:hAnsi="Arial" w:eastAsia="Times New Roman" w:cs="Arial"/>
-                <w:color w:val="000000"/>
-                <w:sz w:val="24"/>
-                <w:szCs w:val="24"/>
-                <w:lang w:val="es-MX" w:eastAsia="es-MX"/>
-              </w:rPr>
-            </w:pPr>
-            <w:r>
-              <w:rPr>
-                <w:rFonts w:eastAsia="Times New Roman" w:cs="Arial" w:ascii="Arial" w:hAnsi="Arial"/>
-                <w:color w:val="000000"/>
-                <w:sz w:val="24"/>
-                <w:szCs w:val="24"/>
-                <w:lang w:val="es-MX" w:eastAsia="es-MX"/>
-              </w:rPr>
-              <w:t>No tiene LS</w:t>
+                <w:lang w:val="es-MX" w:eastAsia="es-MX"/>
+              </w:rPr>
+            </w:pPr>
+            <w:r>
+              <w:rPr>
+                <w:rFonts w:eastAsia="Times New Roman" w:cs="Arial" w:ascii="Arial" w:hAnsi="Arial"/>
+                <w:color w:val="000000"/>
+                <w:lang w:val="es-MX" w:eastAsia="es-MX"/>
+              </w:rPr>
+              <w:t>NO TIENE LS</w:t>
             </w:r>
           </w:p>
         </w:tc>
       </w:tr>
       <w:tr>
         <w:trPr>
-          <w:trHeight w:val="690" w:hRule="atLeast"/>
+          <w:trHeight w:val="543" w:hRule="atLeast"/>
         </w:trPr>
         <w:tc>
           <w:tcPr>
-            <w:tcW w:w="593" w:type="dxa"/>
+            <w:tcW w:w="844" w:type="dxa"/>
             <w:tcBorders>
               <w:start w:val="single" w:sz="4" w:space="0" w:color="000000"/>
               <w:bottom w:val="single" w:sz="4" w:space="0" w:color="000000"/>
               <w:end w:val="single" w:sz="4" w:space="0" w:color="000000"/>
             </w:tcBorders>
             <w:shd w:color="auto" w:fill="auto" w:val="clear"/>
-            <w:vAlign w:val="bottom"/>
-          </w:tcPr>
-          <w:p>
-            <w:pPr>
-              <w:pStyle w:val="Normal"/>
-              <w:spacing w:lineRule="auto" w:line="240" w:before="0" w:after="0"/>
-              <w:jc w:val="center"/>
-              <w:rPr>
-                <w:rFonts w:ascii="Arial" w:hAnsi="Arial" w:eastAsia="Times New Roman" w:cs="Arial"/>
-                <w:color w:val="000000"/>
-                <w:sz w:val="24"/>
-                <w:szCs w:val="24"/>
-                <w:lang w:val="es-MX" w:eastAsia="es-MX"/>
-              </w:rPr>
-            </w:pPr>
-            <w:r>
-              <w:rPr>
-                <w:rFonts w:eastAsia="Times New Roman" w:cs="Arial" w:ascii="Arial" w:hAnsi="Arial"/>
-                <w:color w:val="000000"/>
-                <w:sz w:val="24"/>
-                <w:szCs w:val="24"/>
+            <w:vAlign w:val="center"/>
+          </w:tcPr>
+          <w:p>
+            <w:pPr>
+              <w:pStyle w:val="Normal"/>
+              <w:spacing w:lineRule="auto" w:line="240" w:before="0" w:after="0"/>
+              <w:jc w:val="center"/>
+              <w:rPr>
+                <w:rFonts w:ascii="Arial" w:hAnsi="Arial" w:eastAsia="Times New Roman" w:cs="Arial"/>
+                <w:color w:val="000000"/>
+                <w:lang w:val="es-MX" w:eastAsia="es-MX"/>
+              </w:rPr>
+            </w:pPr>
+            <w:r>
+              <w:rPr>
+                <w:rFonts w:eastAsia="Times New Roman" w:cs="Arial" w:ascii="Arial" w:hAnsi="Arial"/>
+                <w:color w:val="000000"/>
                 <w:lang w:val="es-MX" w:eastAsia="es-MX"/>
               </w:rPr>
               <w:t>EV3</w:t>
@@ -19866,74 +19286,65 @@
         </w:tc>
         <w:tc>
           <w:tcPr>
-            <w:tcW w:w="2281" w:type="dxa"/>
+            <w:tcW w:w="2691" w:type="dxa"/>
+            <w:gridSpan w:val="2"/>
             <w:tcBorders>
               <w:top w:val="single" w:sz="4" w:space="0" w:color="000000"/>
               <w:bottom w:val="single" w:sz="4" w:space="0" w:color="000000"/>
               <w:end w:val="single" w:sz="4" w:space="0" w:color="000000"/>
             </w:tcBorders>
             <w:shd w:color="auto" w:fill="auto" w:val="clear"/>
-            <w:vAlign w:val="bottom"/>
-          </w:tcPr>
-          <w:p>
-            <w:pPr>
-              <w:pStyle w:val="Normal"/>
-              <w:spacing w:lineRule="auto" w:line="240" w:before="0" w:after="0"/>
-              <w:rPr>
-                <w:rFonts w:ascii="Arial" w:hAnsi="Arial" w:eastAsia="Times New Roman" w:cs="Arial"/>
-                <w:color w:val="000000"/>
-                <w:sz w:val="24"/>
-                <w:szCs w:val="24"/>
-                <w:lang w:val="es-MX" w:eastAsia="es-MX"/>
-              </w:rPr>
-            </w:pPr>
-            <w:r>
-              <w:rPr>
-                <w:rFonts w:eastAsia="Times New Roman" w:cs="Arial" w:ascii="Arial" w:hAnsi="Arial"/>
-                <w:color w:val="000000"/>
-                <w:sz w:val="24"/>
-                <w:szCs w:val="24"/>
-                <w:lang w:val="es-MX" w:eastAsia="es-MX"/>
-              </w:rPr>
-              <w:t>Con la Junta Directiva</w:t>
-            </w:r>
-          </w:p>
-        </w:tc>
-        <w:tc>
-          <w:tcPr>
-            <w:tcW w:w="553" w:type="dxa"/>
-            <w:gridSpan w:val="2"/>
+            <w:vAlign w:val="center"/>
+          </w:tcPr>
+          <w:p>
+            <w:pPr>
+              <w:pStyle w:val="Normal"/>
+              <w:spacing w:lineRule="auto" w:line="240" w:before="0" w:after="0"/>
+              <w:rPr>
+                <w:rFonts w:ascii="Arial" w:hAnsi="Arial" w:eastAsia="Times New Roman" w:cs="Arial"/>
+                <w:color w:val="000000"/>
+                <w:lang w:val="es-MX" w:eastAsia="es-MX"/>
+              </w:rPr>
+            </w:pPr>
+            <w:r>
+              <w:rPr>
+                <w:rFonts w:eastAsia="Times New Roman" w:cs="Arial" w:ascii="Arial" w:hAnsi="Arial"/>
+                <w:color w:val="000000"/>
+                <w:lang w:val="es-MX" w:eastAsia="es-MX"/>
+              </w:rPr>
+              <w:t>Entrevista Virtual con la Junta Directiva</w:t>
+            </w:r>
+          </w:p>
+        </w:tc>
+        <w:tc>
+          <w:tcPr>
+            <w:tcW w:w="850" w:type="dxa"/>
             <w:tcBorders/>
             <w:shd w:color="auto" w:fill="auto" w:val="clear"/>
-            <w:vAlign w:val="bottom"/>
-          </w:tcPr>
-          <w:p>
-            <w:pPr>
-              <w:pStyle w:val="Normal"/>
-              <w:spacing w:lineRule="auto" w:line="240" w:before="0" w:after="0"/>
-              <w:rPr>
-                <w:rFonts w:ascii="Arial" w:hAnsi="Arial" w:eastAsia="Times New Roman" w:cs="Arial"/>
-                <w:color w:val="000000"/>
-                <w:sz w:val="24"/>
-                <w:szCs w:val="24"/>
-                <w:lang w:val="es-MX" w:eastAsia="es-MX"/>
-              </w:rPr>
-            </w:pPr>
-            <w:r>
-              <w:rPr>
-                <w:rFonts w:eastAsia="Times New Roman" w:cs="Arial" w:ascii="Arial" w:hAnsi="Arial"/>
-                <w:color w:val="000000"/>
-                <w:sz w:val="24"/>
-                <w:szCs w:val="24"/>
-                <w:lang w:val="es-MX" w:eastAsia="es-MX"/>
-              </w:rPr>
-            </w:r>
-          </w:p>
-        </w:tc>
-        <w:tc>
-          <w:tcPr>
-            <w:tcW w:w="558" w:type="dxa"/>
-            <w:gridSpan w:val="2"/>
+            <w:vAlign w:val="center"/>
+          </w:tcPr>
+          <w:p>
+            <w:pPr>
+              <w:pStyle w:val="Normal"/>
+              <w:spacing w:lineRule="auto" w:line="240" w:before="0" w:after="0"/>
+              <w:rPr>
+                <w:rFonts w:ascii="Arial" w:hAnsi="Arial" w:eastAsia="Times New Roman" w:cs="Arial"/>
+                <w:color w:val="000000"/>
+                <w:lang w:val="es-MX" w:eastAsia="es-MX"/>
+              </w:rPr>
+            </w:pPr>
+            <w:r>
+              <w:rPr>
+                <w:rFonts w:eastAsia="Times New Roman" w:cs="Arial" w:ascii="Arial" w:hAnsi="Arial"/>
+                <w:color w:val="000000"/>
+                <w:lang w:val="es-MX" w:eastAsia="es-MX"/>
+              </w:rPr>
+            </w:r>
+          </w:p>
+        </w:tc>
+        <w:tc>
+          <w:tcPr>
+            <w:tcW w:w="708" w:type="dxa"/>
             <w:tcBorders>
               <w:start w:val="single" w:sz="4" w:space="0" w:color="000000"/>
               <w:bottom w:val="single" w:sz="4" w:space="0" w:color="000000"/>
@@ -19950,17 +19361,13 @@
               <w:rPr>
                 <w:rFonts w:ascii="Arial" w:hAnsi="Arial" w:eastAsia="Times New Roman" w:cs="Arial"/>
                 <w:color w:val="000000"/>
-                <w:sz w:val="24"/>
-                <w:szCs w:val="24"/>
-                <w:lang w:val="es-MX" w:eastAsia="es-MX"/>
-              </w:rPr>
-            </w:pPr>
-            <w:r>
-              <w:rPr>
-                <w:rFonts w:eastAsia="Times New Roman" w:cs="Arial" w:ascii="Arial" w:hAnsi="Arial"/>
-                <w:color w:val="000000"/>
-                <w:sz w:val="24"/>
-                <w:szCs w:val="24"/>
+                <w:lang w:val="es-MX" w:eastAsia="es-MX"/>
+              </w:rPr>
+            </w:pPr>
+            <w:r>
+              <w:rPr>
+                <w:rFonts w:eastAsia="Times New Roman" w:cs="Arial" w:ascii="Arial" w:hAnsi="Arial"/>
+                <w:color w:val="000000"/>
                 <w:lang w:val="es-MX" w:eastAsia="es-MX"/>
               </w:rPr>
               <w:t>3</w:t>
@@ -19969,7 +19376,7 @@
         </w:tc>
         <w:tc>
           <w:tcPr>
-            <w:tcW w:w="1691" w:type="dxa"/>
+            <w:tcW w:w="1277" w:type="dxa"/>
             <w:tcBorders>
               <w:bottom w:val="single" w:sz="4" w:space="0" w:color="000000"/>
               <w:end w:val="single" w:sz="4" w:space="0" w:color="000000"/>
@@ -19985,17 +19392,13 @@
               <w:rPr>
                 <w:rFonts w:ascii="Arial" w:hAnsi="Arial" w:eastAsia="Times New Roman" w:cs="Arial"/>
                 <w:color w:val="000000"/>
-                <w:sz w:val="24"/>
-                <w:szCs w:val="24"/>
-                <w:lang w:val="es-MX" w:eastAsia="es-MX"/>
-              </w:rPr>
-            </w:pPr>
-            <w:r>
-              <w:rPr>
-                <w:rFonts w:eastAsia="Times New Roman" w:cs="Arial" w:ascii="Arial" w:hAnsi="Arial"/>
-                <w:color w:val="000000"/>
-                <w:sz w:val="24"/>
-                <w:szCs w:val="24"/>
+                <w:lang w:val="es-MX" w:eastAsia="es-MX"/>
+              </w:rPr>
+            </w:pPr>
+            <w:r>
+              <w:rPr>
+                <w:rFonts w:eastAsia="Times New Roman" w:cs="Arial" w:ascii="Arial" w:hAnsi="Arial"/>
+                <w:color w:val="000000"/>
                 <w:lang w:val="es-MX" w:eastAsia="es-MX"/>
               </w:rPr>
               <w:t>=100%</w:t>
@@ -20004,7 +19407,7 @@
         </w:tc>
         <w:tc>
           <w:tcPr>
-            <w:tcW w:w="653" w:type="dxa"/>
+            <w:tcW w:w="424" w:type="dxa"/>
             <w:tcBorders/>
             <w:shd w:color="auto" w:fill="auto" w:val="clear"/>
             <w:vAlign w:val="center"/>
@@ -20017,25 +19420,21 @@
               <w:rPr>
                 <w:rFonts w:ascii="Arial" w:hAnsi="Arial" w:eastAsia="Times New Roman" w:cs="Arial"/>
                 <w:color w:val="000000"/>
-                <w:sz w:val="24"/>
-                <w:szCs w:val="24"/>
-                <w:lang w:val="es-MX" w:eastAsia="es-MX"/>
-              </w:rPr>
-            </w:pPr>
-            <w:r>
-              <w:rPr>
-                <w:rFonts w:eastAsia="Times New Roman" w:cs="Arial" w:ascii="Arial" w:hAnsi="Arial"/>
-                <w:color w:val="000000"/>
-                <w:sz w:val="24"/>
-                <w:szCs w:val="24"/>
-                <w:lang w:val="es-MX" w:eastAsia="es-MX"/>
-              </w:rPr>
-            </w:r>
-          </w:p>
-        </w:tc>
-        <w:tc>
-          <w:tcPr>
-            <w:tcW w:w="567" w:type="dxa"/>
+                <w:lang w:val="es-MX" w:eastAsia="es-MX"/>
+              </w:rPr>
+            </w:pPr>
+            <w:r>
+              <w:rPr>
+                <w:rFonts w:eastAsia="Times New Roman" w:cs="Arial" w:ascii="Arial" w:hAnsi="Arial"/>
+                <w:color w:val="000000"/>
+                <w:lang w:val="es-MX" w:eastAsia="es-MX"/>
+              </w:rPr>
+            </w:r>
+          </w:p>
+        </w:tc>
+        <w:tc>
+          <w:tcPr>
+            <w:tcW w:w="568" w:type="dxa"/>
             <w:tcBorders/>
             <w:shd w:color="auto" w:fill="auto" w:val="clear"/>
             <w:vAlign w:val="center"/>
@@ -20064,7 +19463,7 @@
         </w:tc>
         <w:tc>
           <w:tcPr>
-            <w:tcW w:w="470" w:type="dxa"/>
+            <w:tcW w:w="769" w:type="dxa"/>
             <w:tcBorders/>
             <w:shd w:color="auto" w:fill="auto" w:val="clear"/>
             <w:vAlign w:val="center"/>
@@ -20093,7 +19492,7 @@
         </w:tc>
         <w:tc>
           <w:tcPr>
-            <w:tcW w:w="1434" w:type="dxa"/>
+            <w:tcW w:w="924" w:type="dxa"/>
             <w:tcBorders/>
             <w:shd w:color="auto" w:fill="auto" w:val="clear"/>
             <w:vAlign w:val="center"/>
@@ -20122,7 +19521,7 @@
         </w:tc>
         <w:tc>
           <w:tcPr>
-            <w:tcW w:w="431" w:type="dxa"/>
+            <w:tcW w:w="574" w:type="dxa"/>
             <w:tcBorders/>
             <w:shd w:color="auto" w:fill="auto" w:val="clear"/>
             <w:vAlign w:val="center"/>
@@ -20151,7 +19550,7 @@
         </w:tc>
         <w:tc>
           <w:tcPr>
-            <w:tcW w:w="473" w:type="dxa"/>
+            <w:tcW w:w="431" w:type="dxa"/>
             <w:tcBorders/>
             <w:shd w:color="auto" w:fill="auto" w:val="clear"/>
             <w:vAlign w:val="center"/>
@@ -20180,7 +19579,7 @@
         </w:tc>
         <w:tc>
           <w:tcPr>
-            <w:tcW w:w="1961" w:type="dxa"/>
+            <w:tcW w:w="2222" w:type="dxa"/>
             <w:tcBorders/>
             <w:shd w:color="auto" w:fill="auto" w:val="clear"/>
             <w:vAlign w:val="center"/>
@@ -20209,7 +19608,7 @@
         </w:tc>
         <w:tc>
           <w:tcPr>
-            <w:tcW w:w="668" w:type="dxa"/>
+            <w:tcW w:w="618" w:type="dxa"/>
             <w:tcBorders/>
             <w:shd w:color="auto" w:fill="auto" w:val="clear"/>
             <w:vAlign w:val="center"/>
@@ -20238,7 +19637,7 @@
         </w:tc>
         <w:tc>
           <w:tcPr>
-            <w:tcW w:w="554" w:type="dxa"/>
+            <w:tcW w:w="425" w:type="dxa"/>
             <w:tcBorders/>
             <w:shd w:color="auto" w:fill="auto" w:val="clear"/>
             <w:vAlign w:val="center"/>
@@ -20267,7 +19666,7 @@
         </w:tc>
         <w:tc>
           <w:tcPr>
-            <w:tcW w:w="1147" w:type="dxa"/>
+            <w:tcW w:w="1134" w:type="dxa"/>
             <w:tcBorders/>
             <w:shd w:color="auto" w:fill="auto" w:val="clear"/>
             <w:vAlign w:val="center"/>
@@ -20277,461 +19676,6 @@
               <w:pStyle w:val="Normal"/>
               <w:spacing w:lineRule="auto" w:line="240" w:before="0" w:after="0"/>
               <w:jc w:val="center"/>
-              <w:rPr>
-                <w:rFonts w:ascii="Times New Roman" w:hAnsi="Times New Roman" w:eastAsia="Times New Roman" w:cs="Times New Roman"/>
-                <w:sz w:val="20"/>
-                <w:szCs w:val="20"/>
-                <w:lang w:val="es-MX" w:eastAsia="es-MX"/>
-              </w:rPr>
-            </w:pPr>
-            <w:r>
-              <w:rPr>
-                <w:rFonts w:eastAsia="Times New Roman" w:cs="Times New Roman" w:ascii="Times New Roman" w:hAnsi="Times New Roman"/>
-                <w:sz w:val="20"/>
-                <w:szCs w:val="20"/>
-                <w:lang w:val="es-MX" w:eastAsia="es-MX"/>
-              </w:rPr>
-            </w:r>
-          </w:p>
-        </w:tc>
-      </w:tr>
-      <w:tr>
-        <w:trPr>
-          <w:trHeight w:val="300" w:hRule="exact"/>
-        </w:trPr>
-        <w:tc>
-          <w:tcPr>
-            <w:tcW w:w="593" w:type="dxa"/>
-            <w:tcBorders/>
-            <w:shd w:color="auto" w:fill="auto" w:val="clear"/>
-            <w:vAlign w:val="bottom"/>
-          </w:tcPr>
-          <w:p>
-            <w:pPr>
-              <w:pStyle w:val="Normal"/>
-              <w:spacing w:lineRule="auto" w:line="240" w:before="0" w:after="0"/>
-              <w:rPr>
-                <w:rFonts w:ascii="Times New Roman" w:hAnsi="Times New Roman" w:eastAsia="Times New Roman" w:cs="Times New Roman"/>
-                <w:sz w:val="20"/>
-                <w:szCs w:val="20"/>
-                <w:lang w:val="es-MX" w:eastAsia="es-MX"/>
-              </w:rPr>
-            </w:pPr>
-            <w:r>
-              <w:rPr>
-                <w:rFonts w:eastAsia="Times New Roman" w:cs="Times New Roman" w:ascii="Times New Roman" w:hAnsi="Times New Roman"/>
-                <w:sz w:val="20"/>
-                <w:szCs w:val="20"/>
-                <w:lang w:val="es-MX" w:eastAsia="es-MX"/>
-              </w:rPr>
-            </w:r>
-          </w:p>
-        </w:tc>
-        <w:tc>
-          <w:tcPr>
-            <w:tcW w:w="2281" w:type="dxa"/>
-            <w:tcBorders/>
-            <w:shd w:color="auto" w:fill="auto" w:val="clear"/>
-            <w:vAlign w:val="bottom"/>
-          </w:tcPr>
-          <w:p>
-            <w:pPr>
-              <w:pStyle w:val="Normal"/>
-              <w:spacing w:lineRule="auto" w:line="240" w:before="0" w:after="0"/>
-              <w:rPr>
-                <w:rFonts w:ascii="Times New Roman" w:hAnsi="Times New Roman" w:eastAsia="Times New Roman" w:cs="Times New Roman"/>
-                <w:sz w:val="20"/>
-                <w:szCs w:val="20"/>
-                <w:lang w:val="es-MX" w:eastAsia="es-MX"/>
-              </w:rPr>
-            </w:pPr>
-            <w:r>
-              <w:rPr>
-                <w:rFonts w:eastAsia="Times New Roman" w:cs="Times New Roman" w:ascii="Times New Roman" w:hAnsi="Times New Roman"/>
-                <w:sz w:val="20"/>
-                <w:szCs w:val="20"/>
-                <w:lang w:val="es-MX" w:eastAsia="es-MX"/>
-              </w:rPr>
-            </w:r>
-          </w:p>
-        </w:tc>
-        <w:tc>
-          <w:tcPr>
-            <w:tcW w:w="405" w:type="dxa"/>
-            <w:tcBorders/>
-            <w:shd w:color="auto" w:fill="auto" w:val="clear"/>
-            <w:vAlign w:val="bottom"/>
-          </w:tcPr>
-          <w:p>
-            <w:pPr>
-              <w:pStyle w:val="Normal"/>
-              <w:spacing w:lineRule="auto" w:line="240" w:before="0" w:after="0"/>
-              <w:jc w:val="center"/>
-              <w:rPr>
-                <w:rFonts w:ascii="Times New Roman" w:hAnsi="Times New Roman" w:eastAsia="Times New Roman" w:cs="Times New Roman"/>
-                <w:sz w:val="20"/>
-                <w:szCs w:val="20"/>
-                <w:lang w:val="es-MX" w:eastAsia="es-MX"/>
-              </w:rPr>
-            </w:pPr>
-            <w:r>
-              <w:rPr>
-                <w:rFonts w:eastAsia="Times New Roman" w:cs="Times New Roman" w:ascii="Times New Roman" w:hAnsi="Times New Roman"/>
-                <w:sz w:val="20"/>
-                <w:szCs w:val="20"/>
-                <w:lang w:val="es-MX" w:eastAsia="es-MX"/>
-              </w:rPr>
-            </w:r>
-          </w:p>
-        </w:tc>
-        <w:tc>
-          <w:tcPr>
-            <w:tcW w:w="205" w:type="dxa"/>
-            <w:gridSpan w:val="2"/>
-            <w:tcBorders/>
-            <w:shd w:color="auto" w:fill="auto" w:val="clear"/>
-            <w:vAlign w:val="bottom"/>
-          </w:tcPr>
-          <w:p>
-            <w:pPr>
-              <w:pStyle w:val="Normal"/>
-              <w:spacing w:lineRule="auto" w:line="240" w:before="0" w:after="0"/>
-              <w:rPr>
-                <w:rFonts w:ascii="Times New Roman" w:hAnsi="Times New Roman" w:eastAsia="Times New Roman" w:cs="Times New Roman"/>
-                <w:sz w:val="20"/>
-                <w:szCs w:val="20"/>
-                <w:lang w:val="es-MX" w:eastAsia="es-MX"/>
-              </w:rPr>
-            </w:pPr>
-            <w:r>
-              <w:rPr>
-                <w:rFonts w:eastAsia="Times New Roman" w:cs="Times New Roman" w:ascii="Times New Roman" w:hAnsi="Times New Roman"/>
-                <w:sz w:val="20"/>
-                <w:szCs w:val="20"/>
-                <w:lang w:val="es-MX" w:eastAsia="es-MX"/>
-              </w:rPr>
-            </w:r>
-          </w:p>
-        </w:tc>
-        <w:tc>
-          <w:tcPr>
-            <w:tcW w:w="501" w:type="dxa"/>
-            <w:tcBorders/>
-            <w:shd w:color="auto" w:fill="auto" w:val="clear"/>
-            <w:vAlign w:val="bottom"/>
-          </w:tcPr>
-          <w:p>
-            <w:pPr>
-              <w:pStyle w:val="Normal"/>
-              <w:spacing w:lineRule="auto" w:line="240" w:before="0" w:after="0"/>
-              <w:rPr>
-                <w:rFonts w:ascii="Times New Roman" w:hAnsi="Times New Roman" w:eastAsia="Times New Roman" w:cs="Times New Roman"/>
-                <w:sz w:val="20"/>
-                <w:szCs w:val="20"/>
-                <w:lang w:val="es-MX" w:eastAsia="es-MX"/>
-              </w:rPr>
-            </w:pPr>
-            <w:r>
-              <w:rPr>
-                <w:rFonts w:eastAsia="Times New Roman" w:cs="Times New Roman" w:ascii="Times New Roman" w:hAnsi="Times New Roman"/>
-                <w:sz w:val="20"/>
-                <w:szCs w:val="20"/>
-                <w:lang w:val="es-MX" w:eastAsia="es-MX"/>
-              </w:rPr>
-            </w:r>
-          </w:p>
-        </w:tc>
-        <w:tc>
-          <w:tcPr>
-            <w:tcW w:w="1691" w:type="dxa"/>
-            <w:tcBorders/>
-            <w:shd w:color="auto" w:fill="auto" w:val="clear"/>
-            <w:vAlign w:val="bottom"/>
-          </w:tcPr>
-          <w:p>
-            <w:pPr>
-              <w:pStyle w:val="Normal"/>
-              <w:spacing w:lineRule="auto" w:line="240" w:before="0" w:after="0"/>
-              <w:rPr>
-                <w:rFonts w:ascii="Times New Roman" w:hAnsi="Times New Roman" w:eastAsia="Times New Roman" w:cs="Times New Roman"/>
-                <w:sz w:val="20"/>
-                <w:szCs w:val="20"/>
-                <w:lang w:val="es-MX" w:eastAsia="es-MX"/>
-              </w:rPr>
-            </w:pPr>
-            <w:r>
-              <w:rPr>
-                <w:rFonts w:eastAsia="Times New Roman" w:cs="Times New Roman" w:ascii="Times New Roman" w:hAnsi="Times New Roman"/>
-                <w:sz w:val="20"/>
-                <w:szCs w:val="20"/>
-                <w:lang w:val="es-MX" w:eastAsia="es-MX"/>
-              </w:rPr>
-            </w:r>
-          </w:p>
-        </w:tc>
-        <w:tc>
-          <w:tcPr>
-            <w:tcW w:w="653" w:type="dxa"/>
-            <w:tcBorders/>
-            <w:shd w:color="auto" w:fill="auto" w:val="clear"/>
-            <w:vAlign w:val="bottom"/>
-          </w:tcPr>
-          <w:p>
-            <w:pPr>
-              <w:pStyle w:val="Normal"/>
-              <w:spacing w:lineRule="auto" w:line="240" w:before="0" w:after="0"/>
-              <w:rPr>
-                <w:rFonts w:ascii="Times New Roman" w:hAnsi="Times New Roman" w:eastAsia="Times New Roman" w:cs="Times New Roman"/>
-                <w:sz w:val="20"/>
-                <w:szCs w:val="20"/>
-                <w:lang w:val="es-MX" w:eastAsia="es-MX"/>
-              </w:rPr>
-            </w:pPr>
-            <w:r>
-              <w:rPr>
-                <w:rFonts w:eastAsia="Times New Roman" w:cs="Times New Roman" w:ascii="Times New Roman" w:hAnsi="Times New Roman"/>
-                <w:sz w:val="20"/>
-                <w:szCs w:val="20"/>
-                <w:lang w:val="es-MX" w:eastAsia="es-MX"/>
-              </w:rPr>
-            </w:r>
-          </w:p>
-        </w:tc>
-        <w:tc>
-          <w:tcPr>
-            <w:tcW w:w="567" w:type="dxa"/>
-            <w:tcBorders/>
-            <w:shd w:color="auto" w:fill="auto" w:val="clear"/>
-            <w:vAlign w:val="bottom"/>
-          </w:tcPr>
-          <w:p>
-            <w:pPr>
-              <w:pStyle w:val="Normal"/>
-              <w:spacing w:lineRule="auto" w:line="240" w:before="0" w:after="0"/>
-              <w:rPr>
-                <w:rFonts w:ascii="Times New Roman" w:hAnsi="Times New Roman" w:eastAsia="Times New Roman" w:cs="Times New Roman"/>
-                <w:sz w:val="20"/>
-                <w:szCs w:val="20"/>
-                <w:lang w:val="es-MX" w:eastAsia="es-MX"/>
-              </w:rPr>
-            </w:pPr>
-            <w:r>
-              <w:rPr>
-                <w:rFonts w:eastAsia="Times New Roman" w:cs="Times New Roman" w:ascii="Times New Roman" w:hAnsi="Times New Roman"/>
-                <w:sz w:val="20"/>
-                <w:szCs w:val="20"/>
-                <w:lang w:val="es-MX" w:eastAsia="es-MX"/>
-              </w:rPr>
-            </w:r>
-          </w:p>
-        </w:tc>
-        <w:tc>
-          <w:tcPr>
-            <w:tcW w:w="470" w:type="dxa"/>
-            <w:tcBorders/>
-            <w:shd w:color="auto" w:fill="auto" w:val="clear"/>
-            <w:vAlign w:val="bottom"/>
-          </w:tcPr>
-          <w:p>
-            <w:pPr>
-              <w:pStyle w:val="Normal"/>
-              <w:spacing w:lineRule="auto" w:line="240" w:before="0" w:after="0"/>
-              <w:rPr>
-                <w:rFonts w:ascii="Times New Roman" w:hAnsi="Times New Roman" w:eastAsia="Times New Roman" w:cs="Times New Roman"/>
-                <w:sz w:val="20"/>
-                <w:szCs w:val="20"/>
-                <w:lang w:val="es-MX" w:eastAsia="es-MX"/>
-              </w:rPr>
-            </w:pPr>
-            <w:r>
-              <w:rPr>
-                <w:rFonts w:eastAsia="Times New Roman" w:cs="Times New Roman" w:ascii="Times New Roman" w:hAnsi="Times New Roman"/>
-                <w:sz w:val="20"/>
-                <w:szCs w:val="20"/>
-                <w:lang w:val="es-MX" w:eastAsia="es-MX"/>
-              </w:rPr>
-            </w:r>
-          </w:p>
-        </w:tc>
-        <w:tc>
-          <w:tcPr>
-            <w:tcW w:w="1434" w:type="dxa"/>
-            <w:tcBorders/>
-            <w:shd w:color="auto" w:fill="auto" w:val="clear"/>
-            <w:vAlign w:val="bottom"/>
-          </w:tcPr>
-          <w:p>
-            <w:pPr>
-              <w:pStyle w:val="Normal"/>
-              <w:spacing w:lineRule="auto" w:line="240" w:before="0" w:after="0"/>
-              <w:rPr>
-                <w:rFonts w:ascii="Times New Roman" w:hAnsi="Times New Roman" w:eastAsia="Times New Roman" w:cs="Times New Roman"/>
-                <w:sz w:val="20"/>
-                <w:szCs w:val="20"/>
-                <w:lang w:val="es-MX" w:eastAsia="es-MX"/>
-              </w:rPr>
-            </w:pPr>
-            <w:r>
-              <w:rPr>
-                <w:rFonts w:eastAsia="Times New Roman" w:cs="Times New Roman" w:ascii="Times New Roman" w:hAnsi="Times New Roman"/>
-                <w:sz w:val="20"/>
-                <w:szCs w:val="20"/>
-                <w:lang w:val="es-MX" w:eastAsia="es-MX"/>
-              </w:rPr>
-            </w:r>
-          </w:p>
-        </w:tc>
-        <w:tc>
-          <w:tcPr>
-            <w:tcW w:w="431" w:type="dxa"/>
-            <w:tcBorders/>
-            <w:shd w:color="auto" w:fill="auto" w:val="clear"/>
-            <w:vAlign w:val="bottom"/>
-          </w:tcPr>
-          <w:p>
-            <w:pPr>
-              <w:pStyle w:val="Normal"/>
-              <w:spacing w:lineRule="auto" w:line="240" w:before="0" w:after="0"/>
-              <w:rPr>
-                <w:rFonts w:ascii="Times New Roman" w:hAnsi="Times New Roman" w:eastAsia="Times New Roman" w:cs="Times New Roman"/>
-                <w:sz w:val="20"/>
-                <w:szCs w:val="20"/>
-                <w:lang w:val="es-MX" w:eastAsia="es-MX"/>
-              </w:rPr>
-            </w:pPr>
-            <w:r>
-              <w:rPr>
-                <w:rFonts w:eastAsia="Times New Roman" w:cs="Times New Roman" w:ascii="Times New Roman" w:hAnsi="Times New Roman"/>
-                <w:sz w:val="20"/>
-                <w:szCs w:val="20"/>
-                <w:lang w:val="es-MX" w:eastAsia="es-MX"/>
-              </w:rPr>
-            </w:r>
-          </w:p>
-        </w:tc>
-        <w:tc>
-          <w:tcPr>
-            <w:tcW w:w="473" w:type="dxa"/>
-            <w:tcBorders/>
-            <w:shd w:color="auto" w:fill="auto" w:val="clear"/>
-            <w:vAlign w:val="bottom"/>
-          </w:tcPr>
-          <w:p>
-            <w:pPr>
-              <w:pStyle w:val="Normal"/>
-              <w:spacing w:lineRule="auto" w:line="240" w:before="0" w:after="0"/>
-              <w:rPr>
-                <w:rFonts w:ascii="Times New Roman" w:hAnsi="Times New Roman" w:eastAsia="Times New Roman" w:cs="Times New Roman"/>
-                <w:sz w:val="20"/>
-                <w:szCs w:val="20"/>
-                <w:lang w:val="es-MX" w:eastAsia="es-MX"/>
-              </w:rPr>
-            </w:pPr>
-            <w:r>
-              <w:rPr>
-                <w:rFonts w:eastAsia="Times New Roman" w:cs="Times New Roman" w:ascii="Times New Roman" w:hAnsi="Times New Roman"/>
-                <w:sz w:val="20"/>
-                <w:szCs w:val="20"/>
-                <w:lang w:val="es-MX" w:eastAsia="es-MX"/>
-              </w:rPr>
-            </w:r>
-          </w:p>
-        </w:tc>
-        <w:tc>
-          <w:tcPr>
-            <w:tcW w:w="1961" w:type="dxa"/>
-            <w:tcBorders/>
-            <w:shd w:color="auto" w:fill="auto" w:val="clear"/>
-            <w:vAlign w:val="bottom"/>
-          </w:tcPr>
-          <w:p>
-            <w:pPr>
-              <w:pStyle w:val="Normal"/>
-              <w:spacing w:lineRule="auto" w:line="240" w:before="0" w:after="0"/>
-              <w:rPr>
-                <w:rFonts w:ascii="Times New Roman" w:hAnsi="Times New Roman" w:eastAsia="Times New Roman" w:cs="Times New Roman"/>
-                <w:sz w:val="20"/>
-                <w:szCs w:val="20"/>
-                <w:lang w:val="es-MX" w:eastAsia="es-MX"/>
-              </w:rPr>
-            </w:pPr>
-            <w:r>
-              <w:rPr>
-                <w:rFonts w:eastAsia="Times New Roman" w:cs="Times New Roman" w:ascii="Times New Roman" w:hAnsi="Times New Roman"/>
-                <w:sz w:val="20"/>
-                <w:szCs w:val="20"/>
-                <w:lang w:val="es-MX" w:eastAsia="es-MX"/>
-              </w:rPr>
-            </w:r>
-          </w:p>
-        </w:tc>
-        <w:tc>
-          <w:tcPr>
-            <w:tcW w:w="668" w:type="dxa"/>
-            <w:tcBorders/>
-            <w:shd w:color="auto" w:fill="auto" w:val="clear"/>
-            <w:vAlign w:val="bottom"/>
-          </w:tcPr>
-          <w:p>
-            <w:pPr>
-              <w:pStyle w:val="Normal"/>
-              <w:spacing w:lineRule="auto" w:line="240" w:before="0" w:after="0"/>
-              <w:rPr>
-                <w:rFonts w:ascii="Times New Roman" w:hAnsi="Times New Roman" w:eastAsia="Times New Roman" w:cs="Times New Roman"/>
-                <w:sz w:val="20"/>
-                <w:szCs w:val="20"/>
-                <w:lang w:val="es-MX" w:eastAsia="es-MX"/>
-              </w:rPr>
-            </w:pPr>
-            <w:r>
-              <w:rPr>
-                <w:rFonts w:eastAsia="Times New Roman" w:cs="Times New Roman" w:ascii="Times New Roman" w:hAnsi="Times New Roman"/>
-                <w:sz w:val="20"/>
-                <w:szCs w:val="20"/>
-                <w:lang w:val="es-MX" w:eastAsia="es-MX"/>
-              </w:rPr>
-            </w:r>
-          </w:p>
-        </w:tc>
-        <w:tc>
-          <w:tcPr>
-            <w:tcW w:w="554" w:type="dxa"/>
-            <w:tcBorders/>
-            <w:shd w:color="auto" w:fill="auto" w:val="clear"/>
-            <w:vAlign w:val="bottom"/>
-          </w:tcPr>
-          <w:p>
-            <w:pPr>
-              <w:pStyle w:val="Normal"/>
-              <w:spacing w:lineRule="auto" w:line="240" w:before="0" w:after="0"/>
-              <w:rPr>
-                <w:rFonts w:ascii="Times New Roman" w:hAnsi="Times New Roman" w:eastAsia="Times New Roman" w:cs="Times New Roman"/>
-                <w:sz w:val="20"/>
-                <w:szCs w:val="20"/>
-                <w:lang w:val="es-MX" w:eastAsia="es-MX"/>
-              </w:rPr>
-            </w:pPr>
-            <w:r>
-              <w:rPr>
-                <w:rFonts w:eastAsia="Times New Roman" w:cs="Times New Roman" w:ascii="Times New Roman" w:hAnsi="Times New Roman"/>
-                <w:sz w:val="20"/>
-                <w:szCs w:val="20"/>
-                <w:lang w:val="es-MX" w:eastAsia="es-MX"/>
-              </w:rPr>
-            </w:r>
-          </w:p>
-        </w:tc>
-        <w:tc>
-          <w:tcPr>
-            <w:tcW w:w="1147" w:type="dxa"/>
-            <w:tcBorders/>
-            <w:shd w:color="auto" w:fill="auto" w:val="clear"/>
-            <w:vAlign w:val="bottom"/>
-          </w:tcPr>
-          <w:p>
-            <w:pPr>
-              <w:pStyle w:val="Normal"/>
-              <w:spacing w:lineRule="auto" w:line="240" w:before="0" w:after="0"/>
               <w:rPr>
                 <w:rFonts w:ascii="Times New Roman" w:hAnsi="Times New Roman" w:eastAsia="Times New Roman" w:cs="Times New Roman"/>
                 <w:sz w:val="20"/>
@@ -20754,18 +19698,18 @@
     <w:p>
       <w:pPr>
         <w:sectPr>
-          <w:headerReference w:type="default" r:id="rId6"/>
-          <w:headerReference w:type="first" r:id="rId7"/>
-          <w:footerReference w:type="even" r:id="rId8"/>
-          <w:footerReference w:type="default" r:id="rId9"/>
-          <w:footerReference w:type="first" r:id="rId10"/>
+          <w:headerReference w:type="even" r:id="rId11"/>
+          <w:headerReference w:type="default" r:id="rId12"/>
+          <w:headerReference w:type="first" r:id="rId13"/>
+          <w:footerReference w:type="default" r:id="rId14"/>
+          <w:footerReference w:type="first" r:id="rId15"/>
           <w:type w:val="nextPage"/>
-          <w:pgSz w:w="12240" w:h="15840"/>
+          <w:pgSz w:orient="landscape" w:w="15840" w:h="12240"/>
           <w:pgMar w:left="1418" w:right="1418" w:gutter="0" w:header="720" w:top="1418" w:footer="720" w:bottom="1418"/>
           <w:pgNumType w:fmt="decimal"/>
           <w:formProt w:val="false"/>
           <w:textDirection w:val="lrTb"/>
-          <w:docGrid w:type="default" w:linePitch="100" w:charSpace="0"/>
+          <w:docGrid w:type="default" w:linePitch="299" w:charSpace="0"/>
         </w:sectPr>
       </w:pPr>
     </w:p>
@@ -20780,25 +19724,9 @@
           <w:szCs w:val="24"/>
         </w:rPr>
       </w:pPr>
-      <w:r/>
       <w:r>
-        <w:rPr>
-          <w:rFonts w:cs="Arial" w:ascii="Arial" w:hAnsi="Arial"/>
-          <w:b/>
-          <w:bCs/>
-          <w:sz w:val="24"/>
-          <w:szCs w:val="24"/>
-        </w:rPr>
-        <w:fldChar w:fldCharType="end"/>
-      </w:r>
-      <w:r>
-        <w:rPr>
-          <w:rFonts w:cs="Arial" w:ascii="Arial" w:hAnsi="Arial"/>
-          <w:b/>
-          <w:bCs/>
-          <w:sz w:val="24"/>
-          <w:szCs w:val="24"/>
-        </w:rPr>
+        <w:rPr/>
+        <w:br w:type="textWrapping" w:clear="all"/>
       </w:r>
     </w:p>
     <w:tbl>
@@ -20874,7 +19802,7 @@
               <w:pStyle w:val="Normal"/>
               <w:widowControl/>
               <w:spacing w:lineRule="auto" w:line="276" w:before="0" w:after="0"/>
-              <w:jc w:val="both"/>
+              <w:jc w:val="start"/>
               <w:rPr>
                 <w:rFonts w:ascii="Arial" w:hAnsi="Arial" w:cs="Arial"/>
                 <w:b/>
@@ -20943,7 +19871,7 @@
               <w:pStyle w:val="Normal"/>
               <w:widowControl/>
               <w:spacing w:lineRule="auto" w:line="276" w:before="0" w:after="0"/>
-              <w:jc w:val="both"/>
+              <w:jc w:val="start"/>
               <w:rPr>
                 <w:rFonts w:ascii="Arial" w:hAnsi="Arial" w:cs="Arial"/>
                 <w:b/>
@@ -21025,7 +19953,7 @@
               <w:pStyle w:val="Normal"/>
               <w:widowControl/>
               <w:spacing w:lineRule="auto" w:line="276" w:before="0" w:after="0"/>
-              <w:jc w:val="both"/>
+              <w:jc w:val="start"/>
               <w:rPr>
                 <w:rFonts w:ascii="Arial" w:hAnsi="Arial" w:cs="Arial"/>
                 <w:b/>
@@ -21093,7 +20021,7 @@
               <w:pStyle w:val="Normal"/>
               <w:widowControl/>
               <w:spacing w:lineRule="auto" w:line="276" w:before="0" w:after="0"/>
-              <w:jc w:val="both"/>
+              <w:jc w:val="start"/>
               <w:rPr>
                 <w:rFonts w:ascii="Arial" w:hAnsi="Arial" w:cs="Arial"/>
                 <w:b/>
@@ -21161,7 +20089,7 @@
               <w:pStyle w:val="Normal"/>
               <w:widowControl/>
               <w:spacing w:lineRule="auto" w:line="276" w:before="0" w:after="0"/>
-              <w:jc w:val="both"/>
+              <w:jc w:val="start"/>
               <w:rPr>
                 <w:rFonts w:ascii="Arial" w:hAnsi="Arial" w:cs="Arial"/>
                 <w:b/>
@@ -21229,7 +20157,7 @@
               <w:pStyle w:val="Normal"/>
               <w:widowControl/>
               <w:spacing w:lineRule="auto" w:line="276" w:before="0" w:after="0"/>
-              <w:jc w:val="both"/>
+              <w:jc w:val="start"/>
               <w:rPr>
                 <w:rFonts w:ascii="Arial" w:hAnsi="Arial" w:cs="Arial"/>
                 <w:b/>
@@ -21297,7 +20225,7 @@
               <w:pStyle w:val="Normal"/>
               <w:widowControl/>
               <w:spacing w:lineRule="auto" w:line="276" w:before="0" w:after="0"/>
-              <w:jc w:val="both"/>
+              <w:jc w:val="start"/>
               <w:rPr>
                 <w:rFonts w:ascii="Arial" w:hAnsi="Arial" w:cs="Arial"/>
                 <w:b/>
@@ -21367,7 +20295,7 @@
               <w:pStyle w:val="Normal"/>
               <w:widowControl/>
               <w:spacing w:lineRule="auto" w:line="276" w:before="0" w:after="0"/>
-              <w:jc w:val="center"/>
+              <w:jc w:val="start"/>
               <w:rPr>
                 <w:rFonts w:ascii="Arial" w:hAnsi="Arial" w:cs="Arial"/>
                 <w:b/>
@@ -21440,7 +20368,7 @@
               <w:pStyle w:val="Normal"/>
               <w:widowControl/>
               <w:spacing w:lineRule="auto" w:line="276" w:before="0" w:after="0"/>
-              <w:jc w:val="center"/>
+              <w:jc w:val="start"/>
               <w:rPr>
                 <w:rFonts w:ascii="Arial" w:hAnsi="Arial" w:cs="Arial"/>
                 <w:b/>
@@ -21512,7 +20440,7 @@
               <w:pStyle w:val="Normal"/>
               <w:widowControl/>
               <w:spacing w:lineRule="auto" w:line="276" w:before="0" w:after="0"/>
-              <w:jc w:val="both"/>
+              <w:jc w:val="start"/>
               <w:rPr>
                 <w:rFonts w:ascii="Arial" w:hAnsi="Arial" w:cs="Arial"/>
                 <w:b/>
@@ -21544,7 +20472,7 @@
               <w:pStyle w:val="Normal"/>
               <w:widowControl/>
               <w:spacing w:lineRule="auto" w:line="276" w:before="0" w:after="0"/>
-              <w:jc w:val="both"/>
+              <w:jc w:val="start"/>
               <w:rPr>
                 <w:rFonts w:ascii="Arial" w:hAnsi="Arial" w:cs="Arial"/>
                 <w:sz w:val="24"/>
@@ -21607,7 +20535,7 @@
               <w:pStyle w:val="Normal"/>
               <w:widowControl/>
               <w:spacing w:lineRule="auto" w:line="276" w:before="0" w:after="0"/>
-              <w:jc w:val="both"/>
+              <w:jc w:val="start"/>
               <w:rPr>
                 <w:rFonts w:ascii="Arial" w:hAnsi="Arial" w:cs="Arial"/>
                 <w:sz w:val="24"/>
@@ -21636,7 +20564,7 @@
               <w:pStyle w:val="Normal"/>
               <w:widowControl/>
               <w:spacing w:lineRule="auto" w:line="276" w:before="0" w:after="0"/>
-              <w:jc w:val="both"/>
+              <w:jc w:val="start"/>
               <w:rPr>
                 <w:rFonts w:ascii="Arial" w:hAnsi="Arial" w:cs="Arial"/>
                 <w:sz w:val="24"/>
@@ -21699,7 +20627,7 @@
               <w:pStyle w:val="Normal"/>
               <w:widowControl/>
               <w:spacing w:lineRule="auto" w:line="276" w:before="0" w:after="0"/>
-              <w:jc w:val="both"/>
+              <w:jc w:val="start"/>
               <w:rPr>
                 <w:rFonts w:ascii="Arial" w:hAnsi="Arial" w:cs="Arial"/>
                 <w:sz w:val="24"/>
@@ -21728,7 +20656,7 @@
               <w:pStyle w:val="Normal"/>
               <w:widowControl/>
               <w:spacing w:lineRule="auto" w:line="276" w:before="0" w:after="0"/>
-              <w:jc w:val="both"/>
+              <w:jc w:val="start"/>
               <w:rPr>
                 <w:rFonts w:ascii="Arial" w:hAnsi="Arial" w:cs="Arial"/>
                 <w:sz w:val="24"/>
@@ -21791,7 +20719,7 @@
               <w:pStyle w:val="Normal"/>
               <w:widowControl/>
               <w:spacing w:lineRule="auto" w:line="276" w:before="0" w:after="0"/>
-              <w:jc w:val="both"/>
+              <w:jc w:val="start"/>
               <w:rPr>
                 <w:rFonts w:ascii="Arial" w:hAnsi="Arial" w:cs="Arial"/>
                 <w:sz w:val="24"/>
@@ -21820,7 +20748,7 @@
               <w:pStyle w:val="Normal"/>
               <w:widowControl/>
               <w:spacing w:lineRule="auto" w:line="276" w:before="0" w:after="0"/>
-              <w:jc w:val="both"/>
+              <w:jc w:val="start"/>
               <w:rPr>
                 <w:rFonts w:ascii="Arial" w:hAnsi="Arial" w:cs="Arial"/>
                 <w:sz w:val="24"/>
@@ -21883,7 +20811,7 @@
               <w:pStyle w:val="Normal"/>
               <w:widowControl/>
               <w:spacing w:lineRule="auto" w:line="276" w:before="0" w:after="0"/>
-              <w:jc w:val="both"/>
+              <w:jc w:val="start"/>
               <w:rPr>
                 <w:rFonts w:ascii="Arial" w:hAnsi="Arial" w:cs="Arial"/>
                 <w:sz w:val="24"/>
@@ -21912,7 +20840,7 @@
               <w:pStyle w:val="Normal"/>
               <w:widowControl/>
               <w:spacing w:lineRule="auto" w:line="276" w:before="0" w:after="0"/>
-              <w:jc w:val="both"/>
+              <w:jc w:val="start"/>
               <w:rPr>
                 <w:rFonts w:ascii="Arial" w:hAnsi="Arial" w:cs="Arial"/>
                 <w:sz w:val="24"/>
@@ -21975,7 +20903,7 @@
               <w:pStyle w:val="Normal"/>
               <w:widowControl/>
               <w:spacing w:lineRule="auto" w:line="276" w:before="0" w:after="0"/>
-              <w:jc w:val="both"/>
+              <w:jc w:val="start"/>
               <w:rPr>
                 <w:rFonts w:ascii="Arial" w:hAnsi="Arial" w:cs="Arial"/>
                 <w:sz w:val="24"/>
@@ -22004,7 +20932,7 @@
               <w:pStyle w:val="Normal"/>
               <w:widowControl/>
               <w:spacing w:lineRule="auto" w:line="276" w:before="0" w:after="0"/>
-              <w:jc w:val="both"/>
+              <w:jc w:val="start"/>
               <w:rPr>
                 <w:rFonts w:ascii="Arial" w:hAnsi="Arial" w:cs="Arial"/>
                 <w:sz w:val="24"/>
@@ -22129,6 +21057,27 @@
         </w:tc>
       </w:tr>
     </w:tbl>
+    <w:p>
+      <w:pPr>
+        <w:pStyle w:val="Normal"/>
+        <w:rPr>
+          <w:rFonts w:ascii="Arial" w:hAnsi="Arial" w:cs="Arial"/>
+          <w:b/>
+          <w:bCs/>
+          <w:sz w:val="24"/>
+          <w:szCs w:val="24"/>
+        </w:rPr>
+      </w:pPr>
+      <w:r>
+        <w:rPr>
+          <w:rFonts w:cs="Arial" w:ascii="Arial" w:hAnsi="Arial"/>
+          <w:b/>
+          <w:bCs/>
+          <w:sz w:val="24"/>
+          <w:szCs w:val="24"/>
+        </w:rPr>
+      </w:r>
+    </w:p>
     <w:p>
       <w:pPr>
         <w:pStyle w:val="Normal"/>
@@ -23402,17 +22351,7 @@
                 <w:szCs w:val="24"/>
                 <w:lang w:val="es-MX" w:eastAsia="es-MX"/>
               </w:rPr>
-              <w:t>1</w:t>
-            </w:r>
-            <w:r>
-              <w:rPr>
-                <w:rFonts w:eastAsia="Times New Roman" w:cs="Arial" w:ascii="Arial" w:hAnsi="Arial"/>
-                <w:color w:val="000000"/>
-                <w:sz w:val="24"/>
-                <w:szCs w:val="24"/>
-                <w:lang w:val="es-MX" w:eastAsia="es-MX"/>
-              </w:rPr>
-              <w:t>8</w:t>
+              <w:t>15</w:t>
             </w:r>
           </w:p>
         </w:tc>
@@ -24070,18 +23009,7 @@
                 <w:szCs w:val="24"/>
                 <w:lang w:val="es-MX" w:eastAsia="es-MX"/>
               </w:rPr>
-              <w:t>8</w:t>
-            </w:r>
-            <w:r>
-              <w:rPr>
-                <w:rFonts w:eastAsia="Times New Roman" w:cs="Arial" w:ascii="Arial" w:hAnsi="Arial"/>
-                <w:b/>
-                <w:bCs/>
-                <w:sz w:val="24"/>
-                <w:szCs w:val="24"/>
-                <w:lang w:val="es-MX" w:eastAsia="es-MX"/>
-              </w:rPr>
-              <w:t>4</w:t>
+              <w:t>82</w:t>
             </w:r>
           </w:p>
         </w:tc>
@@ -24511,10 +23439,10 @@
           <w:szCs w:val="24"/>
         </w:rPr>
         <w:sectPr>
-          <w:headerReference w:type="default" r:id="rId11"/>
-          <w:headerReference w:type="first" r:id="rId12"/>
-          <w:footerReference w:type="default" r:id="rId13"/>
-          <w:footerReference w:type="first" r:id="rId14"/>
+          <w:headerReference w:type="default" r:id="rId16"/>
+          <w:headerReference w:type="first" r:id="rId17"/>
+          <w:footerReference w:type="default" r:id="rId18"/>
+          <w:footerReference w:type="first" r:id="rId19"/>
           <w:type w:val="nextPage"/>
           <w:pgSz w:w="12240" w:h="15840"/>
           <w:pgMar w:left="1418" w:right="1418" w:gutter="0" w:header="720" w:top="1418" w:footer="720" w:bottom="1418"/>
@@ -33027,11 +31955,11 @@
       </w:r>
     </w:p>
     <w:sectPr>
-      <w:headerReference w:type="even" r:id="rId15"/>
-      <w:headerReference w:type="default" r:id="rId16"/>
-      <w:headerReference w:type="first" r:id="rId17"/>
-      <w:footerReference w:type="default" r:id="rId18"/>
-      <w:footerReference w:type="first" r:id="rId19"/>
+      <w:headerReference w:type="even" r:id="rId20"/>
+      <w:headerReference w:type="default" r:id="rId21"/>
+      <w:headerReference w:type="first" r:id="rId22"/>
+      <w:footerReference w:type="default" r:id="rId23"/>
+      <w:footerReference w:type="first" r:id="rId24"/>
       <w:type w:val="nextPage"/>
       <w:pgSz w:orient="landscape" w:w="15840" w:h="12240"/>
       <w:pgMar w:left="1418" w:right="1418" w:gutter="0" w:header="720" w:top="1418" w:footer="720" w:bottom="1418"/>
@@ -33126,6 +32054,26 @@
 </w:ftr>
 </file>
 
+<file path=word/footer8.xml><?xml version="1.0" encoding="utf-8"?>
+<w:ftr xmlns:o="urn:schemas-microsoft-com:office:office" xmlns:r="http://schemas.openxmlformats.org/officeDocument/2006/relationships" xmlns:v="urn:schemas-microsoft-com:vml" xmlns:w="http://schemas.openxmlformats.org/wordprocessingml/2006/main" xmlns:w10="urn:schemas-microsoft-com:office:word" xmlns:wp="http://schemas.openxmlformats.org/drawingml/2006/wordprocessingDrawing" xmlns:pic="http://schemas.openxmlformats.org/drawingml/2006/picture" xmlns:wps="http://schemas.microsoft.com/office/word/2010/wordprocessingShape" xmlns:wpg="http://schemas.microsoft.com/office/word/2010/wordprocessingGroup" xmlns:mc="http://schemas.openxmlformats.org/markup-compatibility/2006" xmlns:wp14="http://schemas.microsoft.com/office/word/2010/wordprocessingDrawing" xmlns:w14="http://schemas.microsoft.com/office/word/2010/wordml" xmlns:w15="http://schemas.microsoft.com/office/word/2012/wordml" mc:Ignorable="w14 wp14 w15">
+  <w:p>
+    <w:pPr>
+      <w:pStyle w:val="Footer"/>
+      <w:rPr/>
+    </w:pPr>
+    <w:r>
+      <w:rPr/>
+    </w:r>
+  </w:p>
+</w:ftr>
+</file>
+
+<file path=word/footer9.xml><?xml version="1.0" encoding="utf-8"?>
+<w:ftr xmlns:o="urn:schemas-microsoft-com:office:office" xmlns:r="http://schemas.openxmlformats.org/officeDocument/2006/relationships" xmlns:v="urn:schemas-microsoft-com:vml" xmlns:w="http://schemas.openxmlformats.org/wordprocessingml/2006/main" xmlns:w10="urn:schemas-microsoft-com:office:word" xmlns:wp="http://schemas.openxmlformats.org/drawingml/2006/wordprocessingDrawing" xmlns:pic="http://schemas.openxmlformats.org/drawingml/2006/picture" xmlns:wps="http://schemas.microsoft.com/office/word/2010/wordprocessingShape" xmlns:wpg="http://schemas.microsoft.com/office/word/2010/wordprocessingGroup" xmlns:mc="http://schemas.openxmlformats.org/markup-compatibility/2006" xmlns:wp14="http://schemas.microsoft.com/office/word/2010/wordprocessingDrawing" xmlns:w14="http://schemas.microsoft.com/office/word/2010/wordml" xmlns:w15="http://schemas.microsoft.com/office/word/2012/wordml" mc:Ignorable="w14 wp14 w15">
+  <w:p/>
+</w:ftr>
+</file>
+
 <file path=word/header1.xml><?xml version="1.0" encoding="utf-8"?>
 <w:hdr xmlns:o="urn:schemas-microsoft-com:office:office" xmlns:r="http://schemas.openxmlformats.org/officeDocument/2006/relationships" xmlns:v="urn:schemas-microsoft-com:vml" xmlns:w="http://schemas.openxmlformats.org/wordprocessingml/2006/main" xmlns:w10="urn:schemas-microsoft-com:office:word" xmlns:wp="http://schemas.openxmlformats.org/drawingml/2006/wordprocessingDrawing" xmlns:pic="http://schemas.openxmlformats.org/drawingml/2006/picture" xmlns:wps="http://schemas.microsoft.com/office/word/2010/wordprocessingShape" xmlns:wpg="http://schemas.microsoft.com/office/word/2010/wordprocessingGroup" xmlns:mc="http://schemas.openxmlformats.org/markup-compatibility/2006" xmlns:wp14="http://schemas.microsoft.com/office/word/2010/wordprocessingDrawing" xmlns:w14="http://schemas.microsoft.com/office/word/2010/wordml" xmlns:w15="http://schemas.microsoft.com/office/word/2012/wordml" mc:Ignorable="w14 wp14 w15">
   <w:p>
@@ -33141,6 +32089,40 @@
 </file>
 
 <file path=word/header10.xml><?xml version="1.0" encoding="utf-8"?>
+<w:hdr xmlns:o="urn:schemas-microsoft-com:office:office" xmlns:r="http://schemas.openxmlformats.org/officeDocument/2006/relationships" xmlns:v="urn:schemas-microsoft-com:vml" xmlns:w="http://schemas.openxmlformats.org/wordprocessingml/2006/main" xmlns:w10="urn:schemas-microsoft-com:office:word" xmlns:wp="http://schemas.openxmlformats.org/drawingml/2006/wordprocessingDrawing" xmlns:pic="http://schemas.openxmlformats.org/drawingml/2006/picture" xmlns:wps="http://schemas.microsoft.com/office/word/2010/wordprocessingShape" xmlns:wpg="http://schemas.microsoft.com/office/word/2010/wordprocessingGroup" xmlns:mc="http://schemas.openxmlformats.org/markup-compatibility/2006" xmlns:wp14="http://schemas.microsoft.com/office/word/2010/wordprocessingDrawing" xmlns:w14="http://schemas.microsoft.com/office/word/2010/wordml" xmlns:w15="http://schemas.microsoft.com/office/word/2012/wordml" mc:Ignorable="w14 wp14 w15">
+  <w:p/>
+</w:hdr>
+</file>
+
+<file path=word/header11.xml><?xml version="1.0" encoding="utf-8"?>
+<w:hdr xmlns:o="urn:schemas-microsoft-com:office:office" xmlns:r="http://schemas.openxmlformats.org/officeDocument/2006/relationships" xmlns:v="urn:schemas-microsoft-com:vml" xmlns:w="http://schemas.openxmlformats.org/wordprocessingml/2006/main" xmlns:w10="urn:schemas-microsoft-com:office:word" xmlns:wp="http://schemas.openxmlformats.org/drawingml/2006/wordprocessingDrawing" xmlns:pic="http://schemas.openxmlformats.org/drawingml/2006/picture" xmlns:wps="http://schemas.microsoft.com/office/word/2010/wordprocessingShape" xmlns:wpg="http://schemas.microsoft.com/office/word/2010/wordprocessingGroup" xmlns:mc="http://schemas.openxmlformats.org/markup-compatibility/2006" xmlns:wp14="http://schemas.microsoft.com/office/word/2010/wordprocessingDrawing" xmlns:w14="http://schemas.microsoft.com/office/word/2010/wordml" xmlns:w15="http://schemas.microsoft.com/office/word/2012/wordml" mc:Ignorable="w14 wp14 w15">
+  <w:p>
+    <w:pPr>
+      <w:pStyle w:val="Header"/>
+      <w:rPr/>
+    </w:pPr>
+    <w:r>
+      <w:rPr/>
+    </w:r>
+  </w:p>
+</w:hdr>
+</file>
+
+<file path=word/header12.xml><?xml version="1.0" encoding="utf-8"?>
+<w:hdr xmlns:o="urn:schemas-microsoft-com:office:office" xmlns:r="http://schemas.openxmlformats.org/officeDocument/2006/relationships" xmlns:v="urn:schemas-microsoft-com:vml" xmlns:w="http://schemas.openxmlformats.org/wordprocessingml/2006/main" xmlns:w10="urn:schemas-microsoft-com:office:word" xmlns:wp="http://schemas.openxmlformats.org/drawingml/2006/wordprocessingDrawing" xmlns:pic="http://schemas.openxmlformats.org/drawingml/2006/picture" xmlns:wps="http://schemas.microsoft.com/office/word/2010/wordprocessingShape" xmlns:wpg="http://schemas.microsoft.com/office/word/2010/wordprocessingGroup" xmlns:mc="http://schemas.openxmlformats.org/markup-compatibility/2006" xmlns:wp14="http://schemas.microsoft.com/office/word/2010/wordprocessingDrawing" xmlns:w14="http://schemas.microsoft.com/office/word/2010/wordml" xmlns:w15="http://schemas.microsoft.com/office/word/2012/wordml" mc:Ignorable="w14 wp14 w15">
+  <w:p>
+    <w:pPr>
+      <w:pStyle w:val="Header"/>
+      <w:rPr/>
+    </w:pPr>
+    <w:r>
+      <w:rPr/>
+    </w:r>
+  </w:p>
+</w:hdr>
+</file>
+
+<file path=word/header13.xml><?xml version="1.0" encoding="utf-8"?>
 <w:hdr xmlns:o="urn:schemas-microsoft-com:office:office" xmlns:r="http://schemas.openxmlformats.org/officeDocument/2006/relationships" xmlns:v="urn:schemas-microsoft-com:vml" xmlns:w="http://schemas.openxmlformats.org/wordprocessingml/2006/main" xmlns:w10="urn:schemas-microsoft-com:office:word" xmlns:wp="http://schemas.openxmlformats.org/drawingml/2006/wordprocessingDrawing" xmlns:pic="http://schemas.openxmlformats.org/drawingml/2006/picture" xmlns:wps="http://schemas.microsoft.com/office/word/2010/wordprocessingShape" xmlns:wpg="http://schemas.microsoft.com/office/word/2010/wordprocessingGroup" xmlns:mc="http://schemas.openxmlformats.org/markup-compatibility/2006" xmlns:wp14="http://schemas.microsoft.com/office/word/2010/wordprocessingDrawing" xmlns:w14="http://schemas.microsoft.com/office/word/2010/wordml" xmlns:w15="http://schemas.microsoft.com/office/word/2012/wordml" mc:Ignorable="w14 wp14 w15">
   <w:p>
     <w:pPr>
@@ -33218,7 +32200,15 @@
 
 <file path=word/header7.xml><?xml version="1.0" encoding="utf-8"?>
 <w:hdr xmlns:o="urn:schemas-microsoft-com:office:office" xmlns:r="http://schemas.openxmlformats.org/officeDocument/2006/relationships" xmlns:v="urn:schemas-microsoft-com:vml" xmlns:w="http://schemas.openxmlformats.org/wordprocessingml/2006/main" xmlns:w10="urn:schemas-microsoft-com:office:word" xmlns:wp="http://schemas.openxmlformats.org/drawingml/2006/wordprocessingDrawing" xmlns:pic="http://schemas.openxmlformats.org/drawingml/2006/picture" xmlns:wps="http://schemas.microsoft.com/office/word/2010/wordprocessingShape" xmlns:wpg="http://schemas.microsoft.com/office/word/2010/wordprocessingGroup" xmlns:mc="http://schemas.openxmlformats.org/markup-compatibility/2006" xmlns:wp14="http://schemas.microsoft.com/office/word/2010/wordprocessingDrawing" xmlns:w14="http://schemas.microsoft.com/office/word/2010/wordml" xmlns:w15="http://schemas.microsoft.com/office/word/2012/wordml" mc:Ignorable="w14 wp14 w15">
-  <w:p/>
+  <w:p>
+    <w:pPr>
+      <w:pStyle w:val="Header"/>
+      <w:rPr/>
+    </w:pPr>
+    <w:r>
+      <w:rPr/>
+    </w:r>
+  </w:p>
 </w:hdr>
 </file>
 

--- a/public/docs/fase1/eleccion_equipo_scrum_ajuptel.docx
+++ b/public/docs/fase1/eleccion_equipo_scrum_ajuptel.docx
@@ -535,7 +535,25 @@
           <w:sz w:val="24"/>
           <w:szCs w:val="24"/>
         </w:rPr>
-        <w:t xml:space="preserve"> Caraballo, Nattier – C.I.: 16.225.080</w:t>
+        <w:t xml:space="preserve"> Caraballo, </w:t>
+      </w:r>
+      <w:proofErr w:type="spellStart"/>
+      <w:r>
+        <w:rPr>
+          <w:rFonts w:ascii="Arial" w:hAnsi="Arial" w:cs="Arial"/>
+          <w:sz w:val="24"/>
+          <w:szCs w:val="24"/>
+        </w:rPr>
+        <w:t>Nattier</w:t>
+      </w:r>
+      <w:proofErr w:type="spellEnd"/>
+      <w:r>
+        <w:rPr>
+          <w:rFonts w:ascii="Arial" w:hAnsi="Arial" w:cs="Arial"/>
+          <w:sz w:val="24"/>
+          <w:szCs w:val="24"/>
+        </w:rPr>
+        <w:t xml:space="preserve"> – C.I.: 16.225.080</w:t>
       </w:r>
     </w:p>
     <w:p>
@@ -548,13 +566,23 @@
           <w:szCs w:val="24"/>
         </w:rPr>
       </w:pPr>
+      <w:proofErr w:type="spellStart"/>
       <w:r>
         <w:rPr>
           <w:rFonts w:ascii="Arial" w:hAnsi="Arial" w:cs="Arial"/>
           <w:sz w:val="24"/>
           <w:szCs w:val="24"/>
         </w:rPr>
-        <w:t>Cindia López C.I.: 13.019.951</w:t>
+        <w:t>Cindia</w:t>
+      </w:r>
+      <w:proofErr w:type="spellEnd"/>
+      <w:r>
+        <w:rPr>
+          <w:rFonts w:ascii="Arial" w:hAnsi="Arial" w:cs="Arial"/>
+          <w:sz w:val="24"/>
+          <w:szCs w:val="24"/>
+        </w:rPr>
+        <w:t xml:space="preserve"> López C.I.: 13.019.951</w:t>
       </w:r>
     </w:p>
     <w:p>
@@ -642,8 +670,34 @@
           <w:sz w:val="24"/>
           <w:szCs w:val="24"/>
         </w:rPr>
-        <w:t>Prof. Dr. Luis Rivas Algueida</w:t>
+        <w:t xml:space="preserve">Prof. </w:t>
       </w:r>
+      <w:r>
+        <w:rPr>
+          <w:rFonts w:ascii="Arial" w:hAnsi="Arial" w:cs="Arial"/>
+          <w:sz w:val="24"/>
+          <w:szCs w:val="24"/>
+        </w:rPr>
+        <w:t>Ing</w:t>
+      </w:r>
+      <w:r>
+        <w:rPr>
+          <w:rFonts w:ascii="Arial" w:hAnsi="Arial" w:cs="Arial"/>
+          <w:sz w:val="24"/>
+          <w:szCs w:val="24"/>
+        </w:rPr>
+        <w:t xml:space="preserve">. Luis Rivas </w:t>
+      </w:r>
+      <w:proofErr w:type="spellStart"/>
+      <w:r>
+        <w:rPr>
+          <w:rFonts w:ascii="Arial" w:hAnsi="Arial" w:cs="Arial"/>
+          <w:sz w:val="24"/>
+          <w:szCs w:val="24"/>
+        </w:rPr>
+        <w:t>Algueida</w:t>
+      </w:r>
+      <w:proofErr w:type="spellEnd"/>
     </w:p>
     <w:p>
       <w:pPr>
@@ -1247,6 +1301,7 @@
                 <w:szCs w:val="24"/>
               </w:rPr>
             </w:pPr>
+            <w:proofErr w:type="spellStart"/>
             <w:r>
               <w:rPr>
                 <w:rStyle w:val="Textoennegrita"/>
@@ -1254,7 +1309,17 @@
                 <w:sz w:val="24"/>
                 <w:szCs w:val="24"/>
               </w:rPr>
-              <w:t>Nattier Caraballo</w:t>
+              <w:t>Nattier</w:t>
+            </w:r>
+            <w:proofErr w:type="spellEnd"/>
+            <w:r>
+              <w:rPr>
+                <w:rStyle w:val="Textoennegrita"/>
+                <w:rFonts w:ascii="Arial" w:hAnsi="Arial" w:cs="Arial"/>
+                <w:sz w:val="24"/>
+                <w:szCs w:val="24"/>
+              </w:rPr>
+              <w:t xml:space="preserve"> Caraballo</w:t>
             </w:r>
           </w:p>
         </w:tc>
@@ -1331,6 +1396,7 @@
                 <w:szCs w:val="24"/>
               </w:rPr>
             </w:pPr>
+            <w:proofErr w:type="spellStart"/>
             <w:r>
               <w:rPr>
                 <w:rStyle w:val="Textoennegrita"/>
@@ -1338,7 +1404,17 @@
                 <w:sz w:val="24"/>
                 <w:szCs w:val="24"/>
               </w:rPr>
-              <w:t>Cindia López</w:t>
+              <w:t>Cindia</w:t>
+            </w:r>
+            <w:proofErr w:type="spellEnd"/>
+            <w:r>
+              <w:rPr>
+                <w:rStyle w:val="Textoennegrita"/>
+                <w:rFonts w:ascii="Arial" w:hAnsi="Arial" w:cs="Arial"/>
+                <w:sz w:val="24"/>
+                <w:szCs w:val="24"/>
+              </w:rPr>
+              <w:t xml:space="preserve"> López</w:t>
             </w:r>
           </w:p>
         </w:tc>
@@ -1439,7 +1515,61 @@
                 <w:sz w:val="24"/>
                 <w:szCs w:val="24"/>
               </w:rPr>
-              <w:t xml:space="preserve">Desarrollador FullStack con dominio de tecnologías frontend y backend. Ha trabajado en la construcción de aplicaciones completas, integrando pruebas de software y asegurando la funcionalidad de los sistemas. Su perfil técnico lo convierte en un recurso versátil para proyectos de desarrollo web. </w:t>
+              <w:t xml:space="preserve">Desarrollador </w:t>
+            </w:r>
+            <w:proofErr w:type="spellStart"/>
+            <w:r>
+              <w:rPr>
+                <w:rFonts w:ascii="Arial" w:hAnsi="Arial" w:cs="Arial"/>
+                <w:sz w:val="24"/>
+                <w:szCs w:val="24"/>
+              </w:rPr>
+              <w:t>FullStack</w:t>
+            </w:r>
+            <w:proofErr w:type="spellEnd"/>
+            <w:r>
+              <w:rPr>
+                <w:rFonts w:ascii="Arial" w:hAnsi="Arial" w:cs="Arial"/>
+                <w:sz w:val="24"/>
+                <w:szCs w:val="24"/>
+              </w:rPr>
+              <w:t xml:space="preserve"> con dominio de tecnologías </w:t>
+            </w:r>
+            <w:proofErr w:type="spellStart"/>
+            <w:r>
+              <w:rPr>
+                <w:rFonts w:ascii="Arial" w:hAnsi="Arial" w:cs="Arial"/>
+                <w:sz w:val="24"/>
+                <w:szCs w:val="24"/>
+              </w:rPr>
+              <w:t>frontend</w:t>
+            </w:r>
+            <w:proofErr w:type="spellEnd"/>
+            <w:r>
+              <w:rPr>
+                <w:rFonts w:ascii="Arial" w:hAnsi="Arial" w:cs="Arial"/>
+                <w:sz w:val="24"/>
+                <w:szCs w:val="24"/>
+              </w:rPr>
+              <w:t xml:space="preserve"> y </w:t>
+            </w:r>
+            <w:proofErr w:type="spellStart"/>
+            <w:r>
+              <w:rPr>
+                <w:rFonts w:ascii="Arial" w:hAnsi="Arial" w:cs="Arial"/>
+                <w:sz w:val="24"/>
+                <w:szCs w:val="24"/>
+              </w:rPr>
+              <w:t>backend</w:t>
+            </w:r>
+            <w:proofErr w:type="spellEnd"/>
+            <w:r>
+              <w:rPr>
+                <w:rFonts w:ascii="Arial" w:hAnsi="Arial" w:cs="Arial"/>
+                <w:sz w:val="24"/>
+                <w:szCs w:val="24"/>
+              </w:rPr>
+              <w:t xml:space="preserve">. Ha trabajado en la construcción de aplicaciones completas, integrando pruebas de software y asegurando la funcionalidad de los sistemas. Su perfil técnico lo convierte en un recurso versátil para proyectos de desarrollo web. </w:t>
             </w:r>
           </w:p>
         </w:tc>
@@ -1849,7 +1979,7 @@
                 <w:szCs w:val="24"/>
                 <w:lang w:val="es-ES"/>
               </w:rPr>
-              <w:t>Desarrollo de Software a Medida (Aplicación Web Responsive + IA).</w:t>
+              <w:t>Desarrollo de Software a Medida - Transformación Digital (Web + IA), y funcionalidades móviles sin app nativa.</w:t>
             </w:r>
           </w:p>
         </w:tc>
@@ -1975,6 +2105,7 @@
                 <w:lang w:val="es-ES"/>
               </w:rPr>
             </w:pPr>
+            <w:proofErr w:type="spellStart"/>
             <w:r>
               <w:rPr>
                 <w:rFonts w:ascii="Arial" w:hAnsi="Arial" w:cs="Arial"/>
@@ -1982,8 +2113,29 @@
                 <w:szCs w:val="24"/>
                 <w:lang w:val="es-ES"/>
               </w:rPr>
-              <w:t>Product Owner</w:t>
-            </w:r>
+              <w:t>Product</w:t>
+            </w:r>
+            <w:proofErr w:type="spellEnd"/>
+            <w:r>
+              <w:rPr>
+                <w:rFonts w:ascii="Arial" w:hAnsi="Arial" w:cs="Arial"/>
+                <w:sz w:val="24"/>
+                <w:szCs w:val="24"/>
+                <w:lang w:val="es-ES"/>
+              </w:rPr>
+              <w:t xml:space="preserve"> </w:t>
+            </w:r>
+            <w:proofErr w:type="spellStart"/>
+            <w:r>
+              <w:rPr>
+                <w:rFonts w:ascii="Arial" w:hAnsi="Arial" w:cs="Arial"/>
+                <w:sz w:val="24"/>
+                <w:szCs w:val="24"/>
+                <w:lang w:val="es-ES"/>
+              </w:rPr>
+              <w:t>Owner</w:t>
+            </w:r>
+            <w:proofErr w:type="spellEnd"/>
             <w:r>
               <w:rPr>
                 <w:rFonts w:ascii="Arial" w:hAnsi="Arial" w:cs="Arial"/>
@@ -2065,7 +2217,47 @@
                 <w:szCs w:val="24"/>
                 <w:lang w:val="es-ES"/>
               </w:rPr>
-              <w:t xml:space="preserve"> quién posee las competencias más adecuadas para desempeñar el rol de Product Owner, considerando liderazgo, visión estratégica, comunicación y capacidad organizativa.</w:t>
+              <w:t xml:space="preserve"> quién posee las competencias más adecuadas para desempeñar el rol de </w:t>
+            </w:r>
+            <w:proofErr w:type="spellStart"/>
+            <w:r>
+              <w:rPr>
+                <w:rFonts w:ascii="Arial" w:hAnsi="Arial" w:cs="Arial"/>
+                <w:sz w:val="24"/>
+                <w:szCs w:val="24"/>
+                <w:lang w:val="es-ES"/>
+              </w:rPr>
+              <w:t>Product</w:t>
+            </w:r>
+            <w:proofErr w:type="spellEnd"/>
+            <w:r>
+              <w:rPr>
+                <w:rFonts w:ascii="Arial" w:hAnsi="Arial" w:cs="Arial"/>
+                <w:sz w:val="24"/>
+                <w:szCs w:val="24"/>
+                <w:lang w:val="es-ES"/>
+              </w:rPr>
+              <w:t xml:space="preserve"> </w:t>
+            </w:r>
+            <w:proofErr w:type="spellStart"/>
+            <w:r>
+              <w:rPr>
+                <w:rFonts w:ascii="Arial" w:hAnsi="Arial" w:cs="Arial"/>
+                <w:sz w:val="24"/>
+                <w:szCs w:val="24"/>
+                <w:lang w:val="es-ES"/>
+              </w:rPr>
+              <w:t>Owner</w:t>
+            </w:r>
+            <w:proofErr w:type="spellEnd"/>
+            <w:r>
+              <w:rPr>
+                <w:rFonts w:ascii="Arial" w:hAnsi="Arial" w:cs="Arial"/>
+                <w:sz w:val="24"/>
+                <w:szCs w:val="24"/>
+                <w:lang w:val="es-ES"/>
+              </w:rPr>
+              <w:t>, considerando liderazgo, visión estratégica, comunicación y capacidad organizativa.</w:t>
             </w:r>
           </w:p>
         </w:tc>
@@ -2367,8 +2559,19 @@
                 <w:szCs w:val="24"/>
                 <w:lang w:val="es-ES"/>
               </w:rPr>
-              <w:t>20 pts</w:t>
-            </w:r>
+              <w:t xml:space="preserve">20 </w:t>
+            </w:r>
+            <w:proofErr w:type="spellStart"/>
+            <w:r>
+              <w:rPr>
+                <w:rFonts w:ascii="Arial" w:hAnsi="Arial" w:cs="Arial"/>
+                <w:sz w:val="24"/>
+                <w:szCs w:val="24"/>
+                <w:lang w:val="es-ES"/>
+              </w:rPr>
+              <w:t>pts</w:t>
+            </w:r>
+            <w:proofErr w:type="spellEnd"/>
           </w:p>
         </w:tc>
       </w:tr>
@@ -5056,7 +5259,47 @@
                 <w:szCs w:val="24"/>
                 <w:lang w:val="es-MX" w:eastAsia="es-MX"/>
               </w:rPr>
-              <w:t xml:space="preserve"> para el rol de Product Owner, </w:t>
+              <w:t xml:space="preserve"> para el rol de </w:t>
+            </w:r>
+            <w:proofErr w:type="spellStart"/>
+            <w:r>
+              <w:rPr>
+                <w:rFonts w:ascii="Arial" w:eastAsia="Times New Roman" w:hAnsi="Arial" w:cs="Arial"/>
+                <w:sz w:val="24"/>
+                <w:szCs w:val="24"/>
+                <w:lang w:val="es-MX" w:eastAsia="es-MX"/>
+              </w:rPr>
+              <w:t>Product</w:t>
+            </w:r>
+            <w:proofErr w:type="spellEnd"/>
+            <w:r>
+              <w:rPr>
+                <w:rFonts w:ascii="Arial" w:eastAsia="Times New Roman" w:hAnsi="Arial" w:cs="Arial"/>
+                <w:sz w:val="24"/>
+                <w:szCs w:val="24"/>
+                <w:lang w:val="es-MX" w:eastAsia="es-MX"/>
+              </w:rPr>
+              <w:t xml:space="preserve"> </w:t>
+            </w:r>
+            <w:proofErr w:type="spellStart"/>
+            <w:r>
+              <w:rPr>
+                <w:rFonts w:ascii="Arial" w:eastAsia="Times New Roman" w:hAnsi="Arial" w:cs="Arial"/>
+                <w:sz w:val="24"/>
+                <w:szCs w:val="24"/>
+                <w:lang w:val="es-MX" w:eastAsia="es-MX"/>
+              </w:rPr>
+              <w:t>Owner</w:t>
+            </w:r>
+            <w:proofErr w:type="spellEnd"/>
+            <w:r>
+              <w:rPr>
+                <w:rFonts w:ascii="Arial" w:eastAsia="Times New Roman" w:hAnsi="Arial" w:cs="Arial"/>
+                <w:sz w:val="24"/>
+                <w:szCs w:val="24"/>
+                <w:lang w:val="es-MX" w:eastAsia="es-MX"/>
+              </w:rPr>
+              <w:t xml:space="preserve">, </w:t>
             </w:r>
             <w:r>
               <w:rPr>
@@ -5074,7 +5317,27 @@
                 <w:szCs w:val="24"/>
                 <w:lang w:val="es-MX" w:eastAsia="es-MX"/>
               </w:rPr>
-              <w:t xml:space="preserve"> Nattier Caraballo</w:t>
+              <w:t xml:space="preserve"> </w:t>
+            </w:r>
+            <w:proofErr w:type="spellStart"/>
+            <w:r>
+              <w:rPr>
+                <w:rFonts w:ascii="Arial" w:eastAsia="Times New Roman" w:hAnsi="Arial" w:cs="Arial"/>
+                <w:sz w:val="24"/>
+                <w:szCs w:val="24"/>
+                <w:lang w:val="es-MX" w:eastAsia="es-MX"/>
+              </w:rPr>
+              <w:t>Nattier</w:t>
+            </w:r>
+            <w:proofErr w:type="spellEnd"/>
+            <w:r>
+              <w:rPr>
+                <w:rFonts w:ascii="Arial" w:eastAsia="Times New Roman" w:hAnsi="Arial" w:cs="Arial"/>
+                <w:sz w:val="24"/>
+                <w:szCs w:val="24"/>
+                <w:lang w:val="es-MX" w:eastAsia="es-MX"/>
+              </w:rPr>
+              <w:t xml:space="preserve"> Caraballo</w:t>
             </w:r>
           </w:p>
         </w:tc>
@@ -5789,15 +6052,27 @@
                 <w:lang w:val="es-MX" w:eastAsia="es-MX"/>
               </w:rPr>
             </w:pPr>
-            <w:r>
-              <w:rPr>
-                <w:rFonts w:ascii="Arial" w:eastAsia="Times New Roman" w:hAnsi="Arial" w:cs="Arial"/>
-                <w:color w:val="000000"/>
-                <w:sz w:val="24"/>
-                <w:szCs w:val="24"/>
-                <w:lang w:val="es-MX" w:eastAsia="es-MX"/>
-              </w:rPr>
-              <w:t>Nattier Caraballo</w:t>
+            <w:proofErr w:type="spellStart"/>
+            <w:r>
+              <w:rPr>
+                <w:rFonts w:ascii="Arial" w:eastAsia="Times New Roman" w:hAnsi="Arial" w:cs="Arial"/>
+                <w:color w:val="000000"/>
+                <w:sz w:val="24"/>
+                <w:szCs w:val="24"/>
+                <w:lang w:val="es-MX" w:eastAsia="es-MX"/>
+              </w:rPr>
+              <w:t>Nattier</w:t>
+            </w:r>
+            <w:proofErr w:type="spellEnd"/>
+            <w:r>
+              <w:rPr>
+                <w:rFonts w:ascii="Arial" w:eastAsia="Times New Roman" w:hAnsi="Arial" w:cs="Arial"/>
+                <w:color w:val="000000"/>
+                <w:sz w:val="24"/>
+                <w:szCs w:val="24"/>
+                <w:lang w:val="es-MX" w:eastAsia="es-MX"/>
+              </w:rPr>
+              <w:t xml:space="preserve"> Caraballo</w:t>
             </w:r>
           </w:p>
         </w:tc>
@@ -6221,15 +6496,27 @@
                 <w:lang w:val="es-MX" w:eastAsia="es-MX"/>
               </w:rPr>
             </w:pPr>
-            <w:r>
-              <w:rPr>
-                <w:rFonts w:ascii="Arial" w:eastAsia="Times New Roman" w:hAnsi="Arial" w:cs="Arial"/>
-                <w:color w:val="000000"/>
-                <w:sz w:val="24"/>
-                <w:szCs w:val="24"/>
-                <w:lang w:val="es-MX" w:eastAsia="es-MX"/>
-              </w:rPr>
-              <w:t xml:space="preserve">Cindia </w:t>
+            <w:proofErr w:type="spellStart"/>
+            <w:r>
+              <w:rPr>
+                <w:rFonts w:ascii="Arial" w:eastAsia="Times New Roman" w:hAnsi="Arial" w:cs="Arial"/>
+                <w:color w:val="000000"/>
+                <w:sz w:val="24"/>
+                <w:szCs w:val="24"/>
+                <w:lang w:val="es-MX" w:eastAsia="es-MX"/>
+              </w:rPr>
+              <w:t>Cindia</w:t>
+            </w:r>
+            <w:proofErr w:type="spellEnd"/>
+            <w:r>
+              <w:rPr>
+                <w:rFonts w:ascii="Arial" w:eastAsia="Times New Roman" w:hAnsi="Arial" w:cs="Arial"/>
+                <w:color w:val="000000"/>
+                <w:sz w:val="24"/>
+                <w:szCs w:val="24"/>
+                <w:lang w:val="es-MX" w:eastAsia="es-MX"/>
+              </w:rPr>
+              <w:t xml:space="preserve"> </w:t>
             </w:r>
             <w:r>
               <w:rPr>
@@ -11531,7 +11818,7 @@
                 <w:szCs w:val="24"/>
                 <w:lang w:val="es-ES"/>
               </w:rPr>
-              <w:t>Desarrollo de Software a Medida (Aplicación Web Responsive + IA).</w:t>
+              <w:t>Desarrollo de Software a Medida - Transformación Digital (Web + IA), y funcionalidades móviles sin app nativa.</w:t>
             </w:r>
           </w:p>
         </w:tc>
@@ -12915,6 +13202,7 @@
                 <w:lang w:val="es-MX" w:eastAsia="es-MX"/>
               </w:rPr>
             </w:pPr>
+            <w:proofErr w:type="spellStart"/>
             <w:r>
               <w:rPr>
                 <w:rFonts w:ascii="Arial" w:eastAsia="Times New Roman" w:hAnsi="Arial" w:cs="Arial"/>
@@ -12925,27 +13213,10 @@
                 <w:szCs w:val="24"/>
                 <w:lang w:val="es-MX" w:eastAsia="es-MX"/>
               </w:rPr>
-              <w:t>Cindia López</w:t>
-            </w:r>
-          </w:p>
-        </w:tc>
-        <w:tc>
-          <w:tcPr>
-            <w:tcW w:w="0" w:type="auto"/>
-            <w:tcBorders>
-              <w:top w:val="single" w:sz="4" w:space="0" w:color="000000"/>
-              <w:left w:val="nil"/>
-              <w:bottom w:val="single" w:sz="4" w:space="0" w:color="000000"/>
-              <w:right w:val="single" w:sz="4" w:space="0" w:color="000000"/>
-            </w:tcBorders>
-            <w:shd w:val="clear" w:color="auto" w:fill="000F2E"/>
-            <w:vAlign w:val="center"/>
-            <w:hideMark/>
-          </w:tcPr>
-          <w:p>
-            <w:pPr>
-              <w:spacing w:after="0" w:line="240" w:lineRule="auto"/>
-              <w:jc w:val="center"/>
+              <w:t>Cindia</w:t>
+            </w:r>
+            <w:proofErr w:type="spellEnd"/>
+            <w:r>
               <w:rPr>
                 <w:rFonts w:ascii="Arial" w:eastAsia="Times New Roman" w:hAnsi="Arial" w:cs="Arial"/>
                 <w:b/>
@@ -12955,8 +13226,27 @@
                 <w:szCs w:val="24"/>
                 <w:lang w:val="es-MX" w:eastAsia="es-MX"/>
               </w:rPr>
-            </w:pPr>
-            <w:r>
+              <w:t xml:space="preserve"> López</w:t>
+            </w:r>
+          </w:p>
+        </w:tc>
+        <w:tc>
+          <w:tcPr>
+            <w:tcW w:w="0" w:type="auto"/>
+            <w:tcBorders>
+              <w:top w:val="single" w:sz="4" w:space="0" w:color="000000"/>
+              <w:left w:val="nil"/>
+              <w:bottom w:val="single" w:sz="4" w:space="0" w:color="000000"/>
+              <w:right w:val="single" w:sz="4" w:space="0" w:color="000000"/>
+            </w:tcBorders>
+            <w:shd w:val="clear" w:color="auto" w:fill="000F2E"/>
+            <w:vAlign w:val="center"/>
+            <w:hideMark/>
+          </w:tcPr>
+          <w:p>
+            <w:pPr>
+              <w:spacing w:after="0" w:line="240" w:lineRule="auto"/>
+              <w:jc w:val="center"/>
               <w:rPr>
                 <w:rFonts w:ascii="Arial" w:eastAsia="Times New Roman" w:hAnsi="Arial" w:cs="Arial"/>
                 <w:b/>
@@ -12966,7 +13256,32 @@
                 <w:szCs w:val="24"/>
                 <w:lang w:val="es-MX" w:eastAsia="es-MX"/>
               </w:rPr>
-              <w:t>Nattier Caraballo</w:t>
+            </w:pPr>
+            <w:proofErr w:type="spellStart"/>
+            <w:r>
+              <w:rPr>
+                <w:rFonts w:ascii="Arial" w:eastAsia="Times New Roman" w:hAnsi="Arial" w:cs="Arial"/>
+                <w:b/>
+                <w:bCs/>
+                <w:color w:val="FFFFFF"/>
+                <w:sz w:val="24"/>
+                <w:szCs w:val="24"/>
+                <w:lang w:val="es-MX" w:eastAsia="es-MX"/>
+              </w:rPr>
+              <w:t>Nattier</w:t>
+            </w:r>
+            <w:proofErr w:type="spellEnd"/>
+            <w:r>
+              <w:rPr>
+                <w:rFonts w:ascii="Arial" w:eastAsia="Times New Roman" w:hAnsi="Arial" w:cs="Arial"/>
+                <w:b/>
+                <w:bCs/>
+                <w:color w:val="FFFFFF"/>
+                <w:sz w:val="24"/>
+                <w:szCs w:val="24"/>
+                <w:lang w:val="es-MX" w:eastAsia="es-MX"/>
+              </w:rPr>
+              <w:t xml:space="preserve"> Caraballo</w:t>
             </w:r>
           </w:p>
         </w:tc>
@@ -14742,14 +15057,25 @@
               </w:rPr>
               <w:t xml:space="preserve"> se concluye que el integrante con el perfil más adecuado es </w:t>
             </w:r>
-            <w:r>
-              <w:rPr>
-                <w:rFonts w:ascii="Arial" w:eastAsia="Times New Roman" w:hAnsi="Arial" w:cs="Arial"/>
-                <w:sz w:val="24"/>
-                <w:szCs w:val="24"/>
-                <w:lang w:val="es-MX" w:eastAsia="es-MX"/>
-              </w:rPr>
-              <w:t>Cindia López</w:t>
+            <w:proofErr w:type="spellStart"/>
+            <w:r>
+              <w:rPr>
+                <w:rFonts w:ascii="Arial" w:eastAsia="Times New Roman" w:hAnsi="Arial" w:cs="Arial"/>
+                <w:sz w:val="24"/>
+                <w:szCs w:val="24"/>
+                <w:lang w:val="es-MX" w:eastAsia="es-MX"/>
+              </w:rPr>
+              <w:t>Cindia</w:t>
+            </w:r>
+            <w:proofErr w:type="spellEnd"/>
+            <w:r>
+              <w:rPr>
+                <w:rFonts w:ascii="Arial" w:eastAsia="Times New Roman" w:hAnsi="Arial" w:cs="Arial"/>
+                <w:sz w:val="24"/>
+                <w:szCs w:val="24"/>
+                <w:lang w:val="es-MX" w:eastAsia="es-MX"/>
+              </w:rPr>
+              <w:t xml:space="preserve"> López</w:t>
             </w:r>
             <w:r>
               <w:rPr>
@@ -20006,6 +20332,137 @@
             <w:tcW w:w="6847" w:type="dxa"/>
             <w:gridSpan w:val="2"/>
             <w:tcBorders>
+              <w:top w:val="single" w:sz="4" w:space="0" w:color="auto"/>
+              <w:left w:val="single" w:sz="4" w:space="0" w:color="auto"/>
+              <w:bottom w:val="single" w:sz="4" w:space="0" w:color="auto"/>
+              <w:right w:val="single" w:sz="4" w:space="0" w:color="auto"/>
+            </w:tcBorders>
+          </w:tcPr>
+          <w:p>
+            <w:pPr>
+              <w:spacing w:line="276" w:lineRule="auto"/>
+              <w:jc w:val="both"/>
+              <w:rPr>
+                <w:rFonts w:ascii="Arial" w:hAnsi="Arial" w:cs="Arial"/>
+                <w:sz w:val="24"/>
+                <w:szCs w:val="24"/>
+                <w:lang w:val="es-ES"/>
+              </w:rPr>
+            </w:pPr>
+            <w:r>
+              <w:rPr>
+                <w:rFonts w:ascii="Arial" w:hAnsi="Arial" w:cs="Arial"/>
+                <w:sz w:val="24"/>
+                <w:szCs w:val="24"/>
+                <w:lang w:eastAsia="en-US"/>
+              </w:rPr>
+              <w:t>Desarrollo de Software a Medida - Transformación Digital (Web + IA), y funcionalidades móviles sin app nativa.</w:t>
+            </w:r>
+          </w:p>
+        </w:tc>
+      </w:tr>
+      <w:tr>
+        <w:tc>
+          <w:tcPr>
+            <w:tcW w:w="2547" w:type="dxa"/>
+            <w:tcBorders>
+              <w:bottom w:val="single" w:sz="4" w:space="0" w:color="auto"/>
+            </w:tcBorders>
+          </w:tcPr>
+          <w:p>
+            <w:pPr>
+              <w:spacing w:line="276" w:lineRule="auto"/>
+              <w:rPr>
+                <w:rFonts w:ascii="Arial" w:hAnsi="Arial" w:cs="Arial"/>
+                <w:b/>
+                <w:bCs/>
+                <w:sz w:val="24"/>
+                <w:szCs w:val="24"/>
+                <w:lang w:val="es-ES"/>
+              </w:rPr>
+            </w:pPr>
+            <w:r>
+              <w:rPr>
+                <w:rFonts w:ascii="Arial" w:hAnsi="Arial" w:cs="Arial"/>
+                <w:b/>
+                <w:bCs/>
+                <w:sz w:val="24"/>
+                <w:szCs w:val="24"/>
+                <w:lang w:val="es-ES"/>
+              </w:rPr>
+              <w:t>Patrocinador</w:t>
+            </w:r>
+          </w:p>
+        </w:tc>
+        <w:tc>
+          <w:tcPr>
+            <w:tcW w:w="6847" w:type="dxa"/>
+            <w:gridSpan w:val="2"/>
+            <w:tcBorders>
+              <w:top w:val="single" w:sz="4" w:space="0" w:color="000000"/>
+              <w:left w:val="single" w:sz="4" w:space="0" w:color="000000"/>
+              <w:bottom w:val="single" w:sz="4" w:space="0" w:color="auto"/>
+              <w:right w:val="single" w:sz="4" w:space="0" w:color="000000"/>
+            </w:tcBorders>
+          </w:tcPr>
+          <w:p>
+            <w:pPr>
+              <w:spacing w:line="276" w:lineRule="auto"/>
+              <w:jc w:val="both"/>
+              <w:rPr>
+                <w:rFonts w:ascii="Arial" w:hAnsi="Arial" w:cs="Arial"/>
+                <w:sz w:val="24"/>
+                <w:szCs w:val="24"/>
+                <w:lang w:val="es-ES"/>
+              </w:rPr>
+            </w:pPr>
+            <w:r>
+              <w:rPr>
+                <w:rFonts w:ascii="Arial" w:hAnsi="Arial" w:cs="Arial"/>
+                <w:sz w:val="24"/>
+                <w:szCs w:val="24"/>
+                <w:lang w:val="es-ES"/>
+              </w:rPr>
+              <w:t>Sr. Medardo Guerrero - Presidente de AJUPTEL CARABOBO.</w:t>
+            </w:r>
+          </w:p>
+        </w:tc>
+      </w:tr>
+      <w:tr>
+        <w:tc>
+          <w:tcPr>
+            <w:tcW w:w="2547" w:type="dxa"/>
+          </w:tcPr>
+          <w:p>
+            <w:pPr>
+              <w:spacing w:line="276" w:lineRule="auto"/>
+              <w:rPr>
+                <w:rFonts w:ascii="Arial" w:hAnsi="Arial" w:cs="Arial"/>
+                <w:b/>
+                <w:bCs/>
+                <w:sz w:val="24"/>
+                <w:szCs w:val="24"/>
+                <w:lang w:val="es-ES"/>
+              </w:rPr>
+            </w:pPr>
+            <w:r>
+              <w:rPr>
+                <w:rFonts w:ascii="Arial" w:hAnsi="Arial" w:cs="Arial"/>
+                <w:b/>
+                <w:bCs/>
+                <w:sz w:val="24"/>
+                <w:szCs w:val="24"/>
+                <w:lang w:val="es-ES"/>
+              </w:rPr>
+              <w:t>Rol Scrum a Evaluar</w:t>
+            </w:r>
+          </w:p>
+        </w:tc>
+        <w:tc>
+          <w:tcPr>
+            <w:tcW w:w="6847" w:type="dxa"/>
+            <w:gridSpan w:val="2"/>
+            <w:tcBorders>
               <w:top w:val="single" w:sz="4" w:space="0" w:color="000000"/>
               <w:left w:val="single" w:sz="4" w:space="0" w:color="000000"/>
               <w:bottom w:val="single" w:sz="4" w:space="0" w:color="000000"/>
@@ -20030,7 +20487,7 @@
                 <w:szCs w:val="24"/>
                 <w:lang w:val="es-ES"/>
               </w:rPr>
-              <w:t>Desarrollo de Software a Medida (Aplicación Web Responsive + IA).</w:t>
+              <w:t>Equipo de Desarrollo Scrum</w:t>
             </w:r>
           </w:p>
         </w:tc>
@@ -20039,9 +20496,6 @@
         <w:tc>
           <w:tcPr>
             <w:tcW w:w="2547" w:type="dxa"/>
-            <w:tcBorders>
-              <w:bottom w:val="single" w:sz="4" w:space="0" w:color="auto"/>
-            </w:tcBorders>
           </w:tcPr>
           <w:p>
             <w:pPr>
@@ -20064,71 +20518,7 @@
                 <w:szCs w:val="24"/>
                 <w:lang w:val="es-ES"/>
               </w:rPr>
-              <w:t>Patrocinador</w:t>
-            </w:r>
-          </w:p>
-        </w:tc>
-        <w:tc>
-          <w:tcPr>
-            <w:tcW w:w="6847" w:type="dxa"/>
-            <w:gridSpan w:val="2"/>
-            <w:tcBorders>
-              <w:top w:val="single" w:sz="4" w:space="0" w:color="000000"/>
-              <w:left w:val="single" w:sz="4" w:space="0" w:color="000000"/>
-              <w:bottom w:val="single" w:sz="4" w:space="0" w:color="auto"/>
-              <w:right w:val="single" w:sz="4" w:space="0" w:color="000000"/>
-            </w:tcBorders>
-          </w:tcPr>
-          <w:p>
-            <w:pPr>
-              <w:spacing w:line="276" w:lineRule="auto"/>
-              <w:jc w:val="both"/>
-              <w:rPr>
-                <w:rFonts w:ascii="Arial" w:hAnsi="Arial" w:cs="Arial"/>
-                <w:sz w:val="24"/>
-                <w:szCs w:val="24"/>
-                <w:lang w:val="es-ES"/>
-              </w:rPr>
-            </w:pPr>
-            <w:r>
-              <w:rPr>
-                <w:rFonts w:ascii="Arial" w:hAnsi="Arial" w:cs="Arial"/>
-                <w:sz w:val="24"/>
-                <w:szCs w:val="24"/>
-                <w:lang w:val="es-ES"/>
-              </w:rPr>
-              <w:t>Sr. Medardo Guerrero - Presidente de AJUPTEL CARABOBO.</w:t>
-            </w:r>
-          </w:p>
-        </w:tc>
-      </w:tr>
-      <w:tr>
-        <w:tc>
-          <w:tcPr>
-            <w:tcW w:w="2547" w:type="dxa"/>
-          </w:tcPr>
-          <w:p>
-            <w:pPr>
-              <w:spacing w:line="276" w:lineRule="auto"/>
-              <w:rPr>
-                <w:rFonts w:ascii="Arial" w:hAnsi="Arial" w:cs="Arial"/>
-                <w:b/>
-                <w:bCs/>
-                <w:sz w:val="24"/>
-                <w:szCs w:val="24"/>
-                <w:lang w:val="es-ES"/>
-              </w:rPr>
-            </w:pPr>
-            <w:r>
-              <w:rPr>
-                <w:rFonts w:ascii="Arial" w:hAnsi="Arial" w:cs="Arial"/>
-                <w:b/>
-                <w:bCs/>
-                <w:sz w:val="24"/>
-                <w:szCs w:val="24"/>
-                <w:lang w:val="es-ES"/>
-              </w:rPr>
-              <w:t>Rol Scrum a Evaluar</w:t>
+              <w:t>Objetivo</w:t>
             </w:r>
           </w:p>
         </w:tc>
@@ -20161,7 +20551,7 @@
                 <w:szCs w:val="24"/>
                 <w:lang w:val="es-ES"/>
               </w:rPr>
-              <w:t>Equipo de Desarrollo Scrum</w:t>
+              <w:t>Evaluar las competencias técnicas y colaborativas de los integrantes del equipo para seleccionar a los miembros más adecuados para desempeñarse como desarrolladores dentro del marco Scrum.</w:t>
             </w:r>
           </w:p>
         </w:tc>
@@ -20192,7 +20582,7 @@
                 <w:szCs w:val="24"/>
                 <w:lang w:val="es-ES"/>
               </w:rPr>
-              <w:t>Objetivo</w:t>
+              <w:t>Encargados de la selección</w:t>
             </w:r>
           </w:p>
         </w:tc>
@@ -20225,7 +20615,7 @@
                 <w:szCs w:val="24"/>
                 <w:lang w:val="es-ES"/>
               </w:rPr>
-              <w:t>Evaluar las competencias técnicas y colaborativas de los integrantes del equipo para seleccionar a los miembros más adecuados para desempeñarse como desarrolladores dentro del marco Scrum.</w:t>
+              <w:t>Equipo Scrum, Patrocinador, director de tecnología. Junta directiva.</w:t>
             </w:r>
           </w:p>
         </w:tc>
@@ -20233,7 +20623,12 @@
       <w:tr>
         <w:tc>
           <w:tcPr>
-            <w:tcW w:w="2547" w:type="dxa"/>
+            <w:tcW w:w="9394" w:type="dxa"/>
+            <w:gridSpan w:val="3"/>
+            <w:tcBorders>
+              <w:right w:val="single" w:sz="4" w:space="0" w:color="000000"/>
+            </w:tcBorders>
+            <w:shd w:val="clear" w:color="auto" w:fill="000F2E"/>
           </w:tcPr>
           <w:p>
             <w:pPr>
@@ -20256,52 +20651,52 @@
                 <w:szCs w:val="24"/>
                 <w:lang w:val="es-ES"/>
               </w:rPr>
-              <w:t>Encargados de la selección</w:t>
-            </w:r>
-          </w:p>
-        </w:tc>
-        <w:tc>
-          <w:tcPr>
-            <w:tcW w:w="6847" w:type="dxa"/>
-            <w:gridSpan w:val="2"/>
+              <w:t>CRITERIOS DE EVALUACIÓN</w:t>
+            </w:r>
+          </w:p>
+        </w:tc>
+      </w:tr>
+      <w:tr>
+        <w:tc>
+          <w:tcPr>
+            <w:tcW w:w="2547" w:type="dxa"/>
+            <w:shd w:val="clear" w:color="auto" w:fill="000F2E"/>
+          </w:tcPr>
+          <w:p>
+            <w:pPr>
+              <w:spacing w:line="276" w:lineRule="auto"/>
+              <w:jc w:val="center"/>
+              <w:rPr>
+                <w:rFonts w:ascii="Arial" w:hAnsi="Arial" w:cs="Arial"/>
+                <w:b/>
+                <w:bCs/>
+                <w:sz w:val="24"/>
+                <w:szCs w:val="24"/>
+                <w:lang w:val="es-ES"/>
+              </w:rPr>
+            </w:pPr>
+            <w:r>
+              <w:rPr>
+                <w:rFonts w:ascii="Arial" w:hAnsi="Arial" w:cs="Arial"/>
+                <w:b/>
+                <w:bCs/>
+                <w:sz w:val="24"/>
+                <w:szCs w:val="24"/>
+                <w:lang w:val="es-ES"/>
+              </w:rPr>
+              <w:t>Criterio</w:t>
+            </w:r>
+          </w:p>
+        </w:tc>
+        <w:tc>
+          <w:tcPr>
+            <w:tcW w:w="5528" w:type="dxa"/>
             <w:tcBorders>
               <w:top w:val="single" w:sz="4" w:space="0" w:color="000000"/>
               <w:left w:val="single" w:sz="4" w:space="0" w:color="000000"/>
               <w:bottom w:val="single" w:sz="4" w:space="0" w:color="000000"/>
               <w:right w:val="single" w:sz="4" w:space="0" w:color="000000"/>
             </w:tcBorders>
-          </w:tcPr>
-          <w:p>
-            <w:pPr>
-              <w:spacing w:line="276" w:lineRule="auto"/>
-              <w:jc w:val="both"/>
-              <w:rPr>
-                <w:rFonts w:ascii="Arial" w:hAnsi="Arial" w:cs="Arial"/>
-                <w:sz w:val="24"/>
-                <w:szCs w:val="24"/>
-                <w:lang w:val="es-ES"/>
-              </w:rPr>
-            </w:pPr>
-            <w:r>
-              <w:rPr>
-                <w:rFonts w:ascii="Arial" w:hAnsi="Arial" w:cs="Arial"/>
-                <w:sz w:val="24"/>
-                <w:szCs w:val="24"/>
-                <w:lang w:val="es-ES"/>
-              </w:rPr>
-              <w:t>Equipo Scrum, Patrocinador, director de tecnología. Junta directiva.</w:t>
-            </w:r>
-          </w:p>
-        </w:tc>
-      </w:tr>
-      <w:tr>
-        <w:tc>
-          <w:tcPr>
-            <w:tcW w:w="9394" w:type="dxa"/>
-            <w:gridSpan w:val="3"/>
-            <w:tcBorders>
-              <w:right w:val="single" w:sz="4" w:space="0" w:color="000000"/>
-            </w:tcBorders>
             <w:shd w:val="clear" w:color="auto" w:fill="000F2E"/>
           </w:tcPr>
           <w:p>
@@ -20325,46 +20720,13 @@
                 <w:szCs w:val="24"/>
                 <w:lang w:val="es-ES"/>
               </w:rPr>
-              <w:t>CRITERIOS DE EVALUACIÓN</w:t>
-            </w:r>
-          </w:p>
-        </w:tc>
-      </w:tr>
-      <w:tr>
-        <w:tc>
-          <w:tcPr>
-            <w:tcW w:w="2547" w:type="dxa"/>
-            <w:shd w:val="clear" w:color="auto" w:fill="000F2E"/>
-          </w:tcPr>
-          <w:p>
-            <w:pPr>
-              <w:spacing w:line="276" w:lineRule="auto"/>
-              <w:jc w:val="center"/>
-              <w:rPr>
-                <w:rFonts w:ascii="Arial" w:hAnsi="Arial" w:cs="Arial"/>
-                <w:b/>
-                <w:bCs/>
-                <w:sz w:val="24"/>
-                <w:szCs w:val="24"/>
-                <w:lang w:val="es-ES"/>
-              </w:rPr>
-            </w:pPr>
-            <w:r>
-              <w:rPr>
-                <w:rFonts w:ascii="Arial" w:hAnsi="Arial" w:cs="Arial"/>
-                <w:b/>
-                <w:bCs/>
-                <w:sz w:val="24"/>
-                <w:szCs w:val="24"/>
-                <w:lang w:val="es-ES"/>
-              </w:rPr>
-              <w:t>Criterio</w:t>
-            </w:r>
-          </w:p>
-        </w:tc>
-        <w:tc>
-          <w:tcPr>
-            <w:tcW w:w="5528" w:type="dxa"/>
+              <w:t>Descripción</w:t>
+            </w:r>
+          </w:p>
+        </w:tc>
+        <w:tc>
+          <w:tcPr>
+            <w:tcW w:w="1319" w:type="dxa"/>
             <w:tcBorders>
               <w:top w:val="single" w:sz="4" w:space="0" w:color="000000"/>
               <w:left w:val="single" w:sz="4" w:space="0" w:color="000000"/>
@@ -20376,6 +20738,7 @@
           <w:p>
             <w:pPr>
               <w:spacing w:line="276" w:lineRule="auto"/>
+              <w:jc w:val="center"/>
               <w:rPr>
                 <w:rFonts w:ascii="Arial" w:hAnsi="Arial" w:cs="Arial"/>
                 <w:b/>
@@ -20394,29 +20757,53 @@
                 <w:szCs w:val="24"/>
                 <w:lang w:val="es-ES"/>
               </w:rPr>
-              <w:t>Descripción</w:t>
-            </w:r>
-          </w:p>
-        </w:tc>
-        <w:tc>
-          <w:tcPr>
-            <w:tcW w:w="1319" w:type="dxa"/>
+              <w:t>Puntaje</w:t>
+            </w:r>
+          </w:p>
+        </w:tc>
+      </w:tr>
+      <w:tr>
+        <w:tc>
+          <w:tcPr>
+            <w:tcW w:w="2547" w:type="dxa"/>
+          </w:tcPr>
+          <w:p>
+            <w:pPr>
+              <w:spacing w:line="276" w:lineRule="auto"/>
+              <w:rPr>
+                <w:rFonts w:ascii="Arial" w:hAnsi="Arial" w:cs="Arial"/>
+                <w:b/>
+                <w:bCs/>
+                <w:sz w:val="24"/>
+                <w:szCs w:val="24"/>
+                <w:lang w:val="es-ES"/>
+              </w:rPr>
+            </w:pPr>
+            <w:r>
+              <w:rPr>
+                <w:rFonts w:ascii="Arial" w:hAnsi="Arial" w:cs="Arial"/>
+                <w:sz w:val="24"/>
+                <w:szCs w:val="24"/>
+              </w:rPr>
+              <w:t>Programación y desarrollo</w:t>
+            </w:r>
+          </w:p>
+        </w:tc>
+        <w:tc>
+          <w:tcPr>
+            <w:tcW w:w="5528" w:type="dxa"/>
             <w:tcBorders>
               <w:top w:val="single" w:sz="4" w:space="0" w:color="000000"/>
               <w:left w:val="single" w:sz="4" w:space="0" w:color="000000"/>
               <w:bottom w:val="single" w:sz="4" w:space="0" w:color="000000"/>
               <w:right w:val="single" w:sz="4" w:space="0" w:color="000000"/>
             </w:tcBorders>
-            <w:shd w:val="clear" w:color="auto" w:fill="000F2E"/>
           </w:tcPr>
           <w:p>
             <w:pPr>
               <w:spacing w:line="276" w:lineRule="auto"/>
-              <w:jc w:val="center"/>
               <w:rPr>
                 <w:rFonts w:ascii="Arial" w:hAnsi="Arial" w:cs="Arial"/>
-                <w:b/>
-                <w:bCs/>
                 <w:sz w:val="24"/>
                 <w:szCs w:val="24"/>
                 <w:lang w:val="es-ES"/>
@@ -20425,47 +20812,17 @@
             <w:r>
               <w:rPr>
                 <w:rFonts w:ascii="Arial" w:hAnsi="Arial" w:cs="Arial"/>
-                <w:b/>
-                <w:bCs/>
                 <w:sz w:val="24"/>
                 <w:szCs w:val="24"/>
                 <w:lang w:val="es-ES"/>
               </w:rPr>
-              <w:t>Puntaje</w:t>
-            </w:r>
-          </w:p>
-        </w:tc>
-      </w:tr>
-      <w:tr>
-        <w:tc>
-          <w:tcPr>
-            <w:tcW w:w="2547" w:type="dxa"/>
-          </w:tcPr>
-          <w:p>
-            <w:pPr>
-              <w:spacing w:line="276" w:lineRule="auto"/>
-              <w:rPr>
-                <w:rFonts w:ascii="Arial" w:hAnsi="Arial" w:cs="Arial"/>
-                <w:b/>
-                <w:bCs/>
-                <w:sz w:val="24"/>
-                <w:szCs w:val="24"/>
-                <w:lang w:val="es-ES"/>
-              </w:rPr>
-            </w:pPr>
-            <w:r>
-              <w:rPr>
-                <w:rFonts w:ascii="Arial" w:hAnsi="Arial" w:cs="Arial"/>
-                <w:sz w:val="24"/>
-                <w:szCs w:val="24"/>
-              </w:rPr>
-              <w:t>Programación y desarrollo</w:t>
-            </w:r>
-          </w:p>
-        </w:tc>
-        <w:tc>
-          <w:tcPr>
-            <w:tcW w:w="5528" w:type="dxa"/>
+              <w:t>Dominio de tecnologías y construcción de software</w:t>
+            </w:r>
+          </w:p>
+        </w:tc>
+        <w:tc>
+          <w:tcPr>
+            <w:tcW w:w="1319" w:type="dxa"/>
             <w:tcBorders>
               <w:top w:val="single" w:sz="4" w:space="0" w:color="000000"/>
               <w:left w:val="single" w:sz="4" w:space="0" w:color="000000"/>
@@ -20476,6 +20833,7 @@
           <w:p>
             <w:pPr>
               <w:spacing w:line="276" w:lineRule="auto"/>
+              <w:jc w:val="center"/>
               <w:rPr>
                 <w:rFonts w:ascii="Arial" w:hAnsi="Arial" w:cs="Arial"/>
                 <w:sz w:val="24"/>
@@ -20490,13 +20848,38 @@
                 <w:szCs w:val="24"/>
                 <w:lang w:val="es-ES"/>
               </w:rPr>
-              <w:t>Dominio de tecnologías y construcción de software</w:t>
-            </w:r>
-          </w:p>
-        </w:tc>
-        <w:tc>
-          <w:tcPr>
-            <w:tcW w:w="1319" w:type="dxa"/>
+              <w:t>20 pts.</w:t>
+            </w:r>
+          </w:p>
+        </w:tc>
+      </w:tr>
+      <w:tr>
+        <w:tc>
+          <w:tcPr>
+            <w:tcW w:w="2547" w:type="dxa"/>
+          </w:tcPr>
+          <w:p>
+            <w:pPr>
+              <w:spacing w:line="276" w:lineRule="auto"/>
+              <w:rPr>
+                <w:rFonts w:ascii="Arial" w:hAnsi="Arial" w:cs="Arial"/>
+                <w:sz w:val="24"/>
+                <w:szCs w:val="24"/>
+              </w:rPr>
+            </w:pPr>
+            <w:r>
+              <w:rPr>
+                <w:rFonts w:ascii="Arial" w:hAnsi="Arial" w:cs="Arial"/>
+                <w:sz w:val="24"/>
+                <w:szCs w:val="24"/>
+              </w:rPr>
+              <w:t>Trabajo en equipo</w:t>
+            </w:r>
+          </w:p>
+        </w:tc>
+        <w:tc>
+          <w:tcPr>
+            <w:tcW w:w="5528" w:type="dxa"/>
             <w:tcBorders>
               <w:top w:val="single" w:sz="4" w:space="0" w:color="000000"/>
               <w:left w:val="single" w:sz="4" w:space="0" w:color="000000"/>
@@ -20507,7 +20890,6 @@
           <w:p>
             <w:pPr>
               <w:spacing w:line="276" w:lineRule="auto"/>
-              <w:jc w:val="center"/>
               <w:rPr>
                 <w:rFonts w:ascii="Arial" w:hAnsi="Arial" w:cs="Arial"/>
                 <w:sz w:val="24"/>
@@ -20522,47 +20904,13 @@
                 <w:szCs w:val="24"/>
                 <w:lang w:val="es-ES"/>
               </w:rPr>
-              <w:t xml:space="preserve">20 </w:t>
-            </w:r>
-            <w:r>
-              <w:rPr>
-                <w:rFonts w:ascii="Arial" w:hAnsi="Arial" w:cs="Arial"/>
-                <w:sz w:val="24"/>
-                <w:szCs w:val="24"/>
-                <w:lang w:val="es-ES"/>
-              </w:rPr>
-              <w:t>pts.</w:t>
-            </w:r>
-          </w:p>
-        </w:tc>
-      </w:tr>
-      <w:tr>
-        <w:tc>
-          <w:tcPr>
-            <w:tcW w:w="2547" w:type="dxa"/>
-          </w:tcPr>
-          <w:p>
-            <w:pPr>
-              <w:spacing w:line="276" w:lineRule="auto"/>
-              <w:rPr>
-                <w:rFonts w:ascii="Arial" w:hAnsi="Arial" w:cs="Arial"/>
-                <w:sz w:val="24"/>
-                <w:szCs w:val="24"/>
-              </w:rPr>
-            </w:pPr>
-            <w:r>
-              <w:rPr>
-                <w:rFonts w:ascii="Arial" w:hAnsi="Arial" w:cs="Arial"/>
-                <w:sz w:val="24"/>
-                <w:szCs w:val="24"/>
-              </w:rPr>
-              <w:t>Trabajo en equipo</w:t>
-            </w:r>
-          </w:p>
-        </w:tc>
-        <w:tc>
-          <w:tcPr>
-            <w:tcW w:w="5528" w:type="dxa"/>
+              <w:t>Capacidad de colaboración y apoyo dentro del Sprint</w:t>
+            </w:r>
+          </w:p>
+        </w:tc>
+        <w:tc>
+          <w:tcPr>
+            <w:tcW w:w="1319" w:type="dxa"/>
             <w:tcBorders>
               <w:top w:val="single" w:sz="4" w:space="0" w:color="000000"/>
               <w:left w:val="single" w:sz="4" w:space="0" w:color="000000"/>
@@ -20573,6 +20921,7 @@
           <w:p>
             <w:pPr>
               <w:spacing w:line="276" w:lineRule="auto"/>
+              <w:jc w:val="center"/>
               <w:rPr>
                 <w:rFonts w:ascii="Arial" w:hAnsi="Arial" w:cs="Arial"/>
                 <w:sz w:val="24"/>
@@ -20587,13 +20936,38 @@
                 <w:szCs w:val="24"/>
                 <w:lang w:val="es-ES"/>
               </w:rPr>
-              <w:t>Capacidad de colaboración y apoyo dentro del Sprint</w:t>
-            </w:r>
-          </w:p>
-        </w:tc>
-        <w:tc>
-          <w:tcPr>
-            <w:tcW w:w="1319" w:type="dxa"/>
+              <w:t>20 pts.</w:t>
+            </w:r>
+          </w:p>
+        </w:tc>
+      </w:tr>
+      <w:tr>
+        <w:tc>
+          <w:tcPr>
+            <w:tcW w:w="2547" w:type="dxa"/>
+          </w:tcPr>
+          <w:p>
+            <w:pPr>
+              <w:spacing w:line="276" w:lineRule="auto"/>
+              <w:rPr>
+                <w:rFonts w:ascii="Arial" w:hAnsi="Arial" w:cs="Arial"/>
+                <w:sz w:val="24"/>
+                <w:szCs w:val="24"/>
+              </w:rPr>
+            </w:pPr>
+            <w:r>
+              <w:rPr>
+                <w:rFonts w:ascii="Arial" w:hAnsi="Arial" w:cs="Arial"/>
+                <w:sz w:val="24"/>
+                <w:szCs w:val="24"/>
+              </w:rPr>
+              <w:t>Resolución de problemas</w:t>
+            </w:r>
+          </w:p>
+        </w:tc>
+        <w:tc>
+          <w:tcPr>
+            <w:tcW w:w="5528" w:type="dxa"/>
             <w:tcBorders>
               <w:top w:val="single" w:sz="4" w:space="0" w:color="000000"/>
               <w:left w:val="single" w:sz="4" w:space="0" w:color="000000"/>
@@ -20604,7 +20978,6 @@
           <w:p>
             <w:pPr>
               <w:spacing w:line="276" w:lineRule="auto"/>
-              <w:jc w:val="center"/>
               <w:rPr>
                 <w:rFonts w:ascii="Arial" w:hAnsi="Arial" w:cs="Arial"/>
                 <w:sz w:val="24"/>
@@ -20619,47 +20992,13 @@
                 <w:szCs w:val="24"/>
                 <w:lang w:val="es-ES"/>
               </w:rPr>
-              <w:t xml:space="preserve">20 </w:t>
-            </w:r>
-            <w:r>
-              <w:rPr>
-                <w:rFonts w:ascii="Arial" w:hAnsi="Arial" w:cs="Arial"/>
-                <w:sz w:val="24"/>
-                <w:szCs w:val="24"/>
-                <w:lang w:val="es-ES"/>
-              </w:rPr>
-              <w:t>pts.</w:t>
-            </w:r>
-          </w:p>
-        </w:tc>
-      </w:tr>
-      <w:tr>
-        <w:tc>
-          <w:tcPr>
-            <w:tcW w:w="2547" w:type="dxa"/>
-          </w:tcPr>
-          <w:p>
-            <w:pPr>
-              <w:spacing w:line="276" w:lineRule="auto"/>
-              <w:rPr>
-                <w:rFonts w:ascii="Arial" w:hAnsi="Arial" w:cs="Arial"/>
-                <w:sz w:val="24"/>
-                <w:szCs w:val="24"/>
-              </w:rPr>
-            </w:pPr>
-            <w:r>
-              <w:rPr>
-                <w:rFonts w:ascii="Arial" w:hAnsi="Arial" w:cs="Arial"/>
-                <w:sz w:val="24"/>
-                <w:szCs w:val="24"/>
-              </w:rPr>
-              <w:t>Resolución de problemas</w:t>
-            </w:r>
-          </w:p>
-        </w:tc>
-        <w:tc>
-          <w:tcPr>
-            <w:tcW w:w="5528" w:type="dxa"/>
+              <w:t>Capacidad analítica y solución de incidencias técnicas</w:t>
+            </w:r>
+          </w:p>
+        </w:tc>
+        <w:tc>
+          <w:tcPr>
+            <w:tcW w:w="1319" w:type="dxa"/>
             <w:tcBorders>
               <w:top w:val="single" w:sz="4" w:space="0" w:color="000000"/>
               <w:left w:val="single" w:sz="4" w:space="0" w:color="000000"/>
@@ -20670,6 +21009,7 @@
           <w:p>
             <w:pPr>
               <w:spacing w:line="276" w:lineRule="auto"/>
+              <w:jc w:val="center"/>
               <w:rPr>
                 <w:rFonts w:ascii="Arial" w:hAnsi="Arial" w:cs="Arial"/>
                 <w:sz w:val="24"/>
@@ -20684,13 +21024,38 @@
                 <w:szCs w:val="24"/>
                 <w:lang w:val="es-ES"/>
               </w:rPr>
-              <w:t>Capacidad analítica y solución de incidencias técnicas</w:t>
-            </w:r>
-          </w:p>
-        </w:tc>
-        <w:tc>
-          <w:tcPr>
-            <w:tcW w:w="1319" w:type="dxa"/>
+              <w:t>15 pts.</w:t>
+            </w:r>
+          </w:p>
+        </w:tc>
+      </w:tr>
+      <w:tr>
+        <w:tc>
+          <w:tcPr>
+            <w:tcW w:w="2547" w:type="dxa"/>
+          </w:tcPr>
+          <w:p>
+            <w:pPr>
+              <w:spacing w:line="276" w:lineRule="auto"/>
+              <w:rPr>
+                <w:rFonts w:ascii="Arial" w:hAnsi="Arial" w:cs="Arial"/>
+                <w:sz w:val="24"/>
+                <w:szCs w:val="24"/>
+              </w:rPr>
+            </w:pPr>
+            <w:r>
+              <w:rPr>
+                <w:rFonts w:ascii="Arial" w:hAnsi="Arial" w:cs="Arial"/>
+                <w:sz w:val="24"/>
+                <w:szCs w:val="24"/>
+              </w:rPr>
+              <w:t>Conocimiento técnico</w:t>
+            </w:r>
+          </w:p>
+        </w:tc>
+        <w:tc>
+          <w:tcPr>
+            <w:tcW w:w="5528" w:type="dxa"/>
             <w:tcBorders>
               <w:top w:val="single" w:sz="4" w:space="0" w:color="000000"/>
               <w:left w:val="single" w:sz="4" w:space="0" w:color="000000"/>
@@ -20701,7 +21066,6 @@
           <w:p>
             <w:pPr>
               <w:spacing w:line="276" w:lineRule="auto"/>
-              <w:jc w:val="center"/>
               <w:rPr>
                 <w:rFonts w:ascii="Arial" w:hAnsi="Arial" w:cs="Arial"/>
                 <w:sz w:val="24"/>
@@ -20716,47 +21080,13 @@
                 <w:szCs w:val="24"/>
                 <w:lang w:val="es-ES"/>
               </w:rPr>
-              <w:t xml:space="preserve">15 </w:t>
-            </w:r>
-            <w:r>
-              <w:rPr>
-                <w:rFonts w:ascii="Arial" w:hAnsi="Arial" w:cs="Arial"/>
-                <w:sz w:val="24"/>
-                <w:szCs w:val="24"/>
-                <w:lang w:val="es-ES"/>
-              </w:rPr>
-              <w:t>pts.</w:t>
-            </w:r>
-          </w:p>
-        </w:tc>
-      </w:tr>
-      <w:tr>
-        <w:tc>
-          <w:tcPr>
-            <w:tcW w:w="2547" w:type="dxa"/>
-          </w:tcPr>
-          <w:p>
-            <w:pPr>
-              <w:spacing w:line="276" w:lineRule="auto"/>
-              <w:rPr>
-                <w:rFonts w:ascii="Arial" w:hAnsi="Arial" w:cs="Arial"/>
-                <w:sz w:val="24"/>
-                <w:szCs w:val="24"/>
-              </w:rPr>
-            </w:pPr>
-            <w:r>
-              <w:rPr>
-                <w:rFonts w:ascii="Arial" w:hAnsi="Arial" w:cs="Arial"/>
-                <w:sz w:val="24"/>
-                <w:szCs w:val="24"/>
-              </w:rPr>
-              <w:t>Conocimiento técnico</w:t>
-            </w:r>
-          </w:p>
-        </w:tc>
-        <w:tc>
-          <w:tcPr>
-            <w:tcW w:w="5528" w:type="dxa"/>
+              <w:t>Manejo de herramientas, bases de datos y arquitectura</w:t>
+            </w:r>
+          </w:p>
+        </w:tc>
+        <w:tc>
+          <w:tcPr>
+            <w:tcW w:w="1319" w:type="dxa"/>
             <w:tcBorders>
               <w:top w:val="single" w:sz="4" w:space="0" w:color="000000"/>
               <w:left w:val="single" w:sz="4" w:space="0" w:color="000000"/>
@@ -20767,6 +21097,7 @@
           <w:p>
             <w:pPr>
               <w:spacing w:line="276" w:lineRule="auto"/>
+              <w:jc w:val="center"/>
               <w:rPr>
                 <w:rFonts w:ascii="Arial" w:hAnsi="Arial" w:cs="Arial"/>
                 <w:sz w:val="24"/>
@@ -20781,13 +21112,38 @@
                 <w:szCs w:val="24"/>
                 <w:lang w:val="es-ES"/>
               </w:rPr>
-              <w:t>Manejo de herramientas, bases de datos y arquitectura</w:t>
-            </w:r>
-          </w:p>
-        </w:tc>
-        <w:tc>
-          <w:tcPr>
-            <w:tcW w:w="1319" w:type="dxa"/>
+              <w:t>20 pts.</w:t>
+            </w:r>
+          </w:p>
+        </w:tc>
+      </w:tr>
+      <w:tr>
+        <w:tc>
+          <w:tcPr>
+            <w:tcW w:w="2547" w:type="dxa"/>
+          </w:tcPr>
+          <w:p>
+            <w:pPr>
+              <w:spacing w:line="276" w:lineRule="auto"/>
+              <w:rPr>
+                <w:rFonts w:ascii="Arial" w:hAnsi="Arial" w:cs="Arial"/>
+                <w:sz w:val="24"/>
+                <w:szCs w:val="24"/>
+              </w:rPr>
+            </w:pPr>
+            <w:r>
+              <w:rPr>
+                <w:rFonts w:ascii="Arial" w:hAnsi="Arial" w:cs="Arial"/>
+                <w:sz w:val="24"/>
+                <w:szCs w:val="24"/>
+              </w:rPr>
+              <w:t>Adaptabilidad</w:t>
+            </w:r>
+          </w:p>
+        </w:tc>
+        <w:tc>
+          <w:tcPr>
+            <w:tcW w:w="5528" w:type="dxa"/>
             <w:tcBorders>
               <w:top w:val="single" w:sz="4" w:space="0" w:color="000000"/>
               <w:left w:val="single" w:sz="4" w:space="0" w:color="000000"/>
@@ -20798,7 +21154,6 @@
           <w:p>
             <w:pPr>
               <w:spacing w:line="276" w:lineRule="auto"/>
-              <w:jc w:val="center"/>
               <w:rPr>
                 <w:rFonts w:ascii="Arial" w:hAnsi="Arial" w:cs="Arial"/>
                 <w:sz w:val="24"/>
@@ -20813,47 +21168,13 @@
                 <w:szCs w:val="24"/>
                 <w:lang w:val="es-ES"/>
               </w:rPr>
-              <w:t xml:space="preserve">20 </w:t>
-            </w:r>
-            <w:r>
-              <w:rPr>
-                <w:rFonts w:ascii="Arial" w:hAnsi="Arial" w:cs="Arial"/>
-                <w:sz w:val="24"/>
-                <w:szCs w:val="24"/>
-                <w:lang w:val="es-ES"/>
-              </w:rPr>
-              <w:t>pts.</w:t>
-            </w:r>
-          </w:p>
-        </w:tc>
-      </w:tr>
-      <w:tr>
-        <w:tc>
-          <w:tcPr>
-            <w:tcW w:w="2547" w:type="dxa"/>
-          </w:tcPr>
-          <w:p>
-            <w:pPr>
-              <w:spacing w:line="276" w:lineRule="auto"/>
-              <w:rPr>
-                <w:rFonts w:ascii="Arial" w:hAnsi="Arial" w:cs="Arial"/>
-                <w:sz w:val="24"/>
-                <w:szCs w:val="24"/>
-              </w:rPr>
-            </w:pPr>
-            <w:r>
-              <w:rPr>
-                <w:rFonts w:ascii="Arial" w:hAnsi="Arial" w:cs="Arial"/>
-                <w:sz w:val="24"/>
-                <w:szCs w:val="24"/>
-              </w:rPr>
-              <w:t>Adaptabilidad</w:t>
-            </w:r>
-          </w:p>
-        </w:tc>
-        <w:tc>
-          <w:tcPr>
-            <w:tcW w:w="5528" w:type="dxa"/>
+              <w:t>Capacidad para ajustarse a cambios y nuevas tareas</w:t>
+            </w:r>
+          </w:p>
+        </w:tc>
+        <w:tc>
+          <w:tcPr>
+            <w:tcW w:w="1319" w:type="dxa"/>
             <w:tcBorders>
               <w:top w:val="single" w:sz="4" w:space="0" w:color="000000"/>
               <w:left w:val="single" w:sz="4" w:space="0" w:color="000000"/>
@@ -20864,6 +21185,7 @@
           <w:p>
             <w:pPr>
               <w:spacing w:line="276" w:lineRule="auto"/>
+              <w:jc w:val="center"/>
               <w:rPr>
                 <w:rFonts w:ascii="Arial" w:hAnsi="Arial" w:cs="Arial"/>
                 <w:sz w:val="24"/>
@@ -20878,13 +21200,38 @@
                 <w:szCs w:val="24"/>
                 <w:lang w:val="es-ES"/>
               </w:rPr>
-              <w:t>Capacidad para ajustarse a cambios y nuevas tareas</w:t>
-            </w:r>
-          </w:p>
-        </w:tc>
-        <w:tc>
-          <w:tcPr>
-            <w:tcW w:w="1319" w:type="dxa"/>
+              <w:t>15 pts.</w:t>
+            </w:r>
+          </w:p>
+        </w:tc>
+      </w:tr>
+      <w:tr>
+        <w:tc>
+          <w:tcPr>
+            <w:tcW w:w="2547" w:type="dxa"/>
+          </w:tcPr>
+          <w:p>
+            <w:pPr>
+              <w:spacing w:line="276" w:lineRule="auto"/>
+              <w:rPr>
+                <w:rFonts w:ascii="Arial" w:hAnsi="Arial" w:cs="Arial"/>
+                <w:sz w:val="24"/>
+                <w:szCs w:val="24"/>
+              </w:rPr>
+            </w:pPr>
+            <w:r>
+              <w:rPr>
+                <w:rFonts w:ascii="Arial" w:hAnsi="Arial" w:cs="Arial"/>
+                <w:sz w:val="24"/>
+                <w:szCs w:val="24"/>
+              </w:rPr>
+              <w:t>Compromiso y responsabilidad</w:t>
+            </w:r>
+          </w:p>
+        </w:tc>
+        <w:tc>
+          <w:tcPr>
+            <w:tcW w:w="5528" w:type="dxa"/>
             <w:tcBorders>
               <w:top w:val="single" w:sz="4" w:space="0" w:color="000000"/>
               <w:left w:val="single" w:sz="4" w:space="0" w:color="000000"/>
@@ -20895,7 +21242,6 @@
           <w:p>
             <w:pPr>
               <w:spacing w:line="276" w:lineRule="auto"/>
-              <w:jc w:val="center"/>
               <w:rPr>
                 <w:rFonts w:ascii="Arial" w:hAnsi="Arial" w:cs="Arial"/>
                 <w:sz w:val="24"/>
@@ -20910,47 +21256,13 @@
                 <w:szCs w:val="24"/>
                 <w:lang w:val="es-ES"/>
               </w:rPr>
-              <w:t xml:space="preserve">15 </w:t>
-            </w:r>
-            <w:r>
-              <w:rPr>
-                <w:rFonts w:ascii="Arial" w:hAnsi="Arial" w:cs="Arial"/>
-                <w:sz w:val="24"/>
-                <w:szCs w:val="24"/>
-                <w:lang w:val="es-ES"/>
-              </w:rPr>
-              <w:t>pts.</w:t>
-            </w:r>
-          </w:p>
-        </w:tc>
-      </w:tr>
-      <w:tr>
-        <w:tc>
-          <w:tcPr>
-            <w:tcW w:w="2547" w:type="dxa"/>
-          </w:tcPr>
-          <w:p>
-            <w:pPr>
-              <w:spacing w:line="276" w:lineRule="auto"/>
-              <w:rPr>
-                <w:rFonts w:ascii="Arial" w:hAnsi="Arial" w:cs="Arial"/>
-                <w:sz w:val="24"/>
-                <w:szCs w:val="24"/>
-              </w:rPr>
-            </w:pPr>
-            <w:r>
-              <w:rPr>
-                <w:rFonts w:ascii="Arial" w:hAnsi="Arial" w:cs="Arial"/>
-                <w:sz w:val="24"/>
-                <w:szCs w:val="24"/>
-              </w:rPr>
-              <w:t>Compromiso y responsabilidad</w:t>
-            </w:r>
-          </w:p>
-        </w:tc>
-        <w:tc>
-          <w:tcPr>
-            <w:tcW w:w="5528" w:type="dxa"/>
+              <w:t>Cumplimiento de actividades y objetivos del Sprint</w:t>
+            </w:r>
+          </w:p>
+        </w:tc>
+        <w:tc>
+          <w:tcPr>
+            <w:tcW w:w="1319" w:type="dxa"/>
             <w:tcBorders>
               <w:top w:val="single" w:sz="4" w:space="0" w:color="000000"/>
               <w:left w:val="single" w:sz="4" w:space="0" w:color="000000"/>
@@ -20961,6 +21273,7 @@
           <w:p>
             <w:pPr>
               <w:spacing w:line="276" w:lineRule="auto"/>
+              <w:jc w:val="center"/>
               <w:rPr>
                 <w:rFonts w:ascii="Arial" w:hAnsi="Arial" w:cs="Arial"/>
                 <w:sz w:val="24"/>
@@ -20975,7 +21288,43 @@
                 <w:szCs w:val="24"/>
                 <w:lang w:val="es-ES"/>
               </w:rPr>
-              <w:t>Cumplimiento de actividades y objetivos del Sprint</w:t>
+              <w:t>10 pts.</w:t>
+            </w:r>
+          </w:p>
+        </w:tc>
+      </w:tr>
+      <w:tr>
+        <w:tc>
+          <w:tcPr>
+            <w:tcW w:w="8075" w:type="dxa"/>
+            <w:gridSpan w:val="2"/>
+            <w:tcBorders>
+              <w:right w:val="single" w:sz="4" w:space="0" w:color="000000"/>
+            </w:tcBorders>
+            <w:shd w:val="clear" w:color="auto" w:fill="D9D9D9" w:themeFill="background1" w:themeFillShade="D9"/>
+          </w:tcPr>
+          <w:p>
+            <w:pPr>
+              <w:spacing w:line="276" w:lineRule="auto"/>
+              <w:rPr>
+                <w:rFonts w:ascii="Arial" w:hAnsi="Arial" w:cs="Arial"/>
+                <w:b/>
+                <w:bCs/>
+                <w:sz w:val="24"/>
+                <w:szCs w:val="24"/>
+                <w:lang w:val="es-ES"/>
+              </w:rPr>
+            </w:pPr>
+            <w:r>
+              <w:rPr>
+                <w:rFonts w:ascii="Arial" w:hAnsi="Arial" w:cs="Arial"/>
+                <w:b/>
+                <w:bCs/>
+                <w:sz w:val="24"/>
+                <w:szCs w:val="24"/>
+                <w:lang w:val="es-ES"/>
+              </w:rPr>
+              <w:t>Puntaje total</w:t>
             </w:r>
           </w:p>
         </w:tc>
@@ -20995,45 +21344,14 @@
               <w:jc w:val="center"/>
               <w:rPr>
                 <w:rFonts w:ascii="Arial" w:hAnsi="Arial" w:cs="Arial"/>
+                <w:b/>
+                <w:bCs/>
                 <w:sz w:val="24"/>
                 <w:szCs w:val="24"/>
                 <w:lang w:val="es-ES"/>
               </w:rPr>
             </w:pPr>
             <w:r>
-              <w:rPr>
-                <w:rFonts w:ascii="Arial" w:hAnsi="Arial" w:cs="Arial"/>
-                <w:sz w:val="24"/>
-                <w:szCs w:val="24"/>
-                <w:lang w:val="es-ES"/>
-              </w:rPr>
-              <w:t xml:space="preserve">10 </w:t>
-            </w:r>
-            <w:r>
-              <w:rPr>
-                <w:rFonts w:ascii="Arial" w:hAnsi="Arial" w:cs="Arial"/>
-                <w:sz w:val="24"/>
-                <w:szCs w:val="24"/>
-                <w:lang w:val="es-ES"/>
-              </w:rPr>
-              <w:t>pts.</w:t>
-            </w:r>
-          </w:p>
-        </w:tc>
-      </w:tr>
-      <w:tr>
-        <w:tc>
-          <w:tcPr>
-            <w:tcW w:w="8075" w:type="dxa"/>
-            <w:gridSpan w:val="2"/>
-            <w:tcBorders>
-              <w:right w:val="single" w:sz="4" w:space="0" w:color="000000"/>
-            </w:tcBorders>
-            <w:shd w:val="clear" w:color="auto" w:fill="D9D9D9" w:themeFill="background1" w:themeFillShade="D9"/>
-          </w:tcPr>
-          <w:p>
-            <w:pPr>
-              <w:spacing w:line="276" w:lineRule="auto"/>
               <w:rPr>
                 <w:rFonts w:ascii="Arial" w:hAnsi="Arial" w:cs="Arial"/>
                 <w:b/>
@@ -21042,64 +21360,7 @@
                 <w:szCs w:val="24"/>
                 <w:lang w:val="es-ES"/>
               </w:rPr>
-            </w:pPr>
-            <w:r>
-              <w:rPr>
-                <w:rFonts w:ascii="Arial" w:hAnsi="Arial" w:cs="Arial"/>
-                <w:b/>
-                <w:bCs/>
-                <w:sz w:val="24"/>
-                <w:szCs w:val="24"/>
-                <w:lang w:val="es-ES"/>
-              </w:rPr>
-              <w:t>Puntaje total</w:t>
-            </w:r>
-          </w:p>
-        </w:tc>
-        <w:tc>
-          <w:tcPr>
-            <w:tcW w:w="1319" w:type="dxa"/>
-            <w:tcBorders>
-              <w:top w:val="single" w:sz="4" w:space="0" w:color="000000"/>
-              <w:left w:val="single" w:sz="4" w:space="0" w:color="000000"/>
-              <w:bottom w:val="single" w:sz="4" w:space="0" w:color="000000"/>
-              <w:right w:val="single" w:sz="4" w:space="0" w:color="000000"/>
-            </w:tcBorders>
-          </w:tcPr>
-          <w:p>
-            <w:pPr>
-              <w:spacing w:line="276" w:lineRule="auto"/>
-              <w:jc w:val="center"/>
-              <w:rPr>
-                <w:rFonts w:ascii="Arial" w:hAnsi="Arial" w:cs="Arial"/>
-                <w:b/>
-                <w:bCs/>
-                <w:sz w:val="24"/>
-                <w:szCs w:val="24"/>
-                <w:lang w:val="es-ES"/>
-              </w:rPr>
-            </w:pPr>
-            <w:r>
-              <w:rPr>
-                <w:rFonts w:ascii="Arial" w:hAnsi="Arial" w:cs="Arial"/>
-                <w:b/>
-                <w:bCs/>
-                <w:sz w:val="24"/>
-                <w:szCs w:val="24"/>
-                <w:lang w:val="es-ES"/>
-              </w:rPr>
-              <w:t xml:space="preserve">100 </w:t>
-            </w:r>
-            <w:r>
-              <w:rPr>
-                <w:rFonts w:ascii="Arial" w:hAnsi="Arial" w:cs="Arial"/>
-                <w:b/>
-                <w:bCs/>
-                <w:sz w:val="24"/>
-                <w:szCs w:val="24"/>
-                <w:lang w:val="es-ES"/>
-              </w:rPr>
-              <w:t>pts.</w:t>
+              <w:t>100 pts.</w:t>
             </w:r>
           </w:p>
         </w:tc>
@@ -21454,6 +21715,7 @@
                 <w:lang w:val="es-MX" w:eastAsia="es-MX"/>
               </w:rPr>
             </w:pPr>
+            <w:proofErr w:type="spellStart"/>
             <w:r>
               <w:rPr>
                 <w:rFonts w:ascii="Arial" w:eastAsia="Times New Roman" w:hAnsi="Arial" w:cs="Arial"/>
@@ -21464,27 +21726,10 @@
                 <w:szCs w:val="24"/>
                 <w:lang w:val="es-MX" w:eastAsia="es-MX"/>
               </w:rPr>
-              <w:t>Nattier Caraballo</w:t>
-            </w:r>
-          </w:p>
-        </w:tc>
-        <w:tc>
-          <w:tcPr>
-            <w:tcW w:w="0" w:type="auto"/>
-            <w:tcBorders>
-              <w:top w:val="single" w:sz="4" w:space="0" w:color="000000"/>
-              <w:left w:val="nil"/>
-              <w:bottom w:val="single" w:sz="4" w:space="0" w:color="000000"/>
-              <w:right w:val="single" w:sz="4" w:space="0" w:color="000000"/>
-            </w:tcBorders>
-            <w:shd w:val="clear" w:color="auto" w:fill="000F2E"/>
-            <w:vAlign w:val="center"/>
-            <w:hideMark/>
-          </w:tcPr>
-          <w:p>
-            <w:pPr>
-              <w:spacing w:after="0" w:line="240" w:lineRule="auto"/>
-              <w:jc w:val="center"/>
+              <w:t>Nattier</w:t>
+            </w:r>
+            <w:proofErr w:type="spellEnd"/>
+            <w:r>
               <w:rPr>
                 <w:rFonts w:ascii="Arial" w:eastAsia="Times New Roman" w:hAnsi="Arial" w:cs="Arial"/>
                 <w:b/>
@@ -21494,8 +21739,27 @@
                 <w:szCs w:val="24"/>
                 <w:lang w:val="es-MX" w:eastAsia="es-MX"/>
               </w:rPr>
-            </w:pPr>
-            <w:r>
+              <w:t xml:space="preserve"> Caraballo</w:t>
+            </w:r>
+          </w:p>
+        </w:tc>
+        <w:tc>
+          <w:tcPr>
+            <w:tcW w:w="0" w:type="auto"/>
+            <w:tcBorders>
+              <w:top w:val="single" w:sz="4" w:space="0" w:color="000000"/>
+              <w:left w:val="nil"/>
+              <w:bottom w:val="single" w:sz="4" w:space="0" w:color="000000"/>
+              <w:right w:val="single" w:sz="4" w:space="0" w:color="000000"/>
+            </w:tcBorders>
+            <w:shd w:val="clear" w:color="auto" w:fill="000F2E"/>
+            <w:vAlign w:val="center"/>
+            <w:hideMark/>
+          </w:tcPr>
+          <w:p>
+            <w:pPr>
+              <w:spacing w:after="0" w:line="240" w:lineRule="auto"/>
+              <w:jc w:val="center"/>
               <w:rPr>
                 <w:rFonts w:ascii="Arial" w:eastAsia="Times New Roman" w:hAnsi="Arial" w:cs="Arial"/>
                 <w:b/>
@@ -21505,7 +21769,32 @@
                 <w:szCs w:val="24"/>
                 <w:lang w:val="es-MX" w:eastAsia="es-MX"/>
               </w:rPr>
-              <w:t>Cindia López</w:t>
+            </w:pPr>
+            <w:proofErr w:type="spellStart"/>
+            <w:r>
+              <w:rPr>
+                <w:rFonts w:ascii="Arial" w:eastAsia="Times New Roman" w:hAnsi="Arial" w:cs="Arial"/>
+                <w:b/>
+                <w:bCs/>
+                <w:color w:val="FFFFFF"/>
+                <w:sz w:val="24"/>
+                <w:szCs w:val="24"/>
+                <w:lang w:val="es-MX" w:eastAsia="es-MX"/>
+              </w:rPr>
+              <w:t>Cindia</w:t>
+            </w:r>
+            <w:proofErr w:type="spellEnd"/>
+            <w:r>
+              <w:rPr>
+                <w:rFonts w:ascii="Arial" w:eastAsia="Times New Roman" w:hAnsi="Arial" w:cs="Arial"/>
+                <w:b/>
+                <w:bCs/>
+                <w:color w:val="FFFFFF"/>
+                <w:sz w:val="24"/>
+                <w:szCs w:val="24"/>
+                <w:lang w:val="es-MX" w:eastAsia="es-MX"/>
+              </w:rPr>
+              <w:t xml:space="preserve"> López</w:t>
             </w:r>
           </w:p>
         </w:tc>
@@ -25921,6 +26210,7 @@
                 <w:lang w:val="es-MX" w:eastAsia="es-MX"/>
               </w:rPr>
             </w:pPr>
+            <w:proofErr w:type="spellStart"/>
             <w:r>
               <w:rPr>
                 <w:rFonts w:ascii="Arial" w:eastAsia="Times New Roman" w:hAnsi="Arial" w:cs="Arial"/>
@@ -25931,7 +26221,20 @@
                 <w:szCs w:val="24"/>
                 <w:lang w:val="es-MX" w:eastAsia="es-MX"/>
               </w:rPr>
-              <w:t xml:space="preserve">Nattier </w:t>
+              <w:t>Nattier</w:t>
+            </w:r>
+            <w:proofErr w:type="spellEnd"/>
+            <w:r>
+              <w:rPr>
+                <w:rFonts w:ascii="Arial" w:eastAsia="Times New Roman" w:hAnsi="Arial" w:cs="Arial"/>
+                <w:b/>
+                <w:bCs/>
+                <w:color w:val="000000"/>
+                <w:sz w:val="24"/>
+                <w:szCs w:val="24"/>
+                <w:lang w:val="es-MX" w:eastAsia="es-MX"/>
+              </w:rPr>
+              <w:t xml:space="preserve"> </w:t>
             </w:r>
             <w:r>
               <w:rPr>
@@ -26601,6 +26904,7 @@
                 <w:lang w:val="es-MX" w:eastAsia="es-MX"/>
               </w:rPr>
             </w:pPr>
+            <w:proofErr w:type="spellStart"/>
             <w:r>
               <w:rPr>
                 <w:rFonts w:ascii="Arial" w:eastAsia="Times New Roman" w:hAnsi="Arial" w:cs="Arial"/>
@@ -26611,7 +26915,20 @@
                 <w:szCs w:val="24"/>
                 <w:lang w:val="es-MX" w:eastAsia="es-MX"/>
               </w:rPr>
-              <w:t xml:space="preserve">Cindia </w:t>
+              <w:t>Cindia</w:t>
+            </w:r>
+            <w:proofErr w:type="spellEnd"/>
+            <w:r>
+              <w:rPr>
+                <w:rFonts w:ascii="Arial" w:eastAsia="Times New Roman" w:hAnsi="Arial" w:cs="Arial"/>
+                <w:b/>
+                <w:bCs/>
+                <w:color w:val="000000"/>
+                <w:sz w:val="24"/>
+                <w:szCs w:val="24"/>
+                <w:lang w:val="es-MX" w:eastAsia="es-MX"/>
+              </w:rPr>
+              <w:t xml:space="preserve"> </w:t>
             </w:r>
             <w:r>
               <w:rPr>
@@ -30647,6 +30964,7 @@
                 <w:lang w:val="es-MX" w:eastAsia="es-MX"/>
               </w:rPr>
             </w:pPr>
+            <w:proofErr w:type="spellStart"/>
             <w:r>
               <w:rPr>
                 <w:rFonts w:ascii="Arial" w:eastAsia="Times New Roman" w:hAnsi="Arial" w:cs="Arial"/>
@@ -30657,15 +30975,27 @@
               </w:rPr>
               <w:t>Product</w:t>
             </w:r>
-            <w:r>
-              <w:rPr>
-                <w:rFonts w:ascii="Arial" w:eastAsia="Times New Roman" w:hAnsi="Arial" w:cs="Arial"/>
-                <w:color w:val="000000"/>
-                <w:sz w:val="24"/>
-                <w:szCs w:val="24"/>
-                <w:lang w:val="es-MX" w:eastAsia="es-MX"/>
-              </w:rPr>
-              <w:t xml:space="preserve"> O</w:t>
+            <w:proofErr w:type="spellEnd"/>
+            <w:r>
+              <w:rPr>
+                <w:rFonts w:ascii="Arial" w:eastAsia="Times New Roman" w:hAnsi="Arial" w:cs="Arial"/>
+                <w:color w:val="000000"/>
+                <w:sz w:val="24"/>
+                <w:szCs w:val="24"/>
+                <w:lang w:val="es-MX" w:eastAsia="es-MX"/>
+              </w:rPr>
+              <w:t xml:space="preserve"> </w:t>
+            </w:r>
+            <w:proofErr w:type="spellStart"/>
+            <w:r>
+              <w:rPr>
+                <w:rFonts w:ascii="Arial" w:eastAsia="Times New Roman" w:hAnsi="Arial" w:cs="Arial"/>
+                <w:color w:val="000000"/>
+                <w:sz w:val="24"/>
+                <w:szCs w:val="24"/>
+                <w:lang w:val="es-MX" w:eastAsia="es-MX"/>
+              </w:rPr>
+              <w:t>O</w:t>
             </w:r>
             <w:r>
               <w:rPr>
@@ -30677,6 +31007,7 @@
               </w:rPr>
               <w:t>wner</w:t>
             </w:r>
+            <w:proofErr w:type="spellEnd"/>
           </w:p>
         </w:tc>
         <w:tc>
